--- a/TS-Kramam/TS-6.6/TS 6.6 Sanskrit Krama Paatam Corrections.docx
+++ b/TS-Kramam/TS-6.6/TS 6.6 Sanskrit Krama Paatam Corrections.docx
@@ -1,6 +1,6 @@
 
 <file path=word/document.xml><?xml version="1.0" encoding="utf-8"?>
-<w:document xmlns:wpc="http://schemas.microsoft.com/office/word/2010/wordprocessingCanvas" xmlns:cx="http://schemas.microsoft.com/office/drawing/2014/chartex" xmlns:cx1="http://schemas.microsoft.com/office/drawing/2015/9/8/chartex" xmlns:mc="http://schemas.openxmlformats.org/markup-compatibility/2006" xmlns:o="urn:schemas-microsoft-com:office:office" xmlns:r="http://schemas.openxmlformats.org/officeDocument/2006/relationships" xmlns:m="http://schemas.openxmlformats.org/officeDocument/2006/math" xmlns:v="urn:schemas-microsoft-com:vml" xmlns:wp14="http://schemas.microsoft.com/office/word/2010/wordprocessingDrawing" xmlns:wp="http://schemas.openxmlformats.org/drawingml/2006/wordprocessingDrawing" xmlns:w10="urn:schemas-microsoft-com:office:word" xmlns:w="http://schemas.openxmlformats.org/wordprocessingml/2006/main" xmlns:w14="http://schemas.microsoft.com/office/word/2010/wordml" xmlns:w15="http://schemas.microsoft.com/office/word/2012/wordml" xmlns:w16se="http://schemas.microsoft.com/office/word/2015/wordml/symex" xmlns:wpg="http://schemas.microsoft.com/office/word/2010/wordprocessingGroup" xmlns:wpi="http://schemas.microsoft.com/office/word/2010/wordprocessingInk" xmlns:wne="http://schemas.microsoft.com/office/word/2006/wordml" xmlns:wps="http://schemas.microsoft.com/office/word/2010/wordprocessingShape" mc:Ignorable="w14 w15 w16se wp14">
+<w:document xmlns:wpc="http://schemas.microsoft.com/office/word/2010/wordprocessingCanvas" xmlns:cx="http://schemas.microsoft.com/office/drawing/2014/chartex" xmlns:cx1="http://schemas.microsoft.com/office/drawing/2015/9/8/chartex" xmlns:cx2="http://schemas.microsoft.com/office/drawing/2015/10/21/chartex" xmlns:cx3="http://schemas.microsoft.com/office/drawing/2016/5/9/chartex" xmlns:cx4="http://schemas.microsoft.com/office/drawing/2016/5/10/chartex" xmlns:cx5="http://schemas.microsoft.com/office/drawing/2016/5/11/chartex" xmlns:cx6="http://schemas.microsoft.com/office/drawing/2016/5/12/chartex" xmlns:cx7="http://schemas.microsoft.com/office/drawing/2016/5/13/chartex" xmlns:cx8="http://schemas.microsoft.com/office/drawing/2016/5/14/chartex" xmlns:mc="http://schemas.openxmlformats.org/markup-compatibility/2006" xmlns:aink="http://schemas.microsoft.com/office/drawing/2016/ink" xmlns:am3d="http://schemas.microsoft.com/office/drawing/2017/model3d" xmlns:o="urn:schemas-microsoft-com:office:office" xmlns:oel="http://schemas.microsoft.com/office/2019/extlst" xmlns:r="http://schemas.openxmlformats.org/officeDocument/2006/relationships" xmlns:m="http://schemas.openxmlformats.org/officeDocument/2006/math" xmlns:v="urn:schemas-microsoft-com:vml" xmlns:wp14="http://schemas.microsoft.com/office/word/2010/wordprocessingDrawing" xmlns:wp="http://schemas.openxmlformats.org/drawingml/2006/wordprocessingDrawing" xmlns:w10="urn:schemas-microsoft-com:office:word" xmlns:w="http://schemas.openxmlformats.org/wordprocessingml/2006/main" xmlns:w14="http://schemas.microsoft.com/office/word/2010/wordml" xmlns:w15="http://schemas.microsoft.com/office/word/2012/wordml" xmlns:w16cex="http://schemas.microsoft.com/office/word/2018/wordml/cex" xmlns:w16cid="http://schemas.microsoft.com/office/word/2016/wordml/cid" xmlns:w16="http://schemas.microsoft.com/office/word/2018/wordml" xmlns:w16du="http://schemas.microsoft.com/office/word/2023/wordml/word16du" xmlns:w16sdtdh="http://schemas.microsoft.com/office/word/2020/wordml/sdtdatahash" xmlns:w16sdtfl="http://schemas.microsoft.com/office/word/2024/wordml/sdtformatlock" xmlns:w16se="http://schemas.microsoft.com/office/word/2015/wordml/symex" xmlns:wpg="http://schemas.microsoft.com/office/word/2010/wordprocessingGroup" xmlns:wpi="http://schemas.microsoft.com/office/word/2010/wordprocessingInk" xmlns:wne="http://schemas.microsoft.com/office/word/2006/wordml" xmlns:wps="http://schemas.microsoft.com/office/word/2010/wordprocessingShape" mc:Ignorable="w14 w15 w16se w16cid w16 w16cex w16sdtdh w16sdtfl w16du wp14">
   <w:body>
     <w:p>
       <w:pPr>
@@ -21,6 +21,1961 @@
           <w:szCs w:val="32"/>
           <w:u w:val="single"/>
         </w:rPr>
+        <w:t xml:space="preserve">TS </w:t>
+      </w:r>
+      <w:r>
+        <w:rPr>
+          <w:b/>
+          <w:bCs/>
+          <w:sz w:val="32"/>
+          <w:szCs w:val="32"/>
+          <w:u w:val="single"/>
+        </w:rPr>
+        <w:t>Krama</w:t>
+      </w:r>
+      <w:r>
+        <w:rPr>
+          <w:b/>
+          <w:bCs/>
+          <w:sz w:val="32"/>
+          <w:szCs w:val="32"/>
+          <w:u w:val="single"/>
+        </w:rPr>
+        <w:t xml:space="preserve"> Paatam – TS </w:t>
+      </w:r>
+      <w:r>
+        <w:rPr>
+          <w:b/>
+          <w:bCs/>
+          <w:sz w:val="32"/>
+          <w:szCs w:val="32"/>
+          <w:u w:val="single"/>
+        </w:rPr>
+        <w:t>6.6 Sanskrit</w:t>
+      </w:r>
+      <w:r>
+        <w:rPr>
+          <w:b/>
+          <w:bCs/>
+          <w:sz w:val="32"/>
+          <w:szCs w:val="32"/>
+          <w:u w:val="single"/>
+        </w:rPr>
+        <w:t xml:space="preserve"> Corrections –</w:t>
+      </w:r>
+      <w:r>
+        <w:rPr>
+          <w:b/>
+          <w:bCs/>
+          <w:sz w:val="32"/>
+          <w:szCs w:val="32"/>
+          <w:u w:val="single"/>
+        </w:rPr>
+        <w:t xml:space="preserve"> </w:t>
+      </w:r>
+      <w:r>
+        <w:rPr>
+          <w:b/>
+          <w:bCs/>
+          <w:sz w:val="32"/>
+          <w:szCs w:val="32"/>
+          <w:u w:val="single"/>
+        </w:rPr>
+        <w:t xml:space="preserve">Observed till </w:t>
+      </w:r>
+      <w:proofErr w:type="spellStart"/>
+      <w:r>
+        <w:rPr>
+          <w:b/>
+          <w:bCs/>
+          <w:color w:val="EE0000"/>
+          <w:sz w:val="32"/>
+          <w:szCs w:val="32"/>
+          <w:highlight w:val="yellow"/>
+          <w:u w:val="single"/>
+        </w:rPr>
+        <w:t>xxxxxxxxxxxxxxxxxx</w:t>
+      </w:r>
+      <w:proofErr w:type="spellEnd"/>
+    </w:p>
+    <w:p>
+      <w:pPr>
+        <w:jc w:val="center"/>
+        <w:rPr>
+          <w:b/>
+          <w:bCs/>
+        </w:rPr>
+      </w:pPr>
+      <w:r>
+        <w:rPr>
+          <w:b/>
+          <w:bCs/>
+        </w:rPr>
+        <w:t>(ignore those which are already incorporated in your book’s version and date)</w:t>
+      </w:r>
+    </w:p>
+    <w:tbl>
+      <w:tblPr>
+        <w:tblW w:w="13835" w:type="dxa"/>
+        <w:tblInd w:w="-792" w:type="dxa"/>
+        <w:tblBorders>
+          <w:top w:val="single" w:sz="4" w:space="0" w:color="000000"/>
+          <w:left w:val="single" w:sz="4" w:space="0" w:color="000000"/>
+          <w:bottom w:val="single" w:sz="4" w:space="0" w:color="000000"/>
+          <w:right w:val="single" w:sz="4" w:space="0" w:color="000000"/>
+          <w:insideH w:val="single" w:sz="4" w:space="0" w:color="000000"/>
+          <w:insideV w:val="single" w:sz="4" w:space="0" w:color="000000"/>
+        </w:tblBorders>
+        <w:tblLook w:val="04A0" w:firstRow="1" w:lastRow="0" w:firstColumn="1" w:lastColumn="0" w:noHBand="0" w:noVBand="1"/>
+      </w:tblPr>
+      <w:tblGrid>
+        <w:gridCol w:w="3877"/>
+        <w:gridCol w:w="4738"/>
+        <w:gridCol w:w="5220"/>
+      </w:tblGrid>
+      <w:tr>
+        <w:tc>
+          <w:tcPr>
+            <w:tcW w:w="3877" w:type="dxa"/>
+          </w:tcPr>
+          <w:p>
+            <w:pPr>
+              <w:spacing w:before="0" w:line="240" w:lineRule="auto"/>
+              <w:jc w:val="center"/>
+              <w:rPr>
+                <w:b/>
+                <w:bCs/>
+                <w:sz w:val="32"/>
+                <w:szCs w:val="32"/>
+              </w:rPr>
+            </w:pPr>
+            <w:r>
+              <w:rPr>
+                <w:b/>
+                <w:bCs/>
+                <w:sz w:val="32"/>
+                <w:szCs w:val="32"/>
+              </w:rPr>
+              <w:t>Section, Paragraph</w:t>
+            </w:r>
+          </w:p>
+          <w:p>
+            <w:pPr>
+              <w:spacing w:before="0" w:line="240" w:lineRule="auto"/>
+              <w:jc w:val="center"/>
+              <w:rPr>
+                <w:b/>
+                <w:bCs/>
+                <w:sz w:val="32"/>
+                <w:szCs w:val="32"/>
+              </w:rPr>
+            </w:pPr>
+            <w:r>
+              <w:rPr>
+                <w:b/>
+                <w:bCs/>
+                <w:sz w:val="32"/>
+                <w:szCs w:val="32"/>
+              </w:rPr>
+              <w:t>Reference</w:t>
+            </w:r>
+          </w:p>
+        </w:tc>
+        <w:tc>
+          <w:tcPr>
+            <w:tcW w:w="4738" w:type="dxa"/>
+          </w:tcPr>
+          <w:p>
+            <w:pPr>
+              <w:spacing w:before="0" w:line="240" w:lineRule="auto"/>
+              <w:jc w:val="center"/>
+              <w:rPr>
+                <w:b/>
+                <w:bCs/>
+                <w:sz w:val="32"/>
+                <w:szCs w:val="32"/>
+              </w:rPr>
+            </w:pPr>
+            <w:r>
+              <w:rPr>
+                <w:b/>
+                <w:bCs/>
+                <w:sz w:val="32"/>
+                <w:szCs w:val="32"/>
+              </w:rPr>
+              <w:t>As Printed</w:t>
+            </w:r>
+          </w:p>
+        </w:tc>
+        <w:tc>
+          <w:tcPr>
+            <w:tcW w:w="5220" w:type="dxa"/>
+          </w:tcPr>
+          <w:p>
+            <w:pPr>
+              <w:spacing w:before="0" w:line="240" w:lineRule="auto"/>
+              <w:ind w:right="-18"/>
+              <w:jc w:val="center"/>
+              <w:rPr>
+                <w:b/>
+                <w:bCs/>
+                <w:sz w:val="32"/>
+                <w:szCs w:val="32"/>
+              </w:rPr>
+            </w:pPr>
+            <w:r>
+              <w:rPr>
+                <w:b/>
+                <w:bCs/>
+                <w:sz w:val="32"/>
+                <w:szCs w:val="32"/>
+              </w:rPr>
+              <w:t>To be read as or corrected as</w:t>
+            </w:r>
+          </w:p>
+        </w:tc>
+      </w:tr>
+      <w:tr>
+        <w:trPr>
+          <w:trHeight w:val="1389"/>
+        </w:trPr>
+        <w:tc>
+          <w:tcPr>
+            <w:tcW w:w="3877" w:type="dxa"/>
+          </w:tcPr>
+          <w:p>
+            <w:pPr>
+              <w:widowControl w:val="0"/>
+              <w:tabs>
+                <w:tab w:val="left" w:pos="993"/>
+              </w:tabs>
+              <w:autoSpaceDE w:val="0"/>
+              <w:autoSpaceDN w:val="0"/>
+              <w:adjustRightInd w:val="0"/>
+              <w:spacing w:before="0" w:line="252" w:lineRule="auto"/>
+              <w:ind w:right="297"/>
+              <w:rPr>
+                <w:rFonts w:cs="Arial"/>
+                <w:b/>
+                <w:sz w:val="28"/>
+                <w:szCs w:val="28"/>
+              </w:rPr>
+            </w:pPr>
+            <w:r>
+              <w:rPr>
+                <w:rFonts w:cs="Arial"/>
+                <w:b/>
+                <w:sz w:val="28"/>
+                <w:szCs w:val="28"/>
+              </w:rPr>
+              <w:t>T.S.6.6.</w:t>
+            </w:r>
+            <w:r>
+              <w:rPr>
+                <w:rFonts w:cs="Arial"/>
+                <w:b/>
+                <w:sz w:val="28"/>
+                <w:szCs w:val="28"/>
+              </w:rPr>
+              <w:t>2</w:t>
+            </w:r>
+            <w:r>
+              <w:rPr>
+                <w:rFonts w:cs="Arial"/>
+                <w:b/>
+                <w:sz w:val="28"/>
+                <w:szCs w:val="28"/>
+              </w:rPr>
+              <w:t>.</w:t>
+            </w:r>
+            <w:r>
+              <w:rPr>
+                <w:rFonts w:cs="Arial"/>
+                <w:b/>
+                <w:sz w:val="28"/>
+                <w:szCs w:val="28"/>
+              </w:rPr>
+              <w:t>3</w:t>
+            </w:r>
+            <w:r>
+              <w:rPr>
+                <w:rFonts w:cs="Arial"/>
+                <w:b/>
+                <w:sz w:val="28"/>
+                <w:szCs w:val="28"/>
+              </w:rPr>
+              <w:t xml:space="preserve"> – Kramam</w:t>
+            </w:r>
+          </w:p>
+          <w:p>
+            <w:pPr>
+              <w:widowControl w:val="0"/>
+              <w:tabs>
+                <w:tab w:val="left" w:pos="993"/>
+              </w:tabs>
+              <w:autoSpaceDE w:val="0"/>
+              <w:autoSpaceDN w:val="0"/>
+              <w:adjustRightInd w:val="0"/>
+              <w:spacing w:before="0" w:line="252" w:lineRule="auto"/>
+              <w:ind w:right="297"/>
+              <w:rPr>
+                <w:rFonts w:cs="Arial"/>
+                <w:b/>
+                <w:sz w:val="28"/>
+                <w:szCs w:val="28"/>
+              </w:rPr>
+            </w:pPr>
+            <w:r>
+              <w:rPr>
+                <w:rFonts w:cs="Arial"/>
+                <w:b/>
+                <w:sz w:val="28"/>
+                <w:szCs w:val="28"/>
+              </w:rPr>
+              <w:t xml:space="preserve">Krama Vaakyam No.– </w:t>
+            </w:r>
+            <w:r>
+              <w:rPr>
+                <w:rFonts w:cs="Arial"/>
+                <w:b/>
+                <w:sz w:val="28"/>
+                <w:szCs w:val="28"/>
+              </w:rPr>
+              <w:t>34,35</w:t>
+            </w:r>
+          </w:p>
+          <w:p>
+            <w:pPr>
+              <w:widowControl w:val="0"/>
+              <w:tabs>
+                <w:tab w:val="left" w:pos="993"/>
+              </w:tabs>
+              <w:autoSpaceDE w:val="0"/>
+              <w:autoSpaceDN w:val="0"/>
+              <w:adjustRightInd w:val="0"/>
+              <w:spacing w:before="0" w:line="252" w:lineRule="auto"/>
+              <w:ind w:right="297"/>
+              <w:rPr>
+                <w:rFonts w:cs="Arial"/>
+                <w:b/>
+                <w:sz w:val="28"/>
+                <w:szCs w:val="28"/>
+              </w:rPr>
+            </w:pPr>
+            <w:r>
+              <w:rPr>
+                <w:rFonts w:cs="Arial"/>
+                <w:b/>
+                <w:sz w:val="28"/>
+                <w:szCs w:val="28"/>
+              </w:rPr>
+              <w:t xml:space="preserve">Panchaati No. - </w:t>
+            </w:r>
+            <w:r>
+              <w:rPr>
+                <w:rFonts w:cs="Arial"/>
+                <w:b/>
+                <w:sz w:val="28"/>
+                <w:szCs w:val="28"/>
+              </w:rPr>
+              <w:t>8</w:t>
+            </w:r>
+          </w:p>
+        </w:tc>
+        <w:tc>
+          <w:tcPr>
+            <w:tcW w:w="4738" w:type="dxa"/>
+          </w:tcPr>
+          <w:p>
+            <w:pPr>
+              <w:widowControl w:val="0"/>
+              <w:autoSpaceDE w:val="0"/>
+              <w:autoSpaceDN w:val="0"/>
+              <w:adjustRightInd w:val="0"/>
+              <w:spacing w:line="252" w:lineRule="auto"/>
+              <w:rPr>
+                <w:rFonts w:ascii="BRH Devanagari Extra" w:hAnsi="BRH Devanagari Extra" w:cs="BRH Devanagari Extra"/>
+                <w:color w:val="000000"/>
+                <w:sz w:val="40"/>
+                <w:szCs w:val="40"/>
+                <w:lang w:bidi="ml-IN"/>
+              </w:rPr>
+            </w:pPr>
+            <w:proofErr w:type="spellStart"/>
+            <w:r>
+              <w:rPr>
+                <w:rFonts w:ascii="BRH Devanagari Extra" w:hAnsi="BRH Devanagari Extra" w:cs="BRH Devanagari Extra"/>
+                <w:color w:val="000000"/>
+                <w:sz w:val="40"/>
+                <w:szCs w:val="40"/>
+                <w:lang w:bidi="ml-IN"/>
+              </w:rPr>
+              <w:t>aÉÉ</w:t>
+            </w:r>
+            <w:proofErr w:type="spellEnd"/>
+            <w:r>
+              <w:rPr>
+                <w:rFonts w:ascii="BRH Malayalam Extra" w:hAnsi="BRH Malayalam Extra" w:cs="BRH Devanagari Extra"/>
+                <w:b/>
+                <w:color w:val="000000"/>
+                <w:sz w:val="32"/>
+                <w:szCs w:val="40"/>
+                <w:lang w:bidi="ml-IN"/>
+              </w:rPr>
+              <w:t>–</w:t>
+            </w:r>
+            <w:proofErr w:type="spellStart"/>
+            <w:r>
+              <w:rPr>
+                <w:rFonts w:ascii="BRH Devanagari Extra" w:hAnsi="BRH Devanagari Extra" w:cs="BRH Devanagari Extra"/>
+                <w:color w:val="000000"/>
+                <w:sz w:val="40"/>
+                <w:szCs w:val="40"/>
+                <w:lang w:bidi="ml-IN"/>
+              </w:rPr>
+              <w:t>iÉÑqÉç</w:t>
+            </w:r>
+            <w:proofErr w:type="spellEnd"/>
+            <w:r>
+              <w:rPr>
+                <w:rFonts w:ascii="BRH Devanagari Extra" w:hAnsi="BRH Devanagari Extra" w:cs="BRH Devanagari Extra"/>
+                <w:color w:val="000000"/>
+                <w:sz w:val="40"/>
+                <w:szCs w:val="40"/>
+                <w:lang w:bidi="ml-IN"/>
+              </w:rPr>
+              <w:t xml:space="preserve"> </w:t>
+            </w:r>
+            <w:proofErr w:type="spellStart"/>
+            <w:r>
+              <w:rPr>
+                <w:rFonts w:ascii="BRH Devanagari Extra" w:hAnsi="BRH Devanagari Extra" w:cs="BRH Devanagari Extra"/>
+                <w:color w:val="000000"/>
+                <w:sz w:val="40"/>
+                <w:szCs w:val="40"/>
+                <w:lang w:bidi="ml-IN"/>
+              </w:rPr>
+              <w:t>ÆÌuÉ</w:t>
+            </w:r>
+            <w:proofErr w:type="spellEnd"/>
+            <w:r>
+              <w:rPr>
+                <w:rFonts w:ascii="BRH Malayalam Extra" w:hAnsi="BRH Malayalam Extra" w:cs="BRH Devanagari Extra"/>
+                <w:b/>
+                <w:color w:val="000000"/>
+                <w:sz w:val="32"/>
+                <w:szCs w:val="40"/>
+                <w:lang w:bidi="ml-IN"/>
+              </w:rPr>
+              <w:t>–</w:t>
+            </w:r>
+            <w:proofErr w:type="spellStart"/>
+            <w:r>
+              <w:rPr>
+                <w:rFonts w:ascii="BRH Devanagari Extra" w:hAnsi="BRH Devanagari Extra" w:cs="BRH Devanagari Extra"/>
+                <w:color w:val="EE0000"/>
+                <w:sz w:val="40"/>
+                <w:szCs w:val="40"/>
+                <w:highlight w:val="yellow"/>
+                <w:lang w:bidi="ml-IN"/>
+              </w:rPr>
+              <w:t>iuÉÉ</w:t>
+            </w:r>
+            <w:proofErr w:type="spellEnd"/>
+            <w:r>
+              <w:rPr>
+                <w:rFonts w:ascii="BRH Devanagari Extra" w:hAnsi="BRH Devanagari Extra" w:cs="BRH Devanagari Extra"/>
+                <w:color w:val="000000"/>
+                <w:sz w:val="40"/>
+                <w:szCs w:val="40"/>
+                <w:lang w:bidi="ml-IN"/>
+              </w:rPr>
+              <w:t xml:space="preserve"> | </w:t>
+            </w:r>
+          </w:p>
+          <w:p>
+            <w:pPr>
+              <w:widowControl w:val="0"/>
+              <w:autoSpaceDE w:val="0"/>
+              <w:autoSpaceDN w:val="0"/>
+              <w:adjustRightInd w:val="0"/>
+              <w:spacing w:before="0" w:line="240" w:lineRule="auto"/>
+              <w:rPr>
+                <w:rFonts w:ascii="BRH Devanagari Extra" w:hAnsi="BRH Devanagari Extra" w:cs="BRH Devanagari Extra"/>
+                <w:color w:val="000000"/>
+                <w:sz w:val="40"/>
+                <w:szCs w:val="40"/>
+                <w:lang w:bidi="ml-IN"/>
+              </w:rPr>
+            </w:pPr>
+            <w:proofErr w:type="spellStart"/>
+            <w:r>
+              <w:rPr>
+                <w:rFonts w:ascii="BRH Devanagari Extra" w:hAnsi="BRH Devanagari Extra" w:cs="BRH Devanagari Extra"/>
+                <w:color w:val="000000"/>
+                <w:sz w:val="40"/>
+                <w:szCs w:val="40"/>
+                <w:lang w:bidi="ml-IN"/>
+              </w:rPr>
+              <w:t>ÌuÉ</w:t>
+            </w:r>
+            <w:proofErr w:type="spellEnd"/>
+            <w:r>
+              <w:rPr>
+                <w:rFonts w:ascii="BRH Malayalam Extra" w:hAnsi="BRH Malayalam Extra" w:cs="BRH Devanagari Extra"/>
+                <w:b/>
+                <w:color w:val="000000"/>
+                <w:sz w:val="32"/>
+                <w:szCs w:val="40"/>
+                <w:lang w:bidi="ml-IN"/>
+              </w:rPr>
+              <w:t>–</w:t>
+            </w:r>
+            <w:proofErr w:type="spellStart"/>
+            <w:r>
+              <w:rPr>
+                <w:rFonts w:ascii="BRH Devanagari Extra" w:hAnsi="BRH Devanagari Extra" w:cs="BRH Devanagari Extra"/>
+                <w:color w:val="EE0000"/>
+                <w:sz w:val="40"/>
+                <w:szCs w:val="40"/>
+                <w:highlight w:val="yellow"/>
+                <w:lang w:bidi="ml-IN"/>
+              </w:rPr>
+              <w:t>iuÉÉ</w:t>
+            </w:r>
+            <w:proofErr w:type="spellEnd"/>
+            <w:r>
+              <w:rPr>
+                <w:rFonts w:ascii="BRH Devanagari Extra" w:hAnsi="BRH Devanagari Extra" w:cs="BRH Devanagari Extra"/>
+                <w:color w:val="000000"/>
+                <w:sz w:val="40"/>
+                <w:szCs w:val="40"/>
+                <w:lang w:bidi="ml-IN"/>
+              </w:rPr>
+              <w:t xml:space="preserve"> </w:t>
+            </w:r>
+            <w:proofErr w:type="spellStart"/>
+            <w:r>
+              <w:rPr>
+                <w:rFonts w:ascii="BRH Devanagari Extra" w:hAnsi="BRH Devanagari Extra" w:cs="BRH Devanagari Extra"/>
+                <w:color w:val="000000"/>
+                <w:sz w:val="40"/>
+                <w:szCs w:val="40"/>
+                <w:lang w:bidi="ml-IN"/>
+              </w:rPr>
+              <w:t>aÉÉ</w:t>
+            </w:r>
+            <w:proofErr w:type="spellEnd"/>
+            <w:r>
+              <w:rPr>
+                <w:rFonts w:ascii="BRH Malayalam Extra" w:hAnsi="BRH Malayalam Extra" w:cs="BRH Devanagari Extra"/>
+                <w:b/>
+                <w:color w:val="000000"/>
+                <w:sz w:val="32"/>
+                <w:szCs w:val="40"/>
+                <w:lang w:bidi="ml-IN"/>
+              </w:rPr>
+              <w:t>–</w:t>
+            </w:r>
+            <w:proofErr w:type="spellStart"/>
+            <w:r>
+              <w:rPr>
+                <w:rFonts w:ascii="BRH Devanagari Extra" w:hAnsi="BRH Devanagari Extra" w:cs="BRH Devanagari Extra"/>
+                <w:color w:val="000000"/>
+                <w:sz w:val="40"/>
+                <w:szCs w:val="40"/>
+                <w:lang w:bidi="ml-IN"/>
+              </w:rPr>
+              <w:t>iÉÑqÉç</w:t>
+            </w:r>
+            <w:proofErr w:type="spellEnd"/>
+            <w:r>
+              <w:rPr>
+                <w:rFonts w:ascii="BRH Devanagari Extra" w:hAnsi="BRH Devanagari Extra" w:cs="BRH Devanagari Extra"/>
+                <w:color w:val="000000"/>
+                <w:sz w:val="40"/>
+                <w:szCs w:val="40"/>
+                <w:lang w:bidi="ml-IN"/>
+              </w:rPr>
+              <w:t xml:space="preserve"> |</w:t>
+            </w:r>
+          </w:p>
+        </w:tc>
+        <w:tc>
+          <w:tcPr>
+            <w:tcW w:w="5220" w:type="dxa"/>
+          </w:tcPr>
+          <w:p>
+            <w:pPr>
+              <w:widowControl w:val="0"/>
+              <w:autoSpaceDE w:val="0"/>
+              <w:autoSpaceDN w:val="0"/>
+              <w:adjustRightInd w:val="0"/>
+              <w:spacing w:line="252" w:lineRule="auto"/>
+              <w:rPr>
+                <w:rFonts w:cs="Arial"/>
+                <w:color w:val="000000"/>
+                <w:sz w:val="28"/>
+                <w:szCs w:val="28"/>
+                <w:lang w:bidi="ml-IN"/>
+              </w:rPr>
+            </w:pPr>
+            <w:proofErr w:type="spellStart"/>
+            <w:r>
+              <w:rPr>
+                <w:rFonts w:ascii="BRH Devanagari Extra" w:hAnsi="BRH Devanagari Extra" w:cs="BRH Devanagari Extra"/>
+                <w:color w:val="000000"/>
+                <w:sz w:val="40"/>
+                <w:szCs w:val="40"/>
+                <w:lang w:bidi="ml-IN"/>
+              </w:rPr>
+              <w:t>aÉÉ</w:t>
+            </w:r>
+            <w:proofErr w:type="spellEnd"/>
+            <w:r>
+              <w:rPr>
+                <w:rFonts w:ascii="BRH Malayalam Extra" w:hAnsi="BRH Malayalam Extra" w:cs="BRH Devanagari Extra"/>
+                <w:b/>
+                <w:color w:val="000000"/>
+                <w:sz w:val="32"/>
+                <w:szCs w:val="40"/>
+                <w:lang w:bidi="ml-IN"/>
+              </w:rPr>
+              <w:t>–</w:t>
+            </w:r>
+            <w:proofErr w:type="spellStart"/>
+            <w:r>
+              <w:rPr>
+                <w:rFonts w:ascii="BRH Devanagari Extra" w:hAnsi="BRH Devanagari Extra" w:cs="BRH Devanagari Extra"/>
+                <w:color w:val="000000"/>
+                <w:sz w:val="40"/>
+                <w:szCs w:val="40"/>
+                <w:lang w:bidi="ml-IN"/>
+              </w:rPr>
+              <w:t>iÉÑqÉç</w:t>
+            </w:r>
+            <w:proofErr w:type="spellEnd"/>
+            <w:r>
+              <w:rPr>
+                <w:rFonts w:ascii="BRH Devanagari Extra" w:hAnsi="BRH Devanagari Extra" w:cs="BRH Devanagari Extra"/>
+                <w:color w:val="000000"/>
+                <w:sz w:val="40"/>
+                <w:szCs w:val="40"/>
+                <w:lang w:bidi="ml-IN"/>
+              </w:rPr>
+              <w:t xml:space="preserve"> </w:t>
+            </w:r>
+            <w:proofErr w:type="spellStart"/>
+            <w:r>
+              <w:rPr>
+                <w:rFonts w:ascii="BRH Devanagari Extra" w:hAnsi="BRH Devanagari Extra" w:cs="BRH Devanagari Extra"/>
+                <w:color w:val="000000"/>
+                <w:sz w:val="40"/>
+                <w:szCs w:val="40"/>
+                <w:lang w:bidi="ml-IN"/>
+              </w:rPr>
+              <w:t>ÆÌuÉ</w:t>
+            </w:r>
+            <w:proofErr w:type="spellEnd"/>
+            <w:r>
+              <w:rPr>
+                <w:rFonts w:ascii="BRH Malayalam Extra" w:hAnsi="BRH Malayalam Extra" w:cs="BRH Devanagari Extra"/>
+                <w:b/>
+                <w:color w:val="000000"/>
+                <w:sz w:val="32"/>
+                <w:szCs w:val="40"/>
+                <w:lang w:bidi="ml-IN"/>
+              </w:rPr>
+              <w:t>–</w:t>
+            </w:r>
+            <w:proofErr w:type="spellStart"/>
+            <w:r>
+              <w:rPr>
+                <w:rFonts w:ascii="BRH Devanagari Extra" w:hAnsi="BRH Devanagari Extra" w:cs="BRH Devanagari Extra"/>
+                <w:color w:val="000000"/>
+                <w:sz w:val="40"/>
+                <w:szCs w:val="40"/>
+                <w:highlight w:val="yellow"/>
+                <w:lang w:bidi="ml-IN"/>
+              </w:rPr>
+              <w:t>iuÉÉ</w:t>
+            </w:r>
+            <w:proofErr w:type="spellEnd"/>
+            <w:r>
+              <w:rPr>
+                <w:rFonts w:ascii="BRH Devanagari Extra" w:hAnsi="BRH Devanagari Extra" w:cs="BRH Devanagari Extra"/>
+                <w:color w:val="000000"/>
+                <w:sz w:val="40"/>
+                <w:szCs w:val="40"/>
+                <w:lang w:bidi="ml-IN"/>
+              </w:rPr>
+              <w:t xml:space="preserve"> | </w:t>
+            </w:r>
+            <w:proofErr w:type="spellStart"/>
+            <w:r>
+              <w:rPr>
+                <w:rFonts w:cs="Arial"/>
+                <w:color w:val="000000"/>
+                <w:sz w:val="28"/>
+                <w:szCs w:val="28"/>
+                <w:highlight w:val="green"/>
+                <w:lang w:bidi="ml-IN"/>
+              </w:rPr>
+              <w:t>ttv</w:t>
+            </w:r>
+            <w:r>
+              <w:rPr>
+                <w:rFonts w:cs="Arial"/>
+                <w:color w:val="000000"/>
+                <w:sz w:val="28"/>
+                <w:szCs w:val="28"/>
+                <w:lang w:bidi="ml-IN"/>
+              </w:rPr>
+              <w:t>A</w:t>
+            </w:r>
+            <w:proofErr w:type="spellEnd"/>
+          </w:p>
+          <w:p>
+            <w:pPr>
+              <w:widowControl w:val="0"/>
+              <w:autoSpaceDE w:val="0"/>
+              <w:autoSpaceDN w:val="0"/>
+              <w:adjustRightInd w:val="0"/>
+              <w:spacing w:line="252" w:lineRule="auto"/>
+              <w:rPr>
+                <w:rFonts w:cs="Arial"/>
+                <w:color w:val="000000"/>
+                <w:sz w:val="28"/>
+                <w:szCs w:val="28"/>
+                <w:lang w:bidi="ml-IN"/>
+              </w:rPr>
+            </w:pPr>
+            <w:proofErr w:type="spellStart"/>
+            <w:r>
+              <w:rPr>
+                <w:rFonts w:ascii="BRH Devanagari Extra" w:hAnsi="BRH Devanagari Extra" w:cs="BRH Devanagari Extra"/>
+                <w:color w:val="000000"/>
+                <w:sz w:val="40"/>
+                <w:szCs w:val="40"/>
+                <w:lang w:bidi="ml-IN"/>
+              </w:rPr>
+              <w:t>ÌuÉ</w:t>
+            </w:r>
+            <w:proofErr w:type="spellEnd"/>
+            <w:r>
+              <w:rPr>
+                <w:rFonts w:ascii="BRH Malayalam Extra" w:hAnsi="BRH Malayalam Extra" w:cs="BRH Devanagari Extra"/>
+                <w:b/>
+                <w:color w:val="000000"/>
+                <w:sz w:val="32"/>
+                <w:szCs w:val="40"/>
+                <w:lang w:bidi="ml-IN"/>
+              </w:rPr>
+              <w:t>–</w:t>
+            </w:r>
+            <w:proofErr w:type="spellStart"/>
+            <w:r>
+              <w:rPr>
+                <w:rFonts w:ascii="BRH Devanagari Extra" w:hAnsi="BRH Devanagari Extra" w:cs="BRH Devanagari Extra"/>
+                <w:color w:val="000000"/>
+                <w:sz w:val="40"/>
+                <w:szCs w:val="40"/>
+                <w:highlight w:val="yellow"/>
+                <w:lang w:bidi="ml-IN"/>
+              </w:rPr>
+              <w:t>iuÉÉ</w:t>
+            </w:r>
+            <w:proofErr w:type="spellEnd"/>
+            <w:r>
+              <w:rPr>
+                <w:rFonts w:ascii="BRH Devanagari Extra" w:hAnsi="BRH Devanagari Extra" w:cs="BRH Devanagari Extra"/>
+                <w:color w:val="000000"/>
+                <w:sz w:val="40"/>
+                <w:szCs w:val="40"/>
+                <w:lang w:bidi="ml-IN"/>
+              </w:rPr>
+              <w:t xml:space="preserve"> </w:t>
+            </w:r>
+            <w:proofErr w:type="spellStart"/>
+            <w:r>
+              <w:rPr>
+                <w:rFonts w:ascii="BRH Devanagari Extra" w:hAnsi="BRH Devanagari Extra" w:cs="BRH Devanagari Extra"/>
+                <w:color w:val="000000"/>
+                <w:sz w:val="40"/>
+                <w:szCs w:val="40"/>
+                <w:lang w:bidi="ml-IN"/>
+              </w:rPr>
+              <w:t>aÉÉ</w:t>
+            </w:r>
+            <w:proofErr w:type="spellEnd"/>
+            <w:r>
+              <w:rPr>
+                <w:rFonts w:ascii="BRH Malayalam Extra" w:hAnsi="BRH Malayalam Extra" w:cs="BRH Devanagari Extra"/>
+                <w:b/>
+                <w:color w:val="000000"/>
+                <w:sz w:val="32"/>
+                <w:szCs w:val="40"/>
+                <w:lang w:bidi="ml-IN"/>
+              </w:rPr>
+              <w:t>–</w:t>
+            </w:r>
+            <w:proofErr w:type="spellStart"/>
+            <w:r>
+              <w:rPr>
+                <w:rFonts w:ascii="BRH Devanagari Extra" w:hAnsi="BRH Devanagari Extra" w:cs="BRH Devanagari Extra"/>
+                <w:color w:val="000000"/>
+                <w:sz w:val="40"/>
+                <w:szCs w:val="40"/>
+                <w:lang w:bidi="ml-IN"/>
+              </w:rPr>
+              <w:t>iÉÑqÉç</w:t>
+            </w:r>
+            <w:proofErr w:type="spellEnd"/>
+            <w:r>
+              <w:rPr>
+                <w:rFonts w:ascii="BRH Devanagari Extra" w:hAnsi="BRH Devanagari Extra" w:cs="BRH Devanagari Extra"/>
+                <w:color w:val="000000"/>
+                <w:sz w:val="40"/>
+                <w:szCs w:val="40"/>
+                <w:lang w:bidi="ml-IN"/>
+              </w:rPr>
+              <w:t xml:space="preserve"> |</w:t>
+            </w:r>
+            <w:r>
+              <w:rPr>
+                <w:rFonts w:ascii="BRH Devanagari Extra" w:hAnsi="BRH Devanagari Extra" w:cs="BRH Devanagari Extra"/>
+                <w:color w:val="000000"/>
+                <w:sz w:val="40"/>
+                <w:szCs w:val="40"/>
+                <w:lang w:bidi="ml-IN"/>
+              </w:rPr>
+              <w:t xml:space="preserve"> </w:t>
+            </w:r>
+            <w:proofErr w:type="spellStart"/>
+            <w:r>
+              <w:rPr>
+                <w:rFonts w:cs="Arial"/>
+                <w:color w:val="000000"/>
+                <w:sz w:val="28"/>
+                <w:szCs w:val="28"/>
+                <w:highlight w:val="green"/>
+                <w:lang w:bidi="ml-IN"/>
+              </w:rPr>
+              <w:t>ttv</w:t>
+            </w:r>
+            <w:r>
+              <w:rPr>
+                <w:rFonts w:cs="Arial"/>
+                <w:color w:val="000000"/>
+                <w:sz w:val="28"/>
+                <w:szCs w:val="28"/>
+                <w:lang w:bidi="ml-IN"/>
+              </w:rPr>
+              <w:t>A</w:t>
+            </w:r>
+            <w:proofErr w:type="spellEnd"/>
+          </w:p>
+          <w:p>
+            <w:pPr>
+              <w:widowControl w:val="0"/>
+              <w:autoSpaceDE w:val="0"/>
+              <w:autoSpaceDN w:val="0"/>
+              <w:adjustRightInd w:val="0"/>
+              <w:spacing w:before="0" w:line="240" w:lineRule="auto"/>
+              <w:rPr>
+                <w:rFonts w:ascii="BRH Devanagari Extra" w:hAnsi="BRH Devanagari Extra" w:cs="BRH Devanagari Extra"/>
+                <w:color w:val="000000"/>
+                <w:sz w:val="40"/>
+                <w:szCs w:val="40"/>
+                <w:lang w:bidi="ml-IN"/>
+              </w:rPr>
+            </w:pPr>
+          </w:p>
+        </w:tc>
+      </w:tr>
+      <w:tr>
+        <w:trPr>
+          <w:trHeight w:val="1389"/>
+        </w:trPr>
+        <w:tc>
+          <w:tcPr>
+            <w:tcW w:w="3877" w:type="dxa"/>
+          </w:tcPr>
+          <w:p>
+            <w:pPr>
+              <w:widowControl w:val="0"/>
+              <w:tabs>
+                <w:tab w:val="left" w:pos="993"/>
+              </w:tabs>
+              <w:autoSpaceDE w:val="0"/>
+              <w:autoSpaceDN w:val="0"/>
+              <w:adjustRightInd w:val="0"/>
+              <w:spacing w:before="0" w:line="252" w:lineRule="auto"/>
+              <w:ind w:right="297"/>
+              <w:rPr>
+                <w:rFonts w:cs="Arial"/>
+                <w:b/>
+                <w:sz w:val="28"/>
+                <w:szCs w:val="28"/>
+              </w:rPr>
+            </w:pPr>
+            <w:r>
+              <w:rPr>
+                <w:rFonts w:cs="Arial"/>
+                <w:b/>
+                <w:sz w:val="28"/>
+                <w:szCs w:val="28"/>
+              </w:rPr>
+              <w:t>T.S.6.6.</w:t>
+            </w:r>
+            <w:r>
+              <w:rPr>
+                <w:rFonts w:cs="Arial"/>
+                <w:b/>
+                <w:sz w:val="28"/>
+                <w:szCs w:val="28"/>
+              </w:rPr>
+              <w:t>4</w:t>
+            </w:r>
+            <w:r>
+              <w:rPr>
+                <w:rFonts w:cs="Arial"/>
+                <w:b/>
+                <w:sz w:val="28"/>
+                <w:szCs w:val="28"/>
+              </w:rPr>
+              <w:t>.</w:t>
+            </w:r>
+            <w:r>
+              <w:rPr>
+                <w:rFonts w:cs="Arial"/>
+                <w:b/>
+                <w:sz w:val="28"/>
+                <w:szCs w:val="28"/>
+              </w:rPr>
+              <w:t>4</w:t>
+            </w:r>
+            <w:r>
+              <w:rPr>
+                <w:rFonts w:cs="Arial"/>
+                <w:b/>
+                <w:sz w:val="28"/>
+                <w:szCs w:val="28"/>
+              </w:rPr>
+              <w:t xml:space="preserve"> – Kramam</w:t>
+            </w:r>
+          </w:p>
+          <w:p>
+            <w:pPr>
+              <w:widowControl w:val="0"/>
+              <w:tabs>
+                <w:tab w:val="left" w:pos="993"/>
+              </w:tabs>
+              <w:autoSpaceDE w:val="0"/>
+              <w:autoSpaceDN w:val="0"/>
+              <w:adjustRightInd w:val="0"/>
+              <w:spacing w:before="0" w:line="252" w:lineRule="auto"/>
+              <w:ind w:right="297"/>
+              <w:rPr>
+                <w:rFonts w:cs="Arial"/>
+                <w:b/>
+                <w:sz w:val="28"/>
+                <w:szCs w:val="28"/>
+              </w:rPr>
+            </w:pPr>
+            <w:r>
+              <w:rPr>
+                <w:rFonts w:cs="Arial"/>
+                <w:b/>
+                <w:sz w:val="28"/>
+                <w:szCs w:val="28"/>
+              </w:rPr>
+              <w:t xml:space="preserve">Krama Vaakyam No.– </w:t>
+            </w:r>
+            <w:r>
+              <w:rPr>
+                <w:rFonts w:cs="Arial"/>
+                <w:b/>
+                <w:sz w:val="28"/>
+                <w:szCs w:val="28"/>
+              </w:rPr>
+              <w:t>24,26,27</w:t>
+            </w:r>
+          </w:p>
+          <w:p>
+            <w:pPr>
+              <w:widowControl w:val="0"/>
+              <w:tabs>
+                <w:tab w:val="left" w:pos="993"/>
+              </w:tabs>
+              <w:autoSpaceDE w:val="0"/>
+              <w:autoSpaceDN w:val="0"/>
+              <w:adjustRightInd w:val="0"/>
+              <w:spacing w:before="0" w:line="252" w:lineRule="auto"/>
+              <w:ind w:right="297"/>
+              <w:rPr>
+                <w:rFonts w:cs="Arial"/>
+                <w:b/>
+                <w:sz w:val="28"/>
+                <w:szCs w:val="28"/>
+              </w:rPr>
+            </w:pPr>
+            <w:r>
+              <w:rPr>
+                <w:rFonts w:cs="Arial"/>
+                <w:b/>
+                <w:sz w:val="28"/>
+                <w:szCs w:val="28"/>
+              </w:rPr>
+              <w:t xml:space="preserve">Panchaati No. - </w:t>
+            </w:r>
+            <w:r>
+              <w:rPr>
+                <w:rFonts w:cs="Arial"/>
+                <w:b/>
+                <w:sz w:val="28"/>
+                <w:szCs w:val="28"/>
+              </w:rPr>
+              <w:t>17</w:t>
+            </w:r>
+          </w:p>
+        </w:tc>
+        <w:tc>
+          <w:tcPr>
+            <w:tcW w:w="4738" w:type="dxa"/>
+          </w:tcPr>
+          <w:p>
+            <w:pPr>
+              <w:widowControl w:val="0"/>
+              <w:autoSpaceDE w:val="0"/>
+              <w:autoSpaceDN w:val="0"/>
+              <w:adjustRightInd w:val="0"/>
+              <w:spacing w:before="0" w:line="240" w:lineRule="auto"/>
+              <w:rPr>
+                <w:rFonts w:ascii="BRH Devanagari Extra" w:hAnsi="BRH Devanagari Extra" w:cs="BRH Devanagari Extra"/>
+                <w:color w:val="000000"/>
+                <w:sz w:val="40"/>
+                <w:szCs w:val="40"/>
+                <w:lang w:bidi="ml-IN"/>
+              </w:rPr>
+            </w:pPr>
+            <w:r>
+              <w:rPr>
+                <w:rFonts w:ascii="BRH Devanagari Extra" w:hAnsi="BRH Devanagari Extra" w:cs="BRH Devanagari Extra"/>
+                <w:color w:val="000000"/>
+                <w:sz w:val="40"/>
+                <w:szCs w:val="40"/>
+                <w:lang w:bidi="ml-IN"/>
+              </w:rPr>
+              <w:t>E</w:t>
+            </w:r>
+            <w:r>
+              <w:rPr>
+                <w:rFonts w:ascii="BRH Malayalam Extra" w:hAnsi="BRH Malayalam Extra" w:cs="BRH Devanagari Extra"/>
+                <w:b/>
+                <w:color w:val="000000"/>
+                <w:sz w:val="32"/>
+                <w:szCs w:val="40"/>
+                <w:lang w:bidi="ml-IN"/>
+              </w:rPr>
+              <w:t>–</w:t>
+            </w:r>
+            <w:r>
+              <w:rPr>
+                <w:rFonts w:ascii="BRH Devanagari Extra" w:hAnsi="BRH Devanagari Extra" w:cs="BRH Devanagari Extra"/>
+                <w:color w:val="000000"/>
+                <w:sz w:val="40"/>
+                <w:szCs w:val="40"/>
+                <w:lang w:bidi="ml-IN"/>
+              </w:rPr>
+              <w:t>mÉ</w:t>
+            </w:r>
+            <w:r>
+              <w:rPr>
+                <w:rFonts w:ascii="BRH Malayalam Extra" w:hAnsi="BRH Malayalam Extra" w:cs="BRH Devanagari Extra"/>
+                <w:b/>
+                <w:color w:val="000000"/>
+                <w:sz w:val="32"/>
+                <w:szCs w:val="40"/>
+                <w:lang w:bidi="ml-IN"/>
+              </w:rPr>
+              <w:t>–</w:t>
+            </w:r>
+            <w:proofErr w:type="spellStart"/>
+            <w:r>
+              <w:rPr>
+                <w:rFonts w:ascii="BRH Devanagari Extra" w:hAnsi="BRH Devanagari Extra" w:cs="BRH Devanagari Extra"/>
+                <w:color w:val="000000"/>
+                <w:sz w:val="40"/>
+                <w:szCs w:val="40"/>
+                <w:lang w:bidi="ml-IN"/>
+              </w:rPr>
+              <w:t>zÉrÉå</w:t>
+            </w:r>
+            <w:proofErr w:type="spellEnd"/>
+            <w:r>
+              <w:rPr>
+                <w:rFonts w:ascii="BRH Malayalam Extra" w:hAnsi="BRH Malayalam Extra" w:cs="BRH Devanagari Extra"/>
+                <w:b/>
+                <w:color w:val="000000"/>
+                <w:sz w:val="32"/>
+                <w:szCs w:val="40"/>
+                <w:lang w:bidi="ml-IN"/>
+              </w:rPr>
+              <w:t>–</w:t>
+            </w:r>
+            <w:r>
+              <w:rPr>
+                <w:rFonts w:ascii="BRH Devanagari Extra" w:hAnsi="BRH Devanagari Extra" w:cs="BRH Devanagari Extra"/>
+                <w:color w:val="000000"/>
+                <w:sz w:val="40"/>
+                <w:szCs w:val="40"/>
+                <w:lang w:bidi="ml-IN"/>
+              </w:rPr>
+              <w:t xml:space="preserve"> </w:t>
+            </w:r>
+            <w:proofErr w:type="spellStart"/>
+            <w:r>
+              <w:rPr>
+                <w:rFonts w:ascii="BRH Devanagari Extra" w:hAnsi="BRH Devanagari Extra" w:cs="BRH Devanagari Extra"/>
+                <w:color w:val="000000"/>
+                <w:sz w:val="40"/>
+                <w:szCs w:val="40"/>
+                <w:lang w:bidi="ml-IN"/>
+              </w:rPr>
+              <w:t>pÉëÉiÉ×þurÉÉmÉlÉÑ</w:t>
+            </w:r>
+            <w:r>
+              <w:rPr>
+                <w:rFonts w:ascii="BRH Devanagari Extra" w:hAnsi="BRH Devanagari Extra" w:cs="BRH Devanagari Extra"/>
+                <w:color w:val="EE0000"/>
+                <w:sz w:val="40"/>
+                <w:szCs w:val="40"/>
+                <w:highlight w:val="yellow"/>
+                <w:lang w:bidi="ml-IN"/>
+              </w:rPr>
+              <w:t>irÉæ</w:t>
+            </w:r>
+            <w:proofErr w:type="spellEnd"/>
+            <w:r>
+              <w:rPr>
+                <w:rFonts w:ascii="BRH Devanagari Extra" w:hAnsi="BRH Devanagari Extra" w:cs="BRH Devanagari Extra"/>
+                <w:color w:val="EE0000"/>
+                <w:sz w:val="40"/>
+                <w:szCs w:val="40"/>
+                <w:lang w:bidi="ml-IN"/>
+              </w:rPr>
+              <w:t xml:space="preserve"> </w:t>
+            </w:r>
+            <w:r>
+              <w:rPr>
+                <w:rFonts w:ascii="BRH Devanagari Extra" w:hAnsi="BRH Devanagari Extra" w:cs="BRH Devanagari Extra"/>
+                <w:color w:val="000000"/>
+                <w:sz w:val="40"/>
+                <w:szCs w:val="40"/>
+                <w:lang w:bidi="ml-IN"/>
+              </w:rPr>
+              <w:t>|</w:t>
+            </w:r>
+          </w:p>
+          <w:p>
+            <w:pPr>
+              <w:widowControl w:val="0"/>
+              <w:autoSpaceDE w:val="0"/>
+              <w:autoSpaceDN w:val="0"/>
+              <w:adjustRightInd w:val="0"/>
+              <w:spacing w:before="0" w:line="240" w:lineRule="auto"/>
+              <w:rPr>
+                <w:rFonts w:ascii="BRH Malayalam Extra" w:eastAsia="Times New Roman" w:hAnsi="BRH Malayalam Extra" w:cs="BRH Malayalam Extra"/>
+                <w:color w:val="000000"/>
+                <w:sz w:val="40"/>
+                <w:szCs w:val="40"/>
+                <w:lang w:val="en-IN" w:eastAsia="en-IN" w:bidi="ml-IN"/>
+              </w:rPr>
+            </w:pPr>
+            <w:proofErr w:type="spellStart"/>
+            <w:r>
+              <w:rPr>
+                <w:rFonts w:ascii="BRH Devanagari Extra" w:hAnsi="BRH Devanagari Extra" w:cs="BRH Devanagari Extra"/>
+                <w:color w:val="000000"/>
+                <w:sz w:val="40"/>
+                <w:szCs w:val="40"/>
+                <w:lang w:bidi="ml-IN"/>
+              </w:rPr>
+              <w:t>pÉëÉiÉ×þurÉÉmÉlÉÑ</w:t>
+            </w:r>
+            <w:r>
+              <w:rPr>
+                <w:rFonts w:ascii="BRH Devanagari Extra" w:hAnsi="BRH Devanagari Extra" w:cs="BRH Devanagari Extra"/>
+                <w:color w:val="EE0000"/>
+                <w:sz w:val="40"/>
+                <w:szCs w:val="40"/>
+                <w:highlight w:val="yellow"/>
+                <w:lang w:bidi="ml-IN"/>
+              </w:rPr>
+              <w:t>irÉæ</w:t>
+            </w:r>
+            <w:proofErr w:type="spellEnd"/>
+            <w:r>
+              <w:rPr>
+                <w:rFonts w:ascii="BRH Malayalam Extra" w:hAnsi="BRH Malayalam Extra" w:cs="BRH Devanagari Extra"/>
+                <w:b/>
+                <w:color w:val="EE0000"/>
+                <w:sz w:val="32"/>
+                <w:szCs w:val="40"/>
+                <w:highlight w:val="yellow"/>
+                <w:lang w:bidi="ml-IN"/>
+              </w:rPr>
+              <w:t>–</w:t>
+            </w:r>
+            <w:r>
+              <w:rPr>
+                <w:rFonts w:ascii="BRH Devanagari Extra" w:hAnsi="BRH Devanagari Extra" w:cs="BRH Devanagari Extra"/>
+                <w:color w:val="000000"/>
+                <w:sz w:val="40"/>
+                <w:szCs w:val="40"/>
+                <w:lang w:bidi="ml-IN"/>
+              </w:rPr>
+              <w:t xml:space="preserve"> </w:t>
+            </w:r>
+            <w:proofErr w:type="spellStart"/>
+            <w:r>
+              <w:rPr>
+                <w:rFonts w:ascii="BRH Devanagari Extra" w:hAnsi="BRH Devanagari Extra" w:cs="BRH Devanagari Extra"/>
+                <w:color w:val="000000"/>
+                <w:sz w:val="40"/>
+                <w:szCs w:val="40"/>
+                <w:lang w:bidi="ml-IN"/>
+              </w:rPr>
+              <w:t>xÉuÉåïÿ</w:t>
+            </w:r>
+            <w:proofErr w:type="spellEnd"/>
+            <w:r>
+              <w:rPr>
+                <w:rFonts w:ascii="BRH Devanagari Extra" w:hAnsi="BRH Devanagari Extra" w:cs="BRH Devanagari Extra"/>
+                <w:color w:val="000000"/>
+                <w:sz w:val="40"/>
+                <w:szCs w:val="40"/>
+                <w:lang w:bidi="ml-IN"/>
+              </w:rPr>
+              <w:t xml:space="preserve"> | </w:t>
+            </w:r>
+            <w:proofErr w:type="spellStart"/>
+            <w:r>
+              <w:rPr>
+                <w:rFonts w:ascii="BRH Devanagari Extra" w:hAnsi="BRH Devanagari Extra" w:cs="BRH Devanagari Extra"/>
+                <w:color w:val="000000"/>
+                <w:sz w:val="40"/>
+                <w:szCs w:val="40"/>
+                <w:lang w:bidi="ml-IN"/>
+              </w:rPr>
+              <w:t>pÉëÉiÉ×þurÉÉmÉlÉ</w:t>
+            </w:r>
+            <w:r>
+              <w:rPr>
+                <w:rFonts w:ascii="BRH Devanagari Extra" w:hAnsi="BRH Devanagari Extra" w:cs="BRH Devanagari Extra"/>
+                <w:color w:val="000000"/>
+                <w:sz w:val="40"/>
+                <w:szCs w:val="40"/>
+                <w:highlight w:val="yellow"/>
+                <w:lang w:bidi="ml-IN"/>
+              </w:rPr>
+              <w:t>Ñ</w:t>
+            </w:r>
+            <w:r>
+              <w:rPr>
+                <w:rFonts w:ascii="BRH Devanagari Extra" w:hAnsi="BRH Devanagari Extra" w:cs="BRH Devanagari Extra"/>
+                <w:color w:val="EE0000"/>
+                <w:sz w:val="40"/>
+                <w:szCs w:val="40"/>
+                <w:highlight w:val="yellow"/>
+                <w:lang w:bidi="ml-IN"/>
+              </w:rPr>
+              <w:t>irÉÉ</w:t>
+            </w:r>
+            <w:proofErr w:type="spellEnd"/>
+            <w:r>
+              <w:rPr>
+                <w:rFonts w:ascii="BRH Malayalam Extra" w:hAnsi="BRH Malayalam Extra" w:cs="BRH Devanagari Extra"/>
+                <w:b/>
+                <w:color w:val="EE0000"/>
+                <w:sz w:val="32"/>
+                <w:szCs w:val="40"/>
+                <w:highlight w:val="yellow"/>
+                <w:lang w:bidi="ml-IN"/>
+              </w:rPr>
+              <w:t>–</w:t>
+            </w:r>
+            <w:r>
+              <w:rPr>
+                <w:rFonts w:ascii="BRH Devanagari Extra" w:hAnsi="BRH Devanagari Extra" w:cs="BRH Devanagari Extra"/>
+                <w:color w:val="000000"/>
+                <w:sz w:val="40"/>
+                <w:szCs w:val="40"/>
+                <w:lang w:bidi="ml-IN"/>
+              </w:rPr>
+              <w:t xml:space="preserve"> </w:t>
+            </w:r>
+            <w:proofErr w:type="spellStart"/>
+            <w:r>
+              <w:rPr>
+                <w:rFonts w:ascii="BRH Devanagari Extra" w:hAnsi="BRH Devanagari Extra" w:cs="BRH Devanagari Extra"/>
+                <w:color w:val="000000"/>
+                <w:sz w:val="40"/>
+                <w:szCs w:val="40"/>
+                <w:lang w:bidi="ml-IN"/>
+              </w:rPr>
+              <w:t>CÌiÉ</w:t>
+            </w:r>
+            <w:proofErr w:type="spellEnd"/>
+            <w:r>
+              <w:rPr>
+                <w:rFonts w:ascii="BRH Malayalam Extra" w:hAnsi="BRH Malayalam Extra" w:cs="BRH Devanagari Extra"/>
+                <w:b/>
+                <w:color w:val="000000"/>
+                <w:sz w:val="32"/>
+                <w:szCs w:val="40"/>
+                <w:lang w:bidi="ml-IN"/>
+              </w:rPr>
+              <w:t>–</w:t>
+            </w:r>
+            <w:r>
+              <w:rPr>
+                <w:rFonts w:ascii="BRH Devanagari Extra" w:hAnsi="BRH Devanagari Extra" w:cs="BRH Devanagari Extra"/>
+                <w:color w:val="000000"/>
+                <w:sz w:val="40"/>
+                <w:szCs w:val="40"/>
+                <w:lang w:bidi="ml-IN"/>
+              </w:rPr>
+              <w:t xml:space="preserve"> </w:t>
+            </w:r>
+            <w:proofErr w:type="spellStart"/>
+            <w:r>
+              <w:rPr>
+                <w:rFonts w:ascii="BRH Devanagari Extra" w:hAnsi="BRH Devanagari Extra" w:cs="BRH Devanagari Extra"/>
+                <w:color w:val="000000"/>
+                <w:sz w:val="40"/>
+                <w:szCs w:val="40"/>
+                <w:lang w:bidi="ml-IN"/>
+              </w:rPr>
+              <w:t>pÉëÉiÉ×þurÉ</w:t>
+            </w:r>
+            <w:proofErr w:type="spellEnd"/>
+            <w:r>
+              <w:rPr>
+                <w:rFonts w:ascii="BRH Devanagari Extra" w:hAnsi="BRH Devanagari Extra" w:cs="BRH Devanagari Extra"/>
+                <w:color w:val="000000"/>
+                <w:sz w:val="40"/>
+                <w:szCs w:val="40"/>
+                <w:lang w:bidi="ml-IN"/>
+              </w:rPr>
+              <w:t xml:space="preserve"> - A</w:t>
+            </w:r>
+            <w:r>
+              <w:rPr>
+                <w:rFonts w:ascii="BRH Malayalam Extra" w:hAnsi="BRH Malayalam Extra" w:cs="BRH Devanagari Extra"/>
+                <w:b/>
+                <w:color w:val="000000"/>
+                <w:sz w:val="32"/>
+                <w:szCs w:val="40"/>
+                <w:lang w:bidi="ml-IN"/>
+              </w:rPr>
+              <w:t>–</w:t>
+            </w:r>
+            <w:r>
+              <w:rPr>
+                <w:rFonts w:ascii="BRH Devanagari Extra" w:hAnsi="BRH Devanagari Extra" w:cs="BRH Devanagari Extra"/>
+                <w:color w:val="000000"/>
+                <w:sz w:val="40"/>
+                <w:szCs w:val="40"/>
+                <w:lang w:bidi="ml-IN"/>
+              </w:rPr>
+              <w:t>mÉ</w:t>
+            </w:r>
+            <w:r>
+              <w:rPr>
+                <w:rFonts w:ascii="BRH Malayalam Extra" w:hAnsi="BRH Malayalam Extra" w:cs="BRH Devanagari Extra"/>
+                <w:b/>
+                <w:color w:val="000000"/>
+                <w:sz w:val="32"/>
+                <w:szCs w:val="40"/>
+                <w:lang w:bidi="ml-IN"/>
+              </w:rPr>
+              <w:t>–</w:t>
+            </w:r>
+            <w:proofErr w:type="spellStart"/>
+            <w:r>
+              <w:rPr>
+                <w:rFonts w:ascii="BRH Devanagari Extra" w:hAnsi="BRH Devanagari Extra" w:cs="BRH Devanagari Extra"/>
+                <w:color w:val="000000"/>
+                <w:sz w:val="40"/>
+                <w:szCs w:val="40"/>
+                <w:lang w:bidi="ml-IN"/>
+              </w:rPr>
+              <w:t>lÉÑ</w:t>
+            </w:r>
+            <w:proofErr w:type="spellEnd"/>
+            <w:r>
+              <w:rPr>
+                <w:rFonts w:ascii="BRH Malayalam Extra" w:hAnsi="BRH Malayalam Extra" w:cs="BRH Devanagari Extra"/>
+                <w:b/>
+                <w:color w:val="000000"/>
+                <w:sz w:val="32"/>
+                <w:szCs w:val="40"/>
+                <w:lang w:bidi="ml-IN"/>
+              </w:rPr>
+              <w:t>–</w:t>
+            </w:r>
+            <w:proofErr w:type="spellStart"/>
+            <w:r>
+              <w:rPr>
+                <w:rFonts w:ascii="BRH Devanagari Extra" w:hAnsi="BRH Devanagari Extra" w:cs="BRH Devanagari Extra"/>
+                <w:color w:val="EE0000"/>
+                <w:sz w:val="40"/>
+                <w:szCs w:val="40"/>
+                <w:highlight w:val="yellow"/>
+                <w:lang w:bidi="ml-IN"/>
+              </w:rPr>
+              <w:t>irÉæ</w:t>
+            </w:r>
+            <w:proofErr w:type="spellEnd"/>
+            <w:r>
+              <w:rPr>
+                <w:rFonts w:ascii="BRH Malayalam Extra" w:hAnsi="BRH Malayalam Extra" w:cs="BRH Devanagari Extra"/>
+                <w:b/>
+                <w:color w:val="EE0000"/>
+                <w:sz w:val="32"/>
+                <w:szCs w:val="40"/>
+                <w:highlight w:val="yellow"/>
+                <w:lang w:bidi="ml-IN"/>
+              </w:rPr>
+              <w:t>–</w:t>
+            </w:r>
+            <w:r>
+              <w:rPr>
+                <w:rFonts w:ascii="BRH Devanagari Extra" w:hAnsi="BRH Devanagari Extra" w:cs="BRH Devanagari Extra"/>
+                <w:color w:val="000000"/>
+                <w:sz w:val="40"/>
+                <w:szCs w:val="40"/>
+                <w:lang w:bidi="ml-IN"/>
+              </w:rPr>
+              <w:t xml:space="preserve"> |</w:t>
+            </w:r>
+          </w:p>
+        </w:tc>
+        <w:tc>
+          <w:tcPr>
+            <w:tcW w:w="5220" w:type="dxa"/>
+          </w:tcPr>
+          <w:p>
+            <w:pPr>
+              <w:widowControl w:val="0"/>
+              <w:autoSpaceDE w:val="0"/>
+              <w:autoSpaceDN w:val="0"/>
+              <w:adjustRightInd w:val="0"/>
+              <w:spacing w:before="0" w:line="240" w:lineRule="auto"/>
+              <w:rPr>
+                <w:rFonts w:ascii="BRH Devanagari Extra" w:hAnsi="BRH Devanagari Extra" w:cs="BRH Devanagari Extra"/>
+                <w:color w:val="000000"/>
+                <w:sz w:val="40"/>
+                <w:szCs w:val="40"/>
+                <w:lang w:bidi="ml-IN"/>
+              </w:rPr>
+            </w:pPr>
+            <w:r>
+              <w:rPr>
+                <w:rFonts w:ascii="BRH Devanagari Extra" w:hAnsi="BRH Devanagari Extra" w:cs="BRH Devanagari Extra"/>
+                <w:color w:val="000000"/>
+                <w:sz w:val="40"/>
+                <w:szCs w:val="40"/>
+                <w:lang w:bidi="ml-IN"/>
+              </w:rPr>
+              <w:t>E</w:t>
+            </w:r>
+            <w:r>
+              <w:rPr>
+                <w:rFonts w:ascii="BRH Malayalam Extra" w:hAnsi="BRH Malayalam Extra" w:cs="BRH Devanagari Extra"/>
+                <w:b/>
+                <w:color w:val="000000"/>
+                <w:sz w:val="32"/>
+                <w:szCs w:val="40"/>
+                <w:lang w:bidi="ml-IN"/>
+              </w:rPr>
+              <w:t>–</w:t>
+            </w:r>
+            <w:r>
+              <w:rPr>
+                <w:rFonts w:ascii="BRH Devanagari Extra" w:hAnsi="BRH Devanagari Extra" w:cs="BRH Devanagari Extra"/>
+                <w:color w:val="000000"/>
+                <w:sz w:val="40"/>
+                <w:szCs w:val="40"/>
+                <w:lang w:bidi="ml-IN"/>
+              </w:rPr>
+              <w:t>mÉ</w:t>
+            </w:r>
+            <w:r>
+              <w:rPr>
+                <w:rFonts w:ascii="BRH Malayalam Extra" w:hAnsi="BRH Malayalam Extra" w:cs="BRH Devanagari Extra"/>
+                <w:b/>
+                <w:color w:val="000000"/>
+                <w:sz w:val="32"/>
+                <w:szCs w:val="40"/>
+                <w:lang w:bidi="ml-IN"/>
+              </w:rPr>
+              <w:t>–</w:t>
+            </w:r>
+            <w:proofErr w:type="spellStart"/>
+            <w:r>
+              <w:rPr>
+                <w:rFonts w:ascii="BRH Devanagari Extra" w:hAnsi="BRH Devanagari Extra" w:cs="BRH Devanagari Extra"/>
+                <w:color w:val="000000"/>
+                <w:sz w:val="40"/>
+                <w:szCs w:val="40"/>
+                <w:lang w:bidi="ml-IN"/>
+              </w:rPr>
+              <w:t>zÉrÉå</w:t>
+            </w:r>
+            <w:proofErr w:type="spellEnd"/>
+            <w:r>
+              <w:rPr>
+                <w:rFonts w:ascii="BRH Malayalam Extra" w:hAnsi="BRH Malayalam Extra" w:cs="BRH Devanagari Extra"/>
+                <w:b/>
+                <w:color w:val="000000"/>
+                <w:sz w:val="32"/>
+                <w:szCs w:val="40"/>
+                <w:lang w:bidi="ml-IN"/>
+              </w:rPr>
+              <w:t>–</w:t>
+            </w:r>
+            <w:r>
+              <w:rPr>
+                <w:rFonts w:ascii="BRH Devanagari Extra" w:hAnsi="BRH Devanagari Extra" w:cs="BRH Devanagari Extra"/>
+                <w:color w:val="000000"/>
+                <w:sz w:val="40"/>
+                <w:szCs w:val="40"/>
+                <w:lang w:bidi="ml-IN"/>
+              </w:rPr>
+              <w:t xml:space="preserve"> </w:t>
+            </w:r>
+            <w:proofErr w:type="spellStart"/>
+            <w:r>
+              <w:rPr>
+                <w:rFonts w:ascii="BRH Devanagari Extra" w:hAnsi="BRH Devanagari Extra" w:cs="BRH Devanagari Extra"/>
+                <w:color w:val="000000"/>
+                <w:sz w:val="40"/>
+                <w:szCs w:val="40"/>
+                <w:lang w:bidi="ml-IN"/>
+              </w:rPr>
+              <w:t>pÉëÉiÉ×þurÉÉmÉlÉÑ</w:t>
+            </w:r>
+            <w:r>
+              <w:rPr>
+                <w:rFonts w:ascii="BRH Devanagari Extra" w:hAnsi="BRH Devanagari Extra" w:cs="BRH Devanagari Extra"/>
+                <w:color w:val="EE0000"/>
+                <w:sz w:val="40"/>
+                <w:szCs w:val="40"/>
+                <w:highlight w:val="yellow"/>
+                <w:lang w:bidi="ml-IN"/>
+              </w:rPr>
+              <w:t>irÉæ</w:t>
+            </w:r>
+            <w:proofErr w:type="spellEnd"/>
+            <w:r>
+              <w:rPr>
+                <w:rFonts w:ascii="BRH Devanagari Extra" w:hAnsi="BRH Devanagari Extra" w:cs="BRH Devanagari Extra"/>
+                <w:color w:val="EE0000"/>
+                <w:sz w:val="40"/>
+                <w:szCs w:val="40"/>
+                <w:lang w:bidi="ml-IN"/>
+              </w:rPr>
+              <w:t xml:space="preserve"> </w:t>
+            </w:r>
+            <w:r>
+              <w:rPr>
+                <w:rFonts w:ascii="BRH Devanagari Extra" w:hAnsi="BRH Devanagari Extra" w:cs="BRH Devanagari Extra"/>
+                <w:color w:val="000000"/>
+                <w:sz w:val="40"/>
+                <w:szCs w:val="40"/>
+                <w:lang w:bidi="ml-IN"/>
+              </w:rPr>
+              <w:t>|</w:t>
+            </w:r>
+            <w:r>
+              <w:rPr>
+                <w:rFonts w:ascii="BRH Devanagari Extra" w:hAnsi="BRH Devanagari Extra" w:cs="BRH Devanagari Extra"/>
+                <w:color w:val="000000"/>
+                <w:sz w:val="40"/>
+                <w:szCs w:val="40"/>
+                <w:lang w:bidi="ml-IN"/>
+              </w:rPr>
+              <w:t xml:space="preserve"> </w:t>
+            </w:r>
+            <w:proofErr w:type="spellStart"/>
+            <w:r>
+              <w:rPr>
+                <w:rFonts w:cs="Arial"/>
+                <w:color w:val="000000"/>
+                <w:sz w:val="28"/>
+                <w:szCs w:val="28"/>
+                <w:lang w:bidi="ml-IN"/>
+              </w:rPr>
+              <w:t>ttyai</w:t>
+            </w:r>
+            <w:proofErr w:type="spellEnd"/>
+          </w:p>
+          <w:p>
+            <w:pPr>
+              <w:widowControl w:val="0"/>
+              <w:autoSpaceDE w:val="0"/>
+              <w:autoSpaceDN w:val="0"/>
+              <w:adjustRightInd w:val="0"/>
+              <w:spacing w:before="0" w:line="240" w:lineRule="auto"/>
+              <w:rPr>
+                <w:rFonts w:ascii="BRH Malayalam Extra" w:eastAsia="Times New Roman" w:hAnsi="BRH Malayalam Extra" w:cs="BRH Malayalam Extra"/>
+                <w:color w:val="000000"/>
+                <w:sz w:val="40"/>
+                <w:szCs w:val="40"/>
+                <w:lang w:val="en-IN" w:eastAsia="en-IN" w:bidi="ml-IN"/>
+              </w:rPr>
+            </w:pPr>
+            <w:proofErr w:type="spellStart"/>
+            <w:r>
+              <w:rPr>
+                <w:rFonts w:ascii="BRH Devanagari Extra" w:hAnsi="BRH Devanagari Extra" w:cs="BRH Devanagari Extra"/>
+                <w:color w:val="000000"/>
+                <w:sz w:val="40"/>
+                <w:szCs w:val="40"/>
+                <w:lang w:bidi="ml-IN"/>
+              </w:rPr>
+              <w:t>pÉëÉiÉ×þurÉÉmÉlÉÑ</w:t>
+            </w:r>
+            <w:r>
+              <w:rPr>
+                <w:rFonts w:ascii="BRH Devanagari Extra" w:hAnsi="BRH Devanagari Extra" w:cs="BRH Devanagari Extra"/>
+                <w:color w:val="EE0000"/>
+                <w:sz w:val="40"/>
+                <w:szCs w:val="40"/>
+                <w:highlight w:val="yellow"/>
+                <w:lang w:bidi="ml-IN"/>
+              </w:rPr>
+              <w:t>irÉæ</w:t>
+            </w:r>
+            <w:proofErr w:type="spellEnd"/>
+            <w:r>
+              <w:rPr>
+                <w:rFonts w:ascii="BRH Malayalam Extra" w:hAnsi="BRH Malayalam Extra" w:cs="BRH Devanagari Extra"/>
+                <w:b/>
+                <w:color w:val="EE0000"/>
+                <w:sz w:val="32"/>
+                <w:szCs w:val="40"/>
+                <w:highlight w:val="yellow"/>
+                <w:lang w:bidi="ml-IN"/>
+              </w:rPr>
+              <w:t>–</w:t>
+            </w:r>
+            <w:r>
+              <w:rPr>
+                <w:rFonts w:ascii="BRH Devanagari Extra" w:hAnsi="BRH Devanagari Extra" w:cs="BRH Devanagari Extra"/>
+                <w:color w:val="000000"/>
+                <w:sz w:val="40"/>
+                <w:szCs w:val="40"/>
+                <w:lang w:bidi="ml-IN"/>
+              </w:rPr>
+              <w:t xml:space="preserve"> </w:t>
+            </w:r>
+            <w:proofErr w:type="spellStart"/>
+            <w:r>
+              <w:rPr>
+                <w:rFonts w:ascii="BRH Devanagari Extra" w:hAnsi="BRH Devanagari Extra" w:cs="BRH Devanagari Extra"/>
+                <w:color w:val="000000"/>
+                <w:sz w:val="40"/>
+                <w:szCs w:val="40"/>
+                <w:lang w:bidi="ml-IN"/>
+              </w:rPr>
+              <w:t>xÉuÉåïÿ</w:t>
+            </w:r>
+            <w:proofErr w:type="spellEnd"/>
+            <w:r>
+              <w:rPr>
+                <w:rFonts w:ascii="BRH Devanagari Extra" w:hAnsi="BRH Devanagari Extra" w:cs="BRH Devanagari Extra"/>
+                <w:color w:val="000000"/>
+                <w:sz w:val="40"/>
+                <w:szCs w:val="40"/>
+                <w:lang w:bidi="ml-IN"/>
+              </w:rPr>
+              <w:t xml:space="preserve"> | </w:t>
+            </w:r>
+            <w:proofErr w:type="spellStart"/>
+            <w:r>
+              <w:rPr>
+                <w:rFonts w:ascii="BRH Devanagari Extra" w:hAnsi="BRH Devanagari Extra" w:cs="BRH Devanagari Extra"/>
+                <w:color w:val="000000"/>
+                <w:sz w:val="40"/>
+                <w:szCs w:val="40"/>
+                <w:lang w:bidi="ml-IN"/>
+              </w:rPr>
+              <w:t>pÉëÉiÉ×þurÉÉmÉlÉ</w:t>
+            </w:r>
+            <w:r>
+              <w:rPr>
+                <w:rFonts w:ascii="BRH Devanagari Extra" w:hAnsi="BRH Devanagari Extra" w:cs="BRH Devanagari Extra"/>
+                <w:color w:val="000000"/>
+                <w:sz w:val="40"/>
+                <w:szCs w:val="40"/>
+                <w:highlight w:val="yellow"/>
+                <w:lang w:bidi="ml-IN"/>
+              </w:rPr>
+              <w:t>Ñ</w:t>
+            </w:r>
+            <w:r>
+              <w:rPr>
+                <w:rFonts w:ascii="BRH Devanagari Extra" w:hAnsi="BRH Devanagari Extra" w:cs="BRH Devanagari Extra"/>
+                <w:color w:val="EE0000"/>
+                <w:sz w:val="40"/>
+                <w:szCs w:val="40"/>
+                <w:highlight w:val="yellow"/>
+                <w:lang w:bidi="ml-IN"/>
+              </w:rPr>
+              <w:t>irÉÉ</w:t>
+            </w:r>
+            <w:proofErr w:type="spellEnd"/>
+            <w:r>
+              <w:rPr>
+                <w:rFonts w:ascii="BRH Malayalam Extra" w:hAnsi="BRH Malayalam Extra" w:cs="BRH Devanagari Extra"/>
+                <w:b/>
+                <w:color w:val="EE0000"/>
+                <w:sz w:val="32"/>
+                <w:szCs w:val="40"/>
+                <w:highlight w:val="yellow"/>
+                <w:lang w:bidi="ml-IN"/>
+              </w:rPr>
+              <w:t>–</w:t>
+            </w:r>
+            <w:r>
+              <w:rPr>
+                <w:rFonts w:ascii="BRH Devanagari Extra" w:hAnsi="BRH Devanagari Extra" w:cs="BRH Devanagari Extra"/>
+                <w:color w:val="000000"/>
+                <w:sz w:val="40"/>
+                <w:szCs w:val="40"/>
+                <w:lang w:bidi="ml-IN"/>
+              </w:rPr>
+              <w:t xml:space="preserve"> </w:t>
+            </w:r>
+            <w:proofErr w:type="spellStart"/>
+            <w:r>
+              <w:rPr>
+                <w:rFonts w:ascii="BRH Devanagari Extra" w:hAnsi="BRH Devanagari Extra" w:cs="BRH Devanagari Extra"/>
+                <w:color w:val="000000"/>
+                <w:sz w:val="40"/>
+                <w:szCs w:val="40"/>
+                <w:lang w:bidi="ml-IN"/>
+              </w:rPr>
+              <w:t>CÌiÉ</w:t>
+            </w:r>
+            <w:proofErr w:type="spellEnd"/>
+            <w:r>
+              <w:rPr>
+                <w:rFonts w:ascii="BRH Malayalam Extra" w:hAnsi="BRH Malayalam Extra" w:cs="BRH Devanagari Extra"/>
+                <w:b/>
+                <w:color w:val="000000"/>
+                <w:sz w:val="32"/>
+                <w:szCs w:val="40"/>
+                <w:lang w:bidi="ml-IN"/>
+              </w:rPr>
+              <w:t>–</w:t>
+            </w:r>
+            <w:r>
+              <w:rPr>
+                <w:rFonts w:ascii="BRH Devanagari Extra" w:hAnsi="BRH Devanagari Extra" w:cs="BRH Devanagari Extra"/>
+                <w:color w:val="000000"/>
+                <w:sz w:val="40"/>
+                <w:szCs w:val="40"/>
+                <w:lang w:bidi="ml-IN"/>
+              </w:rPr>
+              <w:t xml:space="preserve"> </w:t>
+            </w:r>
+            <w:proofErr w:type="spellStart"/>
+            <w:r>
+              <w:rPr>
+                <w:rFonts w:ascii="BRH Devanagari Extra" w:hAnsi="BRH Devanagari Extra" w:cs="BRH Devanagari Extra"/>
+                <w:color w:val="000000"/>
+                <w:sz w:val="40"/>
+                <w:szCs w:val="40"/>
+                <w:lang w:bidi="ml-IN"/>
+              </w:rPr>
+              <w:t>pÉëÉiÉ×þurÉ</w:t>
+            </w:r>
+            <w:proofErr w:type="spellEnd"/>
+            <w:r>
+              <w:rPr>
+                <w:rFonts w:ascii="BRH Devanagari Extra" w:hAnsi="BRH Devanagari Extra" w:cs="BRH Devanagari Extra"/>
+                <w:color w:val="000000"/>
+                <w:sz w:val="40"/>
+                <w:szCs w:val="40"/>
+                <w:lang w:bidi="ml-IN"/>
+              </w:rPr>
+              <w:t xml:space="preserve"> - A</w:t>
+            </w:r>
+            <w:r>
+              <w:rPr>
+                <w:rFonts w:ascii="BRH Malayalam Extra" w:hAnsi="BRH Malayalam Extra" w:cs="BRH Devanagari Extra"/>
+                <w:b/>
+                <w:color w:val="000000"/>
+                <w:sz w:val="32"/>
+                <w:szCs w:val="40"/>
+                <w:lang w:bidi="ml-IN"/>
+              </w:rPr>
+              <w:t>–</w:t>
+            </w:r>
+            <w:r>
+              <w:rPr>
+                <w:rFonts w:ascii="BRH Devanagari Extra" w:hAnsi="BRH Devanagari Extra" w:cs="BRH Devanagari Extra"/>
+                <w:color w:val="000000"/>
+                <w:sz w:val="40"/>
+                <w:szCs w:val="40"/>
+                <w:lang w:bidi="ml-IN"/>
+              </w:rPr>
+              <w:t>mÉ</w:t>
+            </w:r>
+            <w:r>
+              <w:rPr>
+                <w:rFonts w:ascii="BRH Malayalam Extra" w:hAnsi="BRH Malayalam Extra" w:cs="BRH Devanagari Extra"/>
+                <w:b/>
+                <w:color w:val="000000"/>
+                <w:sz w:val="32"/>
+                <w:szCs w:val="40"/>
+                <w:lang w:bidi="ml-IN"/>
+              </w:rPr>
+              <w:t>–</w:t>
+            </w:r>
+            <w:proofErr w:type="spellStart"/>
+            <w:r>
+              <w:rPr>
+                <w:rFonts w:ascii="BRH Devanagari Extra" w:hAnsi="BRH Devanagari Extra" w:cs="BRH Devanagari Extra"/>
+                <w:color w:val="000000"/>
+                <w:sz w:val="40"/>
+                <w:szCs w:val="40"/>
+                <w:lang w:bidi="ml-IN"/>
+              </w:rPr>
+              <w:t>lÉÑ</w:t>
+            </w:r>
+            <w:proofErr w:type="spellEnd"/>
+            <w:r>
+              <w:rPr>
+                <w:rFonts w:ascii="BRH Malayalam Extra" w:hAnsi="BRH Malayalam Extra" w:cs="BRH Devanagari Extra"/>
+                <w:b/>
+                <w:color w:val="000000"/>
+                <w:sz w:val="32"/>
+                <w:szCs w:val="40"/>
+                <w:lang w:bidi="ml-IN"/>
+              </w:rPr>
+              <w:t>–</w:t>
+            </w:r>
+            <w:proofErr w:type="spellStart"/>
+            <w:r>
+              <w:rPr>
+                <w:rFonts w:ascii="BRH Devanagari Extra" w:hAnsi="BRH Devanagari Extra" w:cs="BRH Devanagari Extra"/>
+                <w:color w:val="EE0000"/>
+                <w:sz w:val="40"/>
+                <w:szCs w:val="40"/>
+                <w:highlight w:val="yellow"/>
+                <w:lang w:bidi="ml-IN"/>
+              </w:rPr>
+              <w:t>irÉæ</w:t>
+            </w:r>
+            <w:proofErr w:type="spellEnd"/>
+            <w:r>
+              <w:rPr>
+                <w:rFonts w:ascii="BRH Malayalam Extra" w:hAnsi="BRH Malayalam Extra" w:cs="BRH Devanagari Extra"/>
+                <w:b/>
+                <w:color w:val="EE0000"/>
+                <w:sz w:val="32"/>
+                <w:szCs w:val="40"/>
+                <w:highlight w:val="yellow"/>
+                <w:lang w:bidi="ml-IN"/>
+              </w:rPr>
+              <w:t>–</w:t>
+            </w:r>
+            <w:r>
+              <w:rPr>
+                <w:rFonts w:ascii="BRH Devanagari Extra" w:hAnsi="BRH Devanagari Extra" w:cs="BRH Devanagari Extra"/>
+                <w:color w:val="000000"/>
+                <w:sz w:val="40"/>
+                <w:szCs w:val="40"/>
+                <w:lang w:bidi="ml-IN"/>
+              </w:rPr>
+              <w:t xml:space="preserve"> |</w:t>
+            </w:r>
+          </w:p>
+        </w:tc>
+      </w:tr>
+    </w:tbl>
+    <w:p>
+      <w:pPr>
+        <w:jc w:val="center"/>
+        <w:rPr>
+          <w:b/>
+          <w:bCs/>
+          <w:sz w:val="32"/>
+          <w:szCs w:val="32"/>
+          <w:u w:val="single"/>
+        </w:rPr>
+      </w:pPr>
+      <w:r>
+        <w:rPr>
+          <w:b/>
+          <w:bCs/>
+          <w:sz w:val="32"/>
+          <w:szCs w:val="32"/>
+          <w:u w:val="single"/>
+        </w:rPr>
+        <w:t>==========</w:t>
+      </w:r>
+    </w:p>
+    <w:p>
+      <w:pPr>
+        <w:jc w:val="center"/>
+        <w:rPr>
+          <w:b/>
+          <w:bCs/>
+          <w:sz w:val="32"/>
+          <w:szCs w:val="32"/>
+          <w:u w:val="single"/>
+        </w:rPr>
+      </w:pPr>
+    </w:p>
+    <w:p>
+      <w:pPr>
+        <w:jc w:val="center"/>
+        <w:rPr>
+          <w:b/>
+          <w:bCs/>
+          <w:sz w:val="32"/>
+          <w:szCs w:val="32"/>
+          <w:u w:val="single"/>
+        </w:rPr>
+      </w:pPr>
+    </w:p>
+    <w:p>
+      <w:pPr>
+        <w:jc w:val="center"/>
+        <w:rPr>
+          <w:b/>
+          <w:bCs/>
+          <w:sz w:val="32"/>
+          <w:szCs w:val="32"/>
+          <w:u w:val="single"/>
+        </w:rPr>
+      </w:pPr>
+      <w:r>
+        <w:rPr>
+          <w:b/>
+          <w:bCs/>
+          <w:sz w:val="32"/>
+          <w:szCs w:val="32"/>
+          <w:u w:val="single"/>
+        </w:rPr>
+        <w:lastRenderedPageBreak/>
         <w:t xml:space="preserve">TS </w:t>
       </w:r>
       <w:r>
@@ -406,21 +2361,8 @@
                 <w:highlight w:val="yellow"/>
                 <w:lang w:bidi="ml-IN"/>
               </w:rPr>
-              <w:t xml:space="preserve"> </w:t>
-            </w:r>
-            <w:proofErr w:type="spellStart"/>
-            <w:r>
-              <w:rPr>
-                <w:rFonts w:ascii="BRH Devanagari Extra" w:hAnsi="BRH Devanagari Extra" w:cs="BRH Devanagari Extra"/>
-                <w:color w:val="000000"/>
-                <w:sz w:val="40"/>
-                <w:szCs w:val="40"/>
-                <w:highlight w:val="yellow"/>
-                <w:lang w:bidi="ml-IN"/>
-              </w:rPr>
-              <w:t>lÉç</w:t>
-            </w:r>
-            <w:proofErr w:type="spellEnd"/>
+              <w:t xml:space="preserve"> lÉç</w:t>
+            </w:r>
             <w:r>
               <w:rPr>
                 <w:rFonts w:ascii="BRH Devanagari Extra" w:hAnsi="BRH Devanagari Extra" w:cs="BRH Devanagari Extra"/>
@@ -496,21 +2438,8 @@
                 <w:highlight w:val="green"/>
                 <w:lang w:bidi="ml-IN"/>
               </w:rPr>
-              <w:t xml:space="preserve"> </w:t>
-            </w:r>
-            <w:proofErr w:type="spellStart"/>
-            <w:r>
-              <w:rPr>
-                <w:rFonts w:ascii="BRH Devanagari Extra" w:hAnsi="BRH Devanagari Extra" w:cs="BRH Devanagari Extra"/>
-                <w:color w:val="000000"/>
-                <w:sz w:val="40"/>
-                <w:szCs w:val="40"/>
-                <w:highlight w:val="green"/>
-                <w:lang w:bidi="ml-IN"/>
-              </w:rPr>
-              <w:t>lÉ</w:t>
-            </w:r>
-            <w:proofErr w:type="spellEnd"/>
+              <w:t xml:space="preserve"> lÉ</w:t>
+            </w:r>
             <w:r>
               <w:rPr>
                 <w:rFonts w:ascii="BRH Devanagari Extra" w:hAnsi="BRH Devanagari Extra" w:cs="BRH Devanagari Extra"/>
@@ -712,7 +2641,6 @@
                 <w:lang w:bidi="ml-IN"/>
               </w:rPr>
             </w:pPr>
-            <w:proofErr w:type="spellStart"/>
             <w:r>
               <w:rPr>
                 <w:rFonts w:ascii="BRH Devanagari Extra" w:hAnsi="BRH Devanagari Extra" w:cs="BRH Devanagari Extra"/>
@@ -723,7 +2651,6 @@
               </w:rPr>
               <w:t>Nû</w:t>
             </w:r>
-            <w:proofErr w:type="spellEnd"/>
             <w:r>
               <w:rPr>
                 <w:rFonts w:ascii="BRH Malayalam Extra" w:hAnsi="BRH Malayalam Extra" w:cs="BRH Devanagari Extra"/>
@@ -850,20 +2777,8 @@
                 <w:szCs w:val="40"/>
                 <w:lang w:bidi="ml-IN"/>
               </w:rPr>
-              <w:t xml:space="preserve"> - </w:t>
-            </w:r>
-            <w:proofErr w:type="spellStart"/>
-            <w:r>
-              <w:rPr>
-                <w:rFonts w:ascii="BRH Devanagari Extra" w:hAnsi="BRH Devanagari Extra" w:cs="BRH Devanagari Extra"/>
-                <w:color w:val="000000"/>
-                <w:sz w:val="40"/>
-                <w:szCs w:val="40"/>
-                <w:lang w:bidi="ml-IN"/>
-              </w:rPr>
-              <w:t>MÑü</w:t>
-            </w:r>
-            <w:proofErr w:type="spellEnd"/>
+              <w:t xml:space="preserve"> - MÑü</w:t>
+            </w:r>
             <w:r>
               <w:rPr>
                 <w:rFonts w:ascii="BRH Malayalam Extra" w:hAnsi="BRH Malayalam Extra" w:cs="BRH Devanagari Extra"/>
@@ -918,7 +2833,6 @@
                 <w:lang w:bidi="ml-IN"/>
               </w:rPr>
             </w:pPr>
-            <w:proofErr w:type="spellStart"/>
             <w:r>
               <w:rPr>
                 <w:rFonts w:ascii="BRH Devanagari Extra" w:hAnsi="BRH Devanagari Extra" w:cs="BRH Devanagari Extra"/>
@@ -929,7 +2843,6 @@
               </w:rPr>
               <w:t>Nû</w:t>
             </w:r>
-            <w:proofErr w:type="spellEnd"/>
             <w:r>
               <w:rPr>
                 <w:rFonts w:ascii="BRH Malayalam Extra" w:hAnsi="BRH Malayalam Extra" w:cs="BRH Devanagari Extra"/>
@@ -1057,20 +2970,8 @@
                 <w:szCs w:val="40"/>
                 <w:lang w:bidi="ml-IN"/>
               </w:rPr>
-              <w:t xml:space="preserve"> - </w:t>
-            </w:r>
-            <w:proofErr w:type="spellStart"/>
-            <w:r>
-              <w:rPr>
-                <w:rFonts w:ascii="BRH Devanagari Extra" w:hAnsi="BRH Devanagari Extra" w:cs="BRH Devanagari Extra"/>
-                <w:color w:val="000000"/>
-                <w:sz w:val="40"/>
-                <w:szCs w:val="40"/>
-                <w:lang w:bidi="ml-IN"/>
-              </w:rPr>
-              <w:t>MÑü</w:t>
-            </w:r>
-            <w:proofErr w:type="spellEnd"/>
+              <w:t xml:space="preserve"> - MÑü</w:t>
+            </w:r>
             <w:r>
               <w:rPr>
                 <w:rFonts w:ascii="BRH Malayalam Extra" w:hAnsi="BRH Malayalam Extra" w:cs="BRH Devanagari Extra"/>
@@ -1151,7 +3052,6 @@
         </w:rPr>
         <w:t xml:space="preserve">TS </w:t>
       </w:r>
-      <w:proofErr w:type="spellStart"/>
       <w:r>
         <w:rPr>
           <w:b/>
@@ -1162,7 +3062,6 @@
         </w:rPr>
         <w:t>Krama</w:t>
       </w:r>
-      <w:proofErr w:type="spellEnd"/>
       <w:r>
         <w:rPr>
           <w:b/>
@@ -1171,29 +3070,7 @@
           <w:szCs w:val="32"/>
           <w:u w:val="single"/>
         </w:rPr>
-        <w:t xml:space="preserve"> </w:t>
-      </w:r>
-      <w:proofErr w:type="spellStart"/>
-      <w:r>
-        <w:rPr>
-          <w:b/>
-          <w:bCs/>
-          <w:sz w:val="32"/>
-          <w:szCs w:val="32"/>
-          <w:u w:val="single"/>
-        </w:rPr>
-        <w:t>Paatam</w:t>
-      </w:r>
-      <w:proofErr w:type="spellEnd"/>
-      <w:r>
-        <w:rPr>
-          <w:b/>
-          <w:bCs/>
-          <w:sz w:val="32"/>
-          <w:szCs w:val="32"/>
-          <w:u w:val="single"/>
-        </w:rPr>
-        <w:t xml:space="preserve"> – TS </w:t>
+        <w:t xml:space="preserve"> Paatam – TS </w:t>
       </w:r>
       <w:r>
         <w:rPr>
@@ -1321,12 +3198,16 @@
               <w:spacing w:before="0" w:line="240" w:lineRule="auto"/>
               <w:jc w:val="center"/>
               <w:rPr>
+                <w:b/>
+                <w:bCs/>
                 <w:sz w:val="32"/>
                 <w:szCs w:val="32"/>
               </w:rPr>
             </w:pPr>
             <w:r>
               <w:rPr>
+                <w:b/>
+                <w:bCs/>
                 <w:sz w:val="32"/>
                 <w:szCs w:val="32"/>
               </w:rPr>
@@ -1338,12 +3219,16 @@
               <w:spacing w:before="0" w:line="240" w:lineRule="auto"/>
               <w:jc w:val="center"/>
               <w:rPr>
+                <w:b/>
+                <w:bCs/>
                 <w:sz w:val="32"/>
                 <w:szCs w:val="32"/>
               </w:rPr>
             </w:pPr>
             <w:r>
               <w:rPr>
+                <w:b/>
+                <w:bCs/>
                 <w:sz w:val="32"/>
                 <w:szCs w:val="32"/>
               </w:rPr>
@@ -1360,12 +3245,16 @@
               <w:spacing w:before="0" w:line="240" w:lineRule="auto"/>
               <w:jc w:val="center"/>
               <w:rPr>
+                <w:b/>
+                <w:bCs/>
                 <w:sz w:val="32"/>
                 <w:szCs w:val="32"/>
               </w:rPr>
             </w:pPr>
             <w:r>
               <w:rPr>
+                <w:b/>
+                <w:bCs/>
                 <w:sz w:val="32"/>
                 <w:szCs w:val="32"/>
               </w:rPr>
@@ -1383,12 +3272,16 @@
               <w:ind w:right="-18"/>
               <w:jc w:val="center"/>
               <w:rPr>
+                <w:b/>
+                <w:bCs/>
                 <w:sz w:val="32"/>
                 <w:szCs w:val="32"/>
               </w:rPr>
             </w:pPr>
             <w:r>
               <w:rPr>
+                <w:b/>
+                <w:bCs/>
                 <w:sz w:val="32"/>
                 <w:szCs w:val="32"/>
               </w:rPr>
@@ -1549,7 +3442,6 @@
               </w:rPr>
               <w:t>–</w:t>
             </w:r>
-            <w:proofErr w:type="spellStart"/>
             <w:r>
               <w:rPr>
                 <w:rFonts w:ascii="BRH Devanagari Extra" w:hAnsi="BRH Devanagari Extra" w:cs="BRH Devanagari Extra"/>
@@ -1560,7 +3452,6 @@
               </w:rPr>
               <w:t>uÉ</w:t>
             </w:r>
-            <w:proofErr w:type="spellEnd"/>
             <w:r>
               <w:rPr>
                 <w:rFonts w:ascii="BRH Malayalam Extra" w:hAnsi="BRH Malayalam Extra" w:cs="BRH Devanagari Extra"/>
@@ -1643,7 +3534,6 @@
               </w:rPr>
               <w:t>–</w:t>
             </w:r>
-            <w:proofErr w:type="spellStart"/>
             <w:r>
               <w:rPr>
                 <w:rFonts w:ascii="BRH Devanagari Extra" w:hAnsi="BRH Devanagari Extra" w:cs="BRH Devanagari Extra"/>
@@ -1654,7 +3544,6 @@
               </w:rPr>
               <w:t>uÉ</w:t>
             </w:r>
-            <w:proofErr w:type="spellEnd"/>
             <w:r>
               <w:rPr>
                 <w:rFonts w:ascii="BRH Malayalam Extra" w:hAnsi="BRH Malayalam Extra" w:cs="BRH Devanagari Extra"/>
@@ -1785,7 +3674,6 @@
               </w:rPr>
               <w:t>–</w:t>
             </w:r>
-            <w:proofErr w:type="spellStart"/>
             <w:r>
               <w:rPr>
                 <w:rFonts w:ascii="BRH Devanagari Extra" w:hAnsi="BRH Devanagari Extra" w:cs="BRH Devanagari Extra"/>
@@ -1796,7 +3684,6 @@
               </w:rPr>
               <w:t>uÉ</w:t>
             </w:r>
-            <w:proofErr w:type="spellEnd"/>
             <w:r>
               <w:rPr>
                 <w:rFonts w:ascii="BRH Malayalam Extra" w:hAnsi="BRH Malayalam Extra" w:cs="BRH Devanagari Extra"/>
@@ -1879,7 +3766,6 @@
               </w:rPr>
               <w:t>–</w:t>
             </w:r>
-            <w:proofErr w:type="spellStart"/>
             <w:r>
               <w:rPr>
                 <w:rFonts w:ascii="BRH Devanagari Extra" w:hAnsi="BRH Devanagari Extra" w:cs="BRH Devanagari Extra"/>
@@ -1890,7 +3776,6 @@
               </w:rPr>
               <w:t>uÉ</w:t>
             </w:r>
-            <w:proofErr w:type="spellEnd"/>
             <w:r>
               <w:rPr>
                 <w:rFonts w:ascii="BRH Malayalam Extra" w:hAnsi="BRH Malayalam Extra" w:cs="BRH Devanagari Extra"/>
@@ -2241,27 +4126,15 @@
               </w:rPr>
               <w:t>–</w:t>
             </w:r>
-            <w:proofErr w:type="spellStart"/>
-            <w:r>
-              <w:rPr>
-                <w:rFonts w:ascii="BRH Devanagari Extra" w:hAnsi="BRH Devanagari Extra" w:cs="BRH Devanagari Extra"/>
-                <w:color w:val="000000"/>
-                <w:sz w:val="40"/>
-                <w:szCs w:val="40"/>
-                <w:lang w:bidi="ml-IN"/>
-              </w:rPr>
-              <w:t>Uç</w:t>
-            </w:r>
-            <w:proofErr w:type="spellEnd"/>
-            <w:r>
-              <w:rPr>
-                <w:rFonts w:ascii="BRH Devanagari Extra" w:hAnsi="BRH Devanagari Extra" w:cs="BRH Devanagari Extra"/>
-                <w:color w:val="000000"/>
-                <w:sz w:val="40"/>
-                <w:szCs w:val="40"/>
-                <w:lang w:bidi="ml-IN"/>
-              </w:rPr>
-              <w:t xml:space="preserve"> </w:t>
+            <w:r>
+              <w:rPr>
+                <w:rFonts w:ascii="BRH Devanagari Extra" w:hAnsi="BRH Devanagari Extra" w:cs="BRH Devanagari Extra"/>
+                <w:color w:val="000000"/>
+                <w:sz w:val="40"/>
+                <w:szCs w:val="40"/>
+                <w:lang w:bidi="ml-IN"/>
+              </w:rPr>
+              <w:t xml:space="preserve">Uç </w:t>
             </w:r>
             <w:proofErr w:type="spellStart"/>
             <w:r>
@@ -2437,27 +4310,15 @@
               </w:rPr>
               <w:t>–</w:t>
             </w:r>
-            <w:proofErr w:type="spellStart"/>
-            <w:r>
-              <w:rPr>
-                <w:rFonts w:ascii="BRH Devanagari Extra" w:hAnsi="BRH Devanagari Extra" w:cs="BRH Devanagari Extra"/>
-                <w:color w:val="000000"/>
-                <w:sz w:val="40"/>
-                <w:szCs w:val="40"/>
-                <w:lang w:bidi="ml-IN"/>
-              </w:rPr>
-              <w:t>Uç</w:t>
-            </w:r>
-            <w:proofErr w:type="spellEnd"/>
-            <w:r>
-              <w:rPr>
-                <w:rFonts w:ascii="BRH Devanagari Extra" w:hAnsi="BRH Devanagari Extra" w:cs="BRH Devanagari Extra"/>
-                <w:color w:val="000000"/>
-                <w:sz w:val="40"/>
-                <w:szCs w:val="40"/>
-                <w:lang w:bidi="ml-IN"/>
-              </w:rPr>
-              <w:t xml:space="preserve"> </w:t>
+            <w:r>
+              <w:rPr>
+                <w:rFonts w:ascii="BRH Devanagari Extra" w:hAnsi="BRH Devanagari Extra" w:cs="BRH Devanagari Extra"/>
+                <w:color w:val="000000"/>
+                <w:sz w:val="40"/>
+                <w:szCs w:val="40"/>
+                <w:lang w:bidi="ml-IN"/>
+              </w:rPr>
+              <w:t xml:space="preserve">Uç </w:t>
             </w:r>
             <w:proofErr w:type="spellStart"/>
             <w:r>
@@ -2706,27 +4567,15 @@
               </w:rPr>
               <w:t>–</w:t>
             </w:r>
-            <w:proofErr w:type="spellStart"/>
-            <w:r>
-              <w:rPr>
-                <w:rFonts w:ascii="BRH Devanagari Extra" w:hAnsi="BRH Devanagari Extra" w:cs="BRH Devanagari Extra"/>
-                <w:color w:val="000000"/>
-                <w:sz w:val="40"/>
-                <w:szCs w:val="40"/>
-                <w:lang w:bidi="ml-IN"/>
-              </w:rPr>
-              <w:t>uÉ</w:t>
-            </w:r>
-            <w:proofErr w:type="spellEnd"/>
-            <w:r>
-              <w:rPr>
-                <w:rFonts w:ascii="BRH Devanagari Extra" w:hAnsi="BRH Devanagari Extra" w:cs="BRH Devanagari Extra"/>
-                <w:color w:val="000000"/>
-                <w:sz w:val="40"/>
-                <w:szCs w:val="40"/>
-                <w:lang w:bidi="ml-IN"/>
-              </w:rPr>
-              <w:t xml:space="preserve"> |</w:t>
+            <w:r>
+              <w:rPr>
+                <w:rFonts w:ascii="BRH Devanagari Extra" w:hAnsi="BRH Devanagari Extra" w:cs="BRH Devanagari Extra"/>
+                <w:color w:val="000000"/>
+                <w:sz w:val="40"/>
+                <w:szCs w:val="40"/>
+                <w:lang w:bidi="ml-IN"/>
+              </w:rPr>
+              <w:t>uÉ |</w:t>
             </w:r>
           </w:p>
         </w:tc>
@@ -2845,27 +4694,15 @@
               </w:rPr>
               <w:t>–</w:t>
             </w:r>
-            <w:proofErr w:type="spellStart"/>
-            <w:r>
-              <w:rPr>
-                <w:rFonts w:ascii="BRH Devanagari Extra" w:hAnsi="BRH Devanagari Extra" w:cs="BRH Devanagari Extra"/>
-                <w:color w:val="000000"/>
-                <w:sz w:val="40"/>
-                <w:szCs w:val="40"/>
-                <w:lang w:bidi="ml-IN"/>
-              </w:rPr>
-              <w:t>uÉ</w:t>
-            </w:r>
-            <w:proofErr w:type="spellEnd"/>
-            <w:r>
-              <w:rPr>
-                <w:rFonts w:ascii="BRH Devanagari Extra" w:hAnsi="BRH Devanagari Extra" w:cs="BRH Devanagari Extra"/>
-                <w:color w:val="000000"/>
-                <w:sz w:val="40"/>
-                <w:szCs w:val="40"/>
-                <w:lang w:bidi="ml-IN"/>
-              </w:rPr>
-              <w:t xml:space="preserve"> |</w:t>
+            <w:r>
+              <w:rPr>
+                <w:rFonts w:ascii="BRH Devanagari Extra" w:hAnsi="BRH Devanagari Extra" w:cs="BRH Devanagari Extra"/>
+                <w:color w:val="000000"/>
+                <w:sz w:val="40"/>
+                <w:szCs w:val="40"/>
+                <w:lang w:bidi="ml-IN"/>
+              </w:rPr>
+              <w:t>uÉ |</w:t>
             </w:r>
           </w:p>
         </w:tc>
@@ -3041,7 +4878,6 @@
               </w:rPr>
               <w:t>–</w:t>
             </w:r>
-            <w:proofErr w:type="spellStart"/>
             <w:r>
               <w:rPr>
                 <w:rFonts w:ascii="BRH Devanagari Extra" w:hAnsi="BRH Devanagari Extra" w:cs="BRH Devanagari Extra"/>
@@ -3052,7 +4888,6 @@
               </w:rPr>
               <w:t>Mü</w:t>
             </w:r>
-            <w:proofErr w:type="spellEnd"/>
             <w:r>
               <w:rPr>
                 <w:rFonts w:ascii="BRH Malayalam Extra" w:hAnsi="BRH Malayalam Extra" w:cs="BRH Devanagari Extra"/>
@@ -3174,7 +5009,6 @@
               </w:rPr>
               <w:t>–</w:t>
             </w:r>
-            <w:proofErr w:type="spellStart"/>
             <w:r>
               <w:rPr>
                 <w:rFonts w:ascii="BRH Devanagari Extra" w:hAnsi="BRH Devanagari Extra" w:cs="BRH Devanagari Extra"/>
@@ -3185,7 +5019,6 @@
               </w:rPr>
               <w:t>Mü</w:t>
             </w:r>
-            <w:proofErr w:type="spellEnd"/>
             <w:r>
               <w:rPr>
                 <w:rFonts w:ascii="BRH Malayalam Extra" w:hAnsi="BRH Malayalam Extra" w:cs="BRH Devanagari Extra"/>
@@ -3251,20 +5084,8 @@
                 <w:szCs w:val="40"/>
                 <w:lang w:bidi="ml-IN"/>
               </w:rPr>
-              <w:t xml:space="preserve"> - </w:t>
-            </w:r>
-            <w:proofErr w:type="spellStart"/>
-            <w:r>
-              <w:rPr>
-                <w:rFonts w:ascii="BRH Devanagari Extra" w:hAnsi="BRH Devanagari Extra" w:cs="BRH Devanagari Extra"/>
-                <w:color w:val="000000"/>
-                <w:sz w:val="40"/>
-                <w:szCs w:val="40"/>
-                <w:lang w:bidi="ml-IN"/>
-              </w:rPr>
-              <w:t>Mü</w:t>
-            </w:r>
-            <w:proofErr w:type="spellEnd"/>
+              <w:t xml:space="preserve"> - Mü</w:t>
+            </w:r>
             <w:r>
               <w:rPr>
                 <w:rFonts w:ascii="BRH Malayalam Extra" w:hAnsi="BRH Malayalam Extra" w:cs="BRH Devanagari Extra"/>
@@ -3364,7 +5185,6 @@
               </w:rPr>
               <w:t>–</w:t>
             </w:r>
-            <w:proofErr w:type="spellStart"/>
             <w:r>
               <w:rPr>
                 <w:rFonts w:ascii="BRH Devanagari Extra" w:hAnsi="BRH Devanagari Extra" w:cs="BRH Devanagari Extra"/>
@@ -3375,7 +5195,6 @@
               </w:rPr>
               <w:t>Mü</w:t>
             </w:r>
-            <w:proofErr w:type="spellEnd"/>
             <w:r>
               <w:rPr>
                 <w:rFonts w:ascii="BRH Malayalam Extra" w:hAnsi="BRH Malayalam Extra" w:cs="BRH Devanagari Extra"/>
@@ -3497,7 +5316,6 @@
               </w:rPr>
               <w:t>–</w:t>
             </w:r>
-            <w:proofErr w:type="spellStart"/>
             <w:r>
               <w:rPr>
                 <w:rFonts w:ascii="BRH Devanagari Extra" w:hAnsi="BRH Devanagari Extra" w:cs="BRH Devanagari Extra"/>
@@ -3508,7 +5326,6 @@
               </w:rPr>
               <w:t>Mü</w:t>
             </w:r>
-            <w:proofErr w:type="spellEnd"/>
             <w:r>
               <w:rPr>
                 <w:rFonts w:ascii="BRH Malayalam Extra" w:hAnsi="BRH Malayalam Extra" w:cs="BRH Devanagari Extra"/>
@@ -3551,20 +5368,8 @@
                 <w:szCs w:val="40"/>
                 <w:lang w:bidi="ml-IN"/>
               </w:rPr>
-              <w:t xml:space="preserve"> - </w:t>
-            </w:r>
-            <w:proofErr w:type="spellStart"/>
-            <w:r>
-              <w:rPr>
-                <w:rFonts w:ascii="BRH Devanagari Extra" w:hAnsi="BRH Devanagari Extra" w:cs="BRH Devanagari Extra"/>
-                <w:color w:val="000000"/>
-                <w:sz w:val="40"/>
-                <w:szCs w:val="40"/>
-                <w:lang w:bidi="ml-IN"/>
-              </w:rPr>
-              <w:t>Mü</w:t>
-            </w:r>
-            <w:proofErr w:type="spellEnd"/>
+              <w:t xml:space="preserve"> - Mü</w:t>
+            </w:r>
             <w:r>
               <w:rPr>
                 <w:rFonts w:ascii="BRH Malayalam Extra" w:hAnsi="BRH Malayalam Extra" w:cs="BRH Devanagari Extra"/>
@@ -4052,23 +5857,7 @@
                 <w:b/>
                 <w:bCs/>
               </w:rPr>
-              <w:t>it is “</w:t>
-            </w:r>
-            <w:proofErr w:type="spellStart"/>
-            <w:r>
-              <w:rPr>
-                <w:b/>
-                <w:bCs/>
-              </w:rPr>
-              <w:t>ti</w:t>
-            </w:r>
-            <w:proofErr w:type="spellEnd"/>
-            <w:r>
-              <w:rPr>
-                <w:b/>
-                <w:bCs/>
-              </w:rPr>
-              <w:t>”)</w:t>
+              <w:t>it is “ti”)</w:t>
             </w:r>
           </w:p>
         </w:tc>
@@ -4198,7 +5987,6 @@
                 <w:lang w:val="en-IN" w:eastAsia="en-IN" w:bidi="ml-IN"/>
               </w:rPr>
             </w:pPr>
-            <w:proofErr w:type="spellStart"/>
             <w:r>
               <w:rPr>
                 <w:rFonts w:ascii="BRH Devanagari Extra" w:hAnsi="BRH Devanagari Extra" w:cs="BRH Devanagari Extra"/>
@@ -4209,7 +5997,6 @@
               </w:rPr>
               <w:t>oÉ</w:t>
             </w:r>
-            <w:proofErr w:type="spellEnd"/>
             <w:r>
               <w:rPr>
                 <w:rFonts w:ascii="BRH Malayalam Extra" w:hAnsi="BRH Malayalam Extra" w:cs="BRH Devanagari Extra"/>
@@ -4372,7 +6159,6 @@
                 <w:lang w:val="en-IN" w:eastAsia="en-IN" w:bidi="ml-IN"/>
               </w:rPr>
             </w:pPr>
-            <w:proofErr w:type="spellStart"/>
             <w:r>
               <w:rPr>
                 <w:rFonts w:ascii="BRH Devanagari Extra" w:hAnsi="BRH Devanagari Extra" w:cs="BRH Devanagari Extra"/>
@@ -4383,7 +6169,6 @@
               </w:rPr>
               <w:t>oÉ</w:t>
             </w:r>
-            <w:proofErr w:type="spellEnd"/>
             <w:r>
               <w:rPr>
                 <w:rFonts w:ascii="BRH Malayalam Extra" w:hAnsi="BRH Malayalam Extra" w:cs="BRH Devanagari Extra"/>
@@ -4705,7 +6490,6 @@
               </w:rPr>
               <w:t>–</w:t>
             </w:r>
-            <w:proofErr w:type="spellStart"/>
             <w:r>
               <w:rPr>
                 <w:rFonts w:ascii="BRH Devanagari Extra" w:hAnsi="BRH Devanagari Extra" w:cs="BRH Devanagari Extra"/>
@@ -4716,7 +6500,6 @@
               </w:rPr>
               <w:t>uÉ</w:t>
             </w:r>
-            <w:proofErr w:type="spellEnd"/>
             <w:r>
               <w:rPr>
                 <w:rFonts w:ascii="BRH Malayalam Extra" w:hAnsi="BRH Malayalam Extra" w:cs="BRH Devanagari Extra"/>
@@ -4829,7 +6612,6 @@
               </w:rPr>
               <w:t>–</w:t>
             </w:r>
-            <w:proofErr w:type="spellStart"/>
             <w:r>
               <w:rPr>
                 <w:rFonts w:ascii="BRH Devanagari Extra" w:hAnsi="BRH Devanagari Extra" w:cs="BRH Devanagari Extra"/>
@@ -4840,7 +6622,6 @@
               </w:rPr>
               <w:t>uÉ</w:t>
             </w:r>
-            <w:proofErr w:type="spellEnd"/>
             <w:r>
               <w:rPr>
                 <w:rFonts w:ascii="BRH Malayalam Extra" w:hAnsi="BRH Malayalam Extra" w:cs="BRH Devanagari Extra"/>
@@ -4894,20 +6675,8 @@
                 <w:szCs w:val="40"/>
                 <w:lang w:bidi="ml-IN"/>
               </w:rPr>
-              <w:t xml:space="preserve"> - </w:t>
-            </w:r>
-            <w:proofErr w:type="spellStart"/>
-            <w:r>
-              <w:rPr>
-                <w:rFonts w:ascii="BRH Devanagari Extra" w:hAnsi="BRH Devanagari Extra" w:cs="BRH Devanagari Extra"/>
-                <w:color w:val="000000"/>
-                <w:sz w:val="40"/>
-                <w:szCs w:val="40"/>
-                <w:lang w:bidi="ml-IN"/>
-              </w:rPr>
-              <w:t>uÉ</w:t>
-            </w:r>
-            <w:proofErr w:type="spellEnd"/>
+              <w:t xml:space="preserve"> - uÉ</w:t>
+            </w:r>
             <w:r>
               <w:rPr>
                 <w:rFonts w:ascii="BRH Malayalam Extra" w:hAnsi="BRH Malayalam Extra" w:cs="BRH Devanagari Extra"/>
@@ -5002,7 +6771,6 @@
               </w:rPr>
               <w:t>–</w:t>
             </w:r>
-            <w:proofErr w:type="spellStart"/>
             <w:r>
               <w:rPr>
                 <w:rFonts w:ascii="BRH Devanagari Extra" w:hAnsi="BRH Devanagari Extra" w:cs="BRH Devanagari Extra"/>
@@ -5013,7 +6781,6 @@
               </w:rPr>
               <w:t>uÉ</w:t>
             </w:r>
-            <w:proofErr w:type="spellEnd"/>
             <w:r>
               <w:rPr>
                 <w:rFonts w:ascii="BRH Malayalam Extra" w:hAnsi="BRH Malayalam Extra" w:cs="BRH Devanagari Extra"/>
@@ -5215,20 +6982,8 @@
                 <w:szCs w:val="40"/>
                 <w:lang w:bidi="ml-IN"/>
               </w:rPr>
-              <w:t xml:space="preserve"> - </w:t>
-            </w:r>
-            <w:proofErr w:type="spellStart"/>
-            <w:r>
-              <w:rPr>
-                <w:rFonts w:ascii="BRH Devanagari Extra" w:hAnsi="BRH Devanagari Extra" w:cs="BRH Devanagari Extra"/>
-                <w:color w:val="000000"/>
-                <w:sz w:val="40"/>
-                <w:szCs w:val="40"/>
-                <w:lang w:bidi="ml-IN"/>
-              </w:rPr>
-              <w:t>uÉ</w:t>
-            </w:r>
-            <w:proofErr w:type="spellEnd"/>
+              <w:t xml:space="preserve"> - uÉ</w:t>
+            </w:r>
             <w:r>
               <w:rPr>
                 <w:rFonts w:ascii="BRH Malayalam Extra" w:hAnsi="BRH Malayalam Extra" w:cs="BRH Devanagari Extra"/>
@@ -5436,7 +7191,6 @@
               </w:rPr>
               <w:t>–</w:t>
             </w:r>
-            <w:proofErr w:type="spellStart"/>
             <w:r>
               <w:rPr>
                 <w:rFonts w:ascii="BRH Devanagari Extra" w:hAnsi="BRH Devanagari Extra" w:cs="BRH Devanagari Extra"/>
@@ -5447,7 +7201,6 @@
               </w:rPr>
               <w:t>óè</w:t>
             </w:r>
-            <w:proofErr w:type="spellEnd"/>
             <w:r>
               <w:rPr>
                 <w:rFonts w:ascii="BRH Malayalam Extra" w:hAnsi="BRH Malayalam Extra" w:cs="BRH Devanagari Extra"/>
@@ -5558,7 +7311,6 @@
               </w:rPr>
               <w:t>–</w:t>
             </w:r>
-            <w:proofErr w:type="spellStart"/>
             <w:r>
               <w:rPr>
                 <w:rFonts w:ascii="BRH Devanagari Extra" w:hAnsi="BRH Devanagari Extra" w:cs="BRH Devanagari Extra"/>
@@ -5580,7 +7332,6 @@
               </w:rPr>
               <w:t>è</w:t>
             </w:r>
-            <w:proofErr w:type="spellEnd"/>
             <w:r>
               <w:rPr>
                 <w:rFonts w:ascii="BRH Malayalam Extra" w:hAnsi="BRH Malayalam Extra" w:cs="BRH Devanagari Extra"/>
@@ -5625,7 +7376,6 @@
               </w:rPr>
               <w:t>–</w:t>
             </w:r>
-            <w:proofErr w:type="spellStart"/>
             <w:r>
               <w:rPr>
                 <w:rFonts w:ascii="BRH Devanagari Extra" w:hAnsi="BRH Devanagari Extra" w:cs="BRH Devanagari Extra"/>
@@ -5636,7 +7386,6 @@
               </w:rPr>
               <w:t>óè</w:t>
             </w:r>
-            <w:proofErr w:type="spellEnd"/>
             <w:r>
               <w:rPr>
                 <w:rFonts w:ascii="BRH Malayalam Extra" w:hAnsi="BRH Malayalam Extra" w:cs="BRH Devanagari Extra"/>
@@ -5735,7 +7484,6 @@
               </w:rPr>
               <w:t>–</w:t>
             </w:r>
-            <w:proofErr w:type="spellStart"/>
             <w:r>
               <w:rPr>
                 <w:rFonts w:ascii="BRH Devanagari Extra" w:hAnsi="BRH Devanagari Extra" w:cs="BRH Devanagari Extra"/>
@@ -5746,7 +7494,6 @@
               </w:rPr>
               <w:t>óè</w:t>
             </w:r>
-            <w:proofErr w:type="spellEnd"/>
             <w:r>
               <w:rPr>
                 <w:rFonts w:ascii="BRH Malayalam Extra" w:hAnsi="BRH Malayalam Extra" w:cs="BRH Devanagari Extra"/>
@@ -5910,7 +7657,6 @@
               </w:rPr>
               <w:t>–</w:t>
             </w:r>
-            <w:proofErr w:type="spellStart"/>
             <w:r>
               <w:rPr>
                 <w:rFonts w:ascii="BRH Devanagari Extra" w:hAnsi="BRH Devanagari Extra" w:cs="BRH Devanagari Extra"/>
@@ -5921,7 +7667,6 @@
               </w:rPr>
               <w:t>óè</w:t>
             </w:r>
-            <w:proofErr w:type="spellEnd"/>
             <w:r>
               <w:rPr>
                 <w:rFonts w:ascii="BRH Malayalam Extra" w:hAnsi="BRH Malayalam Extra" w:cs="BRH Devanagari Extra"/>
@@ -6083,7 +7828,6 @@
                 <w:lang w:val="en-IN" w:eastAsia="en-IN" w:bidi="ml-IN"/>
               </w:rPr>
             </w:pPr>
-            <w:proofErr w:type="spellStart"/>
             <w:r>
               <w:rPr>
                 <w:rFonts w:ascii="BRH Devanagari Extra" w:hAnsi="BRH Devanagari Extra" w:cs="BRH Devanagari Extra"/>
@@ -6094,7 +7838,6 @@
               </w:rPr>
               <w:t>xÉ</w:t>
             </w:r>
-            <w:proofErr w:type="spellEnd"/>
             <w:r>
               <w:rPr>
                 <w:rFonts w:ascii="BRH Malayalam Extra" w:hAnsi="BRH Malayalam Extra" w:cs="BRH Devanagari Extra"/>
@@ -6126,20 +7869,8 @@
                 <w:szCs w:val="40"/>
                 <w:lang w:bidi="ml-IN"/>
               </w:rPr>
-              <w:t xml:space="preserve"> | </w:t>
-            </w:r>
-            <w:proofErr w:type="spellStart"/>
-            <w:r>
-              <w:rPr>
-                <w:rFonts w:ascii="BRH Devanagari Extra" w:hAnsi="BRH Devanagari Extra" w:cs="BRH Devanagari Extra"/>
-                <w:color w:val="000000"/>
-                <w:sz w:val="40"/>
-                <w:szCs w:val="40"/>
-                <w:lang w:bidi="ml-IN"/>
-              </w:rPr>
-              <w:t>xÉ</w:t>
-            </w:r>
-            <w:proofErr w:type="spellEnd"/>
+              <w:t xml:space="preserve"> | xÉ</w:t>
+            </w:r>
             <w:r>
               <w:rPr>
                 <w:rFonts w:ascii="BRH Malayalam Extra" w:hAnsi="BRH Malayalam Extra" w:cs="BRH Devanagari Extra"/>
@@ -6250,7 +7981,6 @@
                 <w:lang w:val="en-IN" w:eastAsia="en-IN" w:bidi="ml-IN"/>
               </w:rPr>
             </w:pPr>
-            <w:proofErr w:type="spellStart"/>
             <w:r>
               <w:rPr>
                 <w:rFonts w:ascii="BRH Devanagari Extra" w:hAnsi="BRH Devanagari Extra" w:cs="BRH Devanagari Extra"/>
@@ -6261,7 +7991,6 @@
               </w:rPr>
               <w:t>xÉ</w:t>
             </w:r>
-            <w:proofErr w:type="spellEnd"/>
             <w:r>
               <w:rPr>
                 <w:rFonts w:ascii="BRH Malayalam Extra" w:hAnsi="BRH Malayalam Extra" w:cs="BRH Devanagari Extra"/>
@@ -6293,20 +8022,8 @@
                 <w:szCs w:val="40"/>
                 <w:lang w:bidi="ml-IN"/>
               </w:rPr>
-              <w:t xml:space="preserve"> | </w:t>
-            </w:r>
-            <w:proofErr w:type="spellStart"/>
-            <w:r>
-              <w:rPr>
-                <w:rFonts w:ascii="BRH Devanagari Extra" w:hAnsi="BRH Devanagari Extra" w:cs="BRH Devanagari Extra"/>
-                <w:color w:val="000000"/>
-                <w:sz w:val="40"/>
-                <w:szCs w:val="40"/>
-                <w:lang w:bidi="ml-IN"/>
-              </w:rPr>
-              <w:t>xÉ</w:t>
-            </w:r>
-            <w:proofErr w:type="spellEnd"/>
+              <w:t xml:space="preserve"> | xÉ</w:t>
+            </w:r>
             <w:r>
               <w:rPr>
                 <w:rFonts w:ascii="BRH Malayalam Extra" w:hAnsi="BRH Malayalam Extra" w:cs="BRH Devanagari Extra"/>
@@ -6599,7 +8316,6 @@
               </w:rPr>
               <w:t>–</w:t>
             </w:r>
-            <w:proofErr w:type="spellStart"/>
             <w:r>
               <w:rPr>
                 <w:rFonts w:ascii="BRH Devanagari Extra" w:hAnsi="BRH Devanagari Extra" w:cs="BRH Devanagari Extra"/>
@@ -6610,7 +8326,6 @@
               </w:rPr>
               <w:t>Uç</w:t>
             </w:r>
-            <w:proofErr w:type="spellEnd"/>
             <w:r>
               <w:rPr>
                 <w:rFonts w:ascii="BRH Devanagari Extra" w:hAnsi="BRH Devanagari Extra" w:cs="BRH Devanagari Extra"/>
@@ -6738,7 +8453,6 @@
               </w:rPr>
               <w:t>–</w:t>
             </w:r>
-            <w:proofErr w:type="spellStart"/>
             <w:r>
               <w:rPr>
                 <w:rFonts w:ascii="BRH Devanagari Extra" w:hAnsi="BRH Devanagari Extra" w:cs="BRH Devanagari Extra"/>
@@ -6749,7 +8463,6 @@
               </w:rPr>
               <w:t>Uç</w:t>
             </w:r>
-            <w:proofErr w:type="spellEnd"/>
             <w:r>
               <w:rPr>
                 <w:rFonts w:ascii="BRH Devanagari Extra" w:hAnsi="BRH Devanagari Extra" w:cs="BRH Devanagari Extra"/>
@@ -6924,7 +8637,6 @@
                 <w:lang w:bidi="ml-IN"/>
               </w:rPr>
             </w:pPr>
-            <w:proofErr w:type="spellStart"/>
             <w:r>
               <w:rPr>
                 <w:rFonts w:ascii="BRH Devanagari Extra" w:hAnsi="BRH Devanagari Extra" w:cs="BRH Devanagari Extra"/>
@@ -6935,19 +8647,17 @@
               </w:rPr>
               <w:t>xÉ</w:t>
             </w:r>
-            <w:proofErr w:type="spellEnd"/>
-            <w:r>
-              <w:rPr>
-                <w:rFonts w:ascii="BRH Malayalam Extra" w:hAnsi="BRH Malayalam Extra" w:cs="BRH Devanagari Extra"/>
-                <w:b/>
-                <w:color w:val="000000"/>
-                <w:sz w:val="32"/>
-                <w:szCs w:val="40"/>
-                <w:lang w:bidi="ml-IN"/>
-              </w:rPr>
-              <w:t>–</w:t>
-            </w:r>
-            <w:proofErr w:type="spellStart"/>
+            <w:r>
+              <w:rPr>
+                <w:rFonts w:ascii="BRH Malayalam Extra" w:hAnsi="BRH Malayalam Extra" w:cs="BRH Devanagari Extra"/>
+                <w:b/>
+                <w:color w:val="000000"/>
+                <w:sz w:val="32"/>
+                <w:szCs w:val="40"/>
+                <w:lang w:bidi="ml-IN"/>
+              </w:rPr>
+              <w:t>–</w:t>
+            </w:r>
             <w:r>
               <w:rPr>
                 <w:rFonts w:ascii="BRH Devanagari Extra" w:hAnsi="BRH Devanagari Extra" w:cs="BRH Devanagari Extra"/>
@@ -6958,19 +8668,17 @@
               </w:rPr>
               <w:t>qÉ</w:t>
             </w:r>
-            <w:proofErr w:type="spellEnd"/>
-            <w:r>
-              <w:rPr>
-                <w:rFonts w:ascii="BRH Malayalam Extra" w:hAnsi="BRH Malayalam Extra" w:cs="BRH Devanagari Extra"/>
-                <w:b/>
-                <w:color w:val="000000"/>
-                <w:sz w:val="32"/>
-                <w:szCs w:val="40"/>
-                <w:lang w:bidi="ml-IN"/>
-              </w:rPr>
-              <w:t>–</w:t>
-            </w:r>
-            <w:proofErr w:type="spellStart"/>
+            <w:r>
+              <w:rPr>
+                <w:rFonts w:ascii="BRH Malayalam Extra" w:hAnsi="BRH Malayalam Extra" w:cs="BRH Devanagari Extra"/>
+                <w:b/>
+                <w:color w:val="000000"/>
+                <w:sz w:val="32"/>
+                <w:szCs w:val="40"/>
+                <w:lang w:bidi="ml-IN"/>
+              </w:rPr>
+              <w:t>–</w:t>
+            </w:r>
             <w:r>
               <w:rPr>
                 <w:rFonts w:ascii="BRH Devanagari Extra" w:hAnsi="BRH Devanagari Extra" w:cs="BRH Devanagari Extra"/>
@@ -6982,7 +8690,6 @@
               </w:rPr>
               <w:t>rÉ</w:t>
             </w:r>
-            <w:proofErr w:type="spellEnd"/>
             <w:r>
               <w:rPr>
                 <w:rFonts w:ascii="BRH Malayalam Extra" w:hAnsi="BRH Malayalam Extra" w:cs="BRH Devanagari Extra"/>
@@ -7040,27 +8747,15 @@
               </w:rPr>
               <w:t>–</w:t>
             </w:r>
-            <w:proofErr w:type="spellStart"/>
-            <w:r>
-              <w:rPr>
-                <w:rFonts w:ascii="BRH Devanagari Extra" w:hAnsi="BRH Devanagari Extra" w:cs="BRH Devanagari Extra"/>
-                <w:color w:val="000000"/>
-                <w:sz w:val="40"/>
-                <w:szCs w:val="40"/>
-                <w:lang w:bidi="ml-IN"/>
-              </w:rPr>
-              <w:t>iÉ</w:t>
-            </w:r>
-            <w:proofErr w:type="spellEnd"/>
-            <w:r>
-              <w:rPr>
-                <w:rFonts w:ascii="BRH Devanagari Extra" w:hAnsi="BRH Devanagari Extra" w:cs="BRH Devanagari Extra"/>
-                <w:color w:val="000000"/>
-                <w:sz w:val="40"/>
-                <w:szCs w:val="40"/>
-                <w:lang w:bidi="ml-IN"/>
-              </w:rPr>
-              <w:t xml:space="preserve"> </w:t>
+            <w:r>
+              <w:rPr>
+                <w:rFonts w:ascii="BRH Devanagari Extra" w:hAnsi="BRH Devanagari Extra" w:cs="BRH Devanagari Extra"/>
+                <w:color w:val="000000"/>
+                <w:sz w:val="40"/>
+                <w:szCs w:val="40"/>
+                <w:lang w:bidi="ml-IN"/>
+              </w:rPr>
+              <w:t xml:space="preserve">iÉ </w:t>
             </w:r>
             <w:proofErr w:type="spellStart"/>
             <w:r>
@@ -7218,7 +8913,6 @@
                 <w:lang w:bidi="ml-IN"/>
               </w:rPr>
             </w:pPr>
-            <w:proofErr w:type="spellStart"/>
             <w:r>
               <w:rPr>
                 <w:rFonts w:ascii="BRH Devanagari Extra" w:hAnsi="BRH Devanagari Extra" w:cs="BRH Devanagari Extra"/>
@@ -7229,19 +8923,17 @@
               </w:rPr>
               <w:t>xÉ</w:t>
             </w:r>
-            <w:proofErr w:type="spellEnd"/>
-            <w:r>
-              <w:rPr>
-                <w:rFonts w:ascii="BRH Malayalam Extra" w:hAnsi="BRH Malayalam Extra" w:cs="BRH Devanagari Extra"/>
-                <w:b/>
-                <w:color w:val="000000"/>
-                <w:sz w:val="32"/>
-                <w:szCs w:val="40"/>
-                <w:lang w:bidi="ml-IN"/>
-              </w:rPr>
-              <w:t>–</w:t>
-            </w:r>
-            <w:proofErr w:type="spellStart"/>
+            <w:r>
+              <w:rPr>
+                <w:rFonts w:ascii="BRH Malayalam Extra" w:hAnsi="BRH Malayalam Extra" w:cs="BRH Devanagari Extra"/>
+                <w:b/>
+                <w:color w:val="000000"/>
+                <w:sz w:val="32"/>
+                <w:szCs w:val="40"/>
+                <w:lang w:bidi="ml-IN"/>
+              </w:rPr>
+              <w:t>–</w:t>
+            </w:r>
             <w:r>
               <w:rPr>
                 <w:rFonts w:ascii="BRH Devanagari Extra" w:hAnsi="BRH Devanagari Extra" w:cs="BRH Devanagari Extra"/>
@@ -7252,7 +8944,6 @@
               </w:rPr>
               <w:t>qÉ</w:t>
             </w:r>
-            <w:proofErr w:type="spellEnd"/>
             <w:r>
               <w:rPr>
                 <w:rFonts w:ascii="BRH Malayalam Extra" w:hAnsi="BRH Malayalam Extra" w:cs="BRH Devanagari Extra"/>
@@ -7334,27 +9025,15 @@
               </w:rPr>
               <w:t>–</w:t>
             </w:r>
-            <w:proofErr w:type="spellStart"/>
-            <w:r>
-              <w:rPr>
-                <w:rFonts w:ascii="BRH Devanagari Extra" w:hAnsi="BRH Devanagari Extra" w:cs="BRH Devanagari Extra"/>
-                <w:color w:val="000000"/>
-                <w:sz w:val="40"/>
-                <w:szCs w:val="40"/>
-                <w:lang w:bidi="ml-IN"/>
-              </w:rPr>
-              <w:t>iÉ</w:t>
-            </w:r>
-            <w:proofErr w:type="spellEnd"/>
-            <w:r>
-              <w:rPr>
-                <w:rFonts w:ascii="BRH Devanagari Extra" w:hAnsi="BRH Devanagari Extra" w:cs="BRH Devanagari Extra"/>
-                <w:color w:val="000000"/>
-                <w:sz w:val="40"/>
-                <w:szCs w:val="40"/>
-                <w:lang w:bidi="ml-IN"/>
-              </w:rPr>
-              <w:t xml:space="preserve"> </w:t>
+            <w:r>
+              <w:rPr>
+                <w:rFonts w:ascii="BRH Devanagari Extra" w:hAnsi="BRH Devanagari Extra" w:cs="BRH Devanagari Extra"/>
+                <w:color w:val="000000"/>
+                <w:sz w:val="40"/>
+                <w:szCs w:val="40"/>
+                <w:lang w:bidi="ml-IN"/>
+              </w:rPr>
+              <w:t xml:space="preserve">iÉ </w:t>
             </w:r>
             <w:proofErr w:type="spellStart"/>
             <w:r>
@@ -7690,8 +9369,6 @@
           <w:u w:val="single"/>
         </w:rPr>
       </w:pPr>
-      <w:bookmarkStart w:id="0" w:name="_GoBack"/>
-      <w:bookmarkEnd w:id="0"/>
     </w:p>
     <w:p>
       <w:pPr>
@@ -7882,12 +9559,16 @@
               <w:spacing w:before="0" w:line="240" w:lineRule="auto"/>
               <w:jc w:val="center"/>
               <w:rPr>
+                <w:b/>
+                <w:bCs/>
                 <w:sz w:val="32"/>
                 <w:szCs w:val="32"/>
               </w:rPr>
             </w:pPr>
             <w:r>
               <w:rPr>
+                <w:b/>
+                <w:bCs/>
                 <w:sz w:val="32"/>
                 <w:szCs w:val="32"/>
               </w:rPr>
@@ -7899,12 +9580,16 @@
               <w:spacing w:before="0" w:line="240" w:lineRule="auto"/>
               <w:jc w:val="center"/>
               <w:rPr>
+                <w:b/>
+                <w:bCs/>
                 <w:sz w:val="32"/>
                 <w:szCs w:val="32"/>
               </w:rPr>
             </w:pPr>
             <w:r>
               <w:rPr>
+                <w:b/>
+                <w:bCs/>
                 <w:sz w:val="32"/>
                 <w:szCs w:val="32"/>
               </w:rPr>
@@ -7921,12 +9606,16 @@
               <w:spacing w:before="0" w:line="240" w:lineRule="auto"/>
               <w:jc w:val="center"/>
               <w:rPr>
+                <w:b/>
+                <w:bCs/>
                 <w:sz w:val="32"/>
                 <w:szCs w:val="32"/>
               </w:rPr>
             </w:pPr>
             <w:r>
               <w:rPr>
+                <w:b/>
+                <w:bCs/>
                 <w:sz w:val="32"/>
                 <w:szCs w:val="32"/>
               </w:rPr>
@@ -7944,12 +9633,16 @@
               <w:ind w:right="-18"/>
               <w:jc w:val="center"/>
               <w:rPr>
+                <w:b/>
+                <w:bCs/>
                 <w:sz w:val="32"/>
                 <w:szCs w:val="32"/>
               </w:rPr>
             </w:pPr>
             <w:r>
               <w:rPr>
+                <w:b/>
+                <w:bCs/>
                 <w:sz w:val="32"/>
                 <w:szCs w:val="32"/>
               </w:rPr>
@@ -8083,7 +9776,7 @@
 </file>
 
 <file path=word/endnotes.xml><?xml version="1.0" encoding="utf-8"?>
-<w:endnotes xmlns:wpc="http://schemas.microsoft.com/office/word/2010/wordprocessingCanvas" xmlns:cx="http://schemas.microsoft.com/office/drawing/2014/chartex" xmlns:cx1="http://schemas.microsoft.com/office/drawing/2015/9/8/chartex" xmlns:mc="http://schemas.openxmlformats.org/markup-compatibility/2006" xmlns:o="urn:schemas-microsoft-com:office:office" xmlns:r="http://schemas.openxmlformats.org/officeDocument/2006/relationships" xmlns:m="http://schemas.openxmlformats.org/officeDocument/2006/math" xmlns:v="urn:schemas-microsoft-com:vml" xmlns:wp14="http://schemas.microsoft.com/office/word/2010/wordprocessingDrawing" xmlns:wp="http://schemas.openxmlformats.org/drawingml/2006/wordprocessingDrawing" xmlns:w10="urn:schemas-microsoft-com:office:word" xmlns:w="http://schemas.openxmlformats.org/wordprocessingml/2006/main" xmlns:w14="http://schemas.microsoft.com/office/word/2010/wordml" xmlns:w15="http://schemas.microsoft.com/office/word/2012/wordml" xmlns:w16se="http://schemas.microsoft.com/office/word/2015/wordml/symex" xmlns:wpg="http://schemas.microsoft.com/office/word/2010/wordprocessingGroup" xmlns:wpi="http://schemas.microsoft.com/office/word/2010/wordprocessingInk" xmlns:wne="http://schemas.microsoft.com/office/word/2006/wordml" xmlns:wps="http://schemas.microsoft.com/office/word/2010/wordprocessingShape" mc:Ignorable="w14 w15 w16se wp14">
+<w:endnotes xmlns:wpc="http://schemas.microsoft.com/office/word/2010/wordprocessingCanvas" xmlns:cx="http://schemas.microsoft.com/office/drawing/2014/chartex" xmlns:cx1="http://schemas.microsoft.com/office/drawing/2015/9/8/chartex" xmlns:cx2="http://schemas.microsoft.com/office/drawing/2015/10/21/chartex" xmlns:cx3="http://schemas.microsoft.com/office/drawing/2016/5/9/chartex" xmlns:cx4="http://schemas.microsoft.com/office/drawing/2016/5/10/chartex" xmlns:cx5="http://schemas.microsoft.com/office/drawing/2016/5/11/chartex" xmlns:cx6="http://schemas.microsoft.com/office/drawing/2016/5/12/chartex" xmlns:cx7="http://schemas.microsoft.com/office/drawing/2016/5/13/chartex" xmlns:cx8="http://schemas.microsoft.com/office/drawing/2016/5/14/chartex" xmlns:mc="http://schemas.openxmlformats.org/markup-compatibility/2006" xmlns:aink="http://schemas.microsoft.com/office/drawing/2016/ink" xmlns:am3d="http://schemas.microsoft.com/office/drawing/2017/model3d" xmlns:o="urn:schemas-microsoft-com:office:office" xmlns:oel="http://schemas.microsoft.com/office/2019/extlst" xmlns:r="http://schemas.openxmlformats.org/officeDocument/2006/relationships" xmlns:m="http://schemas.openxmlformats.org/officeDocument/2006/math" xmlns:v="urn:schemas-microsoft-com:vml" xmlns:wp14="http://schemas.microsoft.com/office/word/2010/wordprocessingDrawing" xmlns:wp="http://schemas.openxmlformats.org/drawingml/2006/wordprocessingDrawing" xmlns:w10="urn:schemas-microsoft-com:office:word" xmlns:w="http://schemas.openxmlformats.org/wordprocessingml/2006/main" xmlns:w14="http://schemas.microsoft.com/office/word/2010/wordml" xmlns:w15="http://schemas.microsoft.com/office/word/2012/wordml" xmlns:w16cex="http://schemas.microsoft.com/office/word/2018/wordml/cex" xmlns:w16cid="http://schemas.microsoft.com/office/word/2016/wordml/cid" xmlns:w16="http://schemas.microsoft.com/office/word/2018/wordml" xmlns:w16du="http://schemas.microsoft.com/office/word/2023/wordml/word16du" xmlns:w16sdtdh="http://schemas.microsoft.com/office/word/2020/wordml/sdtdatahash" xmlns:w16sdtfl="http://schemas.microsoft.com/office/word/2024/wordml/sdtformatlock" xmlns:w16se="http://schemas.microsoft.com/office/word/2015/wordml/symex" xmlns:wpg="http://schemas.microsoft.com/office/word/2010/wordprocessingGroup" xmlns:wpi="http://schemas.microsoft.com/office/word/2010/wordprocessingInk" xmlns:wne="http://schemas.microsoft.com/office/word/2006/wordml" xmlns:wps="http://schemas.microsoft.com/office/word/2010/wordprocessingShape" mc:Ignorable="w14 w15 w16se w16cid w16 w16cex w16sdtdh w16sdtfl w16du wp14">
   <w:endnote w:type="separator" w:id="-1">
     <w:p>
       <w:pPr>
@@ -8108,7 +9801,7 @@
 </file>
 
 <file path=word/footer1.xml><?xml version="1.0" encoding="utf-8"?>
-<w:ftr xmlns:wpc="http://schemas.microsoft.com/office/word/2010/wordprocessingCanvas" xmlns:cx="http://schemas.microsoft.com/office/drawing/2014/chartex" xmlns:cx1="http://schemas.microsoft.com/office/drawing/2015/9/8/chartex" xmlns:mc="http://schemas.openxmlformats.org/markup-compatibility/2006" xmlns:o="urn:schemas-microsoft-com:office:office" xmlns:r="http://schemas.openxmlformats.org/officeDocument/2006/relationships" xmlns:m="http://schemas.openxmlformats.org/officeDocument/2006/math" xmlns:v="urn:schemas-microsoft-com:vml" xmlns:wp14="http://schemas.microsoft.com/office/word/2010/wordprocessingDrawing" xmlns:wp="http://schemas.openxmlformats.org/drawingml/2006/wordprocessingDrawing" xmlns:w10="urn:schemas-microsoft-com:office:word" xmlns:w="http://schemas.openxmlformats.org/wordprocessingml/2006/main" xmlns:w14="http://schemas.microsoft.com/office/word/2010/wordml" xmlns:w15="http://schemas.microsoft.com/office/word/2012/wordml" xmlns:w16se="http://schemas.microsoft.com/office/word/2015/wordml/symex" xmlns:wpg="http://schemas.microsoft.com/office/word/2010/wordprocessingGroup" xmlns:wpi="http://schemas.microsoft.com/office/word/2010/wordprocessingInk" xmlns:wne="http://schemas.microsoft.com/office/word/2006/wordml" xmlns:wps="http://schemas.microsoft.com/office/word/2010/wordprocessingShape" mc:Ignorable="w14 w15 w16se wp14">
+<w:ftr xmlns:wpc="http://schemas.microsoft.com/office/word/2010/wordprocessingCanvas" xmlns:cx="http://schemas.microsoft.com/office/drawing/2014/chartex" xmlns:cx1="http://schemas.microsoft.com/office/drawing/2015/9/8/chartex" xmlns:cx2="http://schemas.microsoft.com/office/drawing/2015/10/21/chartex" xmlns:cx3="http://schemas.microsoft.com/office/drawing/2016/5/9/chartex" xmlns:cx4="http://schemas.microsoft.com/office/drawing/2016/5/10/chartex" xmlns:cx5="http://schemas.microsoft.com/office/drawing/2016/5/11/chartex" xmlns:cx6="http://schemas.microsoft.com/office/drawing/2016/5/12/chartex" xmlns:cx7="http://schemas.microsoft.com/office/drawing/2016/5/13/chartex" xmlns:cx8="http://schemas.microsoft.com/office/drawing/2016/5/14/chartex" xmlns:mc="http://schemas.openxmlformats.org/markup-compatibility/2006" xmlns:aink="http://schemas.microsoft.com/office/drawing/2016/ink" xmlns:am3d="http://schemas.microsoft.com/office/drawing/2017/model3d" xmlns:o="urn:schemas-microsoft-com:office:office" xmlns:oel="http://schemas.microsoft.com/office/2019/extlst" xmlns:r="http://schemas.openxmlformats.org/officeDocument/2006/relationships" xmlns:m="http://schemas.openxmlformats.org/officeDocument/2006/math" xmlns:v="urn:schemas-microsoft-com:vml" xmlns:wp14="http://schemas.microsoft.com/office/word/2010/wordprocessingDrawing" xmlns:wp="http://schemas.openxmlformats.org/drawingml/2006/wordprocessingDrawing" xmlns:w10="urn:schemas-microsoft-com:office:word" xmlns:w="http://schemas.openxmlformats.org/wordprocessingml/2006/main" xmlns:w14="http://schemas.microsoft.com/office/word/2010/wordml" xmlns:w15="http://schemas.microsoft.com/office/word/2012/wordml" xmlns:w16cex="http://schemas.microsoft.com/office/word/2018/wordml/cex" xmlns:w16cid="http://schemas.microsoft.com/office/word/2016/wordml/cid" xmlns:w16="http://schemas.microsoft.com/office/word/2018/wordml" xmlns:w16du="http://schemas.microsoft.com/office/word/2023/wordml/word16du" xmlns:w16sdtdh="http://schemas.microsoft.com/office/word/2020/wordml/sdtdatahash" xmlns:w16sdtfl="http://schemas.microsoft.com/office/word/2024/wordml/sdtformatlock" xmlns:w16se="http://schemas.microsoft.com/office/word/2015/wordml/symex" xmlns:wpg="http://schemas.microsoft.com/office/word/2010/wordprocessingGroup" xmlns:wpi="http://schemas.microsoft.com/office/word/2010/wordprocessingInk" xmlns:wne="http://schemas.microsoft.com/office/word/2006/wordml" xmlns:wps="http://schemas.microsoft.com/office/word/2010/wordprocessingShape" mc:Ignorable="w14 w15 w16se w16cid w16 w16cex w16sdtdh w16sdtfl w16du wp14">
   <w:p>
     <w:pPr>
       <w:pBdr>
@@ -8161,14 +9854,35 @@
         <w:bCs/>
       </w:rPr>
       <w:tab/>
-      <w:t xml:space="preserve">              v</w:t>
+      <w:t xml:space="preserve">             </w:t>
     </w:r>
     <w:r>
       <w:rPr>
         <w:b/>
         <w:bCs/>
       </w:rPr>
-      <w:t>edavms@gmail.com</w:t>
+      <w:t>www.</w:t>
+    </w:r>
+    <w:r>
+      <w:rPr>
+        <w:b/>
+        <w:bCs/>
+      </w:rPr>
+      <w:t>v</w:t>
+    </w:r>
+    <w:r>
+      <w:rPr>
+        <w:b/>
+        <w:bCs/>
+      </w:rPr>
+      <w:t>edavms</w:t>
+    </w:r>
+    <w:r>
+      <w:rPr>
+        <w:b/>
+        <w:bCs/>
+      </w:rPr>
+      <w:t>.in</w:t>
     </w:r>
     <w:r>
       <w:rPr>
@@ -8187,6 +9901,9 @@
     </w:r>
     <w:r>
       <w:tab/>
+    </w:r>
+    <w:r>
+      <w:t xml:space="preserve">                      </w:t>
     </w:r>
     <w:r>
       <w:tab/>
@@ -8290,7 +10007,7 @@
 </file>
 
 <file path=word/footer2.xml><?xml version="1.0" encoding="utf-8"?>
-<w:ftr xmlns:wpc="http://schemas.microsoft.com/office/word/2010/wordprocessingCanvas" xmlns:cx="http://schemas.microsoft.com/office/drawing/2014/chartex" xmlns:cx1="http://schemas.microsoft.com/office/drawing/2015/9/8/chartex" xmlns:mc="http://schemas.openxmlformats.org/markup-compatibility/2006" xmlns:o="urn:schemas-microsoft-com:office:office" xmlns:r="http://schemas.openxmlformats.org/officeDocument/2006/relationships" xmlns:m="http://schemas.openxmlformats.org/officeDocument/2006/math" xmlns:v="urn:schemas-microsoft-com:vml" xmlns:wp14="http://schemas.microsoft.com/office/word/2010/wordprocessingDrawing" xmlns:wp="http://schemas.openxmlformats.org/drawingml/2006/wordprocessingDrawing" xmlns:w10="urn:schemas-microsoft-com:office:word" xmlns:w="http://schemas.openxmlformats.org/wordprocessingml/2006/main" xmlns:w14="http://schemas.microsoft.com/office/word/2010/wordml" xmlns:w15="http://schemas.microsoft.com/office/word/2012/wordml" xmlns:w16se="http://schemas.microsoft.com/office/word/2015/wordml/symex" xmlns:wpg="http://schemas.microsoft.com/office/word/2010/wordprocessingGroup" xmlns:wpi="http://schemas.microsoft.com/office/word/2010/wordprocessingInk" xmlns:wne="http://schemas.microsoft.com/office/word/2006/wordml" xmlns:wps="http://schemas.microsoft.com/office/word/2010/wordprocessingShape" mc:Ignorable="w14 w15 w16se wp14">
+<w:ftr xmlns:wpc="http://schemas.microsoft.com/office/word/2010/wordprocessingCanvas" xmlns:cx="http://schemas.microsoft.com/office/drawing/2014/chartex" xmlns:cx1="http://schemas.microsoft.com/office/drawing/2015/9/8/chartex" xmlns:cx2="http://schemas.microsoft.com/office/drawing/2015/10/21/chartex" xmlns:cx3="http://schemas.microsoft.com/office/drawing/2016/5/9/chartex" xmlns:cx4="http://schemas.microsoft.com/office/drawing/2016/5/10/chartex" xmlns:cx5="http://schemas.microsoft.com/office/drawing/2016/5/11/chartex" xmlns:cx6="http://schemas.microsoft.com/office/drawing/2016/5/12/chartex" xmlns:cx7="http://schemas.microsoft.com/office/drawing/2016/5/13/chartex" xmlns:cx8="http://schemas.microsoft.com/office/drawing/2016/5/14/chartex" xmlns:mc="http://schemas.openxmlformats.org/markup-compatibility/2006" xmlns:aink="http://schemas.microsoft.com/office/drawing/2016/ink" xmlns:am3d="http://schemas.microsoft.com/office/drawing/2017/model3d" xmlns:o="urn:schemas-microsoft-com:office:office" xmlns:oel="http://schemas.microsoft.com/office/2019/extlst" xmlns:r="http://schemas.openxmlformats.org/officeDocument/2006/relationships" xmlns:m="http://schemas.openxmlformats.org/officeDocument/2006/math" xmlns:v="urn:schemas-microsoft-com:vml" xmlns:wp14="http://schemas.microsoft.com/office/word/2010/wordprocessingDrawing" xmlns:wp="http://schemas.openxmlformats.org/drawingml/2006/wordprocessingDrawing" xmlns:w10="urn:schemas-microsoft-com:office:word" xmlns:w="http://schemas.openxmlformats.org/wordprocessingml/2006/main" xmlns:w14="http://schemas.microsoft.com/office/word/2010/wordml" xmlns:w15="http://schemas.microsoft.com/office/word/2012/wordml" xmlns:w16cex="http://schemas.microsoft.com/office/word/2018/wordml/cex" xmlns:w16cid="http://schemas.microsoft.com/office/word/2016/wordml/cid" xmlns:w16="http://schemas.microsoft.com/office/word/2018/wordml" xmlns:w16du="http://schemas.microsoft.com/office/word/2023/wordml/word16du" xmlns:w16sdtdh="http://schemas.microsoft.com/office/word/2020/wordml/sdtdatahash" xmlns:w16sdtfl="http://schemas.microsoft.com/office/word/2024/wordml/sdtformatlock" xmlns:w16se="http://schemas.microsoft.com/office/word/2015/wordml/symex" xmlns:wpg="http://schemas.microsoft.com/office/word/2010/wordprocessingGroup" xmlns:wpi="http://schemas.microsoft.com/office/word/2010/wordprocessingInk" xmlns:wne="http://schemas.microsoft.com/office/word/2006/wordml" xmlns:wps="http://schemas.microsoft.com/office/word/2010/wordprocessingShape" mc:Ignorable="w14 w15 w16se w16cid w16 w16cex w16sdtdh w16sdtfl w16du wp14">
   <w:p>
     <w:pPr>
       <w:pBdr>
@@ -8378,7 +10095,13 @@
         <w:bCs/>
       </w:rPr>
       <w:tab/>
-      <w:t xml:space="preserve"> </w:t>
+    </w:r>
+    <w:r>
+      <w:rPr>
+        <w:b/>
+        <w:bCs/>
+      </w:rPr>
+      <w:t xml:space="preserve">                     </w:t>
     </w:r>
     <w:r>
       <w:tab/>
@@ -8493,7 +10216,7 @@
 </file>
 
 <file path=word/footnotes.xml><?xml version="1.0" encoding="utf-8"?>
-<w:footnotes xmlns:wpc="http://schemas.microsoft.com/office/word/2010/wordprocessingCanvas" xmlns:cx="http://schemas.microsoft.com/office/drawing/2014/chartex" xmlns:cx1="http://schemas.microsoft.com/office/drawing/2015/9/8/chartex" xmlns:mc="http://schemas.openxmlformats.org/markup-compatibility/2006" xmlns:o="urn:schemas-microsoft-com:office:office" xmlns:r="http://schemas.openxmlformats.org/officeDocument/2006/relationships" xmlns:m="http://schemas.openxmlformats.org/officeDocument/2006/math" xmlns:v="urn:schemas-microsoft-com:vml" xmlns:wp14="http://schemas.microsoft.com/office/word/2010/wordprocessingDrawing" xmlns:wp="http://schemas.openxmlformats.org/drawingml/2006/wordprocessingDrawing" xmlns:w10="urn:schemas-microsoft-com:office:word" xmlns:w="http://schemas.openxmlformats.org/wordprocessingml/2006/main" xmlns:w14="http://schemas.microsoft.com/office/word/2010/wordml" xmlns:w15="http://schemas.microsoft.com/office/word/2012/wordml" xmlns:w16se="http://schemas.microsoft.com/office/word/2015/wordml/symex" xmlns:wpg="http://schemas.microsoft.com/office/word/2010/wordprocessingGroup" xmlns:wpi="http://schemas.microsoft.com/office/word/2010/wordprocessingInk" xmlns:wne="http://schemas.microsoft.com/office/word/2006/wordml" xmlns:wps="http://schemas.microsoft.com/office/word/2010/wordprocessingShape" mc:Ignorable="w14 w15 w16se wp14">
+<w:footnotes xmlns:wpc="http://schemas.microsoft.com/office/word/2010/wordprocessingCanvas" xmlns:cx="http://schemas.microsoft.com/office/drawing/2014/chartex" xmlns:cx1="http://schemas.microsoft.com/office/drawing/2015/9/8/chartex" xmlns:cx2="http://schemas.microsoft.com/office/drawing/2015/10/21/chartex" xmlns:cx3="http://schemas.microsoft.com/office/drawing/2016/5/9/chartex" xmlns:cx4="http://schemas.microsoft.com/office/drawing/2016/5/10/chartex" xmlns:cx5="http://schemas.microsoft.com/office/drawing/2016/5/11/chartex" xmlns:cx6="http://schemas.microsoft.com/office/drawing/2016/5/12/chartex" xmlns:cx7="http://schemas.microsoft.com/office/drawing/2016/5/13/chartex" xmlns:cx8="http://schemas.microsoft.com/office/drawing/2016/5/14/chartex" xmlns:mc="http://schemas.openxmlformats.org/markup-compatibility/2006" xmlns:aink="http://schemas.microsoft.com/office/drawing/2016/ink" xmlns:am3d="http://schemas.microsoft.com/office/drawing/2017/model3d" xmlns:o="urn:schemas-microsoft-com:office:office" xmlns:oel="http://schemas.microsoft.com/office/2019/extlst" xmlns:r="http://schemas.openxmlformats.org/officeDocument/2006/relationships" xmlns:m="http://schemas.openxmlformats.org/officeDocument/2006/math" xmlns:v="urn:schemas-microsoft-com:vml" xmlns:wp14="http://schemas.microsoft.com/office/word/2010/wordprocessingDrawing" xmlns:wp="http://schemas.openxmlformats.org/drawingml/2006/wordprocessingDrawing" xmlns:w10="urn:schemas-microsoft-com:office:word" xmlns:w="http://schemas.openxmlformats.org/wordprocessingml/2006/main" xmlns:w14="http://schemas.microsoft.com/office/word/2010/wordml" xmlns:w15="http://schemas.microsoft.com/office/word/2012/wordml" xmlns:w16cex="http://schemas.microsoft.com/office/word/2018/wordml/cex" xmlns:w16cid="http://schemas.microsoft.com/office/word/2016/wordml/cid" xmlns:w16="http://schemas.microsoft.com/office/word/2018/wordml" xmlns:w16du="http://schemas.microsoft.com/office/word/2023/wordml/word16du" xmlns:w16sdtdh="http://schemas.microsoft.com/office/word/2020/wordml/sdtdatahash" xmlns:w16sdtfl="http://schemas.microsoft.com/office/word/2024/wordml/sdtformatlock" xmlns:w16se="http://schemas.microsoft.com/office/word/2015/wordml/symex" xmlns:wpg="http://schemas.microsoft.com/office/word/2010/wordprocessingGroup" xmlns:wpi="http://schemas.microsoft.com/office/word/2010/wordprocessingInk" xmlns:wne="http://schemas.microsoft.com/office/word/2006/wordml" xmlns:wps="http://schemas.microsoft.com/office/word/2010/wordprocessingShape" mc:Ignorable="w14 w15 w16se w16cid w16 w16cex w16sdtdh w16sdtfl w16du wp14">
   <w:footnote w:type="separator" w:id="-1">
     <w:p>
       <w:pPr>
@@ -8518,7 +10241,7 @@
 </file>
 
 <file path=word/header1.xml><?xml version="1.0" encoding="utf-8"?>
-<w:hdr xmlns:wpc="http://schemas.microsoft.com/office/word/2010/wordprocessingCanvas" xmlns:cx="http://schemas.microsoft.com/office/drawing/2014/chartex" xmlns:cx1="http://schemas.microsoft.com/office/drawing/2015/9/8/chartex" xmlns:mc="http://schemas.openxmlformats.org/markup-compatibility/2006" xmlns:o="urn:schemas-microsoft-com:office:office" xmlns:r="http://schemas.openxmlformats.org/officeDocument/2006/relationships" xmlns:m="http://schemas.openxmlformats.org/officeDocument/2006/math" xmlns:v="urn:schemas-microsoft-com:vml" xmlns:wp14="http://schemas.microsoft.com/office/word/2010/wordprocessingDrawing" xmlns:wp="http://schemas.openxmlformats.org/drawingml/2006/wordprocessingDrawing" xmlns:w10="urn:schemas-microsoft-com:office:word" xmlns:w="http://schemas.openxmlformats.org/wordprocessingml/2006/main" xmlns:w14="http://schemas.microsoft.com/office/word/2010/wordml" xmlns:w15="http://schemas.microsoft.com/office/word/2012/wordml" xmlns:w16se="http://schemas.microsoft.com/office/word/2015/wordml/symex" xmlns:wpg="http://schemas.microsoft.com/office/word/2010/wordprocessingGroup" xmlns:wpi="http://schemas.microsoft.com/office/word/2010/wordprocessingInk" xmlns:wne="http://schemas.microsoft.com/office/word/2006/wordml" xmlns:wps="http://schemas.microsoft.com/office/word/2010/wordprocessingShape" mc:Ignorable="w14 w15 w16se wp14">
+<w:hdr xmlns:wpc="http://schemas.microsoft.com/office/word/2010/wordprocessingCanvas" xmlns:cx="http://schemas.microsoft.com/office/drawing/2014/chartex" xmlns:cx1="http://schemas.microsoft.com/office/drawing/2015/9/8/chartex" xmlns:cx2="http://schemas.microsoft.com/office/drawing/2015/10/21/chartex" xmlns:cx3="http://schemas.microsoft.com/office/drawing/2016/5/9/chartex" xmlns:cx4="http://schemas.microsoft.com/office/drawing/2016/5/10/chartex" xmlns:cx5="http://schemas.microsoft.com/office/drawing/2016/5/11/chartex" xmlns:cx6="http://schemas.microsoft.com/office/drawing/2016/5/12/chartex" xmlns:cx7="http://schemas.microsoft.com/office/drawing/2016/5/13/chartex" xmlns:cx8="http://schemas.microsoft.com/office/drawing/2016/5/14/chartex" xmlns:mc="http://schemas.openxmlformats.org/markup-compatibility/2006" xmlns:aink="http://schemas.microsoft.com/office/drawing/2016/ink" xmlns:am3d="http://schemas.microsoft.com/office/drawing/2017/model3d" xmlns:o="urn:schemas-microsoft-com:office:office" xmlns:oel="http://schemas.microsoft.com/office/2019/extlst" xmlns:r="http://schemas.openxmlformats.org/officeDocument/2006/relationships" xmlns:m="http://schemas.openxmlformats.org/officeDocument/2006/math" xmlns:v="urn:schemas-microsoft-com:vml" xmlns:wp14="http://schemas.microsoft.com/office/word/2010/wordprocessingDrawing" xmlns:wp="http://schemas.openxmlformats.org/drawingml/2006/wordprocessingDrawing" xmlns:w10="urn:schemas-microsoft-com:office:word" xmlns:w="http://schemas.openxmlformats.org/wordprocessingml/2006/main" xmlns:w14="http://schemas.microsoft.com/office/word/2010/wordml" xmlns:w15="http://schemas.microsoft.com/office/word/2012/wordml" xmlns:w16cex="http://schemas.microsoft.com/office/word/2018/wordml/cex" xmlns:w16cid="http://schemas.microsoft.com/office/word/2016/wordml/cid" xmlns:w16="http://schemas.microsoft.com/office/word/2018/wordml" xmlns:w16du="http://schemas.microsoft.com/office/word/2023/wordml/word16du" xmlns:w16sdtdh="http://schemas.microsoft.com/office/word/2020/wordml/sdtdatahash" xmlns:w16sdtfl="http://schemas.microsoft.com/office/word/2024/wordml/sdtformatlock" xmlns:w16se="http://schemas.microsoft.com/office/word/2015/wordml/symex" xmlns:wpg="http://schemas.microsoft.com/office/word/2010/wordprocessingGroup" xmlns:wpi="http://schemas.microsoft.com/office/word/2010/wordprocessingInk" xmlns:wne="http://schemas.microsoft.com/office/word/2006/wordml" xmlns:wps="http://schemas.microsoft.com/office/word/2010/wordprocessingShape" mc:Ignorable="w14 w15 w16se w16cid w16 w16cex w16sdtdh w16sdtfl w16du wp14">
   <w:p>
     <w:pPr>
       <w:pStyle w:val="Header"/>
@@ -8531,7 +10254,7 @@
 </file>
 
 <file path=word/header2.xml><?xml version="1.0" encoding="utf-8"?>
-<w:hdr xmlns:wpc="http://schemas.microsoft.com/office/word/2010/wordprocessingCanvas" xmlns:cx="http://schemas.microsoft.com/office/drawing/2014/chartex" xmlns:cx1="http://schemas.microsoft.com/office/drawing/2015/9/8/chartex" xmlns:mc="http://schemas.openxmlformats.org/markup-compatibility/2006" xmlns:o="urn:schemas-microsoft-com:office:office" xmlns:r="http://schemas.openxmlformats.org/officeDocument/2006/relationships" xmlns:m="http://schemas.openxmlformats.org/officeDocument/2006/math" xmlns:v="urn:schemas-microsoft-com:vml" xmlns:wp14="http://schemas.microsoft.com/office/word/2010/wordprocessingDrawing" xmlns:wp="http://schemas.openxmlformats.org/drawingml/2006/wordprocessingDrawing" xmlns:w10="urn:schemas-microsoft-com:office:word" xmlns:w="http://schemas.openxmlformats.org/wordprocessingml/2006/main" xmlns:w14="http://schemas.microsoft.com/office/word/2010/wordml" xmlns:w15="http://schemas.microsoft.com/office/word/2012/wordml" xmlns:w16se="http://schemas.microsoft.com/office/word/2015/wordml/symex" xmlns:wpg="http://schemas.microsoft.com/office/word/2010/wordprocessingGroup" xmlns:wpi="http://schemas.microsoft.com/office/word/2010/wordprocessingInk" xmlns:wne="http://schemas.microsoft.com/office/word/2006/wordml" xmlns:wps="http://schemas.microsoft.com/office/word/2010/wordprocessingShape" mc:Ignorable="w14 w15 w16se wp14">
+<w:hdr xmlns:wpc="http://schemas.microsoft.com/office/word/2010/wordprocessingCanvas" xmlns:cx="http://schemas.microsoft.com/office/drawing/2014/chartex" xmlns:cx1="http://schemas.microsoft.com/office/drawing/2015/9/8/chartex" xmlns:cx2="http://schemas.microsoft.com/office/drawing/2015/10/21/chartex" xmlns:cx3="http://schemas.microsoft.com/office/drawing/2016/5/9/chartex" xmlns:cx4="http://schemas.microsoft.com/office/drawing/2016/5/10/chartex" xmlns:cx5="http://schemas.microsoft.com/office/drawing/2016/5/11/chartex" xmlns:cx6="http://schemas.microsoft.com/office/drawing/2016/5/12/chartex" xmlns:cx7="http://schemas.microsoft.com/office/drawing/2016/5/13/chartex" xmlns:cx8="http://schemas.microsoft.com/office/drawing/2016/5/14/chartex" xmlns:mc="http://schemas.openxmlformats.org/markup-compatibility/2006" xmlns:aink="http://schemas.microsoft.com/office/drawing/2016/ink" xmlns:am3d="http://schemas.microsoft.com/office/drawing/2017/model3d" xmlns:o="urn:schemas-microsoft-com:office:office" xmlns:oel="http://schemas.microsoft.com/office/2019/extlst" xmlns:r="http://schemas.openxmlformats.org/officeDocument/2006/relationships" xmlns:m="http://schemas.openxmlformats.org/officeDocument/2006/math" xmlns:v="urn:schemas-microsoft-com:vml" xmlns:wp14="http://schemas.microsoft.com/office/word/2010/wordprocessingDrawing" xmlns:wp="http://schemas.openxmlformats.org/drawingml/2006/wordprocessingDrawing" xmlns:w10="urn:schemas-microsoft-com:office:word" xmlns:w="http://schemas.openxmlformats.org/wordprocessingml/2006/main" xmlns:w14="http://schemas.microsoft.com/office/word/2010/wordml" xmlns:w15="http://schemas.microsoft.com/office/word/2012/wordml" xmlns:w16cex="http://schemas.microsoft.com/office/word/2018/wordml/cex" xmlns:w16cid="http://schemas.microsoft.com/office/word/2016/wordml/cid" xmlns:w16="http://schemas.microsoft.com/office/word/2018/wordml" xmlns:w16du="http://schemas.microsoft.com/office/word/2023/wordml/word16du" xmlns:w16sdtdh="http://schemas.microsoft.com/office/word/2020/wordml/sdtdatahash" xmlns:w16sdtfl="http://schemas.microsoft.com/office/word/2024/wordml/sdtformatlock" xmlns:w16se="http://schemas.microsoft.com/office/word/2015/wordml/symex" xmlns:wpg="http://schemas.microsoft.com/office/word/2010/wordprocessingGroup" xmlns:wpi="http://schemas.microsoft.com/office/word/2010/wordprocessingInk" xmlns:wne="http://schemas.microsoft.com/office/word/2006/wordml" xmlns:wps="http://schemas.microsoft.com/office/word/2010/wordprocessingShape" mc:Ignorable="w14 w15 w16se w16cid w16 w16cex w16sdtdh w16sdtfl w16du wp14">
   <w:p>
     <w:pPr>
       <w:pStyle w:val="Header"/>
@@ -8544,7 +10267,7 @@
 </file>
 
 <file path=word/styles.xml><?xml version="1.0" encoding="utf-8"?>
-<w:styles xmlns:mc="http://schemas.openxmlformats.org/markup-compatibility/2006" xmlns:r="http://schemas.openxmlformats.org/officeDocument/2006/relationships" xmlns:w="http://schemas.openxmlformats.org/wordprocessingml/2006/main" xmlns:w14="http://schemas.microsoft.com/office/word/2010/wordml" xmlns:w15="http://schemas.microsoft.com/office/word/2012/wordml" xmlns:w16se="http://schemas.microsoft.com/office/word/2015/wordml/symex" mc:Ignorable="w14 w15 w16se">
+<w:styles xmlns:mc="http://schemas.openxmlformats.org/markup-compatibility/2006" xmlns:r="http://schemas.openxmlformats.org/officeDocument/2006/relationships" xmlns:w="http://schemas.openxmlformats.org/wordprocessingml/2006/main" xmlns:w14="http://schemas.microsoft.com/office/word/2010/wordml" xmlns:w15="http://schemas.microsoft.com/office/word/2012/wordml" xmlns:w16cex="http://schemas.microsoft.com/office/word/2018/wordml/cex" xmlns:w16cid="http://schemas.microsoft.com/office/word/2016/wordml/cid" xmlns:w16="http://schemas.microsoft.com/office/word/2018/wordml" xmlns:w16du="http://schemas.microsoft.com/office/word/2023/wordml/word16du" xmlns:w16sdtdh="http://schemas.microsoft.com/office/word/2020/wordml/sdtdatahash" xmlns:w16sdtfl="http://schemas.microsoft.com/office/word/2024/wordml/sdtformatlock" xmlns:w16se="http://schemas.microsoft.com/office/word/2015/wordml/symex" mc:Ignorable="w14 w15 w16se w16cid w16 w16cex w16sdtdh w16sdtfl w16du">
   <w:docDefaults>
     <w:rPrDefault>
       <w:rPr>
@@ -8554,7 +10277,7 @@
     </w:rPrDefault>
     <w:pPrDefault/>
   </w:docDefaults>
-  <w:latentStyles w:defLockedState="0" w:defUIPriority="99" w:defSemiHidden="0" w:defUnhideWhenUsed="0" w:defQFormat="0" w:count="371">
+  <w:latentStyles w:defLockedState="0" w:defUIPriority="99" w:defSemiHidden="0" w:defUnhideWhenUsed="0" w:defQFormat="0" w:count="376">
     <w:lsdException w:name="Normal" w:uiPriority="0" w:qFormat="1"/>
     <w:lsdException w:name="heading 1" w:uiPriority="9" w:qFormat="1"/>
     <w:lsdException w:name="heading 2" w:semiHidden="1" w:uiPriority="9" w:unhideWhenUsed="1" w:qFormat="1"/>
@@ -8926,11 +10649,16 @@
     <w:lsdException w:name="List Table 5 Dark Accent 6" w:uiPriority="50"/>
     <w:lsdException w:name="List Table 6 Colorful Accent 6" w:uiPriority="51"/>
     <w:lsdException w:name="List Table 7 Colorful Accent 6" w:uiPriority="52"/>
+    <w:lsdException w:name="Mention" w:semiHidden="1" w:unhideWhenUsed="1"/>
+    <w:lsdException w:name="Smart Hyperlink" w:semiHidden="1" w:unhideWhenUsed="1"/>
+    <w:lsdException w:name="Hashtag" w:semiHidden="1" w:unhideWhenUsed="1"/>
+    <w:lsdException w:name="Unresolved Mention" w:semiHidden="1" w:unhideWhenUsed="1"/>
+    <w:lsdException w:name="Smart Link" w:semiHidden="1" w:unhideWhenUsed="1"/>
   </w:latentStyles>
   <w:style w:type="paragraph" w:default="1" w:styleId="Normal">
     <w:name w:val="Normal"/>
     <w:qFormat/>
-    <w:rsid w:val="00076C05"/>
+    <w:rsid w:val="000A0CF0"/>
     <w:pPr>
       <w:spacing w:before="120" w:line="276" w:lineRule="auto"/>
     </w:pPr>

--- a/TS-Kramam/TS-6.6/TS 6.6 Sanskrit Krama Paatam Corrections.docx
+++ b/TS-Kramam/TS-6.6/TS 6.6 Sanskrit Krama Paatam Corrections.docx
@@ -83,7 +83,6 @@
         </w:rPr>
         <w:t xml:space="preserve">Observed till </w:t>
       </w:r>
-      <w:proofErr w:type="spellStart"/>
       <w:r>
         <w:rPr>
           <w:b/>
@@ -96,7 +95,6 @@
         </w:rPr>
         <w:t>xxxxxxxxxxxxxxxxxx</w:t>
       </w:r>
-      <w:proofErr w:type="spellEnd"/>
     </w:p>
     <w:p>
       <w:pPr>
@@ -129,14 +127,14 @@
         <w:tblLook w:val="04A0" w:firstRow="1" w:lastRow="0" w:firstColumn="1" w:lastColumn="0" w:noHBand="0" w:noVBand="1"/>
       </w:tblPr>
       <w:tblGrid>
-        <w:gridCol w:w="3877"/>
-        <w:gridCol w:w="4738"/>
+        <w:gridCol w:w="4189"/>
+        <w:gridCol w:w="4426"/>
         <w:gridCol w:w="5220"/>
       </w:tblGrid>
       <w:tr>
         <w:tc>
           <w:tcPr>
-            <w:tcW w:w="3877" w:type="dxa"/>
+            <w:tcW w:w="4189" w:type="dxa"/>
           </w:tcPr>
           <w:p>
             <w:pPr>
@@ -183,7 +181,7 @@
         </w:tc>
         <w:tc>
           <w:tcPr>
-            <w:tcW w:w="4738" w:type="dxa"/>
+            <w:tcW w:w="4426" w:type="dxa"/>
           </w:tcPr>
           <w:p>
             <w:pPr>
@@ -237,11 +235,11 @@
       </w:tr>
       <w:tr>
         <w:trPr>
-          <w:trHeight w:val="1389"/>
+          <w:trHeight w:val="1247"/>
         </w:trPr>
         <w:tc>
           <w:tcPr>
-            <w:tcW w:w="3877" w:type="dxa"/>
+            <w:tcW w:w="4189" w:type="dxa"/>
           </w:tcPr>
           <w:p>
             <w:pPr>
@@ -384,7 +382,7 @@
         </w:tc>
         <w:tc>
           <w:tcPr>
-            <w:tcW w:w="4738" w:type="dxa"/>
+            <w:tcW w:w="4426" w:type="dxa"/>
           </w:tcPr>
           <w:p>
             <w:pPr>
@@ -401,7 +399,6 @@
                 <w:lang w:bidi="ml-IN"/>
               </w:rPr>
             </w:pPr>
-            <w:proofErr w:type="spellStart"/>
             <w:r>
               <w:rPr>
                 <w:rFonts w:ascii="BRH Devanagari Extra" w:hAnsi="BRH Devanagari Extra" w:cs="BRH Devanagari Extra"/>
@@ -412,64 +409,38 @@
               </w:rPr>
               <w:t>aÉÉ</w:t>
             </w:r>
-            <w:proofErr w:type="spellEnd"/>
-            <w:r>
-              <w:rPr>
-                <w:rFonts w:ascii="BRH Malayalam Extra" w:hAnsi="BRH Malayalam Extra" w:cs="BRH Devanagari Extra"/>
-                <w:b/>
-                <w:color w:val="000000"/>
-                <w:sz w:val="32"/>
-                <w:szCs w:val="40"/>
-                <w:lang w:bidi="ml-IN"/>
-              </w:rPr>
-              <w:t>–</w:t>
-            </w:r>
-            <w:proofErr w:type="spellStart"/>
-            <w:r>
-              <w:rPr>
-                <w:rFonts w:ascii="BRH Devanagari Extra" w:hAnsi="BRH Devanagari Extra" w:cs="BRH Devanagari Extra"/>
-                <w:color w:val="000000"/>
-                <w:sz w:val="40"/>
-                <w:szCs w:val="40"/>
-                <w:lang w:bidi="ml-IN"/>
-              </w:rPr>
-              <w:t>iÉÑqÉç</w:t>
-            </w:r>
-            <w:proofErr w:type="spellEnd"/>
-            <w:r>
-              <w:rPr>
-                <w:rFonts w:ascii="BRH Devanagari Extra" w:hAnsi="BRH Devanagari Extra" w:cs="BRH Devanagari Extra"/>
-                <w:color w:val="000000"/>
-                <w:sz w:val="40"/>
-                <w:szCs w:val="40"/>
-                <w:lang w:bidi="ml-IN"/>
-              </w:rPr>
-              <w:t xml:space="preserve"> </w:t>
-            </w:r>
-            <w:proofErr w:type="spellStart"/>
-            <w:r>
-              <w:rPr>
-                <w:rFonts w:ascii="BRH Devanagari Extra" w:hAnsi="BRH Devanagari Extra" w:cs="BRH Devanagari Extra"/>
-                <w:color w:val="000000"/>
-                <w:sz w:val="40"/>
-                <w:szCs w:val="40"/>
-                <w:lang w:bidi="ml-IN"/>
-              </w:rPr>
-              <w:t>ÆÌuÉ</w:t>
-            </w:r>
-            <w:proofErr w:type="spellEnd"/>
-            <w:r>
-              <w:rPr>
-                <w:rFonts w:ascii="BRH Malayalam Extra" w:hAnsi="BRH Malayalam Extra" w:cs="BRH Devanagari Extra"/>
-                <w:b/>
-                <w:color w:val="000000"/>
-                <w:sz w:val="32"/>
-                <w:szCs w:val="40"/>
-                <w:lang w:bidi="ml-IN"/>
-              </w:rPr>
-              <w:t>–</w:t>
-            </w:r>
-            <w:proofErr w:type="spellStart"/>
+            <w:r>
+              <w:rPr>
+                <w:rFonts w:ascii="BRH Malayalam Extra" w:hAnsi="BRH Malayalam Extra" w:cs="BRH Devanagari Extra"/>
+                <w:b/>
+                <w:color w:val="000000"/>
+                <w:sz w:val="32"/>
+                <w:szCs w:val="40"/>
+                <w:lang w:bidi="ml-IN"/>
+              </w:rPr>
+              <w:t>–</w:t>
+            </w:r>
+            <w:r>
+              <w:rPr>
+                <w:rFonts w:ascii="BRH Devanagari Extra" w:hAnsi="BRH Devanagari Extra" w:cs="BRH Devanagari Extra"/>
+                <w:color w:val="000000"/>
+                <w:sz w:val="40"/>
+                <w:szCs w:val="40"/>
+                <w:lang w:bidi="ml-IN"/>
+              </w:rPr>
+              <w:t>iÉÑqÉç ÆÌuÉ</w:t>
+            </w:r>
+            <w:r>
+              <w:rPr>
+                <w:rFonts w:ascii="BRH Malayalam Extra" w:hAnsi="BRH Malayalam Extra" w:cs="BRH Devanagari Extra"/>
+                <w:b/>
+                <w:color w:val="000000"/>
+                <w:sz w:val="32"/>
+                <w:szCs w:val="40"/>
+                <w:lang w:bidi="ml-IN"/>
+              </w:rPr>
+              <w:t>–</w:t>
+            </w:r>
             <w:r>
               <w:rPr>
                 <w:rFonts w:ascii="BRH Devanagari Extra" w:hAnsi="BRH Devanagari Extra" w:cs="BRH Devanagari Extra"/>
@@ -481,57 +452,27 @@
               </w:rPr>
               <w:t>iuÉÉ</w:t>
             </w:r>
-            <w:proofErr w:type="spellEnd"/>
-            <w:r>
-              <w:rPr>
-                <w:rFonts w:ascii="BRH Devanagari Extra" w:hAnsi="BRH Devanagari Extra" w:cs="BRH Devanagari Extra"/>
-                <w:color w:val="000000"/>
-                <w:sz w:val="40"/>
-                <w:szCs w:val="40"/>
-                <w:lang w:bidi="ml-IN"/>
-              </w:rPr>
-              <w:t xml:space="preserve"> | </w:t>
-            </w:r>
-          </w:p>
-          <w:p>
-            <w:pPr>
-              <w:widowControl w:val="0"/>
-              <w:autoSpaceDE w:val="0"/>
-              <w:autoSpaceDN w:val="0"/>
-              <w:adjustRightInd w:val="0"/>
-              <w:spacing w:before="0" w:line="240" w:lineRule="auto"/>
-              <w:rPr>
-                <w:rFonts w:ascii="BRH Devanagari Extra" w:hAnsi="BRH Devanagari Extra" w:cs="BRH Devanagari Extra"/>
-                <w:color w:val="000000"/>
-                <w:sz w:val="40"/>
-                <w:szCs w:val="40"/>
-                <w:lang w:bidi="ml-IN"/>
-              </w:rPr>
-            </w:pPr>
-            <w:proofErr w:type="spellStart"/>
-            <w:r>
-              <w:rPr>
-                <w:rFonts w:ascii="BRH Devanagari Extra" w:hAnsi="BRH Devanagari Extra" w:cs="BRH Devanagari Extra"/>
-                <w:color w:val="000000"/>
-                <w:sz w:val="40"/>
-                <w:szCs w:val="40"/>
-                <w:lang w:bidi="ml-IN"/>
-              </w:rPr>
-              <w:t>ÌuÉ</w:t>
-            </w:r>
-            <w:proofErr w:type="spellEnd"/>
-            <w:r>
-              <w:rPr>
-                <w:rFonts w:ascii="BRH Malayalam Extra" w:hAnsi="BRH Malayalam Extra" w:cs="BRH Devanagari Extra"/>
-                <w:b/>
-                <w:color w:val="000000"/>
-                <w:sz w:val="32"/>
-                <w:szCs w:val="40"/>
-                <w:lang w:bidi="ml-IN"/>
-              </w:rPr>
-              <w:t>–</w:t>
-            </w:r>
-            <w:proofErr w:type="spellStart"/>
+            <w:r>
+              <w:rPr>
+                <w:rFonts w:ascii="BRH Devanagari Extra" w:hAnsi="BRH Devanagari Extra" w:cs="BRH Devanagari Extra"/>
+                <w:color w:val="000000"/>
+                <w:sz w:val="40"/>
+                <w:szCs w:val="40"/>
+                <w:lang w:bidi="ml-IN"/>
+              </w:rPr>
+              <w:t xml:space="preserve"> | ÌuÉ</w:t>
+            </w:r>
+            <w:r>
+              <w:rPr>
+                <w:rFonts w:ascii="BRH Malayalam Extra" w:hAnsi="BRH Malayalam Extra" w:cs="BRH Devanagari Extra"/>
+                <w:b/>
+                <w:color w:val="000000"/>
+                <w:sz w:val="32"/>
+                <w:szCs w:val="40"/>
+                <w:lang w:bidi="ml-IN"/>
+              </w:rPr>
+              <w:t>–</w:t>
+            </w:r>
             <w:r>
               <w:rPr>
                 <w:rFonts w:ascii="BRH Devanagari Extra" w:hAnsi="BRH Devanagari Extra" w:cs="BRH Devanagari Extra"/>
@@ -543,61 +484,36 @@
               </w:rPr>
               <w:t>iuÉÉ</w:t>
             </w:r>
-            <w:proofErr w:type="spellEnd"/>
-            <w:r>
-              <w:rPr>
-                <w:rFonts w:ascii="BRH Devanagari Extra" w:hAnsi="BRH Devanagari Extra" w:cs="BRH Devanagari Extra"/>
-                <w:color w:val="000000"/>
-                <w:sz w:val="40"/>
-                <w:szCs w:val="40"/>
-                <w:lang w:bidi="ml-IN"/>
-              </w:rPr>
-              <w:t xml:space="preserve"> </w:t>
-            </w:r>
-            <w:proofErr w:type="spellStart"/>
-            <w:r>
-              <w:rPr>
-                <w:rFonts w:ascii="BRH Devanagari Extra" w:hAnsi="BRH Devanagari Extra" w:cs="BRH Devanagari Extra"/>
-                <w:color w:val="000000"/>
-                <w:sz w:val="40"/>
-                <w:szCs w:val="40"/>
-                <w:lang w:bidi="ml-IN"/>
-              </w:rPr>
-              <w:t>aÉÉ</w:t>
-            </w:r>
-            <w:proofErr w:type="spellEnd"/>
-            <w:r>
-              <w:rPr>
-                <w:rFonts w:ascii="BRH Malayalam Extra" w:hAnsi="BRH Malayalam Extra" w:cs="BRH Devanagari Extra"/>
-                <w:b/>
-                <w:color w:val="000000"/>
-                <w:sz w:val="32"/>
-                <w:szCs w:val="40"/>
-                <w:lang w:bidi="ml-IN"/>
-              </w:rPr>
-              <w:t>–</w:t>
-            </w:r>
-            <w:proofErr w:type="spellStart"/>
-            <w:r>
-              <w:rPr>
-                <w:rFonts w:ascii="BRH Devanagari Extra" w:hAnsi="BRH Devanagari Extra" w:cs="BRH Devanagari Extra"/>
-                <w:color w:val="000000"/>
-                <w:sz w:val="40"/>
-                <w:szCs w:val="40"/>
-                <w:lang w:bidi="ml-IN"/>
-              </w:rPr>
-              <w:t>iÉÑqÉç</w:t>
-            </w:r>
-            <w:proofErr w:type="spellEnd"/>
-            <w:r>
-              <w:rPr>
-                <w:rFonts w:ascii="BRH Devanagari Extra" w:hAnsi="BRH Devanagari Extra" w:cs="BRH Devanagari Extra"/>
-                <w:color w:val="000000"/>
-                <w:sz w:val="40"/>
-                <w:szCs w:val="40"/>
-                <w:lang w:bidi="ml-IN"/>
-              </w:rPr>
-              <w:t xml:space="preserve"> |</w:t>
+            <w:r>
+              <w:rPr>
+                <w:rFonts w:ascii="BRH Devanagari Extra" w:hAnsi="BRH Devanagari Extra" w:cs="BRH Devanagari Extra"/>
+                <w:color w:val="000000"/>
+                <w:sz w:val="40"/>
+                <w:szCs w:val="40"/>
+                <w:lang w:bidi="ml-IN"/>
+              </w:rPr>
+              <w:t xml:space="preserve"> aÉÉ</w:t>
+            </w:r>
+            <w:r>
+              <w:rPr>
+                <w:rFonts w:ascii="BRH Malayalam Extra" w:hAnsi="BRH Malayalam Extra" w:cs="BRH Devanagari Extra"/>
+                <w:b/>
+                <w:color w:val="000000"/>
+                <w:sz w:val="32"/>
+                <w:szCs w:val="40"/>
+                <w:lang w:bidi="ml-IN"/>
+              </w:rPr>
+              <w:t>–</w:t>
+            </w:r>
+            <w:r>
+              <w:rPr>
+                <w:rFonts w:ascii="BRH Devanagari Extra" w:hAnsi="BRH Devanagari Extra" w:cs="BRH Devanagari Extra"/>
+                <w:color w:val="000000"/>
+                <w:sz w:val="40"/>
+                <w:szCs w:val="40"/>
+                <w:lang w:bidi="ml-IN"/>
+              </w:rPr>
+              <w:t>iÉÑqÉç |</w:t>
             </w:r>
           </w:p>
         </w:tc>
@@ -613,14 +529,13 @@
               <w:adjustRightInd w:val="0"/>
               <w:spacing w:line="252" w:lineRule="auto"/>
               <w:rPr>
-                <w:rFonts w:cs="Arial"/>
-                <w:color w:val="000000"/>
-                <w:sz w:val="28"/>
-                <w:szCs w:val="28"/>
-                <w:lang w:bidi="ml-IN"/>
-              </w:rPr>
-            </w:pPr>
-            <w:proofErr w:type="spellStart"/>
+                <w:rFonts w:ascii="BRH Devanagari Extra" w:hAnsi="BRH Devanagari Extra" w:cs="BRH Devanagari Extra"/>
+                <w:color w:val="000000"/>
+                <w:sz w:val="40"/>
+                <w:szCs w:val="40"/>
+                <w:lang w:bidi="ml-IN"/>
+              </w:rPr>
+            </w:pPr>
             <w:r>
               <w:rPr>
                 <w:rFonts w:ascii="BRH Devanagari Extra" w:hAnsi="BRH Devanagari Extra" w:cs="BRH Devanagari Extra"/>
@@ -631,275 +546,138 @@
               </w:rPr>
               <w:t>aÉÉ</w:t>
             </w:r>
-            <w:proofErr w:type="spellEnd"/>
-            <w:r>
-              <w:rPr>
-                <w:rFonts w:ascii="BRH Malayalam Extra" w:hAnsi="BRH Malayalam Extra" w:cs="BRH Devanagari Extra"/>
-                <w:b/>
-                <w:color w:val="000000"/>
-                <w:sz w:val="32"/>
-                <w:szCs w:val="40"/>
-                <w:lang w:bidi="ml-IN"/>
-              </w:rPr>
-              <w:t>–</w:t>
-            </w:r>
-            <w:proofErr w:type="spellStart"/>
-            <w:r>
-              <w:rPr>
-                <w:rFonts w:ascii="BRH Devanagari Extra" w:hAnsi="BRH Devanagari Extra" w:cs="BRH Devanagari Extra"/>
-                <w:color w:val="000000"/>
-                <w:sz w:val="40"/>
-                <w:szCs w:val="40"/>
-                <w:lang w:bidi="ml-IN"/>
-              </w:rPr>
-              <w:t>iÉÑqÉç</w:t>
-            </w:r>
-            <w:proofErr w:type="spellEnd"/>
-            <w:r>
-              <w:rPr>
-                <w:rFonts w:ascii="BRH Devanagari Extra" w:hAnsi="BRH Devanagari Extra" w:cs="BRH Devanagari Extra"/>
-                <w:color w:val="000000"/>
-                <w:sz w:val="40"/>
-                <w:szCs w:val="40"/>
-                <w:lang w:bidi="ml-IN"/>
-              </w:rPr>
-              <w:t xml:space="preserve"> </w:t>
-            </w:r>
-            <w:proofErr w:type="spellStart"/>
-            <w:r>
-              <w:rPr>
-                <w:rFonts w:ascii="BRH Devanagari Extra" w:hAnsi="BRH Devanagari Extra" w:cs="BRH Devanagari Extra"/>
-                <w:color w:val="000000"/>
-                <w:sz w:val="40"/>
-                <w:szCs w:val="40"/>
-                <w:lang w:bidi="ml-IN"/>
-              </w:rPr>
-              <w:t>ÆÌuÉ</w:t>
-            </w:r>
-            <w:proofErr w:type="spellEnd"/>
-            <w:r>
-              <w:rPr>
-                <w:rFonts w:ascii="BRH Malayalam Extra" w:hAnsi="BRH Malayalam Extra" w:cs="BRH Devanagari Extra"/>
-                <w:b/>
-                <w:color w:val="000000"/>
-                <w:sz w:val="32"/>
-                <w:szCs w:val="40"/>
-                <w:lang w:bidi="ml-IN"/>
-              </w:rPr>
-              <w:t>–</w:t>
-            </w:r>
-            <w:proofErr w:type="spellStart"/>
-            <w:r>
-              <w:rPr>
-                <w:rFonts w:ascii="BRH Devanagari Extra" w:hAnsi="BRH Devanagari Extra" w:cs="BRH Devanagari Extra"/>
-                <w:color w:val="000000"/>
-                <w:sz w:val="40"/>
+            <w:r>
+              <w:rPr>
+                <w:rFonts w:ascii="BRH Malayalam Extra" w:hAnsi="BRH Malayalam Extra" w:cs="BRH Devanagari Extra"/>
+                <w:b/>
+                <w:color w:val="000000"/>
+                <w:sz w:val="32"/>
+                <w:szCs w:val="40"/>
+                <w:lang w:bidi="ml-IN"/>
+              </w:rPr>
+              <w:t>–</w:t>
+            </w:r>
+            <w:r>
+              <w:rPr>
+                <w:rFonts w:ascii="BRH Devanagari Extra" w:hAnsi="BRH Devanagari Extra" w:cs="BRH Devanagari Extra"/>
+                <w:color w:val="000000"/>
+                <w:sz w:val="40"/>
+                <w:szCs w:val="40"/>
+                <w:lang w:bidi="ml-IN"/>
+              </w:rPr>
+              <w:t>iÉÑqÉç ÆÌuÉ</w:t>
+            </w:r>
+            <w:r>
+              <w:rPr>
+                <w:rFonts w:ascii="BRH Malayalam Extra" w:hAnsi="BRH Malayalam Extra" w:cs="BRH Devanagari Extra"/>
+                <w:b/>
+                <w:color w:val="EE0000"/>
+                <w:sz w:val="32"/>
+                <w:szCs w:val="40"/>
+                <w:lang w:bidi="ml-IN"/>
+              </w:rPr>
+              <w:t>–</w:t>
+            </w:r>
+            <w:r>
+              <w:rPr>
+                <w:rFonts w:ascii="BRH Devanagari Extra" w:hAnsi="BRH Devanagari Extra" w:cs="BRH Devanagari Extra"/>
+                <w:color w:val="000000"/>
+                <w:sz w:val="40"/>
+                <w:szCs w:val="40"/>
+                <w:highlight w:val="green"/>
+                <w:lang w:bidi="ml-IN"/>
+              </w:rPr>
+              <w:t>¨uÉ</w:t>
+            </w:r>
+            <w:r>
+              <w:rPr>
+                <w:rFonts w:ascii="BRH Devanagari Extra" w:hAnsi="BRH Devanagari Extra" w:cs="BRH Devanagari Extra"/>
+                <w:color w:val="EE0000"/>
+                <w:sz w:val="40"/>
+                <w:szCs w:val="40"/>
+                <w:highlight w:val="green"/>
+                <w:lang w:bidi="ml-IN"/>
+              </w:rPr>
+              <w:t>É</w:t>
+            </w:r>
+            <w:r>
+              <w:rPr>
+                <w:rFonts w:ascii="BRH Devanagari Extra" w:hAnsi="BRH Devanagari Extra" w:cs="BRH Devanagari Extra"/>
+                <w:color w:val="000000"/>
+                <w:sz w:val="40"/>
+                <w:szCs w:val="40"/>
+                <w:lang w:bidi="ml-IN"/>
+              </w:rPr>
+              <w:t xml:space="preserve"> | </w:t>
+            </w:r>
+            <w:r>
+              <w:rPr>
+                <w:rFonts w:ascii="BRH Devanagari Extra" w:hAnsi="BRH Devanagari Extra" w:cs="BRH Devanagari Extra"/>
+                <w:sz w:val="40"/>
+                <w:szCs w:val="40"/>
+                <w:lang w:bidi="ml-IN"/>
+              </w:rPr>
+              <w:t>ÌuÉ</w:t>
+            </w:r>
+            <w:r>
+              <w:rPr>
+                <w:rFonts w:ascii="BRH Malayalam Extra" w:hAnsi="BRH Malayalam Extra" w:cs="BRH Devanagari Extra"/>
+                <w:b/>
+                <w:sz w:val="32"/>
                 <w:szCs w:val="40"/>
                 <w:highlight w:val="yellow"/>
                 <w:lang w:bidi="ml-IN"/>
               </w:rPr>
-              <w:t>iuÉÉ</w:t>
-            </w:r>
-            <w:proofErr w:type="spellEnd"/>
-            <w:r>
-              <w:rPr>
-                <w:rFonts w:ascii="BRH Devanagari Extra" w:hAnsi="BRH Devanagari Extra" w:cs="BRH Devanagari Extra"/>
-                <w:color w:val="000000"/>
-                <w:sz w:val="40"/>
-                <w:szCs w:val="40"/>
-                <w:lang w:bidi="ml-IN"/>
-              </w:rPr>
-              <w:t xml:space="preserve"> | </w:t>
-            </w:r>
-            <w:proofErr w:type="spellStart"/>
-            <w:r>
-              <w:rPr>
-                <w:rFonts w:cs="Arial"/>
-                <w:color w:val="000000"/>
-                <w:sz w:val="28"/>
-                <w:szCs w:val="28"/>
+              <w:t>–</w:t>
+            </w:r>
+            <w:r>
+              <w:rPr>
+                <w:rFonts w:ascii="BRH Devanagari Extra" w:hAnsi="BRH Devanagari Extra" w:cs="BRH Devanagari Extra"/>
+                <w:sz w:val="40"/>
+                <w:szCs w:val="40"/>
                 <w:highlight w:val="green"/>
                 <w:lang w:bidi="ml-IN"/>
               </w:rPr>
-              <w:t>ttv</w:t>
-            </w:r>
-            <w:r>
-              <w:rPr>
-                <w:rFonts w:cs="Arial"/>
-                <w:color w:val="000000"/>
-                <w:sz w:val="28"/>
-                <w:szCs w:val="28"/>
-                <w:lang w:bidi="ml-IN"/>
-              </w:rPr>
-              <w:t>A</w:t>
-            </w:r>
-            <w:proofErr w:type="spellEnd"/>
-          </w:p>
-          <w:p>
-            <w:pPr>
-              <w:widowControl w:val="0"/>
-              <w:autoSpaceDE w:val="0"/>
-              <w:autoSpaceDN w:val="0"/>
-              <w:adjustRightInd w:val="0"/>
-              <w:spacing w:line="252" w:lineRule="auto"/>
-              <w:rPr>
-                <w:rFonts w:cs="Arial"/>
-                <w:color w:val="000000"/>
-                <w:sz w:val="28"/>
-                <w:szCs w:val="28"/>
-                <w:lang w:bidi="ml-IN"/>
-              </w:rPr>
-            </w:pPr>
-            <w:proofErr w:type="spellStart"/>
-            <w:r>
-              <w:rPr>
-                <w:rFonts w:ascii="BRH Devanagari Extra" w:hAnsi="BRH Devanagari Extra" w:cs="BRH Devanagari Extra"/>
-                <w:color w:val="000000"/>
-                <w:sz w:val="40"/>
-                <w:szCs w:val="40"/>
-                <w:lang w:bidi="ml-IN"/>
-              </w:rPr>
-              <w:t>ÌuÉ</w:t>
-            </w:r>
-            <w:proofErr w:type="spellEnd"/>
-            <w:r>
-              <w:rPr>
-                <w:rFonts w:ascii="BRH Malayalam Extra" w:hAnsi="BRH Malayalam Extra" w:cs="BRH Devanagari Extra"/>
-                <w:b/>
-                <w:color w:val="000000"/>
-                <w:sz w:val="32"/>
-                <w:szCs w:val="40"/>
-                <w:lang w:bidi="ml-IN"/>
-              </w:rPr>
-              <w:t>–</w:t>
-            </w:r>
-            <w:proofErr w:type="spellStart"/>
-            <w:r>
-              <w:rPr>
-                <w:rFonts w:ascii="BRH Devanagari Extra" w:hAnsi="BRH Devanagari Extra" w:cs="BRH Devanagari Extra"/>
-                <w:color w:val="000000"/>
-                <w:sz w:val="40"/>
-                <w:szCs w:val="40"/>
-                <w:highlight w:val="yellow"/>
-                <w:lang w:bidi="ml-IN"/>
-              </w:rPr>
-              <w:t>iuÉÉ</w:t>
-            </w:r>
-            <w:proofErr w:type="spellEnd"/>
-            <w:r>
-              <w:rPr>
-                <w:rFonts w:ascii="BRH Devanagari Extra" w:hAnsi="BRH Devanagari Extra" w:cs="BRH Devanagari Extra"/>
-                <w:color w:val="000000"/>
-                <w:sz w:val="40"/>
-                <w:szCs w:val="40"/>
-                <w:lang w:bidi="ml-IN"/>
-              </w:rPr>
-              <w:t xml:space="preserve"> </w:t>
-            </w:r>
-            <w:proofErr w:type="spellStart"/>
-            <w:r>
-              <w:rPr>
-                <w:rFonts w:ascii="BRH Devanagari Extra" w:hAnsi="BRH Devanagari Extra" w:cs="BRH Devanagari Extra"/>
-                <w:color w:val="000000"/>
-                <w:sz w:val="40"/>
-                <w:szCs w:val="40"/>
-                <w:lang w:bidi="ml-IN"/>
-              </w:rPr>
-              <w:t>aÉÉ</w:t>
-            </w:r>
-            <w:proofErr w:type="spellEnd"/>
-            <w:r>
-              <w:rPr>
-                <w:rFonts w:ascii="BRH Malayalam Extra" w:hAnsi="BRH Malayalam Extra" w:cs="BRH Devanagari Extra"/>
-                <w:b/>
-                <w:color w:val="000000"/>
-                <w:sz w:val="32"/>
-                <w:szCs w:val="40"/>
-                <w:lang w:bidi="ml-IN"/>
-              </w:rPr>
-              <w:t>–</w:t>
-            </w:r>
-            <w:proofErr w:type="spellStart"/>
-            <w:r>
-              <w:rPr>
-                <w:rFonts w:ascii="BRH Devanagari Extra" w:hAnsi="BRH Devanagari Extra" w:cs="BRH Devanagari Extra"/>
-                <w:color w:val="000000"/>
-                <w:sz w:val="40"/>
-                <w:szCs w:val="40"/>
-                <w:lang w:bidi="ml-IN"/>
-              </w:rPr>
-              <w:t>iÉÑqÉç</w:t>
-            </w:r>
-            <w:proofErr w:type="spellEnd"/>
-            <w:r>
-              <w:rPr>
-                <w:rFonts w:ascii="BRH Devanagari Extra" w:hAnsi="BRH Devanagari Extra" w:cs="BRH Devanagari Extra"/>
-                <w:color w:val="000000"/>
-                <w:sz w:val="40"/>
-                <w:szCs w:val="40"/>
-                <w:lang w:bidi="ml-IN"/>
-              </w:rPr>
-              <w:t xml:space="preserve"> |</w:t>
-            </w:r>
-            <w:r>
-              <w:rPr>
-                <w:rFonts w:ascii="BRH Devanagari Extra" w:hAnsi="BRH Devanagari Extra" w:cs="BRH Devanagari Extra"/>
-                <w:color w:val="000000"/>
-                <w:sz w:val="40"/>
-                <w:szCs w:val="40"/>
-                <w:lang w:bidi="ml-IN"/>
-              </w:rPr>
-              <w:t xml:space="preserve"> </w:t>
-            </w:r>
-            <w:proofErr w:type="spellStart"/>
-            <w:r>
-              <w:rPr>
-                <w:rFonts w:cs="Arial"/>
-                <w:color w:val="000000"/>
-                <w:sz w:val="28"/>
-                <w:szCs w:val="28"/>
-                <w:highlight w:val="green"/>
-                <w:lang w:bidi="ml-IN"/>
-              </w:rPr>
-              <w:t>ttv</w:t>
-            </w:r>
-            <w:r>
-              <w:rPr>
-                <w:rFonts w:cs="Arial"/>
-                <w:color w:val="000000"/>
-                <w:sz w:val="28"/>
-                <w:szCs w:val="28"/>
-                <w:lang w:bidi="ml-IN"/>
-              </w:rPr>
-              <w:t>A</w:t>
-            </w:r>
-            <w:proofErr w:type="spellEnd"/>
-          </w:p>
-          <w:p>
-            <w:pPr>
-              <w:widowControl w:val="0"/>
-              <w:autoSpaceDE w:val="0"/>
-              <w:autoSpaceDN w:val="0"/>
-              <w:adjustRightInd w:val="0"/>
-              <w:spacing w:before="0" w:line="240" w:lineRule="auto"/>
-              <w:rPr>
-                <w:rFonts w:ascii="BRH Devanagari Extra" w:hAnsi="BRH Devanagari Extra" w:cs="BRH Devanagari Extra"/>
-                <w:color w:val="000000"/>
-                <w:sz w:val="40"/>
-                <w:szCs w:val="40"/>
-                <w:lang w:bidi="ml-IN"/>
-              </w:rPr>
-            </w:pPr>
+              <w:t>¨uÉÉ</w:t>
+            </w:r>
+            <w:r>
+              <w:rPr>
+                <w:rFonts w:ascii="BRH Devanagari Extra" w:hAnsi="BRH Devanagari Extra" w:cs="BRH Devanagari Extra"/>
+                <w:sz w:val="40"/>
+                <w:szCs w:val="40"/>
+                <w:lang w:bidi="ml-IN"/>
+              </w:rPr>
+              <w:t xml:space="preserve"> aÉÉ</w:t>
+            </w:r>
+            <w:r>
+              <w:rPr>
+                <w:rFonts w:ascii="BRH Malayalam Extra" w:hAnsi="BRH Malayalam Extra" w:cs="BRH Devanagari Extra"/>
+                <w:b/>
+                <w:sz w:val="32"/>
+                <w:szCs w:val="40"/>
+                <w:lang w:bidi="ml-IN"/>
+              </w:rPr>
+              <w:t>–</w:t>
+            </w:r>
+            <w:r>
+              <w:rPr>
+                <w:rFonts w:ascii="BRH Devanagari Extra" w:hAnsi="BRH Devanagari Extra" w:cs="BRH Devanagari Extra"/>
+                <w:sz w:val="40"/>
+                <w:szCs w:val="40"/>
+                <w:lang w:bidi="ml-IN"/>
+              </w:rPr>
+              <w:t>iÉÑqÉç |</w:t>
+            </w:r>
           </w:p>
         </w:tc>
       </w:tr>
       <w:tr>
         <w:trPr>
-          <w:trHeight w:val="1389"/>
+          <w:trHeight w:val="3245"/>
         </w:trPr>
         <w:tc>
           <w:tcPr>
-            <w:tcW w:w="3877" w:type="dxa"/>
+            <w:tcW w:w="4189" w:type="dxa"/>
           </w:tcPr>
           <w:p>
             <w:pPr>
@@ -1042,7 +820,7 @@
         </w:tc>
         <w:tc>
           <w:tcPr>
-            <w:tcW w:w="4738" w:type="dxa"/>
+            <w:tcW w:w="4426" w:type="dxa"/>
           </w:tcPr>
           <w:p>
             <w:pPr>
@@ -1101,7 +879,6 @@
               </w:rPr>
               <w:t>–</w:t>
             </w:r>
-            <w:proofErr w:type="spellStart"/>
             <w:r>
               <w:rPr>
                 <w:rFonts w:ascii="BRH Devanagari Extra" w:hAnsi="BRH Devanagari Extra" w:cs="BRH Devanagari Extra"/>
@@ -1112,38 +889,26 @@
               </w:rPr>
               <w:t>zÉrÉå</w:t>
             </w:r>
-            <w:proofErr w:type="spellEnd"/>
-            <w:r>
-              <w:rPr>
-                <w:rFonts w:ascii="BRH Malayalam Extra" w:hAnsi="BRH Malayalam Extra" w:cs="BRH Devanagari Extra"/>
-                <w:b/>
-                <w:color w:val="000000"/>
-                <w:sz w:val="32"/>
-                <w:szCs w:val="40"/>
-                <w:lang w:bidi="ml-IN"/>
-              </w:rPr>
-              <w:t>–</w:t>
-            </w:r>
-            <w:r>
-              <w:rPr>
-                <w:rFonts w:ascii="BRH Devanagari Extra" w:hAnsi="BRH Devanagari Extra" w:cs="BRH Devanagari Extra"/>
-                <w:color w:val="000000"/>
-                <w:sz w:val="40"/>
-                <w:szCs w:val="40"/>
-                <w:lang w:bidi="ml-IN"/>
-              </w:rPr>
-              <w:t xml:space="preserve"> </w:t>
-            </w:r>
-            <w:proofErr w:type="spellStart"/>
-            <w:r>
-              <w:rPr>
-                <w:rFonts w:ascii="BRH Devanagari Extra" w:hAnsi="BRH Devanagari Extra" w:cs="BRH Devanagari Extra"/>
-                <w:color w:val="000000"/>
-                <w:sz w:val="40"/>
-                <w:szCs w:val="40"/>
-                <w:lang w:bidi="ml-IN"/>
-              </w:rPr>
-              <w:t>pÉëÉiÉ×þurÉÉmÉlÉÑ</w:t>
+            <w:r>
+              <w:rPr>
+                <w:rFonts w:ascii="BRH Malayalam Extra" w:hAnsi="BRH Malayalam Extra" w:cs="BRH Devanagari Extra"/>
+                <w:b/>
+                <w:color w:val="000000"/>
+                <w:sz w:val="32"/>
+                <w:szCs w:val="40"/>
+                <w:lang w:bidi="ml-IN"/>
+              </w:rPr>
+              <w:t>–</w:t>
+            </w:r>
+            <w:r>
+              <w:rPr>
+                <w:rFonts w:ascii="BRH Devanagari Extra" w:hAnsi="BRH Devanagari Extra" w:cs="BRH Devanagari Extra"/>
+                <w:color w:val="000000"/>
+                <w:sz w:val="40"/>
+                <w:szCs w:val="40"/>
+                <w:lang w:bidi="ml-IN"/>
+              </w:rPr>
+              <w:t xml:space="preserve"> pÉëÉiÉ×þurÉÉmÉlÉÑ</w:t>
             </w:r>
             <w:r>
               <w:rPr>
@@ -1156,7 +921,6 @@
               </w:rPr>
               <w:t>irÉæ</w:t>
             </w:r>
-            <w:proofErr w:type="spellEnd"/>
             <w:r>
               <w:rPr>
                 <w:rFonts w:ascii="BRH Devanagari Extra" w:hAnsi="BRH Devanagari Extra" w:cs="BRH Devanagari Extra"/>
@@ -1186,6 +950,130 @@
               <w:adjustRightInd w:val="0"/>
               <w:spacing w:before="0" w:line="240" w:lineRule="auto"/>
               <w:rPr>
+                <w:rFonts w:ascii="BRH Devanagari Extra" w:hAnsi="BRH Devanagari Extra" w:cs="BRH Devanagari Extra"/>
+                <w:color w:val="000000"/>
+                <w:sz w:val="40"/>
+                <w:szCs w:val="40"/>
+                <w:lang w:bidi="ml-IN"/>
+              </w:rPr>
+            </w:pPr>
+            <w:r>
+              <w:rPr>
+                <w:rFonts w:ascii="BRH Devanagari Extra" w:hAnsi="BRH Devanagari Extra" w:cs="BRH Devanagari Extra"/>
+                <w:color w:val="000000"/>
+                <w:sz w:val="40"/>
+                <w:szCs w:val="40"/>
+                <w:lang w:bidi="ml-IN"/>
+              </w:rPr>
+              <w:t>pÉëÉiÉ×þurÉÉmÉlÉÑ</w:t>
+            </w:r>
+            <w:r>
+              <w:rPr>
+                <w:rFonts w:ascii="BRH Devanagari Extra" w:hAnsi="BRH Devanagari Extra" w:cs="BRH Devanagari Extra"/>
+                <w:color w:val="EE0000"/>
+                <w:sz w:val="40"/>
+                <w:szCs w:val="40"/>
+                <w:highlight w:val="yellow"/>
+                <w:lang w:bidi="ml-IN"/>
+              </w:rPr>
+              <w:t>irÉæ</w:t>
+            </w:r>
+            <w:r>
+              <w:rPr>
+                <w:rFonts w:ascii="BRH Malayalam Extra" w:hAnsi="BRH Malayalam Extra" w:cs="BRH Devanagari Extra"/>
+                <w:b/>
+                <w:color w:val="EE0000"/>
+                <w:sz w:val="32"/>
+                <w:szCs w:val="40"/>
+                <w:highlight w:val="yellow"/>
+                <w:lang w:bidi="ml-IN"/>
+              </w:rPr>
+              <w:t>–</w:t>
+            </w:r>
+            <w:r>
+              <w:rPr>
+                <w:rFonts w:ascii="BRH Devanagari Extra" w:hAnsi="BRH Devanagari Extra" w:cs="BRH Devanagari Extra"/>
+                <w:color w:val="000000"/>
+                <w:sz w:val="40"/>
+                <w:szCs w:val="40"/>
+                <w:lang w:bidi="ml-IN"/>
+              </w:rPr>
+              <w:t xml:space="preserve"> xÉuÉåïÿ | pÉëÉiÉ×þurÉÉmÉlÉ</w:t>
+            </w:r>
+            <w:r>
+              <w:rPr>
+                <w:rFonts w:ascii="BRH Devanagari Extra" w:hAnsi="BRH Devanagari Extra" w:cs="BRH Devanagari Extra"/>
+                <w:color w:val="000000"/>
+                <w:sz w:val="40"/>
+                <w:szCs w:val="40"/>
+                <w:highlight w:val="yellow"/>
+                <w:lang w:bidi="ml-IN"/>
+              </w:rPr>
+              <w:t>Ñ</w:t>
+            </w:r>
+            <w:r>
+              <w:rPr>
+                <w:rFonts w:ascii="BRH Devanagari Extra" w:hAnsi="BRH Devanagari Extra" w:cs="BRH Devanagari Extra"/>
+                <w:color w:val="EE0000"/>
+                <w:sz w:val="40"/>
+                <w:szCs w:val="40"/>
+                <w:highlight w:val="yellow"/>
+                <w:lang w:bidi="ml-IN"/>
+              </w:rPr>
+              <w:t>irÉÉ</w:t>
+            </w:r>
+            <w:r>
+              <w:rPr>
+                <w:rFonts w:ascii="BRH Malayalam Extra" w:hAnsi="BRH Malayalam Extra" w:cs="BRH Devanagari Extra"/>
+                <w:b/>
+                <w:color w:val="EE0000"/>
+                <w:sz w:val="32"/>
+                <w:szCs w:val="40"/>
+                <w:highlight w:val="yellow"/>
+                <w:lang w:bidi="ml-IN"/>
+              </w:rPr>
+              <w:t>–</w:t>
+            </w:r>
+            <w:r>
+              <w:rPr>
+                <w:rFonts w:ascii="BRH Devanagari Extra" w:hAnsi="BRH Devanagari Extra" w:cs="BRH Devanagari Extra"/>
+                <w:color w:val="000000"/>
+                <w:sz w:val="40"/>
+                <w:szCs w:val="40"/>
+                <w:lang w:bidi="ml-IN"/>
+              </w:rPr>
+              <w:t xml:space="preserve"> CÌiÉ</w:t>
+            </w:r>
+            <w:r>
+              <w:rPr>
+                <w:rFonts w:ascii="BRH Malayalam Extra" w:hAnsi="BRH Malayalam Extra" w:cs="BRH Devanagari Extra"/>
+                <w:b/>
+                <w:color w:val="000000"/>
+                <w:sz w:val="32"/>
+                <w:szCs w:val="40"/>
+                <w:lang w:bidi="ml-IN"/>
+              </w:rPr>
+              <w:t>–</w:t>
+            </w:r>
+            <w:r>
+              <w:rPr>
+                <w:rFonts w:ascii="BRH Devanagari Extra" w:hAnsi="BRH Devanagari Extra" w:cs="BRH Devanagari Extra"/>
+                <w:color w:val="000000"/>
+                <w:sz w:val="40"/>
+                <w:szCs w:val="40"/>
+                <w:lang w:bidi="ml-IN"/>
+              </w:rPr>
+              <w:t xml:space="preserve"> </w:t>
+            </w:r>
+          </w:p>
+          <w:p>
+            <w:pPr>
+              <w:widowControl w:val="0"/>
+              <w:autoSpaceDE w:val="0"/>
+              <w:autoSpaceDN w:val="0"/>
+              <w:adjustRightInd w:val="0"/>
+              <w:spacing w:before="0" w:line="240" w:lineRule="auto"/>
+              <w:rPr>
                 <w:rFonts w:ascii="BRH Malayalam Extra" w:eastAsia="Times New Roman" w:hAnsi="BRH Malayalam Extra" w:cs="BRH Malayalam Extra"/>
                 <w:color w:val="000000"/>
                 <w:sz w:val="40"/>
@@ -1193,16 +1081,68 @@
                 <w:lang w:val="en-IN" w:eastAsia="en-IN" w:bidi="ml-IN"/>
               </w:rPr>
             </w:pPr>
-            <w:proofErr w:type="spellStart"/>
-            <w:r>
-              <w:rPr>
-                <w:rFonts w:ascii="BRH Devanagari Extra" w:hAnsi="BRH Devanagari Extra" w:cs="BRH Devanagari Extra"/>
-                <w:color w:val="000000"/>
-                <w:sz w:val="40"/>
-                <w:szCs w:val="40"/>
-                <w:lang w:bidi="ml-IN"/>
-              </w:rPr>
-              <w:t>pÉëÉiÉ×þurÉÉmÉlÉÑ</w:t>
+            <w:r>
+              <w:rPr>
+                <w:rFonts w:ascii="BRH Devanagari Extra" w:hAnsi="BRH Devanagari Extra" w:cs="BRH Devanagari Extra"/>
+                <w:color w:val="000000"/>
+                <w:sz w:val="40"/>
+                <w:szCs w:val="40"/>
+                <w:lang w:bidi="ml-IN"/>
+              </w:rPr>
+              <w:t>pÉëÉiÉ×þurÉ - A</w:t>
+            </w:r>
+            <w:r>
+              <w:rPr>
+                <w:rFonts w:ascii="BRH Malayalam Extra" w:hAnsi="BRH Malayalam Extra" w:cs="BRH Devanagari Extra"/>
+                <w:b/>
+                <w:color w:val="000000"/>
+                <w:sz w:val="32"/>
+                <w:szCs w:val="40"/>
+                <w:lang w:bidi="ml-IN"/>
+              </w:rPr>
+              <w:t>–</w:t>
+            </w:r>
+            <w:r>
+              <w:rPr>
+                <w:rFonts w:ascii="BRH Devanagari Extra" w:hAnsi="BRH Devanagari Extra" w:cs="BRH Devanagari Extra"/>
+                <w:color w:val="000000"/>
+                <w:sz w:val="40"/>
+                <w:szCs w:val="40"/>
+                <w:lang w:bidi="ml-IN"/>
+              </w:rPr>
+              <w:t>mÉ</w:t>
+            </w:r>
+            <w:r>
+              <w:rPr>
+                <w:rFonts w:ascii="BRH Malayalam Extra" w:hAnsi="BRH Malayalam Extra" w:cs="BRH Devanagari Extra"/>
+                <w:b/>
+                <w:color w:val="000000"/>
+                <w:sz w:val="32"/>
+                <w:szCs w:val="40"/>
+                <w:lang w:bidi="ml-IN"/>
+              </w:rPr>
+              <w:t>–</w:t>
+            </w:r>
+            <w:r>
+              <w:rPr>
+                <w:rFonts w:ascii="BRH Devanagari Extra" w:hAnsi="BRH Devanagari Extra" w:cs="BRH Devanagari Extra"/>
+                <w:color w:val="000000"/>
+                <w:sz w:val="40"/>
+                <w:szCs w:val="40"/>
+                <w:lang w:bidi="ml-IN"/>
+              </w:rPr>
+              <w:t>lÉÑ</w:t>
+            </w:r>
+            <w:r>
+              <w:rPr>
+                <w:rFonts w:ascii="BRH Malayalam Extra" w:hAnsi="BRH Malayalam Extra" w:cs="BRH Devanagari Extra"/>
+                <w:b/>
+                <w:color w:val="000000"/>
+                <w:sz w:val="32"/>
+                <w:szCs w:val="40"/>
+                <w:lang w:bidi="ml-IN"/>
+              </w:rPr>
+              <w:t>–</w:t>
             </w:r>
             <w:r>
               <w:rPr>
@@ -1215,230 +1155,6 @@
               </w:rPr>
               <w:t>irÉæ</w:t>
             </w:r>
-            <w:proofErr w:type="spellEnd"/>
-            <w:r>
-              <w:rPr>
-                <w:rFonts w:ascii="BRH Malayalam Extra" w:hAnsi="BRH Malayalam Extra" w:cs="BRH Devanagari Extra"/>
-                <w:b/>
-                <w:color w:val="EE0000"/>
-                <w:sz w:val="32"/>
-                <w:szCs w:val="40"/>
-                <w:highlight w:val="yellow"/>
-                <w:lang w:bidi="ml-IN"/>
-              </w:rPr>
-              <w:t>–</w:t>
-            </w:r>
-            <w:r>
-              <w:rPr>
-                <w:rFonts w:ascii="BRH Devanagari Extra" w:hAnsi="BRH Devanagari Extra" w:cs="BRH Devanagari Extra"/>
-                <w:color w:val="000000"/>
-                <w:sz w:val="40"/>
-                <w:szCs w:val="40"/>
-                <w:lang w:bidi="ml-IN"/>
-              </w:rPr>
-              <w:t xml:space="preserve"> </w:t>
-            </w:r>
-            <w:proofErr w:type="spellStart"/>
-            <w:r>
-              <w:rPr>
-                <w:rFonts w:ascii="BRH Devanagari Extra" w:hAnsi="BRH Devanagari Extra" w:cs="BRH Devanagari Extra"/>
-                <w:color w:val="000000"/>
-                <w:sz w:val="40"/>
-                <w:szCs w:val="40"/>
-                <w:lang w:bidi="ml-IN"/>
-              </w:rPr>
-              <w:t>xÉuÉåïÿ</w:t>
-            </w:r>
-            <w:proofErr w:type="spellEnd"/>
-            <w:r>
-              <w:rPr>
-                <w:rFonts w:ascii="BRH Devanagari Extra" w:hAnsi="BRH Devanagari Extra" w:cs="BRH Devanagari Extra"/>
-                <w:color w:val="000000"/>
-                <w:sz w:val="40"/>
-                <w:szCs w:val="40"/>
-                <w:lang w:bidi="ml-IN"/>
-              </w:rPr>
-              <w:t xml:space="preserve"> | </w:t>
-            </w:r>
-            <w:proofErr w:type="spellStart"/>
-            <w:r>
-              <w:rPr>
-                <w:rFonts w:ascii="BRH Devanagari Extra" w:hAnsi="BRH Devanagari Extra" w:cs="BRH Devanagari Extra"/>
-                <w:color w:val="000000"/>
-                <w:sz w:val="40"/>
-                <w:szCs w:val="40"/>
-                <w:lang w:bidi="ml-IN"/>
-              </w:rPr>
-              <w:t>pÉëÉiÉ×þurÉÉmÉlÉ</w:t>
-            </w:r>
-            <w:r>
-              <w:rPr>
-                <w:rFonts w:ascii="BRH Devanagari Extra" w:hAnsi="BRH Devanagari Extra" w:cs="BRH Devanagari Extra"/>
-                <w:color w:val="000000"/>
-                <w:sz w:val="40"/>
-                <w:szCs w:val="40"/>
-                <w:highlight w:val="yellow"/>
-                <w:lang w:bidi="ml-IN"/>
-              </w:rPr>
-              <w:t>Ñ</w:t>
-            </w:r>
-            <w:r>
-              <w:rPr>
-                <w:rFonts w:ascii="BRH Devanagari Extra" w:hAnsi="BRH Devanagari Extra" w:cs="BRH Devanagari Extra"/>
-                <w:color w:val="EE0000"/>
-                <w:sz w:val="40"/>
-                <w:szCs w:val="40"/>
-                <w:highlight w:val="yellow"/>
-                <w:lang w:bidi="ml-IN"/>
-              </w:rPr>
-              <w:t>irÉÉ</w:t>
-            </w:r>
-            <w:proofErr w:type="spellEnd"/>
-            <w:r>
-              <w:rPr>
-                <w:rFonts w:ascii="BRH Malayalam Extra" w:hAnsi="BRH Malayalam Extra" w:cs="BRH Devanagari Extra"/>
-                <w:b/>
-                <w:color w:val="EE0000"/>
-                <w:sz w:val="32"/>
-                <w:szCs w:val="40"/>
-                <w:highlight w:val="yellow"/>
-                <w:lang w:bidi="ml-IN"/>
-              </w:rPr>
-              <w:t>–</w:t>
-            </w:r>
-            <w:r>
-              <w:rPr>
-                <w:rFonts w:ascii="BRH Devanagari Extra" w:hAnsi="BRH Devanagari Extra" w:cs="BRH Devanagari Extra"/>
-                <w:color w:val="000000"/>
-                <w:sz w:val="40"/>
-                <w:szCs w:val="40"/>
-                <w:lang w:bidi="ml-IN"/>
-              </w:rPr>
-              <w:t xml:space="preserve"> </w:t>
-            </w:r>
-            <w:proofErr w:type="spellStart"/>
-            <w:r>
-              <w:rPr>
-                <w:rFonts w:ascii="BRH Devanagari Extra" w:hAnsi="BRH Devanagari Extra" w:cs="BRH Devanagari Extra"/>
-                <w:color w:val="000000"/>
-                <w:sz w:val="40"/>
-                <w:szCs w:val="40"/>
-                <w:lang w:bidi="ml-IN"/>
-              </w:rPr>
-              <w:t>CÌiÉ</w:t>
-            </w:r>
-            <w:proofErr w:type="spellEnd"/>
-            <w:r>
-              <w:rPr>
-                <w:rFonts w:ascii="BRH Malayalam Extra" w:hAnsi="BRH Malayalam Extra" w:cs="BRH Devanagari Extra"/>
-                <w:b/>
-                <w:color w:val="000000"/>
-                <w:sz w:val="32"/>
-                <w:szCs w:val="40"/>
-                <w:lang w:bidi="ml-IN"/>
-              </w:rPr>
-              <w:t>–</w:t>
-            </w:r>
-            <w:r>
-              <w:rPr>
-                <w:rFonts w:ascii="BRH Devanagari Extra" w:hAnsi="BRH Devanagari Extra" w:cs="BRH Devanagari Extra"/>
-                <w:color w:val="000000"/>
-                <w:sz w:val="40"/>
-                <w:szCs w:val="40"/>
-                <w:lang w:bidi="ml-IN"/>
-              </w:rPr>
-              <w:t xml:space="preserve"> </w:t>
-            </w:r>
-            <w:proofErr w:type="spellStart"/>
-            <w:r>
-              <w:rPr>
-                <w:rFonts w:ascii="BRH Devanagari Extra" w:hAnsi="BRH Devanagari Extra" w:cs="BRH Devanagari Extra"/>
-                <w:color w:val="000000"/>
-                <w:sz w:val="40"/>
-                <w:szCs w:val="40"/>
-                <w:lang w:bidi="ml-IN"/>
-              </w:rPr>
-              <w:t>pÉëÉiÉ×þurÉ</w:t>
-            </w:r>
-            <w:proofErr w:type="spellEnd"/>
-            <w:r>
-              <w:rPr>
-                <w:rFonts w:ascii="BRH Devanagari Extra" w:hAnsi="BRH Devanagari Extra" w:cs="BRH Devanagari Extra"/>
-                <w:color w:val="000000"/>
-                <w:sz w:val="40"/>
-                <w:szCs w:val="40"/>
-                <w:lang w:bidi="ml-IN"/>
-              </w:rPr>
-              <w:t xml:space="preserve"> - A</w:t>
-            </w:r>
-            <w:r>
-              <w:rPr>
-                <w:rFonts w:ascii="BRH Malayalam Extra" w:hAnsi="BRH Malayalam Extra" w:cs="BRH Devanagari Extra"/>
-                <w:b/>
-                <w:color w:val="000000"/>
-                <w:sz w:val="32"/>
-                <w:szCs w:val="40"/>
-                <w:lang w:bidi="ml-IN"/>
-              </w:rPr>
-              <w:t>–</w:t>
-            </w:r>
-            <w:r>
-              <w:rPr>
-                <w:rFonts w:ascii="BRH Devanagari Extra" w:hAnsi="BRH Devanagari Extra" w:cs="BRH Devanagari Extra"/>
-                <w:color w:val="000000"/>
-                <w:sz w:val="40"/>
-                <w:szCs w:val="40"/>
-                <w:lang w:bidi="ml-IN"/>
-              </w:rPr>
-              <w:t>mÉ</w:t>
-            </w:r>
-            <w:r>
-              <w:rPr>
-                <w:rFonts w:ascii="BRH Malayalam Extra" w:hAnsi="BRH Malayalam Extra" w:cs="BRH Devanagari Extra"/>
-                <w:b/>
-                <w:color w:val="000000"/>
-                <w:sz w:val="32"/>
-                <w:szCs w:val="40"/>
-                <w:lang w:bidi="ml-IN"/>
-              </w:rPr>
-              <w:t>–</w:t>
-            </w:r>
-            <w:proofErr w:type="spellStart"/>
-            <w:r>
-              <w:rPr>
-                <w:rFonts w:ascii="BRH Devanagari Extra" w:hAnsi="BRH Devanagari Extra" w:cs="BRH Devanagari Extra"/>
-                <w:color w:val="000000"/>
-                <w:sz w:val="40"/>
-                <w:szCs w:val="40"/>
-                <w:lang w:bidi="ml-IN"/>
-              </w:rPr>
-              <w:t>lÉÑ</w:t>
-            </w:r>
-            <w:proofErr w:type="spellEnd"/>
-            <w:r>
-              <w:rPr>
-                <w:rFonts w:ascii="BRH Malayalam Extra" w:hAnsi="BRH Malayalam Extra" w:cs="BRH Devanagari Extra"/>
-                <w:b/>
-                <w:color w:val="000000"/>
-                <w:sz w:val="32"/>
-                <w:szCs w:val="40"/>
-                <w:lang w:bidi="ml-IN"/>
-              </w:rPr>
-              <w:t>–</w:t>
-            </w:r>
-            <w:proofErr w:type="spellStart"/>
-            <w:r>
-              <w:rPr>
-                <w:rFonts w:ascii="BRH Devanagari Extra" w:hAnsi="BRH Devanagari Extra" w:cs="BRH Devanagari Extra"/>
-                <w:color w:val="EE0000"/>
-                <w:sz w:val="40"/>
-                <w:szCs w:val="40"/>
-                <w:highlight w:val="yellow"/>
-                <w:lang w:bidi="ml-IN"/>
-              </w:rPr>
-              <w:t>irÉæ</w:t>
-            </w:r>
-            <w:proofErr w:type="spellEnd"/>
             <w:r>
               <w:rPr>
                 <w:rFonts w:ascii="BRH Malayalam Extra" w:hAnsi="BRH Malayalam Extra" w:cs="BRH Devanagari Extra"/>
@@ -1476,16 +1192,14 @@
               <w:spacing w:before="0" w:line="240" w:lineRule="auto"/>
               <w:rPr>
                 <w:rFonts w:ascii="BRH Devanagari Extra" w:hAnsi="BRH Devanagari Extra" w:cs="BRH Devanagari Extra"/>
-                <w:color w:val="000000"/>
-                <w:sz w:val="40"/>
-                <w:szCs w:val="40"/>
-                <w:lang w:bidi="ml-IN"/>
-              </w:rPr>
-            </w:pPr>
-            <w:r>
-              <w:rPr>
-                <w:rFonts w:ascii="BRH Devanagari Extra" w:hAnsi="BRH Devanagari Extra" w:cs="BRH Devanagari Extra"/>
-                <w:color w:val="000000"/>
+                <w:sz w:val="40"/>
+                <w:szCs w:val="40"/>
+                <w:lang w:bidi="ml-IN"/>
+              </w:rPr>
+            </w:pPr>
+            <w:r>
+              <w:rPr>
+                <w:rFonts w:ascii="BRH Devanagari Extra" w:hAnsi="BRH Devanagari Extra" w:cs="BRH Devanagari Extra"/>
                 <w:sz w:val="40"/>
                 <w:szCs w:val="40"/>
                 <w:lang w:bidi="ml-IN"/>
@@ -1496,17 +1210,15 @@
               <w:rPr>
                 <w:rFonts w:ascii="BRH Malayalam Extra" w:hAnsi="BRH Malayalam Extra" w:cs="BRH Devanagari Extra"/>
                 <w:b/>
-                <w:color w:val="000000"/>
-                <w:sz w:val="32"/>
-                <w:szCs w:val="40"/>
-                <w:lang w:bidi="ml-IN"/>
-              </w:rPr>
-              <w:t>–</w:t>
-            </w:r>
-            <w:r>
-              <w:rPr>
-                <w:rFonts w:ascii="BRH Devanagari Extra" w:hAnsi="BRH Devanagari Extra" w:cs="BRH Devanagari Extra"/>
-                <w:color w:val="000000"/>
+                <w:sz w:val="32"/>
+                <w:szCs w:val="40"/>
+                <w:lang w:bidi="ml-IN"/>
+              </w:rPr>
+              <w:t>–</w:t>
+            </w:r>
+            <w:r>
+              <w:rPr>
+                <w:rFonts w:ascii="BRH Devanagari Extra" w:hAnsi="BRH Devanagari Extra" w:cs="BRH Devanagari Extra"/>
                 <w:sz w:val="40"/>
                 <w:szCs w:val="40"/>
                 <w:lang w:bidi="ml-IN"/>
@@ -1517,111 +1229,109 @@
               <w:rPr>
                 <w:rFonts w:ascii="BRH Malayalam Extra" w:hAnsi="BRH Malayalam Extra" w:cs="BRH Devanagari Extra"/>
                 <w:b/>
-                <w:color w:val="000000"/>
-                <w:sz w:val="32"/>
-                <w:szCs w:val="40"/>
-                <w:lang w:bidi="ml-IN"/>
-              </w:rPr>
-              <w:t>–</w:t>
-            </w:r>
-            <w:proofErr w:type="spellStart"/>
-            <w:r>
-              <w:rPr>
-                <w:rFonts w:ascii="BRH Devanagari Extra" w:hAnsi="BRH Devanagari Extra" w:cs="BRH Devanagari Extra"/>
-                <w:color w:val="000000"/>
+                <w:sz w:val="32"/>
+                <w:szCs w:val="40"/>
+                <w:lang w:bidi="ml-IN"/>
+              </w:rPr>
+              <w:t>–</w:t>
+            </w:r>
+            <w:r>
+              <w:rPr>
+                <w:rFonts w:ascii="BRH Devanagari Extra" w:hAnsi="BRH Devanagari Extra" w:cs="BRH Devanagari Extra"/>
                 <w:sz w:val="40"/>
                 <w:szCs w:val="40"/>
                 <w:lang w:bidi="ml-IN"/>
               </w:rPr>
               <w:t>zÉrÉå</w:t>
             </w:r>
-            <w:proofErr w:type="spellEnd"/>
-            <w:r>
-              <w:rPr>
-                <w:rFonts w:ascii="BRH Malayalam Extra" w:hAnsi="BRH Malayalam Extra" w:cs="BRH Devanagari Extra"/>
-                <w:b/>
-                <w:color w:val="000000"/>
-                <w:sz w:val="32"/>
-                <w:szCs w:val="40"/>
-                <w:lang w:bidi="ml-IN"/>
-              </w:rPr>
-              <w:t>–</w:t>
-            </w:r>
-            <w:r>
-              <w:rPr>
-                <w:rFonts w:ascii="BRH Devanagari Extra" w:hAnsi="BRH Devanagari Extra" w:cs="BRH Devanagari Extra"/>
-                <w:color w:val="000000"/>
+            <w:r>
+              <w:rPr>
+                <w:rFonts w:ascii="BRH Malayalam Extra" w:hAnsi="BRH Malayalam Extra" w:cs="BRH Devanagari Extra"/>
+                <w:b/>
+                <w:sz w:val="32"/>
+                <w:szCs w:val="40"/>
+                <w:lang w:bidi="ml-IN"/>
+              </w:rPr>
+              <w:t>–</w:t>
+            </w:r>
+            <w:r>
+              <w:rPr>
+                <w:rFonts w:ascii="BRH Devanagari Extra" w:hAnsi="BRH Devanagari Extra" w:cs="BRH Devanagari Extra"/>
+                <w:sz w:val="40"/>
+                <w:szCs w:val="40"/>
+                <w:lang w:bidi="ml-IN"/>
+              </w:rPr>
+              <w:t xml:space="preserve"> pÉëÉiÉ×þurÉÉmÉlÉÑ</w:t>
+            </w:r>
+            <w:r>
+              <w:rPr>
+                <w:rFonts w:ascii="BRH Devanagari Extra" w:hAnsi="BRH Devanagari Extra" w:cs="BRH Devanagari Extra"/>
+                <w:sz w:val="40"/>
+                <w:szCs w:val="40"/>
+                <w:highlight w:val="green"/>
+                <w:lang w:bidi="ml-IN"/>
+              </w:rPr>
+              <w:t>¨rÉæ</w:t>
+            </w:r>
+            <w:r>
+              <w:rPr>
+                <w:rFonts w:ascii="BRH Devanagari Extra" w:hAnsi="BRH Devanagari Extra" w:cs="BRH Devanagari Extra"/>
                 <w:sz w:val="40"/>
                 <w:szCs w:val="40"/>
                 <w:lang w:bidi="ml-IN"/>
               </w:rPr>
               <w:t xml:space="preserve"> </w:t>
             </w:r>
-            <w:proofErr w:type="spellStart"/>
-            <w:r>
-              <w:rPr>
-                <w:rFonts w:ascii="BRH Devanagari Extra" w:hAnsi="BRH Devanagari Extra" w:cs="BRH Devanagari Extra"/>
-                <w:color w:val="000000"/>
-                <w:sz w:val="40"/>
-                <w:szCs w:val="40"/>
-                <w:lang w:bidi="ml-IN"/>
-              </w:rPr>
-              <w:t>pÉëÉiÉ×þurÉÉmÉlÉÑ</w:t>
-            </w:r>
-            <w:r>
-              <w:rPr>
-                <w:rFonts w:ascii="BRH Devanagari Extra" w:hAnsi="BRH Devanagari Extra" w:cs="BRH Devanagari Extra"/>
-                <w:color w:val="EE0000"/>
-                <w:sz w:val="40"/>
+            <w:proofErr w:type="gramStart"/>
+            <w:r>
+              <w:rPr>
+                <w:rFonts w:ascii="BRH Devanagari Extra" w:hAnsi="BRH Devanagari Extra" w:cs="BRH Devanagari Extra"/>
+                <w:sz w:val="40"/>
+                <w:szCs w:val="40"/>
+                <w:lang w:bidi="ml-IN"/>
+              </w:rPr>
+              <w:t>|  pÉëÉiÉ</w:t>
+            </w:r>
+            <w:proofErr w:type="gramEnd"/>
+            <w:r>
+              <w:rPr>
+                <w:rFonts w:ascii="BRH Devanagari Extra" w:hAnsi="BRH Devanagari Extra" w:cs="BRH Devanagari Extra"/>
+                <w:sz w:val="40"/>
+                <w:szCs w:val="40"/>
+                <w:lang w:bidi="ml-IN"/>
+              </w:rPr>
+              <w:t>×þurÉÉmÉlÉÑ</w:t>
+            </w:r>
+            <w:r>
+              <w:rPr>
+                <w:rFonts w:ascii="BRH Devanagari Extra" w:hAnsi="BRH Devanagari Extra" w:cs="BRH Devanagari Extra"/>
+                <w:sz w:val="40"/>
+                <w:szCs w:val="40"/>
+                <w:highlight w:val="green"/>
+                <w:lang w:bidi="ml-IN"/>
+              </w:rPr>
+              <w:t>¨rÉæ</w:t>
+            </w:r>
+            <w:r>
+              <w:rPr>
+                <w:rFonts w:ascii="BRH Malayalam Extra" w:hAnsi="BRH Malayalam Extra" w:cs="BRH Devanagari Extra"/>
+                <w:b/>
+                <w:sz w:val="32"/>
                 <w:szCs w:val="40"/>
                 <w:highlight w:val="yellow"/>
                 <w:lang w:bidi="ml-IN"/>
               </w:rPr>
-              <w:t>irÉæ</w:t>
-            </w:r>
-            <w:proofErr w:type="spellEnd"/>
-            <w:r>
-              <w:rPr>
-                <w:rFonts w:ascii="BRH Devanagari Extra" w:hAnsi="BRH Devanagari Extra" w:cs="BRH Devanagari Extra"/>
-                <w:color w:val="EE0000"/>
-                <w:sz w:val="40"/>
-                <w:szCs w:val="40"/>
-                <w:lang w:bidi="ml-IN"/>
-              </w:rPr>
-              <w:t xml:space="preserve"> </w:t>
-            </w:r>
-            <w:r>
-              <w:rPr>
-                <w:rFonts w:ascii="BRH Devanagari Extra" w:hAnsi="BRH Devanagari Extra" w:cs="BRH Devanagari Extra"/>
-                <w:color w:val="000000"/>
-                <w:sz w:val="40"/>
-                <w:szCs w:val="40"/>
-                <w:lang w:bidi="ml-IN"/>
-              </w:rPr>
-              <w:t>|</w:t>
-            </w:r>
-            <w:r>
-              <w:rPr>
-                <w:rFonts w:ascii="BRH Devanagari Extra" w:hAnsi="BRH Devanagari Extra" w:cs="BRH Devanagari Extra"/>
-                <w:color w:val="000000"/>
-                <w:sz w:val="40"/>
-                <w:szCs w:val="40"/>
-                <w:lang w:bidi="ml-IN"/>
-              </w:rPr>
-              <w:t xml:space="preserve"> </w:t>
-            </w:r>
-            <w:proofErr w:type="spellStart"/>
-            <w:r>
-              <w:rPr>
-                <w:rFonts w:cs="Arial"/>
-                <w:color w:val="000000"/>
-                <w:sz w:val="28"/>
-                <w:szCs w:val="28"/>
-                <w:lang w:bidi="ml-IN"/>
-              </w:rPr>
-              <w:t>ttyai</w:t>
-            </w:r>
-            <w:proofErr w:type="spellEnd"/>
+              <w:t>–</w:t>
+            </w:r>
+            <w:r>
+              <w:rPr>
+                <w:rFonts w:ascii="BRH Devanagari Extra" w:hAnsi="BRH Devanagari Extra" w:cs="BRH Devanagari Extra"/>
+                <w:sz w:val="40"/>
+                <w:szCs w:val="40"/>
+                <w:lang w:bidi="ml-IN"/>
+              </w:rPr>
+              <w:t xml:space="preserve"> xÉuÉåïÿ | </w:t>
+            </w:r>
           </w:p>
           <w:p>
             <w:pPr>
@@ -1631,6 +1341,79 @@
               <w:adjustRightInd w:val="0"/>
               <w:spacing w:before="0" w:line="240" w:lineRule="auto"/>
               <w:rPr>
+                <w:rFonts w:ascii="BRH Devanagari Extra" w:hAnsi="BRH Devanagari Extra" w:cs="BRH Devanagari Extra"/>
+                <w:sz w:val="40"/>
+                <w:szCs w:val="40"/>
+                <w:lang w:bidi="ml-IN"/>
+              </w:rPr>
+            </w:pPr>
+            <w:r>
+              <w:rPr>
+                <w:rFonts w:ascii="BRH Devanagari Extra" w:hAnsi="BRH Devanagari Extra" w:cs="BRH Devanagari Extra"/>
+                <w:sz w:val="40"/>
+                <w:szCs w:val="40"/>
+                <w:lang w:bidi="ml-IN"/>
+              </w:rPr>
+              <w:t>pÉëÉiÉ×þurÉÉmÉlÉ</w:t>
+            </w:r>
+            <w:r>
+              <w:rPr>
+                <w:rFonts w:ascii="BRH Devanagari Extra" w:hAnsi="BRH Devanagari Extra" w:cs="BRH Devanagari Extra"/>
+                <w:sz w:val="40"/>
+                <w:szCs w:val="40"/>
+                <w:highlight w:val="green"/>
+                <w:lang w:bidi="ml-IN"/>
+              </w:rPr>
+              <w:t>Ñ¨rÉÉ</w:t>
+            </w:r>
+            <w:r>
+              <w:rPr>
+                <w:rFonts w:ascii="BRH Malayalam Extra" w:hAnsi="BRH Malayalam Extra" w:cs="BRH Devanagari Extra"/>
+                <w:b/>
+                <w:sz w:val="32"/>
+                <w:szCs w:val="40"/>
+                <w:highlight w:val="yellow"/>
+                <w:lang w:bidi="ml-IN"/>
+              </w:rPr>
+              <w:t>–</w:t>
+            </w:r>
+            <w:r>
+              <w:rPr>
+                <w:rFonts w:ascii="BRH Devanagari Extra" w:hAnsi="BRH Devanagari Extra" w:cs="BRH Devanagari Extra"/>
+                <w:sz w:val="40"/>
+                <w:szCs w:val="40"/>
+                <w:lang w:bidi="ml-IN"/>
+              </w:rPr>
+              <w:t xml:space="preserve"> CÌiÉ</w:t>
+            </w:r>
+            <w:r>
+              <w:rPr>
+                <w:rFonts w:ascii="BRH Malayalam Extra" w:hAnsi="BRH Malayalam Extra" w:cs="BRH Devanagari Extra"/>
+                <w:b/>
+                <w:sz w:val="32"/>
+                <w:szCs w:val="40"/>
+                <w:lang w:bidi="ml-IN"/>
+              </w:rPr>
+              <w:t>–</w:t>
+            </w:r>
+            <w:r>
+              <w:rPr>
+                <w:rFonts w:ascii="BRH Devanagari Extra" w:hAnsi="BRH Devanagari Extra" w:cs="BRH Devanagari Extra"/>
+                <w:sz w:val="40"/>
+                <w:szCs w:val="40"/>
+                <w:lang w:bidi="ml-IN"/>
+              </w:rPr>
+              <w:t xml:space="preserve"> </w:t>
+            </w:r>
+          </w:p>
+          <w:p>
+            <w:pPr>
+              <w:widowControl w:val="0"/>
+              <w:autoSpaceDE w:val="0"/>
+              <w:autoSpaceDN w:val="0"/>
+              <w:adjustRightInd w:val="0"/>
+              <w:spacing w:before="0" w:line="240" w:lineRule="auto"/>
+              <w:rPr>
                 <w:rFonts w:ascii="BRH Malayalam Extra" w:eastAsia="Times New Roman" w:hAnsi="BRH Malayalam Extra" w:cs="BRH Malayalam Extra"/>
                 <w:color w:val="000000"/>
                 <w:sz w:val="40"/>
@@ -1638,199 +1421,28 @@
                 <w:lang w:val="en-IN" w:eastAsia="en-IN" w:bidi="ml-IN"/>
               </w:rPr>
             </w:pPr>
-            <w:proofErr w:type="spellStart"/>
-            <w:r>
-              <w:rPr>
-                <w:rFonts w:ascii="BRH Devanagari Extra" w:hAnsi="BRH Devanagari Extra" w:cs="BRH Devanagari Extra"/>
-                <w:color w:val="000000"/>
-                <w:sz w:val="40"/>
-                <w:szCs w:val="40"/>
-                <w:lang w:bidi="ml-IN"/>
-              </w:rPr>
-              <w:t>pÉëÉiÉ×þurÉÉmÉlÉÑ</w:t>
-            </w:r>
-            <w:r>
-              <w:rPr>
-                <w:rFonts w:ascii="BRH Devanagari Extra" w:hAnsi="BRH Devanagari Extra" w:cs="BRH Devanagari Extra"/>
-                <w:color w:val="EE0000"/>
-                <w:sz w:val="40"/>
-                <w:szCs w:val="40"/>
-                <w:highlight w:val="yellow"/>
-                <w:lang w:bidi="ml-IN"/>
-              </w:rPr>
-              <w:t>irÉæ</w:t>
-            </w:r>
-            <w:proofErr w:type="spellEnd"/>
-            <w:r>
-              <w:rPr>
-                <w:rFonts w:ascii="BRH Malayalam Extra" w:hAnsi="BRH Malayalam Extra" w:cs="BRH Devanagari Extra"/>
-                <w:b/>
-                <w:color w:val="EE0000"/>
-                <w:sz w:val="32"/>
-                <w:szCs w:val="40"/>
-                <w:highlight w:val="yellow"/>
-                <w:lang w:bidi="ml-IN"/>
-              </w:rPr>
-              <w:t>–</w:t>
-            </w:r>
-            <w:r>
-              <w:rPr>
-                <w:rFonts w:ascii="BRH Devanagari Extra" w:hAnsi="BRH Devanagari Extra" w:cs="BRH Devanagari Extra"/>
-                <w:color w:val="000000"/>
-                <w:sz w:val="40"/>
-                <w:szCs w:val="40"/>
-                <w:lang w:bidi="ml-IN"/>
-              </w:rPr>
-              <w:t xml:space="preserve"> </w:t>
-            </w:r>
-            <w:proofErr w:type="spellStart"/>
-            <w:r>
-              <w:rPr>
-                <w:rFonts w:ascii="BRH Devanagari Extra" w:hAnsi="BRH Devanagari Extra" w:cs="BRH Devanagari Extra"/>
-                <w:color w:val="000000"/>
-                <w:sz w:val="40"/>
-                <w:szCs w:val="40"/>
-                <w:lang w:bidi="ml-IN"/>
-              </w:rPr>
-              <w:t>xÉuÉåïÿ</w:t>
-            </w:r>
-            <w:proofErr w:type="spellEnd"/>
-            <w:r>
-              <w:rPr>
-                <w:rFonts w:ascii="BRH Devanagari Extra" w:hAnsi="BRH Devanagari Extra" w:cs="BRH Devanagari Extra"/>
-                <w:color w:val="000000"/>
-                <w:sz w:val="40"/>
-                <w:szCs w:val="40"/>
-                <w:lang w:bidi="ml-IN"/>
-              </w:rPr>
-              <w:t xml:space="preserve"> | </w:t>
-            </w:r>
-            <w:proofErr w:type="spellStart"/>
-            <w:r>
-              <w:rPr>
-                <w:rFonts w:ascii="BRH Devanagari Extra" w:hAnsi="BRH Devanagari Extra" w:cs="BRH Devanagari Extra"/>
-                <w:color w:val="000000"/>
-                <w:sz w:val="40"/>
-                <w:szCs w:val="40"/>
-                <w:lang w:bidi="ml-IN"/>
-              </w:rPr>
-              <w:t>pÉëÉiÉ×þurÉÉmÉlÉ</w:t>
-            </w:r>
-            <w:r>
-              <w:rPr>
-                <w:rFonts w:ascii="BRH Devanagari Extra" w:hAnsi="BRH Devanagari Extra" w:cs="BRH Devanagari Extra"/>
-                <w:color w:val="000000"/>
-                <w:sz w:val="40"/>
-                <w:szCs w:val="40"/>
-                <w:highlight w:val="yellow"/>
-                <w:lang w:bidi="ml-IN"/>
-              </w:rPr>
-              <w:t>Ñ</w:t>
-            </w:r>
-            <w:r>
-              <w:rPr>
-                <w:rFonts w:ascii="BRH Devanagari Extra" w:hAnsi="BRH Devanagari Extra" w:cs="BRH Devanagari Extra"/>
-                <w:color w:val="EE0000"/>
-                <w:sz w:val="40"/>
-                <w:szCs w:val="40"/>
-                <w:highlight w:val="yellow"/>
-                <w:lang w:bidi="ml-IN"/>
-              </w:rPr>
-              <w:t>irÉÉ</w:t>
-            </w:r>
-            <w:proofErr w:type="spellEnd"/>
-            <w:r>
-              <w:rPr>
-                <w:rFonts w:ascii="BRH Malayalam Extra" w:hAnsi="BRH Malayalam Extra" w:cs="BRH Devanagari Extra"/>
-                <w:b/>
-                <w:color w:val="EE0000"/>
-                <w:sz w:val="32"/>
-                <w:szCs w:val="40"/>
-                <w:highlight w:val="yellow"/>
-                <w:lang w:bidi="ml-IN"/>
-              </w:rPr>
-              <w:t>–</w:t>
-            </w:r>
-            <w:r>
-              <w:rPr>
-                <w:rFonts w:ascii="BRH Devanagari Extra" w:hAnsi="BRH Devanagari Extra" w:cs="BRH Devanagari Extra"/>
-                <w:color w:val="000000"/>
-                <w:sz w:val="40"/>
-                <w:szCs w:val="40"/>
-                <w:lang w:bidi="ml-IN"/>
-              </w:rPr>
-              <w:t xml:space="preserve"> </w:t>
-            </w:r>
-            <w:proofErr w:type="spellStart"/>
-            <w:r>
-              <w:rPr>
-                <w:rFonts w:ascii="BRH Devanagari Extra" w:hAnsi="BRH Devanagari Extra" w:cs="BRH Devanagari Extra"/>
-                <w:color w:val="000000"/>
-                <w:sz w:val="40"/>
-                <w:szCs w:val="40"/>
-                <w:lang w:bidi="ml-IN"/>
-              </w:rPr>
-              <w:t>CÌiÉ</w:t>
-            </w:r>
-            <w:proofErr w:type="spellEnd"/>
-            <w:r>
-              <w:rPr>
-                <w:rFonts w:ascii="BRH Malayalam Extra" w:hAnsi="BRH Malayalam Extra" w:cs="BRH Devanagari Extra"/>
-                <w:b/>
-                <w:color w:val="000000"/>
-                <w:sz w:val="32"/>
-                <w:szCs w:val="40"/>
-                <w:lang w:bidi="ml-IN"/>
-              </w:rPr>
-              <w:t>–</w:t>
-            </w:r>
-            <w:r>
-              <w:rPr>
-                <w:rFonts w:ascii="BRH Devanagari Extra" w:hAnsi="BRH Devanagari Extra" w:cs="BRH Devanagari Extra"/>
-                <w:color w:val="000000"/>
-                <w:sz w:val="40"/>
-                <w:szCs w:val="40"/>
-                <w:lang w:bidi="ml-IN"/>
-              </w:rPr>
-              <w:t xml:space="preserve"> </w:t>
-            </w:r>
-            <w:proofErr w:type="spellStart"/>
-            <w:r>
-              <w:rPr>
-                <w:rFonts w:ascii="BRH Devanagari Extra" w:hAnsi="BRH Devanagari Extra" w:cs="BRH Devanagari Extra"/>
-                <w:color w:val="000000"/>
-                <w:sz w:val="40"/>
-                <w:szCs w:val="40"/>
-                <w:lang w:bidi="ml-IN"/>
-              </w:rPr>
-              <w:t>pÉëÉiÉ×þurÉ</w:t>
-            </w:r>
-            <w:proofErr w:type="spellEnd"/>
-            <w:r>
-              <w:rPr>
-                <w:rFonts w:ascii="BRH Devanagari Extra" w:hAnsi="BRH Devanagari Extra" w:cs="BRH Devanagari Extra"/>
-                <w:color w:val="000000"/>
-                <w:sz w:val="40"/>
-                <w:szCs w:val="40"/>
-                <w:lang w:bidi="ml-IN"/>
-              </w:rPr>
-              <w:t xml:space="preserve"> - A</w:t>
-            </w:r>
-            <w:r>
-              <w:rPr>
-                <w:rFonts w:ascii="BRH Malayalam Extra" w:hAnsi="BRH Malayalam Extra" w:cs="BRH Devanagari Extra"/>
-                <w:b/>
-                <w:color w:val="000000"/>
-                <w:sz w:val="32"/>
-                <w:szCs w:val="40"/>
-                <w:lang w:bidi="ml-IN"/>
-              </w:rPr>
-              <w:t>–</w:t>
-            </w:r>
-            <w:r>
-              <w:rPr>
-                <w:rFonts w:ascii="BRH Devanagari Extra" w:hAnsi="BRH Devanagari Extra" w:cs="BRH Devanagari Extra"/>
-                <w:color w:val="000000"/>
+            <w:r>
+              <w:rPr>
+                <w:rFonts w:ascii="BRH Devanagari Extra" w:hAnsi="BRH Devanagari Extra" w:cs="BRH Devanagari Extra"/>
+                <w:sz w:val="40"/>
+                <w:szCs w:val="40"/>
+                <w:lang w:bidi="ml-IN"/>
+              </w:rPr>
+              <w:t>pÉëÉiÉ×þurÉ - A</w:t>
+            </w:r>
+            <w:r>
+              <w:rPr>
+                <w:rFonts w:ascii="BRH Malayalam Extra" w:hAnsi="BRH Malayalam Extra" w:cs="BRH Devanagari Extra"/>
+                <w:b/>
+                <w:sz w:val="32"/>
+                <w:szCs w:val="40"/>
+                <w:lang w:bidi="ml-IN"/>
+              </w:rPr>
+              <w:t>–</w:t>
+            </w:r>
+            <w:r>
+              <w:rPr>
+                <w:rFonts w:ascii="BRH Devanagari Extra" w:hAnsi="BRH Devanagari Extra" w:cs="BRH Devanagari Extra"/>
                 <w:sz w:val="40"/>
                 <w:szCs w:val="40"/>
                 <w:lang w:bidi="ml-IN"/>
@@ -1841,65 +1453,63 @@
               <w:rPr>
                 <w:rFonts w:ascii="BRH Malayalam Extra" w:hAnsi="BRH Malayalam Extra" w:cs="BRH Devanagari Extra"/>
                 <w:b/>
-                <w:color w:val="000000"/>
-                <w:sz w:val="32"/>
-                <w:szCs w:val="40"/>
-                <w:lang w:bidi="ml-IN"/>
-              </w:rPr>
-              <w:t>–</w:t>
-            </w:r>
-            <w:proofErr w:type="spellStart"/>
-            <w:r>
-              <w:rPr>
-                <w:rFonts w:ascii="BRH Devanagari Extra" w:hAnsi="BRH Devanagari Extra" w:cs="BRH Devanagari Extra"/>
-                <w:color w:val="000000"/>
+                <w:sz w:val="32"/>
+                <w:szCs w:val="40"/>
+                <w:lang w:bidi="ml-IN"/>
+              </w:rPr>
+              <w:t>–</w:t>
+            </w:r>
+            <w:r>
+              <w:rPr>
+                <w:rFonts w:ascii="BRH Devanagari Extra" w:hAnsi="BRH Devanagari Extra" w:cs="BRH Devanagari Extra"/>
                 <w:sz w:val="40"/>
                 <w:szCs w:val="40"/>
                 <w:lang w:bidi="ml-IN"/>
               </w:rPr>
               <w:t>lÉÑ</w:t>
             </w:r>
-            <w:proofErr w:type="spellEnd"/>
-            <w:r>
-              <w:rPr>
-                <w:rFonts w:ascii="BRH Malayalam Extra" w:hAnsi="BRH Malayalam Extra" w:cs="BRH Devanagari Extra"/>
-                <w:b/>
-                <w:color w:val="000000"/>
-                <w:sz w:val="32"/>
-                <w:szCs w:val="40"/>
-                <w:lang w:bidi="ml-IN"/>
-              </w:rPr>
-              <w:t>–</w:t>
-            </w:r>
-            <w:proofErr w:type="spellStart"/>
-            <w:r>
-              <w:rPr>
-                <w:rFonts w:ascii="BRH Devanagari Extra" w:hAnsi="BRH Devanagari Extra" w:cs="BRH Devanagari Extra"/>
-                <w:color w:val="EE0000"/>
-                <w:sz w:val="40"/>
-                <w:szCs w:val="40"/>
-                <w:highlight w:val="yellow"/>
-                <w:lang w:bidi="ml-IN"/>
-              </w:rPr>
-              <w:t>irÉæ</w:t>
-            </w:r>
-            <w:proofErr w:type="spellEnd"/>
-            <w:r>
-              <w:rPr>
-                <w:rFonts w:ascii="BRH Malayalam Extra" w:hAnsi="BRH Malayalam Extra" w:cs="BRH Devanagari Extra"/>
-                <w:b/>
-                <w:color w:val="EE0000"/>
-                <w:sz w:val="32"/>
-                <w:szCs w:val="40"/>
-                <w:highlight w:val="yellow"/>
-                <w:lang w:bidi="ml-IN"/>
-              </w:rPr>
-              <w:t>–</w:t>
-            </w:r>
-            <w:r>
-              <w:rPr>
-                <w:rFonts w:ascii="BRH Devanagari Extra" w:hAnsi="BRH Devanagari Extra" w:cs="BRH Devanagari Extra"/>
-                <w:color w:val="000000"/>
+            <w:r>
+              <w:rPr>
+                <w:rFonts w:ascii="BRH Malayalam Extra" w:hAnsi="BRH Malayalam Extra" w:cs="BRH Devanagari Extra"/>
+                <w:b/>
+                <w:sz w:val="32"/>
+                <w:szCs w:val="40"/>
+                <w:lang w:bidi="ml-IN"/>
+              </w:rPr>
+              <w:t>–</w:t>
+            </w:r>
+            <w:r>
+              <w:rPr>
+                <w:rFonts w:ascii="BRH Devanagari Extra" w:hAnsi="BRH Devanagari Extra" w:cs="BRH Devanagari Extra"/>
+                <w:sz w:val="40"/>
+                <w:szCs w:val="40"/>
+                <w:highlight w:val="green"/>
+                <w:lang w:bidi="ml-IN"/>
+              </w:rPr>
+              <w:t>¨rÉ</w:t>
+            </w:r>
+            <w:r>
+              <w:rPr>
+                <w:rFonts w:ascii="BRH Devanagari Extra" w:hAnsi="BRH Devanagari Extra" w:cs="BRH Devanagari Extra"/>
+                <w:sz w:val="40"/>
+                <w:szCs w:val="40"/>
+                <w:lang w:bidi="ml-IN"/>
+              </w:rPr>
+              <w:t>æ</w:t>
+            </w:r>
+            <w:r>
+              <w:rPr>
+                <w:rFonts w:ascii="BRH Malayalam Extra" w:hAnsi="BRH Malayalam Extra" w:cs="BRH Devanagari Extra"/>
+                <w:b/>
+                <w:sz w:val="32"/>
+                <w:szCs w:val="40"/>
+                <w:lang w:bidi="ml-IN"/>
+              </w:rPr>
+              <w:t>–</w:t>
+            </w:r>
+            <w:r>
+              <w:rPr>
+                <w:rFonts w:ascii="BRH Devanagari Extra" w:hAnsi="BRH Devanagari Extra" w:cs="BRH Devanagari Extra"/>
                 <w:sz w:val="40"/>
                 <w:szCs w:val="40"/>
                 <w:lang w:bidi="ml-IN"/>
@@ -1975,7 +1585,6 @@
           <w:szCs w:val="32"/>
           <w:u w:val="single"/>
         </w:rPr>
-        <w:lastRenderedPageBreak/>
         <w:t xml:space="preserve">TS </w:t>
       </w:r>
       <w:r>
@@ -2107,6 +1716,7 @@
                 <w:sz w:val="32"/>
                 <w:szCs w:val="32"/>
               </w:rPr>
+              <w:lastRenderedPageBreak/>
               <w:t>Section, Paragraph</w:t>
             </w:r>
           </w:p>
@@ -2339,7 +1949,6 @@
                 <w:lang w:bidi="ml-IN"/>
               </w:rPr>
             </w:pPr>
-            <w:proofErr w:type="spellStart"/>
             <w:r>
               <w:rPr>
                 <w:rFonts w:ascii="BRH Devanagari Extra" w:hAnsi="BRH Devanagari Extra" w:cs="BRH Devanagari Extra"/>
@@ -2349,51 +1958,17 @@
                 <w:highlight w:val="yellow"/>
                 <w:lang w:bidi="ml-IN"/>
               </w:rPr>
-              <w:t>rÉlÉ</w:t>
-            </w:r>
-            <w:proofErr w:type="spellEnd"/>
-            <w:r>
-              <w:rPr>
-                <w:rFonts w:ascii="BRH Devanagari Extra" w:hAnsi="BRH Devanagari Extra" w:cs="BRH Devanagari Extra"/>
-                <w:color w:val="000000"/>
-                <w:sz w:val="40"/>
-                <w:szCs w:val="40"/>
-                <w:highlight w:val="yellow"/>
-                <w:lang w:bidi="ml-IN"/>
-              </w:rPr>
-              <w:t xml:space="preserve"> lÉç</w:t>
-            </w:r>
-            <w:r>
-              <w:rPr>
-                <w:rFonts w:ascii="BRH Devanagari Extra" w:hAnsi="BRH Devanagari Extra" w:cs="BRH Devanagari Extra"/>
-                <w:color w:val="000000"/>
-                <w:sz w:val="40"/>
-                <w:szCs w:val="40"/>
-                <w:lang w:bidi="ml-IN"/>
-              </w:rPr>
-              <w:t xml:space="preserve"> | </w:t>
-            </w:r>
-            <w:proofErr w:type="spellStart"/>
-            <w:r>
-              <w:rPr>
-                <w:rFonts w:ascii="BRH Devanagari Extra" w:hAnsi="BRH Devanagari Extra" w:cs="BRH Devanagari Extra"/>
-                <w:color w:val="000000"/>
-                <w:sz w:val="40"/>
-                <w:szCs w:val="40"/>
-                <w:lang w:bidi="ml-IN"/>
-              </w:rPr>
-              <w:t>lÉÉirÉåÌiÉþ</w:t>
-            </w:r>
-            <w:proofErr w:type="spellEnd"/>
-            <w:r>
-              <w:rPr>
-                <w:rFonts w:ascii="BRH Devanagari Extra" w:hAnsi="BRH Devanagari Extra" w:cs="BRH Devanagari Extra"/>
-                <w:color w:val="000000"/>
-                <w:sz w:val="40"/>
-                <w:szCs w:val="40"/>
-                <w:lang w:bidi="ml-IN"/>
-              </w:rPr>
-              <w:t xml:space="preserve"> |</w:t>
+              <w:t>rÉlÉ lÉç</w:t>
+            </w:r>
+            <w:r>
+              <w:rPr>
+                <w:rFonts w:ascii="BRH Devanagari Extra" w:hAnsi="BRH Devanagari Extra" w:cs="BRH Devanagari Extra"/>
+                <w:color w:val="000000"/>
+                <w:sz w:val="40"/>
+                <w:szCs w:val="40"/>
+                <w:lang w:bidi="ml-IN"/>
+              </w:rPr>
+              <w:t xml:space="preserve"> | lÉÉirÉåÌiÉþ |</w:t>
             </w:r>
           </w:p>
         </w:tc>
@@ -2416,7 +1991,6 @@
                 <w:lang w:bidi="ml-IN"/>
               </w:rPr>
             </w:pPr>
-            <w:proofErr w:type="spellStart"/>
             <w:r>
               <w:rPr>
                 <w:rFonts w:ascii="BRH Devanagari Extra" w:hAnsi="BRH Devanagari Extra" w:cs="BRH Devanagari Extra"/>
@@ -2426,19 +2000,7 @@
                 <w:highlight w:val="green"/>
                 <w:lang w:bidi="ml-IN"/>
               </w:rPr>
-              <w:t>rÉlÉç</w:t>
-            </w:r>
-            <w:proofErr w:type="spellEnd"/>
-            <w:r>
-              <w:rPr>
-                <w:rFonts w:ascii="BRH Devanagari Extra" w:hAnsi="BRH Devanagari Extra" w:cs="BRH Devanagari Extra"/>
-                <w:color w:val="000000"/>
-                <w:sz w:val="40"/>
-                <w:szCs w:val="40"/>
-                <w:highlight w:val="green"/>
-                <w:lang w:bidi="ml-IN"/>
-              </w:rPr>
-              <w:t xml:space="preserve"> lÉ</w:t>
+              <w:t>rÉlÉç lÉ</w:t>
             </w:r>
             <w:r>
               <w:rPr>
@@ -2458,29 +2020,7 @@
                 <w:szCs w:val="40"/>
                 <w:lang w:bidi="ml-IN"/>
               </w:rPr>
-              <w:t xml:space="preserve">| </w:t>
-            </w:r>
-            <w:proofErr w:type="spellStart"/>
-            <w:r>
-              <w:rPr>
-                <w:rFonts w:ascii="BRH Devanagari Extra" w:hAnsi="BRH Devanagari Extra" w:cs="BRH Devanagari Extra"/>
-                <w:color w:val="000000"/>
-                <w:sz w:val="40"/>
-                <w:szCs w:val="40"/>
-                <w:lang w:bidi="ml-IN"/>
-              </w:rPr>
-              <w:t>lÉÉirÉåÌiÉþ</w:t>
-            </w:r>
-            <w:proofErr w:type="spellEnd"/>
-            <w:r>
-              <w:rPr>
-                <w:rFonts w:ascii="BRH Devanagari Extra" w:hAnsi="BRH Devanagari Extra" w:cs="BRH Devanagari Extra"/>
-                <w:color w:val="000000"/>
-                <w:sz w:val="40"/>
-                <w:szCs w:val="40"/>
-                <w:lang w:bidi="ml-IN"/>
-              </w:rPr>
-              <w:t xml:space="preserve"> |</w:t>
+              <w:t>| lÉÉirÉåÌiÉþ |</w:t>
             </w:r>
           </w:p>
         </w:tc>
@@ -2662,7 +2202,6 @@
               </w:rPr>
               <w:t>–</w:t>
             </w:r>
-            <w:proofErr w:type="spellStart"/>
             <w:r>
               <w:rPr>
                 <w:rFonts w:ascii="BRH Devanagari Extra" w:hAnsi="BRH Devanagari Extra" w:cs="BRH Devanagari Extra"/>
@@ -2673,19 +2212,17 @@
               </w:rPr>
               <w:t>qoÉ</w:t>
             </w:r>
-            <w:proofErr w:type="spellEnd"/>
-            <w:r>
-              <w:rPr>
-                <w:rFonts w:ascii="BRH Malayalam Extra" w:hAnsi="BRH Malayalam Extra" w:cs="BRH Devanagari Extra"/>
-                <w:b/>
-                <w:color w:val="000000"/>
-                <w:sz w:val="32"/>
-                <w:szCs w:val="40"/>
-                <w:lang w:bidi="ml-IN"/>
-              </w:rPr>
-              <w:t>–</w:t>
-            </w:r>
-            <w:proofErr w:type="spellStart"/>
+            <w:r>
+              <w:rPr>
+                <w:rFonts w:ascii="BRH Malayalam Extra" w:hAnsi="BRH Malayalam Extra" w:cs="BRH Devanagari Extra"/>
+                <w:b/>
+                <w:color w:val="000000"/>
+                <w:sz w:val="32"/>
+                <w:szCs w:val="40"/>
+                <w:lang w:bidi="ml-IN"/>
+              </w:rPr>
+              <w:t>–</w:t>
+            </w:r>
             <w:r>
               <w:rPr>
                 <w:rFonts w:ascii="BRH Devanagari Extra" w:hAnsi="BRH Devanagari Extra" w:cs="BRH Devanagari Extra"/>
@@ -2696,19 +2233,17 @@
               </w:rPr>
               <w:t>OèMÑü</w:t>
             </w:r>
-            <w:proofErr w:type="spellEnd"/>
-            <w:r>
-              <w:rPr>
-                <w:rFonts w:ascii="BRH Malayalam Extra" w:hAnsi="BRH Malayalam Extra" w:cs="BRH Devanagari Extra"/>
-                <w:b/>
-                <w:color w:val="000000"/>
-                <w:sz w:val="32"/>
-                <w:szCs w:val="40"/>
-                <w:lang w:bidi="ml-IN"/>
-              </w:rPr>
-              <w:t>–</w:t>
-            </w:r>
-            <w:proofErr w:type="spellStart"/>
+            <w:r>
+              <w:rPr>
+                <w:rFonts w:ascii="BRH Malayalam Extra" w:hAnsi="BRH Malayalam Extra" w:cs="BRH Devanagari Extra"/>
+                <w:b/>
+                <w:color w:val="000000"/>
+                <w:sz w:val="32"/>
+                <w:szCs w:val="40"/>
+                <w:lang w:bidi="ml-IN"/>
+              </w:rPr>
+              <w:t>–</w:t>
+            </w:r>
             <w:r>
               <w:rPr>
                 <w:rFonts w:ascii="BRH Devanagari Extra" w:hAnsi="BRH Devanagari Extra" w:cs="BRH Devanagari Extra"/>
@@ -2728,18 +2263,7 @@
                 <w:szCs w:val="40"/>
                 <w:lang w:bidi="ml-IN"/>
               </w:rPr>
-              <w:t>liÉÏÌiÉþ</w:t>
-            </w:r>
-            <w:proofErr w:type="spellEnd"/>
-            <w:r>
-              <w:rPr>
-                <w:rFonts w:ascii="BRH Devanagari Extra" w:hAnsi="BRH Devanagari Extra" w:cs="BRH Devanagari Extra"/>
-                <w:color w:val="000000"/>
-                <w:sz w:val="40"/>
-                <w:szCs w:val="40"/>
-                <w:lang w:bidi="ml-IN"/>
-              </w:rPr>
-              <w:t xml:space="preserve"> </w:t>
+              <w:t xml:space="preserve">liÉÏÌiÉþ </w:t>
             </w:r>
           </w:p>
           <w:p>
@@ -2757,60 +2281,36 @@
                 <w:lang w:val="en-IN" w:eastAsia="en-IN" w:bidi="ml-IN"/>
               </w:rPr>
             </w:pPr>
-            <w:proofErr w:type="spellStart"/>
-            <w:r>
-              <w:rPr>
-                <w:rFonts w:ascii="BRH Devanagari Extra" w:hAnsi="BRH Devanagari Extra" w:cs="BRH Devanagari Extra"/>
-                <w:color w:val="000000"/>
-                <w:sz w:val="40"/>
-                <w:szCs w:val="40"/>
-                <w:lang w:bidi="ml-IN"/>
-              </w:rPr>
-              <w:t>NûqoÉOèû</w:t>
-            </w:r>
-            <w:proofErr w:type="spellEnd"/>
-            <w:r>
-              <w:rPr>
-                <w:rFonts w:ascii="BRH Devanagari Extra" w:hAnsi="BRH Devanagari Extra" w:cs="BRH Devanagari Extra"/>
-                <w:color w:val="000000"/>
-                <w:sz w:val="40"/>
-                <w:szCs w:val="40"/>
-                <w:lang w:bidi="ml-IN"/>
-              </w:rPr>
-              <w:t xml:space="preserve"> - MÑü</w:t>
-            </w:r>
-            <w:r>
-              <w:rPr>
-                <w:rFonts w:ascii="BRH Malayalam Extra" w:hAnsi="BRH Malayalam Extra" w:cs="BRH Devanagari Extra"/>
-                <w:b/>
-                <w:color w:val="000000"/>
-                <w:sz w:val="32"/>
-                <w:szCs w:val="40"/>
-                <w:lang w:bidi="ml-IN"/>
-              </w:rPr>
-              <w:t>–</w:t>
-            </w:r>
-            <w:proofErr w:type="spellStart"/>
-            <w:r>
-              <w:rPr>
-                <w:rFonts w:ascii="BRH Devanagari Extra" w:hAnsi="BRH Devanagari Extra" w:cs="BRH Devanagari Extra"/>
-                <w:color w:val="000000"/>
-                <w:sz w:val="40"/>
-                <w:szCs w:val="40"/>
-                <w:lang w:bidi="ml-IN"/>
-              </w:rPr>
-              <w:t>uÉïÎliÉþ</w:t>
-            </w:r>
-            <w:proofErr w:type="spellEnd"/>
-            <w:r>
-              <w:rPr>
-                <w:rFonts w:ascii="BRH Devanagari Extra" w:hAnsi="BRH Devanagari Extra" w:cs="BRH Devanagari Extra"/>
-                <w:color w:val="000000"/>
-                <w:sz w:val="40"/>
-                <w:szCs w:val="40"/>
-                <w:lang w:bidi="ml-IN"/>
-              </w:rPr>
-              <w:t xml:space="preserve"> |</w:t>
+            <w:r>
+              <w:rPr>
+                <w:rFonts w:ascii="BRH Devanagari Extra" w:hAnsi="BRH Devanagari Extra" w:cs="BRH Devanagari Extra"/>
+                <w:color w:val="000000"/>
+                <w:sz w:val="40"/>
+                <w:szCs w:val="40"/>
+                <w:lang w:bidi="ml-IN"/>
+              </w:rPr>
+              <w:t>NûqoÉOèû - MÑü</w:t>
+            </w:r>
+            <w:r>
+              <w:rPr>
+                <w:rFonts w:ascii="BRH Malayalam Extra" w:hAnsi="BRH Malayalam Extra" w:cs="BRH Devanagari Extra"/>
+                <w:b/>
+                <w:color w:val="000000"/>
+                <w:sz w:val="32"/>
+                <w:szCs w:val="40"/>
+                <w:lang w:bidi="ml-IN"/>
+              </w:rPr>
+              <w:t>–</w:t>
+            </w:r>
+            <w:r>
+              <w:rPr>
+                <w:rFonts w:ascii="BRH Devanagari Extra" w:hAnsi="BRH Devanagari Extra" w:cs="BRH Devanagari Extra"/>
+                <w:color w:val="000000"/>
+                <w:sz w:val="40"/>
+                <w:szCs w:val="40"/>
+                <w:lang w:bidi="ml-IN"/>
+              </w:rPr>
+              <w:t>uÉïÎliÉþ |</w:t>
             </w:r>
           </w:p>
         </w:tc>
@@ -2854,7 +2354,6 @@
               </w:rPr>
               <w:t>–</w:t>
             </w:r>
-            <w:proofErr w:type="spellStart"/>
             <w:r>
               <w:rPr>
                 <w:rFonts w:ascii="BRH Devanagari Extra" w:hAnsi="BRH Devanagari Extra" w:cs="BRH Devanagari Extra"/>
@@ -2865,19 +2364,17 @@
               </w:rPr>
               <w:t>qoÉ</w:t>
             </w:r>
-            <w:proofErr w:type="spellEnd"/>
-            <w:r>
-              <w:rPr>
-                <w:rFonts w:ascii="BRH Malayalam Extra" w:hAnsi="BRH Malayalam Extra" w:cs="BRH Devanagari Extra"/>
-                <w:b/>
-                <w:color w:val="000000"/>
-                <w:sz w:val="32"/>
-                <w:szCs w:val="40"/>
-                <w:lang w:bidi="ml-IN"/>
-              </w:rPr>
-              <w:t>–</w:t>
-            </w:r>
-            <w:proofErr w:type="spellStart"/>
+            <w:r>
+              <w:rPr>
+                <w:rFonts w:ascii="BRH Malayalam Extra" w:hAnsi="BRH Malayalam Extra" w:cs="BRH Devanagari Extra"/>
+                <w:b/>
+                <w:color w:val="000000"/>
+                <w:sz w:val="32"/>
+                <w:szCs w:val="40"/>
+                <w:lang w:bidi="ml-IN"/>
+              </w:rPr>
+              <w:t>–</w:t>
+            </w:r>
             <w:r>
               <w:rPr>
                 <w:rFonts w:ascii="BRH Devanagari Extra" w:hAnsi="BRH Devanagari Extra" w:cs="BRH Devanagari Extra"/>
@@ -2888,7 +2385,6 @@
               </w:rPr>
               <w:t>OèMÑü</w:t>
             </w:r>
-            <w:proofErr w:type="spellEnd"/>
             <w:r>
               <w:rPr>
                 <w:rFonts w:ascii="BRH Malayalam Extra" w:hAnsi="BRH Malayalam Extra" w:cs="BRH Devanagari Extra"/>
@@ -2901,7 +2397,6 @@
               </w:rPr>
               <w:t>–</w:t>
             </w:r>
-            <w:proofErr w:type="spellStart"/>
             <w:r>
               <w:rPr>
                 <w:rFonts w:ascii="BRH Devanagari Extra" w:hAnsi="BRH Devanagari Extra" w:cs="BRH Devanagari Extra"/>
@@ -2921,18 +2416,7 @@
                 <w:szCs w:val="40"/>
                 <w:lang w:bidi="ml-IN"/>
               </w:rPr>
-              <w:t>ïliÉÏÌiÉþ</w:t>
-            </w:r>
-            <w:proofErr w:type="spellEnd"/>
-            <w:r>
-              <w:rPr>
-                <w:rFonts w:ascii="BRH Devanagari Extra" w:hAnsi="BRH Devanagari Extra" w:cs="BRH Devanagari Extra"/>
-                <w:color w:val="000000"/>
-                <w:sz w:val="40"/>
-                <w:szCs w:val="40"/>
-                <w:lang w:bidi="ml-IN"/>
-              </w:rPr>
-              <w:t xml:space="preserve"> </w:t>
+              <w:t xml:space="preserve">ïliÉÏÌiÉþ </w:t>
             </w:r>
           </w:p>
           <w:p>
@@ -2950,60 +2434,36 @@
                 <w:lang w:val="en-IN" w:eastAsia="en-IN" w:bidi="ml-IN"/>
               </w:rPr>
             </w:pPr>
-            <w:proofErr w:type="spellStart"/>
-            <w:r>
-              <w:rPr>
-                <w:rFonts w:ascii="BRH Devanagari Extra" w:hAnsi="BRH Devanagari Extra" w:cs="BRH Devanagari Extra"/>
-                <w:color w:val="000000"/>
-                <w:sz w:val="40"/>
-                <w:szCs w:val="40"/>
-                <w:lang w:bidi="ml-IN"/>
-              </w:rPr>
-              <w:t>NûqoÉOèû</w:t>
-            </w:r>
-            <w:proofErr w:type="spellEnd"/>
-            <w:r>
-              <w:rPr>
-                <w:rFonts w:ascii="BRH Devanagari Extra" w:hAnsi="BRH Devanagari Extra" w:cs="BRH Devanagari Extra"/>
-                <w:color w:val="000000"/>
-                <w:sz w:val="40"/>
-                <w:szCs w:val="40"/>
-                <w:lang w:bidi="ml-IN"/>
-              </w:rPr>
-              <w:t xml:space="preserve"> - MÑü</w:t>
-            </w:r>
-            <w:r>
-              <w:rPr>
-                <w:rFonts w:ascii="BRH Malayalam Extra" w:hAnsi="BRH Malayalam Extra" w:cs="BRH Devanagari Extra"/>
-                <w:b/>
-                <w:color w:val="000000"/>
-                <w:sz w:val="32"/>
-                <w:szCs w:val="40"/>
-                <w:lang w:bidi="ml-IN"/>
-              </w:rPr>
-              <w:t>–</w:t>
-            </w:r>
-            <w:proofErr w:type="spellStart"/>
-            <w:r>
-              <w:rPr>
-                <w:rFonts w:ascii="BRH Devanagari Extra" w:hAnsi="BRH Devanagari Extra" w:cs="BRH Devanagari Extra"/>
-                <w:color w:val="000000"/>
-                <w:sz w:val="40"/>
-                <w:szCs w:val="40"/>
-                <w:lang w:bidi="ml-IN"/>
-              </w:rPr>
-              <w:t>uÉïÎliÉþ</w:t>
-            </w:r>
-            <w:proofErr w:type="spellEnd"/>
-            <w:r>
-              <w:rPr>
-                <w:rFonts w:ascii="BRH Devanagari Extra" w:hAnsi="BRH Devanagari Extra" w:cs="BRH Devanagari Extra"/>
-                <w:color w:val="000000"/>
-                <w:sz w:val="40"/>
-                <w:szCs w:val="40"/>
-                <w:lang w:bidi="ml-IN"/>
-              </w:rPr>
-              <w:t xml:space="preserve"> |</w:t>
+            <w:r>
+              <w:rPr>
+                <w:rFonts w:ascii="BRH Devanagari Extra" w:hAnsi="BRH Devanagari Extra" w:cs="BRH Devanagari Extra"/>
+                <w:color w:val="000000"/>
+                <w:sz w:val="40"/>
+                <w:szCs w:val="40"/>
+                <w:lang w:bidi="ml-IN"/>
+              </w:rPr>
+              <w:t>NûqoÉOèû - MÑü</w:t>
+            </w:r>
+            <w:r>
+              <w:rPr>
+                <w:rFonts w:ascii="BRH Malayalam Extra" w:hAnsi="BRH Malayalam Extra" w:cs="BRH Devanagari Extra"/>
+                <w:b/>
+                <w:color w:val="000000"/>
+                <w:sz w:val="32"/>
+                <w:szCs w:val="40"/>
+                <w:lang w:bidi="ml-IN"/>
+              </w:rPr>
+              <w:t>–</w:t>
+            </w:r>
+            <w:r>
+              <w:rPr>
+                <w:rFonts w:ascii="BRH Devanagari Extra" w:hAnsi="BRH Devanagari Extra" w:cs="BRH Devanagari Extra"/>
+                <w:color w:val="000000"/>
+                <w:sz w:val="40"/>
+                <w:szCs w:val="40"/>
+                <w:lang w:bidi="ml-IN"/>
+              </w:rPr>
+              <w:t>uÉïÎliÉþ |</w:t>
             </w:r>
           </w:p>
         </w:tc>
@@ -3419,7 +2879,6 @@
                 <w:lang w:bidi="ml-IN"/>
               </w:rPr>
             </w:pPr>
-            <w:proofErr w:type="spellStart"/>
             <w:r>
               <w:rPr>
                 <w:rFonts w:ascii="BRH Devanagari Extra" w:hAnsi="BRH Devanagari Extra" w:cs="BRH Devanagari Extra"/>
@@ -3430,7 +2889,6 @@
               </w:rPr>
               <w:t>Så</w:t>
             </w:r>
-            <w:proofErr w:type="spellEnd"/>
             <w:r>
               <w:rPr>
                 <w:rFonts w:ascii="BRH Malayalam Extra" w:hAnsi="BRH Malayalam Extra" w:cs="BRH Devanagari Extra"/>
@@ -3471,29 +2929,7 @@
                 <w:szCs w:val="40"/>
                 <w:lang w:bidi="ml-IN"/>
               </w:rPr>
-              <w:t xml:space="preserve">§ÉÉ </w:t>
-            </w:r>
-            <w:proofErr w:type="spellStart"/>
-            <w:r>
-              <w:rPr>
-                <w:rFonts w:ascii="BRH Devanagari Extra" w:hAnsi="BRH Devanagari Extra" w:cs="BRH Devanagari Extra"/>
-                <w:color w:val="000000"/>
-                <w:sz w:val="40"/>
-                <w:szCs w:val="40"/>
-                <w:lang w:bidi="ml-IN"/>
-              </w:rPr>
-              <w:t>aÉþcNûiÉ</w:t>
-            </w:r>
-            <w:proofErr w:type="spellEnd"/>
-            <w:r>
-              <w:rPr>
-                <w:rFonts w:ascii="BRH Devanagari Extra" w:hAnsi="BRH Devanagari Extra" w:cs="BRH Devanagari Extra"/>
-                <w:color w:val="000000"/>
-                <w:sz w:val="40"/>
-                <w:szCs w:val="40"/>
-                <w:lang w:bidi="ml-IN"/>
-              </w:rPr>
-              <w:t xml:space="preserve"> | </w:t>
+              <w:t xml:space="preserve">§ÉÉ aÉþcNûiÉ | </w:t>
             </w:r>
           </w:p>
           <w:p>
@@ -3511,7 +2947,6 @@
                 <w:lang w:val="en-IN" w:eastAsia="en-IN" w:bidi="ml-IN"/>
               </w:rPr>
             </w:pPr>
-            <w:proofErr w:type="spellStart"/>
             <w:r>
               <w:rPr>
                 <w:rFonts w:ascii="BRH Devanagari Extra" w:hAnsi="BRH Devanagari Extra" w:cs="BRH Devanagari Extra"/>
@@ -3522,7 +2957,6 @@
               </w:rPr>
               <w:t>Så</w:t>
             </w:r>
-            <w:proofErr w:type="spellEnd"/>
             <w:r>
               <w:rPr>
                 <w:rFonts w:ascii="BRH Malayalam Extra" w:hAnsi="BRH Malayalam Extra" w:cs="BRH Devanagari Extra"/>
@@ -3563,51 +2997,7 @@
                 <w:szCs w:val="40"/>
                 <w:lang w:bidi="ml-IN"/>
               </w:rPr>
-              <w:t>§</w:t>
-            </w:r>
-            <w:proofErr w:type="spellStart"/>
-            <w:r>
-              <w:rPr>
-                <w:rFonts w:ascii="BRH Devanagari Extra" w:hAnsi="BRH Devanagari Extra" w:cs="BRH Devanagari Extra"/>
-                <w:color w:val="000000"/>
-                <w:sz w:val="40"/>
-                <w:szCs w:val="40"/>
-                <w:lang w:bidi="ml-IN"/>
-              </w:rPr>
-              <w:t>ÉåÌiÉþ</w:t>
-            </w:r>
-            <w:proofErr w:type="spellEnd"/>
-            <w:r>
-              <w:rPr>
-                <w:rFonts w:ascii="BRH Devanagari Extra" w:hAnsi="BRH Devanagari Extra" w:cs="BRH Devanagari Extra"/>
-                <w:color w:val="000000"/>
-                <w:sz w:val="40"/>
-                <w:szCs w:val="40"/>
-                <w:lang w:bidi="ml-IN"/>
-              </w:rPr>
-              <w:t xml:space="preserve"> </w:t>
-            </w:r>
-            <w:proofErr w:type="spellStart"/>
-            <w:r>
-              <w:rPr>
-                <w:rFonts w:ascii="BRH Devanagari Extra" w:hAnsi="BRH Devanagari Extra" w:cs="BRH Devanagari Extra"/>
-                <w:color w:val="000000"/>
-                <w:sz w:val="40"/>
-                <w:szCs w:val="40"/>
-                <w:lang w:bidi="ml-IN"/>
-              </w:rPr>
-              <w:t>SåuÉ</w:t>
-            </w:r>
-            <w:proofErr w:type="spellEnd"/>
-            <w:r>
-              <w:rPr>
-                <w:rFonts w:ascii="BRH Devanagari Extra" w:hAnsi="BRH Devanagari Extra" w:cs="BRH Devanagari Extra"/>
-                <w:color w:val="000000"/>
-                <w:sz w:val="40"/>
-                <w:szCs w:val="40"/>
-                <w:lang w:bidi="ml-IN"/>
-              </w:rPr>
-              <w:t xml:space="preserve"> - </w:t>
+              <w:t xml:space="preserve">§ÉåÌiÉþ SåuÉ - </w:t>
             </w:r>
             <w:r>
               <w:rPr>
@@ -3651,7 +3041,6 @@
                 <w:lang w:bidi="ml-IN"/>
               </w:rPr>
             </w:pPr>
-            <w:proofErr w:type="spellStart"/>
             <w:r>
               <w:rPr>
                 <w:rFonts w:ascii="BRH Devanagari Extra" w:hAnsi="BRH Devanagari Extra" w:cs="BRH Devanagari Extra"/>
@@ -3662,7 +3051,6 @@
               </w:rPr>
               <w:t>Så</w:t>
             </w:r>
-            <w:proofErr w:type="spellEnd"/>
             <w:r>
               <w:rPr>
                 <w:rFonts w:ascii="BRH Malayalam Extra" w:hAnsi="BRH Malayalam Extra" w:cs="BRH Devanagari Extra"/>
@@ -3703,29 +3091,7 @@
                 <w:szCs w:val="40"/>
                 <w:lang w:bidi="ml-IN"/>
               </w:rPr>
-              <w:t xml:space="preserve">§ÉÉ </w:t>
-            </w:r>
-            <w:proofErr w:type="spellStart"/>
-            <w:r>
-              <w:rPr>
-                <w:rFonts w:ascii="BRH Devanagari Extra" w:hAnsi="BRH Devanagari Extra" w:cs="BRH Devanagari Extra"/>
-                <w:color w:val="000000"/>
-                <w:sz w:val="40"/>
-                <w:szCs w:val="40"/>
-                <w:lang w:bidi="ml-IN"/>
-              </w:rPr>
-              <w:t>aÉþcNûiÉ</w:t>
-            </w:r>
-            <w:proofErr w:type="spellEnd"/>
-            <w:r>
-              <w:rPr>
-                <w:rFonts w:ascii="BRH Devanagari Extra" w:hAnsi="BRH Devanagari Extra" w:cs="BRH Devanagari Extra"/>
-                <w:color w:val="000000"/>
-                <w:sz w:val="40"/>
-                <w:szCs w:val="40"/>
-                <w:lang w:bidi="ml-IN"/>
-              </w:rPr>
-              <w:t xml:space="preserve"> | </w:t>
+              <w:t xml:space="preserve">§ÉÉ aÉþcNûiÉ | </w:t>
             </w:r>
           </w:p>
           <w:p>
@@ -3743,7 +3109,6 @@
                 <w:lang w:val="en-IN" w:eastAsia="en-IN" w:bidi="ml-IN"/>
               </w:rPr>
             </w:pPr>
-            <w:proofErr w:type="spellStart"/>
             <w:r>
               <w:rPr>
                 <w:rFonts w:ascii="BRH Devanagari Extra" w:hAnsi="BRH Devanagari Extra" w:cs="BRH Devanagari Extra"/>
@@ -3754,7 +3119,6 @@
               </w:rPr>
               <w:t>Så</w:t>
             </w:r>
-            <w:proofErr w:type="spellEnd"/>
             <w:r>
               <w:rPr>
                 <w:rFonts w:ascii="BRH Malayalam Extra" w:hAnsi="BRH Malayalam Extra" w:cs="BRH Devanagari Extra"/>
@@ -3795,51 +3159,7 @@
                 <w:szCs w:val="40"/>
                 <w:lang w:bidi="ml-IN"/>
               </w:rPr>
-              <w:t>§</w:t>
-            </w:r>
-            <w:proofErr w:type="spellStart"/>
-            <w:r>
-              <w:rPr>
-                <w:rFonts w:ascii="BRH Devanagari Extra" w:hAnsi="BRH Devanagari Extra" w:cs="BRH Devanagari Extra"/>
-                <w:color w:val="000000"/>
-                <w:sz w:val="40"/>
-                <w:szCs w:val="40"/>
-                <w:lang w:bidi="ml-IN"/>
-              </w:rPr>
-              <w:t>ÉåÌiÉþ</w:t>
-            </w:r>
-            <w:proofErr w:type="spellEnd"/>
-            <w:r>
-              <w:rPr>
-                <w:rFonts w:ascii="BRH Devanagari Extra" w:hAnsi="BRH Devanagari Extra" w:cs="BRH Devanagari Extra"/>
-                <w:color w:val="000000"/>
-                <w:sz w:val="40"/>
-                <w:szCs w:val="40"/>
-                <w:lang w:bidi="ml-IN"/>
-              </w:rPr>
-              <w:t xml:space="preserve"> </w:t>
-            </w:r>
-            <w:proofErr w:type="spellStart"/>
-            <w:r>
-              <w:rPr>
-                <w:rFonts w:ascii="BRH Devanagari Extra" w:hAnsi="BRH Devanagari Extra" w:cs="BRH Devanagari Extra"/>
-                <w:color w:val="000000"/>
-                <w:sz w:val="40"/>
-                <w:szCs w:val="40"/>
-                <w:lang w:bidi="ml-IN"/>
-              </w:rPr>
-              <w:t>SåuÉ</w:t>
-            </w:r>
-            <w:proofErr w:type="spellEnd"/>
-            <w:r>
-              <w:rPr>
-                <w:rFonts w:ascii="BRH Devanagari Extra" w:hAnsi="BRH Devanagari Extra" w:cs="BRH Devanagari Extra"/>
-                <w:color w:val="000000"/>
-                <w:sz w:val="40"/>
-                <w:szCs w:val="40"/>
-                <w:lang w:bidi="ml-IN"/>
-              </w:rPr>
-              <w:t xml:space="preserve"> - </w:t>
+              <w:t xml:space="preserve">§ÉåÌiÉþ SåuÉ - </w:t>
             </w:r>
             <w:r>
               <w:rPr>
@@ -3898,7 +3218,6 @@
                 <w:sz w:val="28"/>
                 <w:szCs w:val="32"/>
               </w:rPr>
-              <w:lastRenderedPageBreak/>
               <w:t>T.S.6.6.1.5 – Kramam</w:t>
             </w:r>
           </w:p>
@@ -4037,7 +3356,6 @@
               </w:rPr>
               <w:t>–</w:t>
             </w:r>
-            <w:proofErr w:type="spellStart"/>
             <w:r>
               <w:rPr>
                 <w:rFonts w:ascii="BRH Devanagari Extra" w:hAnsi="BRH Devanagari Extra" w:cs="BRH Devanagari Extra"/>
@@ -4048,38 +3366,26 @@
               </w:rPr>
               <w:t>ÌiÉ</w:t>
             </w:r>
-            <w:proofErr w:type="spellEnd"/>
-            <w:r>
-              <w:rPr>
-                <w:rFonts w:ascii="BRH Malayalam Extra" w:hAnsi="BRH Malayalam Extra" w:cs="BRH Devanagari Extra"/>
-                <w:b/>
-                <w:color w:val="000000"/>
-                <w:sz w:val="32"/>
-                <w:szCs w:val="40"/>
-                <w:lang w:bidi="ml-IN"/>
-              </w:rPr>
-              <w:t>–</w:t>
-            </w:r>
-            <w:r>
-              <w:rPr>
-                <w:rFonts w:ascii="BRH Devanagari Extra" w:hAnsi="BRH Devanagari Extra" w:cs="BRH Devanagari Extra"/>
-                <w:color w:val="000000"/>
-                <w:sz w:val="40"/>
-                <w:szCs w:val="40"/>
-                <w:lang w:bidi="ml-IN"/>
-              </w:rPr>
-              <w:t xml:space="preserve"> </w:t>
-            </w:r>
-            <w:proofErr w:type="spellStart"/>
-            <w:r>
-              <w:rPr>
-                <w:rFonts w:ascii="BRH Devanagari Extra" w:hAnsi="BRH Devanagari Extra" w:cs="BRH Devanagari Extra"/>
-                <w:color w:val="000000"/>
-                <w:sz w:val="40"/>
-                <w:szCs w:val="40"/>
-                <w:lang w:bidi="ml-IN"/>
-              </w:rPr>
-              <w:t>erÉÉå</w:t>
+            <w:r>
+              <w:rPr>
+                <w:rFonts w:ascii="BRH Malayalam Extra" w:hAnsi="BRH Malayalam Extra" w:cs="BRH Devanagari Extra"/>
+                <w:b/>
+                <w:color w:val="000000"/>
+                <w:sz w:val="32"/>
+                <w:szCs w:val="40"/>
+                <w:lang w:bidi="ml-IN"/>
+              </w:rPr>
+              <w:t>–</w:t>
+            </w:r>
+            <w:r>
+              <w:rPr>
+                <w:rFonts w:ascii="BRH Devanagari Extra" w:hAnsi="BRH Devanagari Extra" w:cs="BRH Devanagari Extra"/>
+                <w:color w:val="000000"/>
+                <w:sz w:val="40"/>
+                <w:szCs w:val="40"/>
+                <w:lang w:bidi="ml-IN"/>
+              </w:rPr>
+              <w:t xml:space="preserve"> erÉÉå</w:t>
             </w:r>
             <w:r>
               <w:rPr>
@@ -4092,71 +3398,36 @@
               </w:rPr>
               <w:t>ÌiÉþ</w:t>
             </w:r>
-            <w:proofErr w:type="spellEnd"/>
-            <w:r>
-              <w:rPr>
-                <w:rFonts w:ascii="BRH Devanagari Extra" w:hAnsi="BRH Devanagari Extra" w:cs="BRH Devanagari Extra"/>
-                <w:color w:val="000000"/>
-                <w:sz w:val="40"/>
-                <w:szCs w:val="40"/>
-                <w:lang w:bidi="ml-IN"/>
-              </w:rPr>
-              <w:t xml:space="preserve"> | </w:t>
-            </w:r>
-            <w:proofErr w:type="spellStart"/>
-            <w:r>
-              <w:rPr>
-                <w:rFonts w:ascii="BRH Devanagari Extra" w:hAnsi="BRH Devanagari Extra" w:cs="BRH Devanagari Extra"/>
-                <w:color w:val="000000"/>
-                <w:sz w:val="40"/>
-                <w:szCs w:val="40"/>
-                <w:lang w:bidi="ml-IN"/>
-              </w:rPr>
-              <w:t>erÉÉåÌiÉ</w:t>
-            </w:r>
-            <w:proofErr w:type="spellEnd"/>
-            <w:r>
-              <w:rPr>
-                <w:rFonts w:ascii="BRH Malayalam Extra" w:hAnsi="BRH Malayalam Extra" w:cs="BRH Devanagari Extra"/>
-                <w:b/>
-                <w:color w:val="000000"/>
-                <w:sz w:val="32"/>
-                <w:szCs w:val="40"/>
-                <w:lang w:bidi="ml-IN"/>
-              </w:rPr>
-              <w:t>–</w:t>
-            </w:r>
-            <w:r>
-              <w:rPr>
-                <w:rFonts w:ascii="BRH Devanagari Extra" w:hAnsi="BRH Devanagari Extra" w:cs="BRH Devanagari Extra"/>
-                <w:color w:val="000000"/>
-                <w:sz w:val="40"/>
-                <w:szCs w:val="40"/>
-                <w:lang w:bidi="ml-IN"/>
-              </w:rPr>
-              <w:t xml:space="preserve">Uç </w:t>
-            </w:r>
-            <w:proofErr w:type="spellStart"/>
-            <w:r>
-              <w:rPr>
-                <w:rFonts w:ascii="BRH Devanagari Extra" w:hAnsi="BRH Devanagari Extra" w:cs="BRH Devanagari Extra"/>
-                <w:color w:val="000000"/>
-                <w:sz w:val="40"/>
-                <w:szCs w:val="40"/>
-                <w:lang w:bidi="ml-IN"/>
-              </w:rPr>
-              <w:t>uÉæ</w:t>
-            </w:r>
-            <w:proofErr w:type="spellEnd"/>
-            <w:r>
-              <w:rPr>
-                <w:rFonts w:ascii="BRH Devanagari Extra" w:hAnsi="BRH Devanagari Extra" w:cs="BRH Devanagari Extra"/>
-                <w:color w:val="000000"/>
-                <w:sz w:val="40"/>
-                <w:szCs w:val="40"/>
-                <w:lang w:bidi="ml-IN"/>
-              </w:rPr>
-              <w:t xml:space="preserve"> |</w:t>
+            <w:r>
+              <w:rPr>
+                <w:rFonts w:ascii="BRH Devanagari Extra" w:hAnsi="BRH Devanagari Extra" w:cs="BRH Devanagari Extra"/>
+                <w:color w:val="000000"/>
+                <w:sz w:val="40"/>
+                <w:szCs w:val="40"/>
+                <w:lang w:bidi="ml-IN"/>
+              </w:rPr>
+              <w:t xml:space="preserve"> | erÉÉåÌiÉ</w:t>
+            </w:r>
+            <w:r>
+              <w:rPr>
+                <w:rFonts w:ascii="BRH Malayalam Extra" w:hAnsi="BRH Malayalam Extra" w:cs="BRH Devanagari Extra"/>
+                <w:b/>
+                <w:color w:val="000000"/>
+                <w:sz w:val="32"/>
+                <w:szCs w:val="40"/>
+                <w:lang w:bidi="ml-IN"/>
+              </w:rPr>
+              <w:t>–</w:t>
+            </w:r>
+            <w:r>
+              <w:rPr>
+                <w:rFonts w:ascii="BRH Devanagari Extra" w:hAnsi="BRH Devanagari Extra" w:cs="BRH Devanagari Extra"/>
+                <w:color w:val="000000"/>
+                <w:sz w:val="40"/>
+                <w:szCs w:val="40"/>
+                <w:lang w:bidi="ml-IN"/>
+              </w:rPr>
+              <w:t>Uç uÉæ |</w:t>
             </w:r>
           </w:p>
         </w:tc>
@@ -4221,7 +3492,6 @@
               </w:rPr>
               <w:t>–</w:t>
             </w:r>
-            <w:proofErr w:type="spellStart"/>
             <w:r>
               <w:rPr>
                 <w:rFonts w:ascii="BRH Devanagari Extra" w:hAnsi="BRH Devanagari Extra" w:cs="BRH Devanagari Extra"/>
@@ -4232,38 +3502,26 @@
               </w:rPr>
               <w:t>ÌiÉ</w:t>
             </w:r>
-            <w:proofErr w:type="spellEnd"/>
-            <w:r>
-              <w:rPr>
-                <w:rFonts w:ascii="BRH Malayalam Extra" w:hAnsi="BRH Malayalam Extra" w:cs="BRH Devanagari Extra"/>
-                <w:b/>
-                <w:color w:val="000000"/>
-                <w:sz w:val="32"/>
-                <w:szCs w:val="40"/>
-                <w:lang w:bidi="ml-IN"/>
-              </w:rPr>
-              <w:t>–</w:t>
-            </w:r>
-            <w:r>
-              <w:rPr>
-                <w:rFonts w:ascii="BRH Devanagari Extra" w:hAnsi="BRH Devanagari Extra" w:cs="BRH Devanagari Extra"/>
-                <w:color w:val="000000"/>
-                <w:sz w:val="40"/>
-                <w:szCs w:val="40"/>
-                <w:lang w:bidi="ml-IN"/>
-              </w:rPr>
-              <w:t xml:space="preserve"> </w:t>
-            </w:r>
-            <w:proofErr w:type="spellStart"/>
-            <w:r>
-              <w:rPr>
-                <w:rFonts w:ascii="BRH Devanagari Extra" w:hAnsi="BRH Devanagari Extra" w:cs="BRH Devanagari Extra"/>
-                <w:color w:val="000000"/>
-                <w:sz w:val="40"/>
-                <w:szCs w:val="40"/>
-                <w:lang w:bidi="ml-IN"/>
-              </w:rPr>
-              <w:t>erÉÉå</w:t>
+            <w:r>
+              <w:rPr>
+                <w:rFonts w:ascii="BRH Malayalam Extra" w:hAnsi="BRH Malayalam Extra" w:cs="BRH Devanagari Extra"/>
+                <w:b/>
+                <w:color w:val="000000"/>
+                <w:sz w:val="32"/>
+                <w:szCs w:val="40"/>
+                <w:lang w:bidi="ml-IN"/>
+              </w:rPr>
+              <w:t>–</w:t>
+            </w:r>
+            <w:r>
+              <w:rPr>
+                <w:rFonts w:ascii="BRH Devanagari Extra" w:hAnsi="BRH Devanagari Extra" w:cs="BRH Devanagari Extra"/>
+                <w:color w:val="000000"/>
+                <w:sz w:val="40"/>
+                <w:szCs w:val="40"/>
+                <w:lang w:bidi="ml-IN"/>
+              </w:rPr>
+              <w:t xml:space="preserve"> erÉÉå</w:t>
             </w:r>
             <w:r>
               <w:rPr>
@@ -4276,71 +3534,36 @@
               </w:rPr>
               <w:t>ÌiÉþÈ</w:t>
             </w:r>
-            <w:proofErr w:type="spellEnd"/>
-            <w:r>
-              <w:rPr>
-                <w:rFonts w:ascii="BRH Devanagari Extra" w:hAnsi="BRH Devanagari Extra" w:cs="BRH Devanagari Extra"/>
-                <w:color w:val="000000"/>
-                <w:sz w:val="40"/>
-                <w:szCs w:val="40"/>
-                <w:lang w:bidi="ml-IN"/>
-              </w:rPr>
-              <w:t xml:space="preserve"> | </w:t>
-            </w:r>
-            <w:proofErr w:type="spellStart"/>
-            <w:r>
-              <w:rPr>
-                <w:rFonts w:ascii="BRH Devanagari Extra" w:hAnsi="BRH Devanagari Extra" w:cs="BRH Devanagari Extra"/>
-                <w:color w:val="000000"/>
-                <w:sz w:val="40"/>
-                <w:szCs w:val="40"/>
-                <w:lang w:bidi="ml-IN"/>
-              </w:rPr>
-              <w:t>erÉÉåÌiÉ</w:t>
-            </w:r>
-            <w:proofErr w:type="spellEnd"/>
-            <w:r>
-              <w:rPr>
-                <w:rFonts w:ascii="BRH Malayalam Extra" w:hAnsi="BRH Malayalam Extra" w:cs="BRH Devanagari Extra"/>
-                <w:b/>
-                <w:color w:val="000000"/>
-                <w:sz w:val="32"/>
-                <w:szCs w:val="40"/>
-                <w:lang w:bidi="ml-IN"/>
-              </w:rPr>
-              <w:t>–</w:t>
-            </w:r>
-            <w:r>
-              <w:rPr>
-                <w:rFonts w:ascii="BRH Devanagari Extra" w:hAnsi="BRH Devanagari Extra" w:cs="BRH Devanagari Extra"/>
-                <w:color w:val="000000"/>
-                <w:sz w:val="40"/>
-                <w:szCs w:val="40"/>
-                <w:lang w:bidi="ml-IN"/>
-              </w:rPr>
-              <w:t xml:space="preserve">Uç </w:t>
-            </w:r>
-            <w:proofErr w:type="spellStart"/>
-            <w:r>
-              <w:rPr>
-                <w:rFonts w:ascii="BRH Devanagari Extra" w:hAnsi="BRH Devanagari Extra" w:cs="BRH Devanagari Extra"/>
-                <w:color w:val="000000"/>
-                <w:sz w:val="40"/>
-                <w:szCs w:val="40"/>
-                <w:lang w:bidi="ml-IN"/>
-              </w:rPr>
-              <w:t>uÉæ</w:t>
-            </w:r>
-            <w:proofErr w:type="spellEnd"/>
-            <w:r>
-              <w:rPr>
-                <w:rFonts w:ascii="BRH Devanagari Extra" w:hAnsi="BRH Devanagari Extra" w:cs="BRH Devanagari Extra"/>
-                <w:color w:val="000000"/>
-                <w:sz w:val="40"/>
-                <w:szCs w:val="40"/>
-                <w:lang w:bidi="ml-IN"/>
-              </w:rPr>
-              <w:t xml:space="preserve"> |</w:t>
+            <w:r>
+              <w:rPr>
+                <w:rFonts w:ascii="BRH Devanagari Extra" w:hAnsi="BRH Devanagari Extra" w:cs="BRH Devanagari Extra"/>
+                <w:color w:val="000000"/>
+                <w:sz w:val="40"/>
+                <w:szCs w:val="40"/>
+                <w:lang w:bidi="ml-IN"/>
+              </w:rPr>
+              <w:t xml:space="preserve"> | erÉÉåÌiÉ</w:t>
+            </w:r>
+            <w:r>
+              <w:rPr>
+                <w:rFonts w:ascii="BRH Malayalam Extra" w:hAnsi="BRH Malayalam Extra" w:cs="BRH Devanagari Extra"/>
+                <w:b/>
+                <w:color w:val="000000"/>
+                <w:sz w:val="32"/>
+                <w:szCs w:val="40"/>
+                <w:lang w:bidi="ml-IN"/>
+              </w:rPr>
+              <w:t>–</w:t>
+            </w:r>
+            <w:r>
+              <w:rPr>
+                <w:rFonts w:ascii="BRH Devanagari Extra" w:hAnsi="BRH Devanagari Extra" w:cs="BRH Devanagari Extra"/>
+                <w:color w:val="000000"/>
+                <w:sz w:val="40"/>
+                <w:szCs w:val="40"/>
+                <w:lang w:bidi="ml-IN"/>
+              </w:rPr>
+              <w:t>Uç uÉæ |</w:t>
             </w:r>
           </w:p>
         </w:tc>
@@ -4378,6 +3601,7 @@
                 <w:sz w:val="28"/>
                 <w:szCs w:val="32"/>
               </w:rPr>
+              <w:lastRenderedPageBreak/>
               <w:t>T.S.6.6.1.5 – Kramam</w:t>
             </w:r>
           </w:p>
@@ -4467,7 +3691,6 @@
                 <w:lang w:val="en-IN" w:eastAsia="en-IN" w:bidi="ml-IN"/>
               </w:rPr>
             </w:pPr>
-            <w:proofErr w:type="spellStart"/>
             <w:r>
               <w:rPr>
                 <w:rFonts w:ascii="BRH Devanagari Extra" w:hAnsi="BRH Devanagari Extra" w:cs="BRH Devanagari Extra"/>
@@ -4478,19 +3701,17 @@
               </w:rPr>
               <w:t>WûÉåiÉÉ</w:t>
             </w:r>
-            <w:proofErr w:type="spellEnd"/>
-            <w:r>
-              <w:rPr>
-                <w:rFonts w:ascii="BRH Malayalam Extra" w:hAnsi="BRH Malayalam Extra" w:cs="BRH Devanagari Extra"/>
-                <w:b/>
-                <w:color w:val="000000"/>
-                <w:sz w:val="32"/>
-                <w:szCs w:val="40"/>
-                <w:lang w:bidi="ml-IN"/>
-              </w:rPr>
-              <w:t>–</w:t>
-            </w:r>
-            <w:proofErr w:type="spellStart"/>
+            <w:r>
+              <w:rPr>
+                <w:rFonts w:ascii="BRH Malayalam Extra" w:hAnsi="BRH Malayalam Extra" w:cs="BRH Devanagari Extra"/>
+                <w:b/>
+                <w:color w:val="000000"/>
+                <w:sz w:val="32"/>
+                <w:szCs w:val="40"/>
+                <w:lang w:bidi="ml-IN"/>
+              </w:rPr>
+              <w:t>–</w:t>
+            </w:r>
             <w:r>
               <w:rPr>
                 <w:rFonts w:ascii="BRH Devanagari Extra" w:hAnsi="BRH Devanagari Extra" w:cs="BRH Devanagari Extra"/>
@@ -4520,31 +3741,19 @@
                 <w:szCs w:val="40"/>
                 <w:lang w:bidi="ml-IN"/>
               </w:rPr>
-              <w:t>ÉlÉqÉçÿ</w:t>
-            </w:r>
-            <w:proofErr w:type="spellEnd"/>
-            <w:r>
-              <w:rPr>
-                <w:rFonts w:ascii="BRH Devanagari Extra" w:hAnsi="BRH Devanagari Extra" w:cs="BRH Devanagari Extra"/>
-                <w:color w:val="000000"/>
-                <w:sz w:val="40"/>
-                <w:szCs w:val="40"/>
-                <w:lang w:bidi="ml-IN"/>
-              </w:rPr>
-              <w:t xml:space="preserve"> | AÉ</w:t>
-            </w:r>
-            <w:r>
-              <w:rPr>
-                <w:rFonts w:ascii="BRH Malayalam Extra" w:hAnsi="BRH Malayalam Extra" w:cs="BRH Devanagari Extra"/>
-                <w:b/>
-                <w:color w:val="000000"/>
-                <w:sz w:val="32"/>
-                <w:szCs w:val="40"/>
-                <w:lang w:bidi="ml-IN"/>
-              </w:rPr>
-              <w:t>–</w:t>
-            </w:r>
-            <w:proofErr w:type="spellStart"/>
+              <w:t>ÉlÉqÉçÿ | AÉ</w:t>
+            </w:r>
+            <w:r>
+              <w:rPr>
+                <w:rFonts w:ascii="BRH Malayalam Extra" w:hAnsi="BRH Malayalam Extra" w:cs="BRH Devanagari Extra"/>
+                <w:b/>
+                <w:color w:val="000000"/>
+                <w:sz w:val="32"/>
+                <w:szCs w:val="40"/>
+                <w:lang w:bidi="ml-IN"/>
+              </w:rPr>
+              <w:t>–</w:t>
+            </w:r>
             <w:r>
               <w:rPr>
                 <w:rFonts w:ascii="BRH Devanagari Extra" w:hAnsi="BRH Devanagari Extra" w:cs="BRH Devanagari Extra"/>
@@ -4555,7 +3764,6 @@
               </w:rPr>
               <w:t>iqÉÉlÉþqÉå</w:t>
             </w:r>
-            <w:proofErr w:type="spellEnd"/>
             <w:r>
               <w:rPr>
                 <w:rFonts w:ascii="BRH Malayalam Extra" w:hAnsi="BRH Malayalam Extra" w:cs="BRH Devanagari Extra"/>
@@ -4594,7 +3802,6 @@
                 <w:lang w:val="en-IN" w:eastAsia="en-IN" w:bidi="ml-IN"/>
               </w:rPr>
             </w:pPr>
-            <w:proofErr w:type="spellStart"/>
             <w:r>
               <w:rPr>
                 <w:rFonts w:ascii="BRH Devanagari Extra" w:hAnsi="BRH Devanagari Extra" w:cs="BRH Devanagari Extra"/>
@@ -4605,19 +3812,17 @@
               </w:rPr>
               <w:t>WûÉåiÉÉ</w:t>
             </w:r>
-            <w:proofErr w:type="spellEnd"/>
-            <w:r>
-              <w:rPr>
-                <w:rFonts w:ascii="BRH Malayalam Extra" w:hAnsi="BRH Malayalam Extra" w:cs="BRH Devanagari Extra"/>
-                <w:b/>
-                <w:color w:val="000000"/>
-                <w:sz w:val="32"/>
-                <w:szCs w:val="40"/>
-                <w:lang w:bidi="ml-IN"/>
-              </w:rPr>
-              <w:t>–</w:t>
-            </w:r>
-            <w:proofErr w:type="spellStart"/>
+            <w:r>
+              <w:rPr>
+                <w:rFonts w:ascii="BRH Malayalam Extra" w:hAnsi="BRH Malayalam Extra" w:cs="BRH Devanagari Extra"/>
+                <w:b/>
+                <w:color w:val="000000"/>
+                <w:sz w:val="32"/>
+                <w:szCs w:val="40"/>
+                <w:lang w:bidi="ml-IN"/>
+              </w:rPr>
+              <w:t>–</w:t>
+            </w:r>
             <w:r>
               <w:rPr>
                 <w:rFonts w:ascii="BRH Devanagari Extra" w:hAnsi="BRH Devanagari Extra" w:cs="BRH Devanagari Extra"/>
@@ -4647,31 +3852,19 @@
                 <w:szCs w:val="40"/>
                 <w:lang w:bidi="ml-IN"/>
               </w:rPr>
-              <w:t>lÉqÉçÿ</w:t>
-            </w:r>
-            <w:proofErr w:type="spellEnd"/>
-            <w:r>
-              <w:rPr>
-                <w:rFonts w:ascii="BRH Devanagari Extra" w:hAnsi="BRH Devanagari Extra" w:cs="BRH Devanagari Extra"/>
-                <w:color w:val="000000"/>
-                <w:sz w:val="40"/>
-                <w:szCs w:val="40"/>
-                <w:lang w:bidi="ml-IN"/>
-              </w:rPr>
-              <w:t xml:space="preserve"> | AÉ</w:t>
-            </w:r>
-            <w:r>
-              <w:rPr>
-                <w:rFonts w:ascii="BRH Malayalam Extra" w:hAnsi="BRH Malayalam Extra" w:cs="BRH Devanagari Extra"/>
-                <w:b/>
-                <w:color w:val="000000"/>
-                <w:sz w:val="32"/>
-                <w:szCs w:val="40"/>
-                <w:lang w:bidi="ml-IN"/>
-              </w:rPr>
-              <w:t>–</w:t>
-            </w:r>
-            <w:proofErr w:type="spellStart"/>
+              <w:t>lÉqÉçÿ | AÉ</w:t>
+            </w:r>
+            <w:r>
+              <w:rPr>
+                <w:rFonts w:ascii="BRH Malayalam Extra" w:hAnsi="BRH Malayalam Extra" w:cs="BRH Devanagari Extra"/>
+                <w:b/>
+                <w:color w:val="000000"/>
+                <w:sz w:val="32"/>
+                <w:szCs w:val="40"/>
+                <w:lang w:bidi="ml-IN"/>
+              </w:rPr>
+              <w:t>–</w:t>
+            </w:r>
             <w:r>
               <w:rPr>
                 <w:rFonts w:ascii="BRH Devanagari Extra" w:hAnsi="BRH Devanagari Extra" w:cs="BRH Devanagari Extra"/>
@@ -4682,7 +3875,6 @@
               </w:rPr>
               <w:t>iqÉÉlÉþqÉå</w:t>
             </w:r>
-            <w:proofErr w:type="spellEnd"/>
             <w:r>
               <w:rPr>
                 <w:rFonts w:ascii="BRH Malayalam Extra" w:hAnsi="BRH Malayalam Extra" w:cs="BRH Devanagari Extra"/>
@@ -4855,7 +4047,6 @@
               </w:rPr>
               <w:t>–</w:t>
             </w:r>
-            <w:proofErr w:type="spellStart"/>
             <w:r>
               <w:rPr>
                 <w:rFonts w:ascii="BRH Devanagari Extra" w:hAnsi="BRH Devanagari Extra" w:cs="BRH Devanagari Extra"/>
@@ -4866,7 +4057,6 @@
               </w:rPr>
               <w:t>ÌiÉ</w:t>
             </w:r>
-            <w:proofErr w:type="spellEnd"/>
             <w:r>
               <w:rPr>
                 <w:rFonts w:ascii="BRH Malayalam Extra" w:hAnsi="BRH Malayalam Extra" w:cs="BRH Devanagari Extra"/>
@@ -4899,7 +4089,6 @@
               </w:rPr>
               <w:t>–</w:t>
             </w:r>
-            <w:proofErr w:type="spellStart"/>
             <w:r>
               <w:rPr>
                 <w:rFonts w:ascii="BRH Devanagari Extra" w:hAnsi="BRH Devanagari Extra" w:cs="BRH Devanagari Extra"/>
@@ -4910,49 +4099,26 @@
               </w:rPr>
               <w:t>UÉåÌiÉ</w:t>
             </w:r>
-            <w:proofErr w:type="spellEnd"/>
-            <w:r>
-              <w:rPr>
-                <w:rFonts w:ascii="BRH Malayalam Extra" w:hAnsi="BRH Malayalam Extra" w:cs="BRH Devanagari Extra"/>
-                <w:b/>
-                <w:color w:val="000000"/>
-                <w:sz w:val="32"/>
-                <w:szCs w:val="40"/>
-                <w:lang w:bidi="ml-IN"/>
-              </w:rPr>
-              <w:t>–</w:t>
-            </w:r>
-            <w:r>
-              <w:rPr>
-                <w:rFonts w:ascii="BRH Devanagari Extra" w:hAnsi="BRH Devanagari Extra" w:cs="BRH Devanagari Extra"/>
-                <w:color w:val="000000"/>
-                <w:sz w:val="40"/>
-                <w:szCs w:val="40"/>
-                <w:lang w:bidi="ml-IN"/>
-              </w:rPr>
-              <w:t xml:space="preserve"> </w:t>
-            </w:r>
-            <w:proofErr w:type="spellStart"/>
-            <w:r>
-              <w:rPr>
-                <w:rFonts w:ascii="BRH Devanagari Extra" w:hAnsi="BRH Devanagari Extra" w:cs="BRH Devanagari Extra"/>
-                <w:color w:val="000000"/>
-                <w:sz w:val="40"/>
-                <w:szCs w:val="40"/>
-                <w:lang w:bidi="ml-IN"/>
-              </w:rPr>
-              <w:t>rÉiÉç</w:t>
-            </w:r>
-            <w:proofErr w:type="spellEnd"/>
-            <w:r>
-              <w:rPr>
-                <w:rFonts w:ascii="BRH Devanagari Extra" w:hAnsi="BRH Devanagari Extra" w:cs="BRH Devanagari Extra"/>
-                <w:color w:val="000000"/>
-                <w:sz w:val="40"/>
-                <w:szCs w:val="40"/>
-                <w:lang w:bidi="ml-IN"/>
-              </w:rPr>
-              <w:t xml:space="preserve"> | </w:t>
+            <w:r>
+              <w:rPr>
+                <w:rFonts w:ascii="BRH Malayalam Extra" w:hAnsi="BRH Malayalam Extra" w:cs="BRH Devanagari Extra"/>
+                <w:b/>
+                <w:color w:val="000000"/>
+                <w:sz w:val="32"/>
+                <w:szCs w:val="40"/>
+                <w:lang w:bidi="ml-IN"/>
+              </w:rPr>
+              <w:t>–</w:t>
+            </w:r>
+            <w:r>
+              <w:rPr>
+                <w:rFonts w:ascii="BRH Devanagari Extra" w:hAnsi="BRH Devanagari Extra" w:cs="BRH Devanagari Extra"/>
+                <w:color w:val="000000"/>
+                <w:sz w:val="40"/>
+                <w:szCs w:val="40"/>
+                <w:lang w:bidi="ml-IN"/>
+              </w:rPr>
+              <w:t xml:space="preserve"> rÉiÉç | </w:t>
             </w:r>
           </w:p>
           <w:p>
@@ -4986,7 +4152,6 @@
               </w:rPr>
               <w:t>–</w:t>
             </w:r>
-            <w:proofErr w:type="spellStart"/>
             <w:r>
               <w:rPr>
                 <w:rFonts w:ascii="BRH Devanagari Extra" w:hAnsi="BRH Devanagari Extra" w:cs="BRH Devanagari Extra"/>
@@ -4997,7 +4162,6 @@
               </w:rPr>
               <w:t>ÌiÉ</w:t>
             </w:r>
-            <w:proofErr w:type="spellEnd"/>
             <w:r>
               <w:rPr>
                 <w:rFonts w:ascii="BRH Malayalam Extra" w:hAnsi="BRH Malayalam Extra" w:cs="BRH Devanagari Extra"/>
@@ -5030,7 +4194,6 @@
               </w:rPr>
               <w:t>–</w:t>
             </w:r>
-            <w:proofErr w:type="spellStart"/>
             <w:r>
               <w:rPr>
                 <w:rFonts w:ascii="BRH Devanagari Extra" w:hAnsi="BRH Devanagari Extra" w:cs="BRH Devanagari Extra"/>
@@ -5052,72 +4215,47 @@
               </w:rPr>
               <w:t>å</w:t>
             </w:r>
-            <w:proofErr w:type="spellEnd"/>
-            <w:r>
-              <w:rPr>
-                <w:rFonts w:ascii="BRH Malayalam Extra" w:hAnsi="BRH Malayalam Extra" w:cs="BRH Devanagari Extra"/>
-                <w:b/>
-                <w:color w:val="000000"/>
-                <w:sz w:val="32"/>
-                <w:szCs w:val="40"/>
-                <w:lang w:bidi="ml-IN"/>
-              </w:rPr>
-              <w:t>–</w:t>
-            </w:r>
-            <w:proofErr w:type="spellStart"/>
-            <w:r>
-              <w:rPr>
-                <w:rFonts w:ascii="BRH Devanagari Extra" w:hAnsi="BRH Devanagari Extra" w:cs="BRH Devanagari Extra"/>
-                <w:color w:val="000000"/>
-                <w:sz w:val="40"/>
-                <w:szCs w:val="40"/>
-                <w:lang w:bidi="ml-IN"/>
-              </w:rPr>
-              <w:t>iÉÏirÉþÌiÉ</w:t>
-            </w:r>
-            <w:proofErr w:type="spellEnd"/>
-            <w:r>
-              <w:rPr>
-                <w:rFonts w:ascii="BRH Devanagari Extra" w:hAnsi="BRH Devanagari Extra" w:cs="BRH Devanagari Extra"/>
-                <w:color w:val="000000"/>
-                <w:sz w:val="40"/>
-                <w:szCs w:val="40"/>
-                <w:lang w:bidi="ml-IN"/>
-              </w:rPr>
-              <w:t xml:space="preserve"> - Mü</w:t>
-            </w:r>
-            <w:r>
-              <w:rPr>
-                <w:rFonts w:ascii="BRH Malayalam Extra" w:hAnsi="BRH Malayalam Extra" w:cs="BRH Devanagari Extra"/>
-                <w:b/>
-                <w:color w:val="000000"/>
-                <w:sz w:val="32"/>
-                <w:szCs w:val="40"/>
-                <w:lang w:bidi="ml-IN"/>
-              </w:rPr>
-              <w:t>–</w:t>
-            </w:r>
-            <w:proofErr w:type="spellStart"/>
-            <w:r>
-              <w:rPr>
-                <w:rFonts w:ascii="BRH Devanagari Extra" w:hAnsi="BRH Devanagari Extra" w:cs="BRH Devanagari Extra"/>
-                <w:color w:val="000000"/>
-                <w:sz w:val="40"/>
-                <w:szCs w:val="40"/>
-                <w:lang w:bidi="ml-IN"/>
-              </w:rPr>
-              <w:t>UÉåÌiÉþ</w:t>
-            </w:r>
-            <w:proofErr w:type="spellEnd"/>
-            <w:r>
-              <w:rPr>
-                <w:rFonts w:ascii="BRH Devanagari Extra" w:hAnsi="BRH Devanagari Extra" w:cs="BRH Devanagari Extra"/>
-                <w:color w:val="000000"/>
-                <w:sz w:val="40"/>
-                <w:szCs w:val="40"/>
-                <w:lang w:bidi="ml-IN"/>
-              </w:rPr>
-              <w:t xml:space="preserve"> |</w:t>
+            <w:r>
+              <w:rPr>
+                <w:rFonts w:ascii="BRH Malayalam Extra" w:hAnsi="BRH Malayalam Extra" w:cs="BRH Devanagari Extra"/>
+                <w:b/>
+                <w:color w:val="000000"/>
+                <w:sz w:val="32"/>
+                <w:szCs w:val="40"/>
+                <w:lang w:bidi="ml-IN"/>
+              </w:rPr>
+              <w:t>–</w:t>
+            </w:r>
+            <w:r>
+              <w:rPr>
+                <w:rFonts w:ascii="BRH Devanagari Extra" w:hAnsi="BRH Devanagari Extra" w:cs="BRH Devanagari Extra"/>
+                <w:color w:val="000000"/>
+                <w:sz w:val="40"/>
+                <w:szCs w:val="40"/>
+                <w:lang w:bidi="ml-IN"/>
+              </w:rPr>
+              <w:t>iÉÏirÉþÌiÉ - Mü</w:t>
+            </w:r>
+            <w:r>
+              <w:rPr>
+                <w:rFonts w:ascii="BRH Malayalam Extra" w:hAnsi="BRH Malayalam Extra" w:cs="BRH Devanagari Extra"/>
+                <w:b/>
+                <w:color w:val="000000"/>
+                <w:sz w:val="32"/>
+                <w:szCs w:val="40"/>
+                <w:lang w:bidi="ml-IN"/>
+              </w:rPr>
+              <w:t>–</w:t>
+            </w:r>
+            <w:r>
+              <w:rPr>
+                <w:rFonts w:ascii="BRH Devanagari Extra" w:hAnsi="BRH Devanagari Extra" w:cs="BRH Devanagari Extra"/>
+                <w:color w:val="000000"/>
+                <w:sz w:val="40"/>
+                <w:szCs w:val="40"/>
+                <w:lang w:bidi="ml-IN"/>
+              </w:rPr>
+              <w:t>UÉåÌiÉþ |</w:t>
             </w:r>
           </w:p>
         </w:tc>
@@ -5162,7 +4300,6 @@
               </w:rPr>
               <w:t>–</w:t>
             </w:r>
-            <w:proofErr w:type="spellStart"/>
             <w:r>
               <w:rPr>
                 <w:rFonts w:ascii="BRH Devanagari Extra" w:hAnsi="BRH Devanagari Extra" w:cs="BRH Devanagari Extra"/>
@@ -5173,7 +4310,6 @@
               </w:rPr>
               <w:t>ÌiÉ</w:t>
             </w:r>
-            <w:proofErr w:type="spellEnd"/>
             <w:r>
               <w:rPr>
                 <w:rFonts w:ascii="BRH Malayalam Extra" w:hAnsi="BRH Malayalam Extra" w:cs="BRH Devanagari Extra"/>
@@ -5206,7 +4342,6 @@
               </w:rPr>
               <w:t>–</w:t>
             </w:r>
-            <w:proofErr w:type="spellStart"/>
             <w:r>
               <w:rPr>
                 <w:rFonts w:ascii="BRH Devanagari Extra" w:hAnsi="BRH Devanagari Extra" w:cs="BRH Devanagari Extra"/>
@@ -5217,49 +4352,26 @@
               </w:rPr>
               <w:t>UÉåÌiÉ</w:t>
             </w:r>
-            <w:proofErr w:type="spellEnd"/>
-            <w:r>
-              <w:rPr>
-                <w:rFonts w:ascii="BRH Malayalam Extra" w:hAnsi="BRH Malayalam Extra" w:cs="BRH Devanagari Extra"/>
-                <w:b/>
-                <w:color w:val="000000"/>
-                <w:sz w:val="32"/>
-                <w:szCs w:val="40"/>
-                <w:lang w:bidi="ml-IN"/>
-              </w:rPr>
-              <w:t>–</w:t>
-            </w:r>
-            <w:r>
-              <w:rPr>
-                <w:rFonts w:ascii="BRH Devanagari Extra" w:hAnsi="BRH Devanagari Extra" w:cs="BRH Devanagari Extra"/>
-                <w:color w:val="000000"/>
-                <w:sz w:val="40"/>
-                <w:szCs w:val="40"/>
-                <w:lang w:bidi="ml-IN"/>
-              </w:rPr>
-              <w:t xml:space="preserve"> </w:t>
-            </w:r>
-            <w:proofErr w:type="spellStart"/>
-            <w:r>
-              <w:rPr>
-                <w:rFonts w:ascii="BRH Devanagari Extra" w:hAnsi="BRH Devanagari Extra" w:cs="BRH Devanagari Extra"/>
-                <w:color w:val="000000"/>
-                <w:sz w:val="40"/>
-                <w:szCs w:val="40"/>
-                <w:lang w:bidi="ml-IN"/>
-              </w:rPr>
-              <w:t>rÉiÉç</w:t>
-            </w:r>
-            <w:proofErr w:type="spellEnd"/>
-            <w:r>
-              <w:rPr>
-                <w:rFonts w:ascii="BRH Devanagari Extra" w:hAnsi="BRH Devanagari Extra" w:cs="BRH Devanagari Extra"/>
-                <w:color w:val="000000"/>
-                <w:sz w:val="40"/>
-                <w:szCs w:val="40"/>
-                <w:lang w:bidi="ml-IN"/>
-              </w:rPr>
-              <w:t xml:space="preserve"> | </w:t>
+            <w:r>
+              <w:rPr>
+                <w:rFonts w:ascii="BRH Malayalam Extra" w:hAnsi="BRH Malayalam Extra" w:cs="BRH Devanagari Extra"/>
+                <w:b/>
+                <w:color w:val="000000"/>
+                <w:sz w:val="32"/>
+                <w:szCs w:val="40"/>
+                <w:lang w:bidi="ml-IN"/>
+              </w:rPr>
+              <w:t>–</w:t>
+            </w:r>
+            <w:r>
+              <w:rPr>
+                <w:rFonts w:ascii="BRH Devanagari Extra" w:hAnsi="BRH Devanagari Extra" w:cs="BRH Devanagari Extra"/>
+                <w:color w:val="000000"/>
+                <w:sz w:val="40"/>
+                <w:szCs w:val="40"/>
+                <w:lang w:bidi="ml-IN"/>
+              </w:rPr>
+              <w:t xml:space="preserve"> rÉiÉç | </w:t>
             </w:r>
           </w:p>
           <w:p>
@@ -5293,7 +4405,6 @@
               </w:rPr>
               <w:t>–</w:t>
             </w:r>
-            <w:proofErr w:type="spellStart"/>
             <w:r>
               <w:rPr>
                 <w:rFonts w:ascii="BRH Devanagari Extra" w:hAnsi="BRH Devanagari Extra" w:cs="BRH Devanagari Extra"/>
@@ -5304,7 +4415,6 @@
               </w:rPr>
               <w:t>ÌiÉ</w:t>
             </w:r>
-            <w:proofErr w:type="spellEnd"/>
             <w:r>
               <w:rPr>
                 <w:rFonts w:ascii="BRH Malayalam Extra" w:hAnsi="BRH Malayalam Extra" w:cs="BRH Devanagari Extra"/>
@@ -5337,7 +4447,6 @@
               </w:rPr>
               <w:t>–</w:t>
             </w:r>
-            <w:proofErr w:type="spellStart"/>
             <w:r>
               <w:rPr>
                 <w:rFonts w:ascii="BRH Devanagari Extra" w:hAnsi="BRH Devanagari Extra" w:cs="BRH Devanagari Extra"/>
@@ -5357,51 +4466,28 @@
                 <w:szCs w:val="40"/>
                 <w:lang w:bidi="ml-IN"/>
               </w:rPr>
-              <w:t>åiÉÏirÉþÌiÉ</w:t>
-            </w:r>
-            <w:proofErr w:type="spellEnd"/>
-            <w:r>
-              <w:rPr>
-                <w:rFonts w:ascii="BRH Devanagari Extra" w:hAnsi="BRH Devanagari Extra" w:cs="BRH Devanagari Extra"/>
-                <w:color w:val="000000"/>
-                <w:sz w:val="40"/>
-                <w:szCs w:val="40"/>
-                <w:lang w:bidi="ml-IN"/>
-              </w:rPr>
-              <w:t xml:space="preserve"> - Mü</w:t>
-            </w:r>
-            <w:r>
-              <w:rPr>
-                <w:rFonts w:ascii="BRH Malayalam Extra" w:hAnsi="BRH Malayalam Extra" w:cs="BRH Devanagari Extra"/>
-                <w:b/>
-                <w:color w:val="000000"/>
-                <w:sz w:val="32"/>
-                <w:szCs w:val="40"/>
-                <w:lang w:bidi="ml-IN"/>
-              </w:rPr>
-              <w:t>–</w:t>
-            </w:r>
-            <w:proofErr w:type="spellStart"/>
-            <w:r>
-              <w:rPr>
-                <w:rFonts w:ascii="BRH Devanagari Extra" w:hAnsi="BRH Devanagari Extra" w:cs="BRH Devanagari Extra"/>
-                <w:color w:val="000000"/>
-                <w:sz w:val="40"/>
-                <w:szCs w:val="40"/>
-                <w:lang w:bidi="ml-IN"/>
-              </w:rPr>
-              <w:t>UÉåÌiÉþ</w:t>
-            </w:r>
-            <w:proofErr w:type="spellEnd"/>
-            <w:r>
-              <w:rPr>
-                <w:rFonts w:ascii="BRH Devanagari Extra" w:hAnsi="BRH Devanagari Extra" w:cs="BRH Devanagari Extra"/>
-                <w:color w:val="000000"/>
-                <w:sz w:val="40"/>
-                <w:szCs w:val="40"/>
-                <w:lang w:bidi="ml-IN"/>
-              </w:rPr>
-              <w:t xml:space="preserve"> |</w:t>
+              <w:t>åiÉÏirÉþÌiÉ - Mü</w:t>
+            </w:r>
+            <w:r>
+              <w:rPr>
+                <w:rFonts w:ascii="BRH Malayalam Extra" w:hAnsi="BRH Malayalam Extra" w:cs="BRH Devanagari Extra"/>
+                <w:b/>
+                <w:color w:val="000000"/>
+                <w:sz w:val="32"/>
+                <w:szCs w:val="40"/>
+                <w:lang w:bidi="ml-IN"/>
+              </w:rPr>
+              <w:t>–</w:t>
+            </w:r>
+            <w:r>
+              <w:rPr>
+                <w:rFonts w:ascii="BRH Devanagari Extra" w:hAnsi="BRH Devanagari Extra" w:cs="BRH Devanagari Extra"/>
+                <w:color w:val="000000"/>
+                <w:sz w:val="40"/>
+                <w:szCs w:val="40"/>
+                <w:lang w:bidi="ml-IN"/>
+              </w:rPr>
+              <w:t>UÉåÌiÉþ |</w:t>
             </w:r>
           </w:p>
         </w:tc>
@@ -5529,38 +4615,15 @@
                 <w:lang w:val="en-IN" w:eastAsia="en-IN" w:bidi="ml-IN"/>
               </w:rPr>
             </w:pPr>
-            <w:proofErr w:type="spellStart"/>
-            <w:r>
-              <w:rPr>
-                <w:rFonts w:ascii="BRH Devanagari Extra" w:hAnsi="BRH Devanagari Extra" w:cs="BRH Devanagari Extra"/>
-                <w:color w:val="000000"/>
-                <w:sz w:val="40"/>
-                <w:szCs w:val="40"/>
-                <w:lang w:bidi="ml-IN"/>
-              </w:rPr>
-              <w:t>mÉëÌiÉþ</w:t>
-            </w:r>
-            <w:proofErr w:type="spellEnd"/>
-            <w:r>
-              <w:rPr>
-                <w:rFonts w:ascii="BRH Devanagari Extra" w:hAnsi="BRH Devanagari Extra" w:cs="BRH Devanagari Extra"/>
-                <w:color w:val="000000"/>
-                <w:sz w:val="40"/>
-                <w:szCs w:val="40"/>
-                <w:lang w:bidi="ml-IN"/>
-              </w:rPr>
-              <w:t xml:space="preserve"> </w:t>
-            </w:r>
-            <w:proofErr w:type="spellStart"/>
-            <w:r>
-              <w:rPr>
-                <w:rFonts w:ascii="BRH Devanagari Extra" w:hAnsi="BRH Devanagari Extra" w:cs="BRH Devanagari Extra"/>
-                <w:color w:val="000000"/>
-                <w:sz w:val="40"/>
-                <w:szCs w:val="40"/>
-                <w:lang w:bidi="ml-IN"/>
-              </w:rPr>
-              <w:t>ÌiÉ¸</w:t>
+            <w:r>
+              <w:rPr>
+                <w:rFonts w:ascii="BRH Devanagari Extra" w:hAnsi="BRH Devanagari Extra" w:cs="BRH Devanagari Extra"/>
+                <w:color w:val="000000"/>
+                <w:sz w:val="40"/>
+                <w:szCs w:val="40"/>
+                <w:lang w:bidi="ml-IN"/>
+              </w:rPr>
+              <w:t>mÉëÌiÉþ ÌiÉ¸</w:t>
             </w:r>
             <w:r>
               <w:rPr>
@@ -5573,29 +4636,16 @@
               </w:rPr>
               <w:t>ÎliÉ</w:t>
             </w:r>
-            <w:proofErr w:type="spellEnd"/>
-            <w:r>
-              <w:rPr>
-                <w:rFonts w:ascii="BRH Devanagari Extra" w:hAnsi="BRH Devanagari Extra" w:cs="BRH Devanagari Extra"/>
-                <w:color w:val="000000"/>
-                <w:sz w:val="40"/>
-                <w:szCs w:val="40"/>
-                <w:lang w:bidi="ml-IN"/>
-              </w:rPr>
-              <w:t xml:space="preserve"> | </w:t>
-            </w:r>
-            <w:proofErr w:type="spellStart"/>
-            <w:r>
-              <w:rPr>
-                <w:rFonts w:ascii="BRH Devanagari Extra" w:hAnsi="BRH Devanagari Extra" w:cs="BRH Devanagari Extra"/>
-                <w:color w:val="000000"/>
-                <w:sz w:val="40"/>
-                <w:szCs w:val="40"/>
-                <w:lang w:bidi="ml-IN"/>
-              </w:rPr>
-              <w:t>ÌiÉ</w:t>
-            </w:r>
-            <w:proofErr w:type="spellEnd"/>
+            <w:r>
+              <w:rPr>
+                <w:rFonts w:ascii="BRH Devanagari Extra" w:hAnsi="BRH Devanagari Extra" w:cs="BRH Devanagari Extra"/>
+                <w:color w:val="000000"/>
+                <w:sz w:val="40"/>
+                <w:szCs w:val="40"/>
+                <w:lang w:bidi="ml-IN"/>
+              </w:rPr>
+              <w:t xml:space="preserve"> | ÌiÉ</w:t>
+            </w:r>
             <w:r>
               <w:rPr>
                 <w:rFonts w:ascii="BRH Malayalam Extra" w:hAnsi="BRH Malayalam Extra" w:cs="BRH Devanagari Extra"/>
@@ -5628,7 +4678,6 @@
               </w:rPr>
               <w:t>–</w:t>
             </w:r>
-            <w:proofErr w:type="spellStart"/>
             <w:r>
               <w:rPr>
                 <w:rFonts w:ascii="BRH Devanagari Extra" w:hAnsi="BRH Devanagari Extra" w:cs="BRH Devanagari Extra"/>
@@ -5648,18 +4697,7 @@
                 <w:szCs w:val="40"/>
                 <w:lang w:bidi="ml-IN"/>
               </w:rPr>
-              <w:t>uÉþpÉ×jÉ</w:t>
-            </w:r>
-            <w:proofErr w:type="spellEnd"/>
-            <w:r>
-              <w:rPr>
-                <w:rFonts w:ascii="BRH Devanagari Extra" w:hAnsi="BRH Devanagari Extra" w:cs="BRH Devanagari Extra"/>
-                <w:color w:val="000000"/>
-                <w:sz w:val="40"/>
-                <w:szCs w:val="40"/>
-                <w:lang w:bidi="ml-IN"/>
-              </w:rPr>
-              <w:t xml:space="preserve"> |</w:t>
+              <w:t>uÉþpÉ×jÉ |</w:t>
             </w:r>
           </w:p>
         </w:tc>
@@ -5678,38 +4716,15 @@
                 <w:lang w:val="en-IN" w:eastAsia="en-IN" w:bidi="ml-IN"/>
               </w:rPr>
             </w:pPr>
-            <w:proofErr w:type="spellStart"/>
-            <w:r>
-              <w:rPr>
-                <w:rFonts w:ascii="BRH Devanagari Extra" w:hAnsi="BRH Devanagari Extra" w:cs="BRH Devanagari Extra"/>
-                <w:color w:val="000000"/>
-                <w:sz w:val="40"/>
-                <w:szCs w:val="40"/>
-                <w:lang w:bidi="ml-IN"/>
-              </w:rPr>
-              <w:t>mÉëÌiÉþ</w:t>
-            </w:r>
-            <w:proofErr w:type="spellEnd"/>
-            <w:r>
-              <w:rPr>
-                <w:rFonts w:ascii="BRH Devanagari Extra" w:hAnsi="BRH Devanagari Extra" w:cs="BRH Devanagari Extra"/>
-                <w:color w:val="000000"/>
-                <w:sz w:val="40"/>
-                <w:szCs w:val="40"/>
-                <w:lang w:bidi="ml-IN"/>
-              </w:rPr>
-              <w:t xml:space="preserve"> </w:t>
-            </w:r>
-            <w:proofErr w:type="spellStart"/>
-            <w:r>
-              <w:rPr>
-                <w:rFonts w:ascii="BRH Devanagari Extra" w:hAnsi="BRH Devanagari Extra" w:cs="BRH Devanagari Extra"/>
-                <w:color w:val="000000"/>
-                <w:sz w:val="40"/>
-                <w:szCs w:val="40"/>
-                <w:lang w:bidi="ml-IN"/>
-              </w:rPr>
-              <w:t>ÌiÉ¸</w:t>
+            <w:r>
+              <w:rPr>
+                <w:rFonts w:ascii="BRH Devanagari Extra" w:hAnsi="BRH Devanagari Extra" w:cs="BRH Devanagari Extra"/>
+                <w:color w:val="000000"/>
+                <w:sz w:val="40"/>
+                <w:szCs w:val="40"/>
+                <w:lang w:bidi="ml-IN"/>
+              </w:rPr>
+              <w:t>mÉëÌiÉþ ÌiÉ¸</w:t>
             </w:r>
             <w:r>
               <w:rPr>
@@ -5730,31 +4745,8 @@
                 <w:szCs w:val="40"/>
                 <w:lang w:bidi="ml-IN"/>
               </w:rPr>
-              <w:t>É</w:t>
-            </w:r>
-            <w:proofErr w:type="spellEnd"/>
-            <w:r>
-              <w:rPr>
-                <w:rFonts w:ascii="BRH Devanagari Extra" w:hAnsi="BRH Devanagari Extra" w:cs="BRH Devanagari Extra"/>
-                <w:color w:val="000000"/>
-                <w:sz w:val="40"/>
-                <w:szCs w:val="40"/>
-                <w:lang w:bidi="ml-IN"/>
-              </w:rPr>
-              <w:t xml:space="preserve"> | </w:t>
-            </w:r>
-            <w:proofErr w:type="spellStart"/>
-            <w:r>
-              <w:rPr>
-                <w:rFonts w:ascii="BRH Devanagari Extra" w:hAnsi="BRH Devanagari Extra" w:cs="BRH Devanagari Extra"/>
-                <w:color w:val="000000"/>
-                <w:sz w:val="40"/>
-                <w:szCs w:val="40"/>
-                <w:lang w:bidi="ml-IN"/>
-              </w:rPr>
-              <w:t>ÌiÉ</w:t>
-            </w:r>
-            <w:proofErr w:type="spellEnd"/>
+              <w:t>É | ÌiÉ</w:t>
+            </w:r>
             <w:r>
               <w:rPr>
                 <w:rFonts w:ascii="BRH Malayalam Extra" w:hAnsi="BRH Malayalam Extra" w:cs="BRH Devanagari Extra"/>
@@ -5787,7 +4779,6 @@
               </w:rPr>
               <w:t>–</w:t>
             </w:r>
-            <w:proofErr w:type="spellStart"/>
             <w:r>
               <w:rPr>
                 <w:rFonts w:ascii="BRH Devanagari Extra" w:hAnsi="BRH Devanagari Extra" w:cs="BRH Devanagari Extra"/>
@@ -5807,18 +4798,7 @@
                 <w:szCs w:val="40"/>
                 <w:lang w:bidi="ml-IN"/>
               </w:rPr>
-              <w:t>uÉþpÉ×jÉ</w:t>
-            </w:r>
-            <w:proofErr w:type="spellEnd"/>
-            <w:r>
-              <w:rPr>
-                <w:rFonts w:ascii="BRH Devanagari Extra" w:hAnsi="BRH Devanagari Extra" w:cs="BRH Devanagari Extra"/>
-                <w:color w:val="000000"/>
-                <w:sz w:val="40"/>
-                <w:szCs w:val="40"/>
-                <w:lang w:bidi="ml-IN"/>
-              </w:rPr>
-              <w:t xml:space="preserve"> |</w:t>
+              <w:t>uÉþpÉ×jÉ |</w:t>
             </w:r>
             <w:r>
               <w:rPr>
@@ -6008,7 +4988,6 @@
               </w:rPr>
               <w:t>–</w:t>
             </w:r>
-            <w:proofErr w:type="spellStart"/>
             <w:r>
               <w:rPr>
                 <w:rFonts w:ascii="BRH Devanagari Extra" w:hAnsi="BRH Devanagari Extra" w:cs="BRH Devanagari Extra"/>
@@ -6019,19 +4998,17 @@
               </w:rPr>
               <w:t>ÌWû</w:t>
             </w:r>
-            <w:proofErr w:type="spellEnd"/>
-            <w:r>
-              <w:rPr>
-                <w:rFonts w:ascii="BRH Malayalam Extra" w:hAnsi="BRH Malayalam Extra" w:cs="BRH Devanagari Extra"/>
-                <w:b/>
-                <w:color w:val="000000"/>
-                <w:sz w:val="32"/>
-                <w:szCs w:val="40"/>
-                <w:lang w:bidi="ml-IN"/>
-              </w:rPr>
-              <w:t>–</w:t>
-            </w:r>
-            <w:proofErr w:type="spellStart"/>
+            <w:r>
+              <w:rPr>
+                <w:rFonts w:ascii="BRH Malayalam Extra" w:hAnsi="BRH Malayalam Extra" w:cs="BRH Devanagari Extra"/>
+                <w:b/>
+                <w:color w:val="000000"/>
+                <w:sz w:val="32"/>
+                <w:szCs w:val="40"/>
+                <w:lang w:bidi="ml-IN"/>
+              </w:rPr>
+              <w:t>–</w:t>
+            </w:r>
             <w:r>
               <w:rPr>
                 <w:rFonts w:ascii="BRH Devanagari Extra" w:hAnsi="BRH Devanagari Extra" w:cs="BRH Devanagari Extra"/>
@@ -6042,19 +5019,17 @@
               </w:rPr>
               <w:t>uÉåï</w:t>
             </w:r>
-            <w:proofErr w:type="spellEnd"/>
-            <w:r>
-              <w:rPr>
-                <w:rFonts w:ascii="BRH Malayalam Extra" w:hAnsi="BRH Malayalam Extra" w:cs="BRH Devanagari Extra"/>
-                <w:b/>
-                <w:color w:val="000000"/>
-                <w:sz w:val="32"/>
-                <w:szCs w:val="40"/>
-                <w:lang w:bidi="ml-IN"/>
-              </w:rPr>
-              <w:t>–</w:t>
-            </w:r>
-            <w:proofErr w:type="spellStart"/>
+            <w:r>
+              <w:rPr>
+                <w:rFonts w:ascii="BRH Malayalam Extra" w:hAnsi="BRH Malayalam Extra" w:cs="BRH Devanagari Extra"/>
+                <w:b/>
+                <w:color w:val="000000"/>
+                <w:sz w:val="32"/>
+                <w:szCs w:val="40"/>
+                <w:lang w:bidi="ml-IN"/>
+              </w:rPr>
+              <w:t>–</w:t>
+            </w:r>
             <w:r>
               <w:rPr>
                 <w:rFonts w:ascii="BRH Devanagari Extra" w:hAnsi="BRH Devanagari Extra" w:cs="BRH Devanagari Extra"/>
@@ -6074,53 +5049,8 @@
                 <w:szCs w:val="40"/>
                 <w:lang w:bidi="ml-IN"/>
               </w:rPr>
-              <w:t>ÌiÉþ</w:t>
-            </w:r>
-            <w:proofErr w:type="spellEnd"/>
-            <w:r>
-              <w:rPr>
-                <w:rFonts w:ascii="BRH Devanagari Extra" w:hAnsi="BRH Devanagari Extra" w:cs="BRH Devanagari Extra"/>
-                <w:color w:val="000000"/>
-                <w:sz w:val="40"/>
-                <w:szCs w:val="40"/>
-                <w:lang w:bidi="ml-IN"/>
-              </w:rPr>
-              <w:t xml:space="preserve"> </w:t>
-            </w:r>
-            <w:proofErr w:type="spellStart"/>
-            <w:r>
-              <w:rPr>
-                <w:rFonts w:ascii="BRH Devanagari Extra" w:hAnsi="BRH Devanagari Extra" w:cs="BRH Devanagari Extra"/>
-                <w:color w:val="000000"/>
-                <w:sz w:val="40"/>
-                <w:szCs w:val="40"/>
-                <w:lang w:bidi="ml-IN"/>
-              </w:rPr>
-              <w:t>oÉÌWûÈ</w:t>
-            </w:r>
-            <w:proofErr w:type="spellEnd"/>
-            <w:r>
-              <w:rPr>
-                <w:rFonts w:ascii="BRH Devanagari Extra" w:hAnsi="BRH Devanagari Extra" w:cs="BRH Devanagari Extra"/>
-                <w:color w:val="000000"/>
-                <w:sz w:val="40"/>
-                <w:szCs w:val="40"/>
-                <w:lang w:bidi="ml-IN"/>
-              </w:rPr>
-              <w:t xml:space="preserve"> - </w:t>
-            </w:r>
-            <w:proofErr w:type="spellStart"/>
-            <w:r>
-              <w:rPr>
-                <w:rFonts w:ascii="BRH Devanagari Extra" w:hAnsi="BRH Devanagari Extra" w:cs="BRH Devanagari Extra"/>
-                <w:color w:val="000000"/>
-                <w:sz w:val="40"/>
-                <w:szCs w:val="40"/>
-                <w:lang w:bidi="ml-IN"/>
-              </w:rPr>
-              <w:t>uÉå</w:t>
-            </w:r>
-            <w:proofErr w:type="spellEnd"/>
+              <w:t>ÌiÉþ oÉÌWûÈ - uÉå</w:t>
+            </w:r>
             <w:r>
               <w:rPr>
                 <w:rFonts w:ascii="BRH Malayalam Extra" w:hAnsi="BRH Malayalam Extra" w:cs="BRH Devanagari Extra"/>
@@ -6180,7 +5110,6 @@
               </w:rPr>
               <w:t>–</w:t>
             </w:r>
-            <w:proofErr w:type="spellStart"/>
             <w:r>
               <w:rPr>
                 <w:rFonts w:ascii="BRH Devanagari Extra" w:hAnsi="BRH Devanagari Extra" w:cs="BRH Devanagari Extra"/>
@@ -6191,19 +5120,17 @@
               </w:rPr>
               <w:t>ÌWû</w:t>
             </w:r>
-            <w:proofErr w:type="spellEnd"/>
-            <w:r>
-              <w:rPr>
-                <w:rFonts w:ascii="BRH Malayalam Extra" w:hAnsi="BRH Malayalam Extra" w:cs="BRH Devanagari Extra"/>
-                <w:b/>
-                <w:color w:val="000000"/>
-                <w:sz w:val="32"/>
-                <w:szCs w:val="40"/>
-                <w:lang w:bidi="ml-IN"/>
-              </w:rPr>
-              <w:t>–</w:t>
-            </w:r>
-            <w:proofErr w:type="spellStart"/>
+            <w:r>
+              <w:rPr>
+                <w:rFonts w:ascii="BRH Malayalam Extra" w:hAnsi="BRH Malayalam Extra" w:cs="BRH Devanagari Extra"/>
+                <w:b/>
+                <w:color w:val="000000"/>
+                <w:sz w:val="32"/>
+                <w:szCs w:val="40"/>
+                <w:lang w:bidi="ml-IN"/>
+              </w:rPr>
+              <w:t>–</w:t>
+            </w:r>
             <w:r>
               <w:rPr>
                 <w:rFonts w:ascii="BRH Devanagari Extra" w:hAnsi="BRH Devanagari Extra" w:cs="BRH Devanagari Extra"/>
@@ -6214,19 +5141,17 @@
               </w:rPr>
               <w:t>uÉåï</w:t>
             </w:r>
-            <w:proofErr w:type="spellEnd"/>
-            <w:r>
-              <w:rPr>
-                <w:rFonts w:ascii="BRH Malayalam Extra" w:hAnsi="BRH Malayalam Extra" w:cs="BRH Devanagari Extra"/>
-                <w:b/>
-                <w:color w:val="000000"/>
-                <w:sz w:val="32"/>
-                <w:szCs w:val="40"/>
-                <w:lang w:bidi="ml-IN"/>
-              </w:rPr>
-              <w:t>–</w:t>
-            </w:r>
-            <w:proofErr w:type="spellStart"/>
+            <w:r>
+              <w:rPr>
+                <w:rFonts w:ascii="BRH Malayalam Extra" w:hAnsi="BRH Malayalam Extra" w:cs="BRH Devanagari Extra"/>
+                <w:b/>
+                <w:color w:val="000000"/>
+                <w:sz w:val="32"/>
+                <w:szCs w:val="40"/>
+                <w:lang w:bidi="ml-IN"/>
+              </w:rPr>
+              <w:t>–</w:t>
+            </w:r>
             <w:r>
               <w:rPr>
                 <w:rFonts w:ascii="BRH Devanagari Extra" w:hAnsi="BRH Devanagari Extra" w:cs="BRH Devanagari Extra"/>
@@ -6246,53 +5171,8 @@
                 <w:szCs w:val="40"/>
                 <w:lang w:bidi="ml-IN"/>
               </w:rPr>
-              <w:t>iÉþ</w:t>
-            </w:r>
-            <w:proofErr w:type="spellEnd"/>
-            <w:r>
-              <w:rPr>
-                <w:rFonts w:ascii="BRH Devanagari Extra" w:hAnsi="BRH Devanagari Extra" w:cs="BRH Devanagari Extra"/>
-                <w:color w:val="000000"/>
-                <w:sz w:val="40"/>
-                <w:szCs w:val="40"/>
-                <w:lang w:bidi="ml-IN"/>
-              </w:rPr>
-              <w:t xml:space="preserve"> </w:t>
-            </w:r>
-            <w:proofErr w:type="spellStart"/>
-            <w:r>
-              <w:rPr>
-                <w:rFonts w:ascii="BRH Devanagari Extra" w:hAnsi="BRH Devanagari Extra" w:cs="BRH Devanagari Extra"/>
-                <w:color w:val="000000"/>
-                <w:sz w:val="40"/>
-                <w:szCs w:val="40"/>
-                <w:lang w:bidi="ml-IN"/>
-              </w:rPr>
-              <w:t>oÉÌWûÈ</w:t>
-            </w:r>
-            <w:proofErr w:type="spellEnd"/>
-            <w:r>
-              <w:rPr>
-                <w:rFonts w:ascii="BRH Devanagari Extra" w:hAnsi="BRH Devanagari Extra" w:cs="BRH Devanagari Extra"/>
-                <w:color w:val="000000"/>
-                <w:sz w:val="40"/>
-                <w:szCs w:val="40"/>
-                <w:lang w:bidi="ml-IN"/>
-              </w:rPr>
-              <w:t xml:space="preserve"> - </w:t>
-            </w:r>
-            <w:proofErr w:type="spellStart"/>
-            <w:r>
-              <w:rPr>
-                <w:rFonts w:ascii="BRH Devanagari Extra" w:hAnsi="BRH Devanagari Extra" w:cs="BRH Devanagari Extra"/>
-                <w:color w:val="000000"/>
-                <w:sz w:val="40"/>
-                <w:szCs w:val="40"/>
-                <w:lang w:bidi="ml-IN"/>
-              </w:rPr>
-              <w:t>uÉå</w:t>
-            </w:r>
-            <w:proofErr w:type="spellEnd"/>
+              <w:t>iÉþ oÉÌWûÈ - uÉå</w:t>
+            </w:r>
             <w:r>
               <w:rPr>
                 <w:rFonts w:ascii="BRH Malayalam Extra" w:hAnsi="BRH Malayalam Extra" w:cs="BRH Devanagari Extra"/>
@@ -6446,7 +5326,6 @@
                 <w:lang w:val="en-IN" w:eastAsia="en-IN" w:bidi="ml-IN"/>
               </w:rPr>
             </w:pPr>
-            <w:proofErr w:type="spellStart"/>
             <w:r>
               <w:rPr>
                 <w:rFonts w:ascii="BRH Devanagari Extra" w:hAnsi="BRH Devanagari Extra" w:cs="BRH Devanagari Extra"/>
@@ -6457,7 +5336,6 @@
               </w:rPr>
               <w:t>mÉÉ</w:t>
             </w:r>
-            <w:proofErr w:type="spellEnd"/>
             <w:r>
               <w:rPr>
                 <w:rFonts w:ascii="BRH Malayalam Extra" w:hAnsi="BRH Malayalam Extra" w:cs="BRH Devanagari Extra"/>
@@ -6511,7 +5389,6 @@
               </w:rPr>
               <w:t>–</w:t>
             </w:r>
-            <w:proofErr w:type="spellStart"/>
             <w:r>
               <w:rPr>
                 <w:rFonts w:ascii="BRH Devanagari Extra" w:hAnsi="BRH Devanagari Extra" w:cs="BRH Devanagari Extra"/>
@@ -6522,62 +5399,27 @@
               </w:rPr>
               <w:t>iÉålÉ</w:t>
             </w:r>
-            <w:proofErr w:type="spellEnd"/>
-            <w:r>
-              <w:rPr>
-                <w:rFonts w:ascii="BRH Malayalam Extra" w:hAnsi="BRH Malayalam Extra" w:cs="BRH Devanagari Extra"/>
-                <w:b/>
-                <w:color w:val="000000"/>
-                <w:sz w:val="32"/>
-                <w:szCs w:val="40"/>
-                <w:lang w:bidi="ml-IN"/>
-              </w:rPr>
-              <w:t>–</w:t>
-            </w:r>
-            <w:r>
-              <w:rPr>
-                <w:rFonts w:ascii="BRH Devanagari Extra" w:hAnsi="BRH Devanagari Extra" w:cs="BRH Devanagari Extra"/>
-                <w:color w:val="000000"/>
-                <w:sz w:val="40"/>
-                <w:szCs w:val="40"/>
-                <w:lang w:bidi="ml-IN"/>
-              </w:rPr>
-              <w:t xml:space="preserve"> </w:t>
-            </w:r>
-            <w:proofErr w:type="spellStart"/>
-            <w:r>
-              <w:rPr>
-                <w:rFonts w:ascii="BRH Devanagari Extra" w:hAnsi="BRH Devanagari Extra" w:cs="BRH Devanagari Extra"/>
-                <w:color w:val="000000"/>
-                <w:sz w:val="40"/>
-                <w:szCs w:val="40"/>
-                <w:lang w:bidi="ml-IN"/>
-              </w:rPr>
-              <w:t>mÉë</w:t>
-            </w:r>
-            <w:proofErr w:type="spellEnd"/>
-            <w:r>
-              <w:rPr>
-                <w:rFonts w:ascii="BRH Devanagari Extra" w:hAnsi="BRH Devanagari Extra" w:cs="BRH Devanagari Extra"/>
-                <w:color w:val="000000"/>
-                <w:sz w:val="40"/>
-                <w:szCs w:val="40"/>
-                <w:lang w:bidi="ml-IN"/>
-              </w:rPr>
-              <w:t xml:space="preserve"> | </w:t>
-            </w:r>
-            <w:proofErr w:type="spellStart"/>
-            <w:r>
-              <w:rPr>
-                <w:rFonts w:ascii="BRH Devanagari Extra" w:hAnsi="BRH Devanagari Extra" w:cs="BRH Devanagari Extra"/>
-                <w:color w:val="000000"/>
-                <w:sz w:val="40"/>
-                <w:szCs w:val="40"/>
-                <w:lang w:bidi="ml-IN"/>
-              </w:rPr>
-              <w:t>mÉÉ</w:t>
-            </w:r>
-            <w:proofErr w:type="spellEnd"/>
+            <w:r>
+              <w:rPr>
+                <w:rFonts w:ascii="BRH Malayalam Extra" w:hAnsi="BRH Malayalam Extra" w:cs="BRH Devanagari Extra"/>
+                <w:b/>
+                <w:color w:val="000000"/>
+                <w:sz w:val="32"/>
+                <w:szCs w:val="40"/>
+                <w:lang w:bidi="ml-IN"/>
+              </w:rPr>
+              <w:t>–</w:t>
+            </w:r>
+            <w:r>
+              <w:rPr>
+                <w:rFonts w:ascii="BRH Devanagari Extra" w:hAnsi="BRH Devanagari Extra" w:cs="BRH Devanagari Extra"/>
+                <w:color w:val="000000"/>
+                <w:sz w:val="40"/>
+                <w:szCs w:val="40"/>
+                <w:lang w:bidi="ml-IN"/>
+              </w:rPr>
+              <w:t xml:space="preserve"> mÉë | mÉÉ</w:t>
+            </w:r>
             <w:r>
               <w:rPr>
                 <w:rFonts w:ascii="BRH Malayalam Extra" w:hAnsi="BRH Malayalam Extra" w:cs="BRH Devanagari Extra"/>
@@ -6633,82 +5475,36 @@
               </w:rPr>
               <w:t>–</w:t>
             </w:r>
-            <w:proofErr w:type="spellStart"/>
-            <w:r>
-              <w:rPr>
-                <w:rFonts w:ascii="BRH Devanagari Extra" w:hAnsi="BRH Devanagari Extra" w:cs="BRH Devanagari Extra"/>
-                <w:color w:val="000000"/>
-                <w:sz w:val="40"/>
-                <w:szCs w:val="40"/>
-                <w:lang w:bidi="ml-IN"/>
-              </w:rPr>
-              <w:t>iÉålÉåÌiÉþ</w:t>
-            </w:r>
-            <w:proofErr w:type="spellEnd"/>
-            <w:r>
-              <w:rPr>
-                <w:rFonts w:ascii="BRH Devanagari Extra" w:hAnsi="BRH Devanagari Extra" w:cs="BRH Devanagari Extra"/>
-                <w:color w:val="000000"/>
-                <w:sz w:val="40"/>
-                <w:szCs w:val="40"/>
-                <w:lang w:bidi="ml-IN"/>
-              </w:rPr>
-              <w:t xml:space="preserve"> </w:t>
-            </w:r>
-            <w:proofErr w:type="spellStart"/>
-            <w:r>
-              <w:rPr>
-                <w:rFonts w:ascii="BRH Devanagari Extra" w:hAnsi="BRH Devanagari Extra" w:cs="BRH Devanagari Extra"/>
-                <w:color w:val="000000"/>
-                <w:sz w:val="40"/>
-                <w:szCs w:val="40"/>
-                <w:lang w:bidi="ml-IN"/>
-              </w:rPr>
-              <w:t>mÉÉ¦ÉÏ</w:t>
-            </w:r>
-            <w:proofErr w:type="spellEnd"/>
-            <w:r>
-              <w:rPr>
-                <w:rFonts w:ascii="BRH Devanagari Extra" w:hAnsi="BRH Devanagari Extra" w:cs="BRH Devanagari Extra"/>
-                <w:color w:val="000000"/>
-                <w:sz w:val="40"/>
-                <w:szCs w:val="40"/>
-                <w:lang w:bidi="ml-IN"/>
-              </w:rPr>
-              <w:t xml:space="preserve"> - uÉ</w:t>
-            </w:r>
-            <w:r>
-              <w:rPr>
-                <w:rFonts w:ascii="BRH Malayalam Extra" w:hAnsi="BRH Malayalam Extra" w:cs="BRH Devanagari Extra"/>
-                <w:b/>
-                <w:color w:val="000000"/>
-                <w:sz w:val="32"/>
-                <w:szCs w:val="40"/>
-                <w:lang w:bidi="ml-IN"/>
-              </w:rPr>
-              <w:t>–</w:t>
-            </w:r>
-            <w:proofErr w:type="spellStart"/>
-            <w:r>
-              <w:rPr>
-                <w:rFonts w:ascii="BRH Devanagari Extra" w:hAnsi="BRH Devanagari Extra" w:cs="BRH Devanagari Extra"/>
-                <w:color w:val="000000"/>
-                <w:sz w:val="40"/>
-                <w:szCs w:val="40"/>
-                <w:lang w:bidi="ml-IN"/>
-              </w:rPr>
-              <w:t>iÉålÉþ</w:t>
-            </w:r>
-            <w:proofErr w:type="spellEnd"/>
-            <w:r>
-              <w:rPr>
-                <w:rFonts w:ascii="BRH Devanagari Extra" w:hAnsi="BRH Devanagari Extra" w:cs="BRH Devanagari Extra"/>
-                <w:color w:val="000000"/>
-                <w:sz w:val="40"/>
-                <w:szCs w:val="40"/>
-                <w:lang w:bidi="ml-IN"/>
-              </w:rPr>
-              <w:t xml:space="preserve"> |</w:t>
+            <w:r>
+              <w:rPr>
+                <w:rFonts w:ascii="BRH Devanagari Extra" w:hAnsi="BRH Devanagari Extra" w:cs="BRH Devanagari Extra"/>
+                <w:color w:val="000000"/>
+                <w:sz w:val="40"/>
+                <w:szCs w:val="40"/>
+                <w:lang w:bidi="ml-IN"/>
+              </w:rPr>
+              <w:t>iÉålÉåÌiÉþ mÉÉ¦ÉÏ - uÉ</w:t>
+            </w:r>
+            <w:r>
+              <w:rPr>
+                <w:rFonts w:ascii="BRH Malayalam Extra" w:hAnsi="BRH Malayalam Extra" w:cs="BRH Devanagari Extra"/>
+                <w:b/>
+                <w:color w:val="000000"/>
+                <w:sz w:val="32"/>
+                <w:szCs w:val="40"/>
+                <w:lang w:bidi="ml-IN"/>
+              </w:rPr>
+              <w:t>–</w:t>
+            </w:r>
+            <w:r>
+              <w:rPr>
+                <w:rFonts w:ascii="BRH Devanagari Extra" w:hAnsi="BRH Devanagari Extra" w:cs="BRH Devanagari Extra"/>
+                <w:color w:val="000000"/>
+                <w:sz w:val="40"/>
+                <w:szCs w:val="40"/>
+                <w:lang w:bidi="ml-IN"/>
+              </w:rPr>
+              <w:t>iÉålÉþ |</w:t>
             </w:r>
           </w:p>
         </w:tc>
@@ -6727,7 +5523,6 @@
                 <w:lang w:bidi="ml-IN"/>
               </w:rPr>
             </w:pPr>
-            <w:proofErr w:type="spellStart"/>
             <w:r>
               <w:rPr>
                 <w:rFonts w:ascii="BRH Devanagari Extra" w:hAnsi="BRH Devanagari Extra" w:cs="BRH Devanagari Extra"/>
@@ -6738,7 +5533,6 @@
               </w:rPr>
               <w:t>mÉÉ</w:t>
             </w:r>
-            <w:proofErr w:type="spellEnd"/>
             <w:r>
               <w:rPr>
                 <w:rFonts w:ascii="BRH Malayalam Extra" w:hAnsi="BRH Malayalam Extra" w:cs="BRH Devanagari Extra"/>
@@ -6792,7 +5586,6 @@
               </w:rPr>
               <w:t>–</w:t>
             </w:r>
-            <w:proofErr w:type="spellStart"/>
             <w:r>
               <w:rPr>
                 <w:rFonts w:ascii="BRH Devanagari Extra" w:hAnsi="BRH Devanagari Extra" w:cs="BRH Devanagari Extra"/>
@@ -6803,62 +5596,27 @@
               </w:rPr>
               <w:t>iÉålÉ</w:t>
             </w:r>
-            <w:proofErr w:type="spellEnd"/>
-            <w:r>
-              <w:rPr>
-                <w:rFonts w:ascii="BRH Malayalam Extra" w:hAnsi="BRH Malayalam Extra" w:cs="BRH Devanagari Extra"/>
-                <w:b/>
-                <w:color w:val="000000"/>
-                <w:sz w:val="32"/>
-                <w:szCs w:val="40"/>
-                <w:lang w:bidi="ml-IN"/>
-              </w:rPr>
-              <w:t>–</w:t>
-            </w:r>
-            <w:r>
-              <w:rPr>
-                <w:rFonts w:ascii="BRH Devanagari Extra" w:hAnsi="BRH Devanagari Extra" w:cs="BRH Devanagari Extra"/>
-                <w:color w:val="000000"/>
-                <w:sz w:val="40"/>
-                <w:szCs w:val="40"/>
-                <w:lang w:bidi="ml-IN"/>
-              </w:rPr>
-              <w:t xml:space="preserve"> </w:t>
-            </w:r>
-            <w:proofErr w:type="spellStart"/>
-            <w:r>
-              <w:rPr>
-                <w:rFonts w:ascii="BRH Devanagari Extra" w:hAnsi="BRH Devanagari Extra" w:cs="BRH Devanagari Extra"/>
-                <w:color w:val="000000"/>
-                <w:sz w:val="40"/>
-                <w:szCs w:val="40"/>
-                <w:lang w:bidi="ml-IN"/>
-              </w:rPr>
-              <w:t>mÉë</w:t>
-            </w:r>
-            <w:proofErr w:type="spellEnd"/>
-            <w:r>
-              <w:rPr>
-                <w:rFonts w:ascii="BRH Devanagari Extra" w:hAnsi="BRH Devanagari Extra" w:cs="BRH Devanagari Extra"/>
-                <w:color w:val="000000"/>
-                <w:sz w:val="40"/>
-                <w:szCs w:val="40"/>
-                <w:lang w:bidi="ml-IN"/>
-              </w:rPr>
-              <w:t xml:space="preserve"> | </w:t>
-            </w:r>
-            <w:proofErr w:type="spellStart"/>
-            <w:r>
-              <w:rPr>
-                <w:rFonts w:ascii="BRH Devanagari Extra" w:hAnsi="BRH Devanagari Extra" w:cs="BRH Devanagari Extra"/>
-                <w:color w:val="000000"/>
-                <w:sz w:val="40"/>
-                <w:szCs w:val="40"/>
-                <w:lang w:bidi="ml-IN"/>
-              </w:rPr>
-              <w:t>mÉÉ</w:t>
-            </w:r>
-            <w:proofErr w:type="spellEnd"/>
+            <w:r>
+              <w:rPr>
+                <w:rFonts w:ascii="BRH Malayalam Extra" w:hAnsi="BRH Malayalam Extra" w:cs="BRH Devanagari Extra"/>
+                <w:b/>
+                <w:color w:val="000000"/>
+                <w:sz w:val="32"/>
+                <w:szCs w:val="40"/>
+                <w:lang w:bidi="ml-IN"/>
+              </w:rPr>
+              <w:t>–</w:t>
+            </w:r>
+            <w:r>
+              <w:rPr>
+                <w:rFonts w:ascii="BRH Devanagari Extra" w:hAnsi="BRH Devanagari Extra" w:cs="BRH Devanagari Extra"/>
+                <w:color w:val="000000"/>
+                <w:sz w:val="40"/>
+                <w:szCs w:val="40"/>
+                <w:lang w:bidi="ml-IN"/>
+              </w:rPr>
+              <w:t xml:space="preserve"> mÉë | mÉÉ</w:t>
+            </w:r>
             <w:r>
               <w:rPr>
                 <w:rFonts w:ascii="BRH Malayalam Extra" w:hAnsi="BRH Malayalam Extra" w:cs="BRH Devanagari Extra"/>
@@ -6894,7 +5652,6 @@
               </w:rPr>
               <w:t>–</w:t>
             </w:r>
-            <w:proofErr w:type="spellStart"/>
             <w:r>
               <w:rPr>
                 <w:rFonts w:ascii="BRH Devanagari Extra" w:hAnsi="BRH Devanagari Extra" w:cs="BRH Devanagari Extra"/>
@@ -6916,39 +5673,26 @@
               </w:rPr>
               <w:t>uÉ</w:t>
             </w:r>
-            <w:proofErr w:type="spellEnd"/>
-            <w:r>
-              <w:rPr>
-                <w:rFonts w:ascii="BRH Malayalam Extra" w:hAnsi="BRH Malayalam Extra" w:cs="BRH Devanagari Extra"/>
-                <w:b/>
-                <w:color w:val="000000"/>
-                <w:sz w:val="32"/>
-                <w:szCs w:val="40"/>
-                <w:lang w:bidi="ml-IN"/>
-              </w:rPr>
-              <w:t>–</w:t>
-            </w:r>
-            <w:proofErr w:type="spellStart"/>
-            <w:r>
-              <w:rPr>
-                <w:rFonts w:ascii="BRH Devanagari Extra" w:hAnsi="BRH Devanagari Extra" w:cs="BRH Devanagari Extra"/>
-                <w:color w:val="000000"/>
-                <w:sz w:val="40"/>
-                <w:szCs w:val="40"/>
-                <w:lang w:bidi="ml-IN"/>
-              </w:rPr>
-              <w:t>iÉålÉåÌiÉþ</w:t>
-            </w:r>
-            <w:proofErr w:type="spellEnd"/>
-            <w:r>
-              <w:rPr>
-                <w:rFonts w:ascii="BRH Devanagari Extra" w:hAnsi="BRH Devanagari Extra" w:cs="BRH Devanagari Extra"/>
-                <w:color w:val="000000"/>
-                <w:sz w:val="40"/>
-                <w:szCs w:val="40"/>
-                <w:lang w:bidi="ml-IN"/>
-              </w:rPr>
-              <w:t xml:space="preserve"> </w:t>
+            <w:r>
+              <w:rPr>
+                <w:rFonts w:ascii="BRH Malayalam Extra" w:hAnsi="BRH Malayalam Extra" w:cs="BRH Devanagari Extra"/>
+                <w:b/>
+                <w:color w:val="000000"/>
+                <w:sz w:val="32"/>
+                <w:szCs w:val="40"/>
+                <w:lang w:bidi="ml-IN"/>
+              </w:rPr>
+              <w:t>–</w:t>
+            </w:r>
+            <w:r>
+              <w:rPr>
+                <w:rFonts w:ascii="BRH Devanagari Extra" w:hAnsi="BRH Devanagari Extra" w:cs="BRH Devanagari Extra"/>
+                <w:color w:val="000000"/>
+                <w:sz w:val="40"/>
+                <w:szCs w:val="40"/>
+                <w:lang w:bidi="ml-IN"/>
+              </w:rPr>
+              <w:t xml:space="preserve">iÉålÉåÌiÉþ </w:t>
             </w:r>
           </w:p>
           <w:p>
@@ -6962,60 +5706,36 @@
                 <w:lang w:val="en-IN" w:eastAsia="en-IN" w:bidi="ml-IN"/>
               </w:rPr>
             </w:pPr>
-            <w:proofErr w:type="spellStart"/>
-            <w:r>
-              <w:rPr>
-                <w:rFonts w:ascii="BRH Devanagari Extra" w:hAnsi="BRH Devanagari Extra" w:cs="BRH Devanagari Extra"/>
-                <w:color w:val="000000"/>
-                <w:sz w:val="40"/>
-                <w:szCs w:val="40"/>
-                <w:lang w:bidi="ml-IN"/>
-              </w:rPr>
-              <w:t>mÉÉ¦ÉÏ</w:t>
-            </w:r>
-            <w:proofErr w:type="spellEnd"/>
-            <w:r>
-              <w:rPr>
-                <w:rFonts w:ascii="BRH Devanagari Extra" w:hAnsi="BRH Devanagari Extra" w:cs="BRH Devanagari Extra"/>
-                <w:color w:val="000000"/>
-                <w:sz w:val="40"/>
-                <w:szCs w:val="40"/>
-                <w:lang w:bidi="ml-IN"/>
-              </w:rPr>
-              <w:t xml:space="preserve"> - uÉ</w:t>
-            </w:r>
-            <w:r>
-              <w:rPr>
-                <w:rFonts w:ascii="BRH Malayalam Extra" w:hAnsi="BRH Malayalam Extra" w:cs="BRH Devanagari Extra"/>
-                <w:b/>
-                <w:color w:val="000000"/>
-                <w:sz w:val="32"/>
-                <w:szCs w:val="40"/>
-                <w:lang w:bidi="ml-IN"/>
-              </w:rPr>
-              <w:t>–</w:t>
-            </w:r>
-            <w:proofErr w:type="spellStart"/>
-            <w:r>
-              <w:rPr>
-                <w:rFonts w:ascii="BRH Devanagari Extra" w:hAnsi="BRH Devanagari Extra" w:cs="BRH Devanagari Extra"/>
-                <w:color w:val="000000"/>
-                <w:sz w:val="40"/>
-                <w:szCs w:val="40"/>
-                <w:lang w:bidi="ml-IN"/>
-              </w:rPr>
-              <w:t>iÉålÉþ</w:t>
-            </w:r>
-            <w:proofErr w:type="spellEnd"/>
-            <w:r>
-              <w:rPr>
-                <w:rFonts w:ascii="BRH Devanagari Extra" w:hAnsi="BRH Devanagari Extra" w:cs="BRH Devanagari Extra"/>
-                <w:color w:val="000000"/>
-                <w:sz w:val="40"/>
-                <w:szCs w:val="40"/>
-                <w:lang w:bidi="ml-IN"/>
-              </w:rPr>
-              <w:t xml:space="preserve"> |</w:t>
+            <w:r>
+              <w:rPr>
+                <w:rFonts w:ascii="BRH Devanagari Extra" w:hAnsi="BRH Devanagari Extra" w:cs="BRH Devanagari Extra"/>
+                <w:color w:val="000000"/>
+                <w:sz w:val="40"/>
+                <w:szCs w:val="40"/>
+                <w:lang w:bidi="ml-IN"/>
+              </w:rPr>
+              <w:t>mÉÉ¦ÉÏ - uÉ</w:t>
+            </w:r>
+            <w:r>
+              <w:rPr>
+                <w:rFonts w:ascii="BRH Malayalam Extra" w:hAnsi="BRH Malayalam Extra" w:cs="BRH Devanagari Extra"/>
+                <w:b/>
+                <w:color w:val="000000"/>
+                <w:sz w:val="32"/>
+                <w:szCs w:val="40"/>
+                <w:lang w:bidi="ml-IN"/>
+              </w:rPr>
+              <w:t>–</w:t>
+            </w:r>
+            <w:r>
+              <w:rPr>
+                <w:rFonts w:ascii="BRH Devanagari Extra" w:hAnsi="BRH Devanagari Extra" w:cs="BRH Devanagari Extra"/>
+                <w:color w:val="000000"/>
+                <w:sz w:val="40"/>
+                <w:szCs w:val="40"/>
+                <w:lang w:bidi="ml-IN"/>
+              </w:rPr>
+              <w:t>iÉålÉþ |</w:t>
             </w:r>
           </w:p>
         </w:tc>
@@ -7053,7 +5773,6 @@
                 <w:sz w:val="28"/>
                 <w:szCs w:val="32"/>
               </w:rPr>
-              <w:lastRenderedPageBreak/>
               <w:t>T.S.6.6.7.3 – Kramam</w:t>
             </w:r>
           </w:p>
@@ -7168,7 +5887,6 @@
               </w:rPr>
               <w:t>–</w:t>
             </w:r>
-            <w:proofErr w:type="spellStart"/>
             <w:r>
               <w:rPr>
                 <w:rFonts w:ascii="BRH Devanagari Extra" w:hAnsi="BRH Devanagari Extra" w:cs="BRH Devanagari Extra"/>
@@ -7179,7 +5897,6 @@
               </w:rPr>
               <w:t>mÉÉ</w:t>
             </w:r>
-            <w:proofErr w:type="spellEnd"/>
             <w:r>
               <w:rPr>
                 <w:rFonts w:ascii="BRH Malayalam Extra" w:hAnsi="BRH Malayalam Extra" w:cs="BRH Devanagari Extra"/>
@@ -7212,49 +5929,15 @@
               </w:rPr>
               <w:t>–</w:t>
             </w:r>
-            <w:proofErr w:type="spellStart"/>
-            <w:r>
-              <w:rPr>
-                <w:rFonts w:ascii="BRH Devanagari Extra" w:hAnsi="BRH Devanagari Extra" w:cs="BRH Devanagari Extra"/>
-                <w:color w:val="000000"/>
-                <w:sz w:val="40"/>
-                <w:szCs w:val="40"/>
-                <w:lang w:bidi="ml-IN"/>
-              </w:rPr>
-              <w:t>zÉÑ</w:t>
-            </w:r>
-            <w:proofErr w:type="spellEnd"/>
-            <w:r>
-              <w:rPr>
-                <w:rFonts w:ascii="BRH Devanagari Extra" w:hAnsi="BRH Devanagari Extra" w:cs="BRH Devanagari Extra"/>
-                <w:color w:val="000000"/>
-                <w:sz w:val="40"/>
-                <w:szCs w:val="40"/>
-                <w:lang w:bidi="ml-IN"/>
-              </w:rPr>
-              <w:t xml:space="preserve"> </w:t>
-            </w:r>
-            <w:proofErr w:type="spellStart"/>
-            <w:r>
-              <w:rPr>
-                <w:rFonts w:ascii="BRH Devanagari Extra" w:hAnsi="BRH Devanagari Extra" w:cs="BRH Devanagari Extra"/>
-                <w:color w:val="000000"/>
-                <w:sz w:val="40"/>
-                <w:szCs w:val="40"/>
-                <w:lang w:bidi="ml-IN"/>
-              </w:rPr>
-              <w:t>rÉþeÉÌiÉ</w:t>
-            </w:r>
-            <w:proofErr w:type="spellEnd"/>
-            <w:r>
-              <w:rPr>
-                <w:rFonts w:ascii="BRH Devanagari Extra" w:hAnsi="BRH Devanagari Extra" w:cs="BRH Devanagari Extra"/>
-                <w:color w:val="000000"/>
-                <w:sz w:val="40"/>
-                <w:szCs w:val="40"/>
-                <w:lang w:bidi="ml-IN"/>
-              </w:rPr>
-              <w:t xml:space="preserve"> | </w:t>
+            <w:r>
+              <w:rPr>
+                <w:rFonts w:ascii="BRH Devanagari Extra" w:hAnsi="BRH Devanagari Extra" w:cs="BRH Devanagari Extra"/>
+                <w:color w:val="000000"/>
+                <w:sz w:val="40"/>
+                <w:szCs w:val="40"/>
+                <w:lang w:bidi="ml-IN"/>
+              </w:rPr>
+              <w:t xml:space="preserve">zÉÑ rÉþeÉÌiÉ | </w:t>
             </w:r>
           </w:p>
           <w:p>
@@ -7288,7 +5971,6 @@
               </w:rPr>
               <w:t>–</w:t>
             </w:r>
-            <w:proofErr w:type="spellStart"/>
             <w:r>
               <w:rPr>
                 <w:rFonts w:ascii="BRH Devanagari Extra" w:hAnsi="BRH Devanagari Extra" w:cs="BRH Devanagari Extra"/>
@@ -7299,7 +5981,6 @@
               </w:rPr>
               <w:t>mÉÉ</w:t>
             </w:r>
-            <w:proofErr w:type="spellEnd"/>
             <w:r>
               <w:rPr>
                 <w:rFonts w:ascii="BRH Malayalam Extra" w:hAnsi="BRH Malayalam Extra" w:cs="BRH Devanagari Extra"/>
@@ -7343,27 +6024,15 @@
               </w:rPr>
               <w:t>–</w:t>
             </w:r>
-            <w:proofErr w:type="spellStart"/>
-            <w:r>
-              <w:rPr>
-                <w:rFonts w:ascii="BRH Devanagari Extra" w:hAnsi="BRH Devanagari Extra" w:cs="BRH Devanagari Extra"/>
-                <w:color w:val="000000"/>
-                <w:sz w:val="40"/>
-                <w:szCs w:val="40"/>
-                <w:lang w:bidi="ml-IN"/>
-              </w:rPr>
-              <w:t>ÍµÉirÉÑþmÉ</w:t>
-            </w:r>
-            <w:proofErr w:type="spellEnd"/>
-            <w:r>
-              <w:rPr>
-                <w:rFonts w:ascii="BRH Devanagari Extra" w:hAnsi="BRH Devanagari Extra" w:cs="BRH Devanagari Extra"/>
-                <w:color w:val="000000"/>
-                <w:sz w:val="40"/>
-                <w:szCs w:val="40"/>
-                <w:lang w:bidi="ml-IN"/>
-              </w:rPr>
-              <w:t xml:space="preserve"> - A</w:t>
+            <w:r>
+              <w:rPr>
+                <w:rFonts w:ascii="BRH Devanagari Extra" w:hAnsi="BRH Devanagari Extra" w:cs="BRH Devanagari Extra"/>
+                <w:color w:val="000000"/>
+                <w:sz w:val="40"/>
+                <w:szCs w:val="40"/>
+                <w:lang w:bidi="ml-IN"/>
+              </w:rPr>
+              <w:t>ÍµÉirÉÑþmÉ - A</w:t>
             </w:r>
             <w:r>
               <w:rPr>
@@ -7397,27 +6066,15 @@
               </w:rPr>
               <w:t>–</w:t>
             </w:r>
-            <w:proofErr w:type="spellStart"/>
-            <w:r>
-              <w:rPr>
-                <w:rFonts w:ascii="BRH Devanagari Extra" w:hAnsi="BRH Devanagari Extra" w:cs="BRH Devanagari Extra"/>
-                <w:color w:val="000000"/>
-                <w:sz w:val="40"/>
-                <w:szCs w:val="40"/>
-                <w:lang w:bidi="ml-IN"/>
-              </w:rPr>
-              <w:t>zÉÑ</w:t>
-            </w:r>
-            <w:proofErr w:type="spellEnd"/>
-            <w:r>
-              <w:rPr>
-                <w:rFonts w:ascii="BRH Devanagari Extra" w:hAnsi="BRH Devanagari Extra" w:cs="BRH Devanagari Extra"/>
-                <w:color w:val="000000"/>
-                <w:sz w:val="40"/>
-                <w:szCs w:val="40"/>
-                <w:lang w:bidi="ml-IN"/>
-              </w:rPr>
-              <w:t xml:space="preserve"> |</w:t>
+            <w:r>
+              <w:rPr>
+                <w:rFonts w:ascii="BRH Devanagari Extra" w:hAnsi="BRH Devanagari Extra" w:cs="BRH Devanagari Extra"/>
+                <w:color w:val="000000"/>
+                <w:sz w:val="40"/>
+                <w:szCs w:val="40"/>
+                <w:lang w:bidi="ml-IN"/>
+              </w:rPr>
+              <w:t>zÉÑ |</w:t>
             </w:r>
           </w:p>
         </w:tc>
@@ -7461,7 +6118,6 @@
               </w:rPr>
               <w:t>–</w:t>
             </w:r>
-            <w:proofErr w:type="spellStart"/>
             <w:r>
               <w:rPr>
                 <w:rFonts w:ascii="BRH Devanagari Extra" w:hAnsi="BRH Devanagari Extra" w:cs="BRH Devanagari Extra"/>
@@ -7472,7 +6128,6 @@
               </w:rPr>
               <w:t>mÉÉ</w:t>
             </w:r>
-            <w:proofErr w:type="spellEnd"/>
             <w:r>
               <w:rPr>
                 <w:rFonts w:ascii="BRH Malayalam Extra" w:hAnsi="BRH Malayalam Extra" w:cs="BRH Devanagari Extra"/>
@@ -7505,49 +6160,15 @@
               </w:rPr>
               <w:t>–</w:t>
             </w:r>
-            <w:proofErr w:type="spellStart"/>
-            <w:r>
-              <w:rPr>
-                <w:rFonts w:ascii="BRH Devanagari Extra" w:hAnsi="BRH Devanagari Extra" w:cs="BRH Devanagari Extra"/>
-                <w:color w:val="000000"/>
-                <w:sz w:val="40"/>
-                <w:szCs w:val="40"/>
-                <w:lang w:bidi="ml-IN"/>
-              </w:rPr>
-              <w:t>zÉÑ</w:t>
-            </w:r>
-            <w:proofErr w:type="spellEnd"/>
-            <w:r>
-              <w:rPr>
-                <w:rFonts w:ascii="BRH Devanagari Extra" w:hAnsi="BRH Devanagari Extra" w:cs="BRH Devanagari Extra"/>
-                <w:color w:val="000000"/>
-                <w:sz w:val="40"/>
-                <w:szCs w:val="40"/>
-                <w:lang w:bidi="ml-IN"/>
-              </w:rPr>
-              <w:t xml:space="preserve"> </w:t>
-            </w:r>
-            <w:proofErr w:type="spellStart"/>
-            <w:r>
-              <w:rPr>
-                <w:rFonts w:ascii="BRH Devanagari Extra" w:hAnsi="BRH Devanagari Extra" w:cs="BRH Devanagari Extra"/>
-                <w:color w:val="000000"/>
-                <w:sz w:val="40"/>
-                <w:szCs w:val="40"/>
-                <w:lang w:bidi="ml-IN"/>
-              </w:rPr>
-              <w:t>rÉþeÉÌiÉ</w:t>
-            </w:r>
-            <w:proofErr w:type="spellEnd"/>
-            <w:r>
-              <w:rPr>
-                <w:rFonts w:ascii="BRH Devanagari Extra" w:hAnsi="BRH Devanagari Extra" w:cs="BRH Devanagari Extra"/>
-                <w:color w:val="000000"/>
-                <w:sz w:val="40"/>
-                <w:szCs w:val="40"/>
-                <w:lang w:bidi="ml-IN"/>
-              </w:rPr>
-              <w:t xml:space="preserve"> | </w:t>
+            <w:r>
+              <w:rPr>
+                <w:rFonts w:ascii="BRH Devanagari Extra" w:hAnsi="BRH Devanagari Extra" w:cs="BRH Devanagari Extra"/>
+                <w:color w:val="000000"/>
+                <w:sz w:val="40"/>
+                <w:szCs w:val="40"/>
+                <w:lang w:bidi="ml-IN"/>
+              </w:rPr>
+              <w:t xml:space="preserve">zÉÑ rÉþeÉÌiÉ | </w:t>
             </w:r>
           </w:p>
           <w:p>
@@ -7581,7 +6202,6 @@
               </w:rPr>
               <w:t>–</w:t>
             </w:r>
-            <w:proofErr w:type="spellStart"/>
             <w:r>
               <w:rPr>
                 <w:rFonts w:ascii="BRH Devanagari Extra" w:hAnsi="BRH Devanagari Extra" w:cs="BRH Devanagari Extra"/>
@@ -7592,7 +6212,6 @@
               </w:rPr>
               <w:t>mÉÉ</w:t>
             </w:r>
-            <w:proofErr w:type="spellEnd"/>
             <w:r>
               <w:rPr>
                 <w:rFonts w:ascii="BRH Malayalam Extra" w:hAnsi="BRH Malayalam Extra" w:cs="BRH Devanagari Extra"/>
@@ -7624,27 +6243,15 @@
               </w:rPr>
               <w:t>–</w:t>
             </w:r>
-            <w:proofErr w:type="spellStart"/>
-            <w:r>
-              <w:rPr>
-                <w:rFonts w:ascii="BRH Devanagari Extra" w:hAnsi="BRH Devanagari Extra" w:cs="BRH Devanagari Extra"/>
-                <w:color w:val="000000"/>
-                <w:sz w:val="40"/>
-                <w:szCs w:val="40"/>
-                <w:lang w:bidi="ml-IN"/>
-              </w:rPr>
-              <w:t>ÍµÉirÉÑþmÉ</w:t>
-            </w:r>
-            <w:proofErr w:type="spellEnd"/>
-            <w:r>
-              <w:rPr>
-                <w:rFonts w:ascii="BRH Devanagari Extra" w:hAnsi="BRH Devanagari Extra" w:cs="BRH Devanagari Extra"/>
-                <w:color w:val="000000"/>
-                <w:sz w:val="40"/>
-                <w:szCs w:val="40"/>
-                <w:lang w:bidi="ml-IN"/>
-              </w:rPr>
-              <w:t xml:space="preserve"> - A</w:t>
+            <w:r>
+              <w:rPr>
+                <w:rFonts w:ascii="BRH Devanagari Extra" w:hAnsi="BRH Devanagari Extra" w:cs="BRH Devanagari Extra"/>
+                <w:color w:val="000000"/>
+                <w:sz w:val="40"/>
+                <w:szCs w:val="40"/>
+                <w:lang w:bidi="ml-IN"/>
+              </w:rPr>
+              <w:t>ÍµÉirÉÑþmÉ - A</w:t>
             </w:r>
             <w:r>
               <w:rPr>
@@ -7678,27 +6285,15 @@
               </w:rPr>
               <w:t>–</w:t>
             </w:r>
-            <w:proofErr w:type="spellStart"/>
-            <w:r>
-              <w:rPr>
-                <w:rFonts w:ascii="BRH Devanagari Extra" w:hAnsi="BRH Devanagari Extra" w:cs="BRH Devanagari Extra"/>
-                <w:color w:val="000000"/>
-                <w:sz w:val="40"/>
-                <w:szCs w:val="40"/>
-                <w:lang w:bidi="ml-IN"/>
-              </w:rPr>
-              <w:t>zÉÑ</w:t>
-            </w:r>
-            <w:proofErr w:type="spellEnd"/>
-            <w:r>
-              <w:rPr>
-                <w:rFonts w:ascii="BRH Devanagari Extra" w:hAnsi="BRH Devanagari Extra" w:cs="BRH Devanagari Extra"/>
-                <w:color w:val="000000"/>
-                <w:sz w:val="40"/>
-                <w:szCs w:val="40"/>
-                <w:lang w:bidi="ml-IN"/>
-              </w:rPr>
-              <w:t xml:space="preserve"> |</w:t>
+            <w:r>
+              <w:rPr>
+                <w:rFonts w:ascii="BRH Devanagari Extra" w:hAnsi="BRH Devanagari Extra" w:cs="BRH Devanagari Extra"/>
+                <w:color w:val="000000"/>
+                <w:sz w:val="40"/>
+                <w:szCs w:val="40"/>
+                <w:lang w:bidi="ml-IN"/>
+              </w:rPr>
+              <w:t>zÉÑ |</w:t>
             </w:r>
           </w:p>
         </w:tc>
@@ -7736,6 +6331,7 @@
                 <w:sz w:val="28"/>
                 <w:szCs w:val="32"/>
               </w:rPr>
+              <w:lastRenderedPageBreak/>
               <w:t>T.S.6.6.8.3 – Kramam</w:t>
             </w:r>
           </w:p>
@@ -7849,40 +6445,27 @@
               </w:rPr>
               <w:t>–</w:t>
             </w:r>
-            <w:proofErr w:type="spellStart"/>
-            <w:r>
-              <w:rPr>
-                <w:rFonts w:ascii="BRH Devanagari Extra" w:hAnsi="BRH Devanagari Extra" w:cs="BRH Devanagari Extra"/>
-                <w:color w:val="000000"/>
-                <w:sz w:val="40"/>
-                <w:szCs w:val="40"/>
-                <w:lang w:bidi="ml-IN"/>
-              </w:rPr>
-              <w:t>rÉÑeÉÉæÿ</w:t>
-            </w:r>
-            <w:proofErr w:type="spellEnd"/>
-            <w:r>
-              <w:rPr>
-                <w:rFonts w:ascii="BRH Devanagari Extra" w:hAnsi="BRH Devanagari Extra" w:cs="BRH Devanagari Extra"/>
-                <w:color w:val="000000"/>
-                <w:sz w:val="40"/>
-                <w:szCs w:val="40"/>
-                <w:lang w:bidi="ml-IN"/>
-              </w:rPr>
-              <w:t xml:space="preserve"> | xÉ</w:t>
-            </w:r>
-            <w:r>
-              <w:rPr>
-                <w:rFonts w:ascii="BRH Malayalam Extra" w:hAnsi="BRH Malayalam Extra" w:cs="BRH Devanagari Extra"/>
-                <w:b/>
-                <w:color w:val="000000"/>
-                <w:sz w:val="32"/>
-                <w:szCs w:val="40"/>
-                <w:lang w:bidi="ml-IN"/>
-              </w:rPr>
-              <w:t>–</w:t>
-            </w:r>
-            <w:proofErr w:type="spellStart"/>
+            <w:r>
+              <w:rPr>
+                <w:rFonts w:ascii="BRH Devanagari Extra" w:hAnsi="BRH Devanagari Extra" w:cs="BRH Devanagari Extra"/>
+                <w:color w:val="000000"/>
+                <w:sz w:val="40"/>
+                <w:szCs w:val="40"/>
+                <w:lang w:bidi="ml-IN"/>
+              </w:rPr>
+              <w:t>rÉÑeÉÉæÿ | xÉ</w:t>
+            </w:r>
+            <w:r>
+              <w:rPr>
+                <w:rFonts w:ascii="BRH Malayalam Extra" w:hAnsi="BRH Malayalam Extra" w:cs="BRH Devanagari Extra"/>
+                <w:b/>
+                <w:color w:val="000000"/>
+                <w:sz w:val="32"/>
+                <w:szCs w:val="40"/>
+                <w:lang w:bidi="ml-IN"/>
+              </w:rPr>
+              <w:t>–</w:t>
+            </w:r>
             <w:r>
               <w:rPr>
                 <w:rFonts w:ascii="BRH Devanagari Extra" w:hAnsi="BRH Devanagari Extra" w:cs="BRH Devanagari Extra"/>
@@ -7902,63 +6485,28 @@
                 <w:szCs w:val="40"/>
                 <w:lang w:bidi="ml-IN"/>
               </w:rPr>
-              <w:t>eÉÉæþ</w:t>
-            </w:r>
-            <w:proofErr w:type="spellEnd"/>
-            <w:r>
-              <w:rPr>
-                <w:rFonts w:ascii="BRH Devanagari Extra" w:hAnsi="BRH Devanagari Extra" w:cs="BRH Devanagari Extra"/>
-                <w:color w:val="000000"/>
-                <w:sz w:val="40"/>
-                <w:szCs w:val="40"/>
-                <w:lang w:bidi="ml-IN"/>
-              </w:rPr>
-              <w:t xml:space="preserve"> </w:t>
-            </w:r>
-            <w:proofErr w:type="spellStart"/>
-            <w:r>
-              <w:rPr>
-                <w:rFonts w:ascii="BRH Devanagari Extra" w:hAnsi="BRH Devanagari Extra" w:cs="BRH Devanagari Extra"/>
-                <w:color w:val="000000"/>
-                <w:sz w:val="40"/>
-                <w:szCs w:val="40"/>
-                <w:lang w:bidi="ml-IN"/>
-              </w:rPr>
-              <w:t>xÉÉæ</w:t>
-            </w:r>
-            <w:proofErr w:type="spellEnd"/>
-            <w:r>
-              <w:rPr>
-                <w:rFonts w:ascii="BRH Malayalam Extra" w:hAnsi="BRH Malayalam Extra" w:cs="BRH Devanagari Extra"/>
-                <w:b/>
-                <w:color w:val="000000"/>
-                <w:sz w:val="32"/>
-                <w:szCs w:val="40"/>
-                <w:lang w:bidi="ml-IN"/>
-              </w:rPr>
-              <w:t>–</w:t>
-            </w:r>
-            <w:proofErr w:type="spellStart"/>
-            <w:r>
-              <w:rPr>
-                <w:rFonts w:ascii="BRH Devanagari Extra" w:hAnsi="BRH Devanagari Extra" w:cs="BRH Devanagari Extra"/>
-                <w:color w:val="000000"/>
-                <w:sz w:val="40"/>
-                <w:szCs w:val="40"/>
-                <w:lang w:bidi="ml-IN"/>
-              </w:rPr>
-              <w:t>rÉåïhÉþ</w:t>
-            </w:r>
-            <w:proofErr w:type="spellEnd"/>
-            <w:r>
-              <w:rPr>
-                <w:rFonts w:ascii="BRH Devanagari Extra" w:hAnsi="BRH Devanagari Extra" w:cs="BRH Devanagari Extra"/>
-                <w:color w:val="000000"/>
-                <w:sz w:val="40"/>
-                <w:szCs w:val="40"/>
-                <w:lang w:bidi="ml-IN"/>
-              </w:rPr>
-              <w:t xml:space="preserve"> |</w:t>
+              <w:t>eÉÉæþ xÉÉæ</w:t>
+            </w:r>
+            <w:r>
+              <w:rPr>
+                <w:rFonts w:ascii="BRH Malayalam Extra" w:hAnsi="BRH Malayalam Extra" w:cs="BRH Devanagari Extra"/>
+                <w:b/>
+                <w:color w:val="000000"/>
+                <w:sz w:val="32"/>
+                <w:szCs w:val="40"/>
+                <w:lang w:bidi="ml-IN"/>
+              </w:rPr>
+              <w:t>–</w:t>
+            </w:r>
+            <w:r>
+              <w:rPr>
+                <w:rFonts w:ascii="BRH Devanagari Extra" w:hAnsi="BRH Devanagari Extra" w:cs="BRH Devanagari Extra"/>
+                <w:color w:val="000000"/>
+                <w:sz w:val="40"/>
+                <w:szCs w:val="40"/>
+                <w:lang w:bidi="ml-IN"/>
+              </w:rPr>
+              <w:t>rÉåïhÉþ |</w:t>
             </w:r>
           </w:p>
         </w:tc>
@@ -8002,40 +6550,27 @@
               </w:rPr>
               <w:t>–</w:t>
             </w:r>
-            <w:proofErr w:type="spellStart"/>
-            <w:r>
-              <w:rPr>
-                <w:rFonts w:ascii="BRH Devanagari Extra" w:hAnsi="BRH Devanagari Extra" w:cs="BRH Devanagari Extra"/>
-                <w:color w:val="000000"/>
-                <w:sz w:val="40"/>
-                <w:szCs w:val="40"/>
-                <w:lang w:bidi="ml-IN"/>
-              </w:rPr>
-              <w:t>rÉÑeÉÉæÿ</w:t>
-            </w:r>
-            <w:proofErr w:type="spellEnd"/>
-            <w:r>
-              <w:rPr>
-                <w:rFonts w:ascii="BRH Devanagari Extra" w:hAnsi="BRH Devanagari Extra" w:cs="BRH Devanagari Extra"/>
-                <w:color w:val="000000"/>
-                <w:sz w:val="40"/>
-                <w:szCs w:val="40"/>
-                <w:lang w:bidi="ml-IN"/>
-              </w:rPr>
-              <w:t xml:space="preserve"> | xÉ</w:t>
-            </w:r>
-            <w:r>
-              <w:rPr>
-                <w:rFonts w:ascii="BRH Malayalam Extra" w:hAnsi="BRH Malayalam Extra" w:cs="BRH Devanagari Extra"/>
-                <w:b/>
-                <w:color w:val="000000"/>
-                <w:sz w:val="32"/>
-                <w:szCs w:val="40"/>
-                <w:lang w:bidi="ml-IN"/>
-              </w:rPr>
-              <w:t>–</w:t>
-            </w:r>
-            <w:proofErr w:type="spellStart"/>
+            <w:r>
+              <w:rPr>
+                <w:rFonts w:ascii="BRH Devanagari Extra" w:hAnsi="BRH Devanagari Extra" w:cs="BRH Devanagari Extra"/>
+                <w:color w:val="000000"/>
+                <w:sz w:val="40"/>
+                <w:szCs w:val="40"/>
+                <w:lang w:bidi="ml-IN"/>
+              </w:rPr>
+              <w:t>rÉÑeÉÉæÿ | xÉ</w:t>
+            </w:r>
+            <w:r>
+              <w:rPr>
+                <w:rFonts w:ascii="BRH Malayalam Extra" w:hAnsi="BRH Malayalam Extra" w:cs="BRH Devanagari Extra"/>
+                <w:b/>
+                <w:color w:val="000000"/>
+                <w:sz w:val="32"/>
+                <w:szCs w:val="40"/>
+                <w:lang w:bidi="ml-IN"/>
+              </w:rPr>
+              <w:t>–</w:t>
+            </w:r>
             <w:r>
               <w:rPr>
                 <w:rFonts w:ascii="BRH Devanagari Extra" w:hAnsi="BRH Devanagari Extra" w:cs="BRH Devanagari Extra"/>
@@ -8055,63 +6590,28 @@
                 <w:szCs w:val="40"/>
                 <w:lang w:bidi="ml-IN"/>
               </w:rPr>
-              <w:t>ÑeÉÉæþ</w:t>
-            </w:r>
-            <w:proofErr w:type="spellEnd"/>
-            <w:r>
-              <w:rPr>
-                <w:rFonts w:ascii="BRH Devanagari Extra" w:hAnsi="BRH Devanagari Extra" w:cs="BRH Devanagari Extra"/>
-                <w:color w:val="000000"/>
-                <w:sz w:val="40"/>
-                <w:szCs w:val="40"/>
-                <w:lang w:bidi="ml-IN"/>
-              </w:rPr>
-              <w:t xml:space="preserve"> </w:t>
-            </w:r>
-            <w:proofErr w:type="spellStart"/>
-            <w:r>
-              <w:rPr>
-                <w:rFonts w:ascii="BRH Devanagari Extra" w:hAnsi="BRH Devanagari Extra" w:cs="BRH Devanagari Extra"/>
-                <w:color w:val="000000"/>
-                <w:sz w:val="40"/>
-                <w:szCs w:val="40"/>
-                <w:lang w:bidi="ml-IN"/>
-              </w:rPr>
-              <w:t>xÉÉæ</w:t>
-            </w:r>
-            <w:proofErr w:type="spellEnd"/>
-            <w:r>
-              <w:rPr>
-                <w:rFonts w:ascii="BRH Malayalam Extra" w:hAnsi="BRH Malayalam Extra" w:cs="BRH Devanagari Extra"/>
-                <w:b/>
-                <w:color w:val="000000"/>
-                <w:sz w:val="32"/>
-                <w:szCs w:val="40"/>
-                <w:lang w:bidi="ml-IN"/>
-              </w:rPr>
-              <w:t>–</w:t>
-            </w:r>
-            <w:proofErr w:type="spellStart"/>
-            <w:r>
-              <w:rPr>
-                <w:rFonts w:ascii="BRH Devanagari Extra" w:hAnsi="BRH Devanagari Extra" w:cs="BRH Devanagari Extra"/>
-                <w:color w:val="000000"/>
-                <w:sz w:val="40"/>
-                <w:szCs w:val="40"/>
-                <w:lang w:bidi="ml-IN"/>
-              </w:rPr>
-              <w:t>rÉåïhÉþ</w:t>
-            </w:r>
-            <w:proofErr w:type="spellEnd"/>
-            <w:r>
-              <w:rPr>
-                <w:rFonts w:ascii="BRH Devanagari Extra" w:hAnsi="BRH Devanagari Extra" w:cs="BRH Devanagari Extra"/>
-                <w:color w:val="000000"/>
-                <w:sz w:val="40"/>
-                <w:szCs w:val="40"/>
-                <w:lang w:bidi="ml-IN"/>
-              </w:rPr>
-              <w:t xml:space="preserve"> |</w:t>
+              <w:t>ÑeÉÉæþ xÉÉæ</w:t>
+            </w:r>
+            <w:r>
+              <w:rPr>
+                <w:rFonts w:ascii="BRH Malayalam Extra" w:hAnsi="BRH Malayalam Extra" w:cs="BRH Devanagari Extra"/>
+                <w:b/>
+                <w:color w:val="000000"/>
+                <w:sz w:val="32"/>
+                <w:szCs w:val="40"/>
+                <w:lang w:bidi="ml-IN"/>
+              </w:rPr>
+              <w:t>–</w:t>
+            </w:r>
+            <w:r>
+              <w:rPr>
+                <w:rFonts w:ascii="BRH Devanagari Extra" w:hAnsi="BRH Devanagari Extra" w:cs="BRH Devanagari Extra"/>
+                <w:color w:val="000000"/>
+                <w:sz w:val="40"/>
+                <w:szCs w:val="40"/>
+                <w:lang w:bidi="ml-IN"/>
+              </w:rPr>
+              <w:t>rÉåïhÉþ |</w:t>
             </w:r>
           </w:p>
         </w:tc>
@@ -8258,7 +6758,6 @@
               </w:rPr>
               <w:t>–</w:t>
             </w:r>
-            <w:proofErr w:type="spellStart"/>
             <w:r>
               <w:rPr>
                 <w:rFonts w:ascii="BRH Devanagari Extra" w:hAnsi="BRH Devanagari Extra" w:cs="BRH Devanagari Extra"/>
@@ -8270,7 +6769,6 @@
               </w:rPr>
               <w:t>xrÉ</w:t>
             </w:r>
-            <w:proofErr w:type="spellEnd"/>
             <w:r>
               <w:rPr>
                 <w:rFonts w:ascii="BRH Malayalam Extra" w:hAnsi="BRH Malayalam Extra" w:cs="BRH Devanagari Extra"/>
@@ -8283,27 +6781,15 @@
               </w:rPr>
               <w:t>–</w:t>
             </w:r>
-            <w:proofErr w:type="spellStart"/>
-            <w:r>
-              <w:rPr>
-                <w:rFonts w:ascii="BRH Devanagari Extra" w:hAnsi="BRH Devanagari Extra" w:cs="BRH Devanagari Extra"/>
-                <w:color w:val="000000"/>
-                <w:sz w:val="40"/>
-                <w:szCs w:val="40"/>
-                <w:lang w:bidi="ml-IN"/>
-              </w:rPr>
-              <w:t>Î®ïþÈ</w:t>
-            </w:r>
-            <w:proofErr w:type="spellEnd"/>
-            <w:r>
-              <w:rPr>
-                <w:rFonts w:ascii="BRH Devanagari Extra" w:hAnsi="BRH Devanagari Extra" w:cs="BRH Devanagari Extra"/>
-                <w:color w:val="000000"/>
-                <w:sz w:val="40"/>
-                <w:szCs w:val="40"/>
-                <w:lang w:bidi="ml-IN"/>
-              </w:rPr>
-              <w:t xml:space="preserve"> | GÎ®</w:t>
+            <w:r>
+              <w:rPr>
+                <w:rFonts w:ascii="BRH Devanagari Extra" w:hAnsi="BRH Devanagari Extra" w:cs="BRH Devanagari Extra"/>
+                <w:color w:val="000000"/>
+                <w:sz w:val="40"/>
+                <w:szCs w:val="40"/>
+                <w:lang w:bidi="ml-IN"/>
+              </w:rPr>
+              <w:t>Î®ïþÈ | GÎ®</w:t>
             </w:r>
             <w:r>
               <w:rPr>
@@ -8344,29 +6830,7 @@
                 <w:szCs w:val="40"/>
                 <w:lang w:bidi="ml-IN"/>
               </w:rPr>
-              <w:t xml:space="preserve"> </w:t>
-            </w:r>
-            <w:proofErr w:type="spellStart"/>
-            <w:r>
-              <w:rPr>
-                <w:rFonts w:ascii="BRH Devanagari Extra" w:hAnsi="BRH Devanagari Extra" w:cs="BRH Devanagari Extra"/>
-                <w:color w:val="000000"/>
-                <w:sz w:val="40"/>
-                <w:szCs w:val="40"/>
-                <w:lang w:bidi="ml-IN"/>
-              </w:rPr>
-              <w:t>ÌWûUþhrÉqÉç</w:t>
-            </w:r>
-            <w:proofErr w:type="spellEnd"/>
-            <w:r>
-              <w:rPr>
-                <w:rFonts w:ascii="BRH Devanagari Extra" w:hAnsi="BRH Devanagari Extra" w:cs="BRH Devanagari Extra"/>
-                <w:color w:val="000000"/>
-                <w:sz w:val="40"/>
-                <w:szCs w:val="40"/>
-                <w:lang w:bidi="ml-IN"/>
-              </w:rPr>
-              <w:t xml:space="preserve"> |</w:t>
+              <w:t xml:space="preserve"> ÌWûUþhrÉqÉç |</w:t>
             </w:r>
           </w:p>
         </w:tc>
@@ -8409,7 +6873,6 @@
               </w:rPr>
               <w:t>–</w:t>
             </w:r>
-            <w:proofErr w:type="spellStart"/>
             <w:r>
               <w:rPr>
                 <w:rFonts w:ascii="BRH Devanagari Extra" w:hAnsi="BRH Devanagari Extra" w:cs="BRH Devanagari Extra"/>
@@ -8429,18 +6892,7 @@
                 <w:szCs w:val="40"/>
                 <w:lang w:bidi="ml-IN"/>
               </w:rPr>
-              <w:t>Î®ïþÈ</w:t>
-            </w:r>
-            <w:proofErr w:type="spellEnd"/>
-            <w:r>
-              <w:rPr>
-                <w:rFonts w:ascii="BRH Devanagari Extra" w:hAnsi="BRH Devanagari Extra" w:cs="BRH Devanagari Extra"/>
-                <w:color w:val="000000"/>
-                <w:sz w:val="40"/>
-                <w:szCs w:val="40"/>
-                <w:lang w:bidi="ml-IN"/>
-              </w:rPr>
-              <w:t xml:space="preserve"> | GÎ®</w:t>
+              <w:t>Î®ïþÈ | GÎ®</w:t>
             </w:r>
             <w:r>
               <w:rPr>
@@ -8481,29 +6933,7 @@
                 <w:szCs w:val="40"/>
                 <w:lang w:bidi="ml-IN"/>
               </w:rPr>
-              <w:t xml:space="preserve"> </w:t>
-            </w:r>
-            <w:proofErr w:type="spellStart"/>
-            <w:r>
-              <w:rPr>
-                <w:rFonts w:ascii="BRH Devanagari Extra" w:hAnsi="BRH Devanagari Extra" w:cs="BRH Devanagari Extra"/>
-                <w:color w:val="000000"/>
-                <w:sz w:val="40"/>
-                <w:szCs w:val="40"/>
-                <w:lang w:bidi="ml-IN"/>
-              </w:rPr>
-              <w:t>ÌWûUþhrÉqÉç</w:t>
-            </w:r>
-            <w:proofErr w:type="spellEnd"/>
-            <w:r>
-              <w:rPr>
-                <w:rFonts w:ascii="BRH Devanagari Extra" w:hAnsi="BRH Devanagari Extra" w:cs="BRH Devanagari Extra"/>
-                <w:color w:val="000000"/>
-                <w:sz w:val="40"/>
-                <w:szCs w:val="40"/>
-                <w:lang w:bidi="ml-IN"/>
-              </w:rPr>
-              <w:t xml:space="preserve"> |</w:t>
+              <w:t xml:space="preserve"> ÌWûUþhrÉqÉç |</w:t>
             </w:r>
           </w:p>
         </w:tc>
@@ -8701,7 +7131,6 @@
               </w:rPr>
               <w:t>–</w:t>
             </w:r>
-            <w:proofErr w:type="spellStart"/>
             <w:r>
               <w:rPr>
                 <w:rFonts w:ascii="BRH Devanagari Extra" w:hAnsi="BRH Devanagari Extra" w:cs="BRH Devanagari Extra"/>
@@ -8712,19 +7141,17 @@
               </w:rPr>
               <w:t>ÌuÉ</w:t>
             </w:r>
-            <w:proofErr w:type="spellEnd"/>
-            <w:r>
-              <w:rPr>
-                <w:rFonts w:ascii="BRH Malayalam Extra" w:hAnsi="BRH Malayalam Extra" w:cs="BRH Devanagari Extra"/>
-                <w:b/>
-                <w:color w:val="000000"/>
-                <w:sz w:val="32"/>
-                <w:szCs w:val="40"/>
-                <w:lang w:bidi="ml-IN"/>
-              </w:rPr>
-              <w:t>–</w:t>
-            </w:r>
-            <w:proofErr w:type="spellStart"/>
+            <w:r>
+              <w:rPr>
+                <w:rFonts w:ascii="BRH Malayalam Extra" w:hAnsi="BRH Malayalam Extra" w:cs="BRH Devanagari Extra"/>
+                <w:b/>
+                <w:color w:val="000000"/>
+                <w:sz w:val="32"/>
+                <w:szCs w:val="40"/>
+                <w:lang w:bidi="ml-IN"/>
+              </w:rPr>
+              <w:t>–</w:t>
+            </w:r>
             <w:r>
               <w:rPr>
                 <w:rFonts w:ascii="BRH Devanagari Extra" w:hAnsi="BRH Devanagari Extra" w:cs="BRH Devanagari Extra"/>
@@ -8735,49 +7162,26 @@
               </w:rPr>
               <w:t>ÌwÉ</w:t>
             </w:r>
-            <w:proofErr w:type="spellEnd"/>
-            <w:r>
-              <w:rPr>
-                <w:rFonts w:ascii="BRH Malayalam Extra" w:hAnsi="BRH Malayalam Extra" w:cs="BRH Devanagari Extra"/>
-                <w:b/>
-                <w:color w:val="000000"/>
-                <w:sz w:val="32"/>
-                <w:szCs w:val="40"/>
-                <w:lang w:bidi="ml-IN"/>
-              </w:rPr>
-              <w:t>–</w:t>
-            </w:r>
-            <w:r>
-              <w:rPr>
-                <w:rFonts w:ascii="BRH Devanagari Extra" w:hAnsi="BRH Devanagari Extra" w:cs="BRH Devanagari Extra"/>
-                <w:color w:val="000000"/>
-                <w:sz w:val="40"/>
-                <w:szCs w:val="40"/>
-                <w:lang w:bidi="ml-IN"/>
-              </w:rPr>
-              <w:t xml:space="preserve">iÉ </w:t>
-            </w:r>
-            <w:proofErr w:type="spellStart"/>
-            <w:r>
-              <w:rPr>
-                <w:rFonts w:ascii="BRH Devanagari Extra" w:hAnsi="BRH Devanagari Extra" w:cs="BRH Devanagari Extra"/>
-                <w:color w:val="000000"/>
-                <w:sz w:val="40"/>
-                <w:szCs w:val="40"/>
-                <w:lang w:bidi="ml-IN"/>
-              </w:rPr>
-              <w:t>CÌiÉþ</w:t>
-            </w:r>
-            <w:proofErr w:type="spellEnd"/>
-            <w:r>
-              <w:rPr>
-                <w:rFonts w:ascii="BRH Devanagari Extra" w:hAnsi="BRH Devanagari Extra" w:cs="BRH Devanagari Extra"/>
-                <w:color w:val="000000"/>
-                <w:sz w:val="40"/>
-                <w:szCs w:val="40"/>
-                <w:lang w:bidi="ml-IN"/>
-              </w:rPr>
-              <w:t xml:space="preserve"> </w:t>
+            <w:r>
+              <w:rPr>
+                <w:rFonts w:ascii="BRH Malayalam Extra" w:hAnsi="BRH Malayalam Extra" w:cs="BRH Devanagari Extra"/>
+                <w:b/>
+                <w:color w:val="000000"/>
+                <w:sz w:val="32"/>
+                <w:szCs w:val="40"/>
+                <w:lang w:bidi="ml-IN"/>
+              </w:rPr>
+              <w:t>–</w:t>
+            </w:r>
+            <w:r>
+              <w:rPr>
+                <w:rFonts w:ascii="BRH Devanagari Extra" w:hAnsi="BRH Devanagari Extra" w:cs="BRH Devanagari Extra"/>
+                <w:color w:val="000000"/>
+                <w:sz w:val="40"/>
+                <w:szCs w:val="40"/>
+                <w:lang w:bidi="ml-IN"/>
+              </w:rPr>
+              <w:t xml:space="preserve">iÉ CÌiÉþ </w:t>
             </w:r>
           </w:p>
           <w:p>
@@ -8791,7 +7195,6 @@
                 <w:lang w:val="en-IN" w:eastAsia="en-IN" w:bidi="ml-IN"/>
               </w:rPr>
             </w:pPr>
-            <w:proofErr w:type="spellStart"/>
             <w:r>
               <w:rPr>
                 <w:rFonts w:ascii="BRH Devanagari Extra" w:hAnsi="BRH Devanagari Extra" w:cs="BRH Devanagari Extra"/>
@@ -8813,41 +7216,27 @@
               </w:rPr>
               <w:t>rÉ</w:t>
             </w:r>
-            <w:proofErr w:type="spellEnd"/>
-            <w:r>
-              <w:rPr>
-                <w:rFonts w:ascii="BRH Devanagari Extra" w:hAnsi="BRH Devanagari Extra" w:cs="BRH Devanagari Extra"/>
-                <w:color w:val="000000"/>
-                <w:sz w:val="40"/>
-                <w:szCs w:val="40"/>
-                <w:lang w:bidi="ml-IN"/>
-              </w:rPr>
-              <w:t xml:space="preserve"> - </w:t>
-            </w:r>
-            <w:proofErr w:type="spellStart"/>
-            <w:r>
-              <w:rPr>
-                <w:rFonts w:ascii="BRH Devanagari Extra" w:hAnsi="BRH Devanagari Extra" w:cs="BRH Devanagari Extra"/>
-                <w:color w:val="000000"/>
-                <w:sz w:val="40"/>
-                <w:szCs w:val="40"/>
-                <w:lang w:bidi="ml-IN"/>
-              </w:rPr>
-              <w:t>ÌuÉ</w:t>
-            </w:r>
-            <w:proofErr w:type="spellEnd"/>
-            <w:r>
-              <w:rPr>
-                <w:rFonts w:ascii="BRH Malayalam Extra" w:hAnsi="BRH Malayalam Extra" w:cs="BRH Devanagari Extra"/>
-                <w:b/>
-                <w:color w:val="000000"/>
-                <w:sz w:val="32"/>
-                <w:szCs w:val="40"/>
-                <w:lang w:bidi="ml-IN"/>
-              </w:rPr>
-              <w:t>–</w:t>
-            </w:r>
-            <w:proofErr w:type="spellStart"/>
+            <w:r>
+              <w:rPr>
+                <w:rFonts w:ascii="BRH Devanagari Extra" w:hAnsi="BRH Devanagari Extra" w:cs="BRH Devanagari Extra"/>
+                <w:color w:val="000000"/>
+                <w:sz w:val="40"/>
+                <w:szCs w:val="40"/>
+                <w:lang w:bidi="ml-IN"/>
+              </w:rPr>
+              <w:t xml:space="preserve"> - ÌuÉ</w:t>
+            </w:r>
+            <w:r>
+              <w:rPr>
+                <w:rFonts w:ascii="BRH Malayalam Extra" w:hAnsi="BRH Malayalam Extra" w:cs="BRH Devanagari Extra"/>
+                <w:b/>
+                <w:color w:val="000000"/>
+                <w:sz w:val="32"/>
+                <w:szCs w:val="40"/>
+                <w:lang w:bidi="ml-IN"/>
+              </w:rPr>
+              <w:t>–</w:t>
+            </w:r>
             <w:r>
               <w:rPr>
                 <w:rFonts w:ascii="BRH Devanagari Extra" w:hAnsi="BRH Devanagari Extra" w:cs="BRH Devanagari Extra"/>
@@ -8858,39 +7247,26 @@
               </w:rPr>
               <w:t>ÌwÉ</w:t>
             </w:r>
-            <w:proofErr w:type="spellEnd"/>
-            <w:r>
-              <w:rPr>
-                <w:rFonts w:ascii="BRH Malayalam Extra" w:hAnsi="BRH Malayalam Extra" w:cs="BRH Devanagari Extra"/>
-                <w:b/>
-                <w:color w:val="000000"/>
-                <w:sz w:val="32"/>
-                <w:szCs w:val="40"/>
-                <w:lang w:bidi="ml-IN"/>
-              </w:rPr>
-              <w:t>–</w:t>
-            </w:r>
-            <w:proofErr w:type="spellStart"/>
-            <w:r>
-              <w:rPr>
-                <w:rFonts w:ascii="BRH Devanagari Extra" w:hAnsi="BRH Devanagari Extra" w:cs="BRH Devanagari Extra"/>
-                <w:color w:val="000000"/>
-                <w:sz w:val="40"/>
-                <w:szCs w:val="40"/>
-                <w:lang w:bidi="ml-IN"/>
-              </w:rPr>
-              <w:t>iÉå</w:t>
-            </w:r>
-            <w:proofErr w:type="spellEnd"/>
-            <w:r>
-              <w:rPr>
-                <w:rFonts w:ascii="BRH Devanagari Extra" w:hAnsi="BRH Devanagari Extra" w:cs="BRH Devanagari Extra"/>
-                <w:color w:val="000000"/>
-                <w:sz w:val="40"/>
-                <w:szCs w:val="40"/>
-                <w:lang w:bidi="ml-IN"/>
-              </w:rPr>
-              <w:t xml:space="preserve"> |</w:t>
+            <w:r>
+              <w:rPr>
+                <w:rFonts w:ascii="BRH Malayalam Extra" w:hAnsi="BRH Malayalam Extra" w:cs="BRH Devanagari Extra"/>
+                <w:b/>
+                <w:color w:val="000000"/>
+                <w:sz w:val="32"/>
+                <w:szCs w:val="40"/>
+                <w:lang w:bidi="ml-IN"/>
+              </w:rPr>
+              <w:t>–</w:t>
+            </w:r>
+            <w:r>
+              <w:rPr>
+                <w:rFonts w:ascii="BRH Devanagari Extra" w:hAnsi="BRH Devanagari Extra" w:cs="BRH Devanagari Extra"/>
+                <w:color w:val="000000"/>
+                <w:sz w:val="40"/>
+                <w:szCs w:val="40"/>
+                <w:lang w:bidi="ml-IN"/>
+              </w:rPr>
+              <w:t>iÉå |</w:t>
             </w:r>
           </w:p>
         </w:tc>
@@ -8955,7 +7331,6 @@
               </w:rPr>
               <w:t>–</w:t>
             </w:r>
-            <w:proofErr w:type="spellStart"/>
             <w:r>
               <w:rPr>
                 <w:rFonts w:ascii="BRH Devanagari Extra" w:hAnsi="BRH Devanagari Extra" w:cs="BRH Devanagari Extra"/>
@@ -8967,19 +7342,17 @@
               </w:rPr>
               <w:t>rÉÉ</w:t>
             </w:r>
-            <w:proofErr w:type="spellEnd"/>
-            <w:r>
-              <w:rPr>
-                <w:rFonts w:ascii="BRH Malayalam Extra" w:hAnsi="BRH Malayalam Extra" w:cs="BRH Devanagari Extra"/>
-                <w:b/>
-                <w:color w:val="000000"/>
-                <w:sz w:val="32"/>
-                <w:szCs w:val="40"/>
-                <w:lang w:bidi="ml-IN"/>
-              </w:rPr>
-              <w:t>–</w:t>
-            </w:r>
-            <w:proofErr w:type="spellStart"/>
+            <w:r>
+              <w:rPr>
+                <w:rFonts w:ascii="BRH Malayalam Extra" w:hAnsi="BRH Malayalam Extra" w:cs="BRH Devanagari Extra"/>
+                <w:b/>
+                <w:color w:val="000000"/>
+                <w:sz w:val="32"/>
+                <w:szCs w:val="40"/>
+                <w:lang w:bidi="ml-IN"/>
+              </w:rPr>
+              <w:t>–</w:t>
+            </w:r>
             <w:r>
               <w:rPr>
                 <w:rFonts w:ascii="BRH Devanagari Extra" w:hAnsi="BRH Devanagari Extra" w:cs="BRH Devanagari Extra"/>
@@ -8990,19 +7363,17 @@
               </w:rPr>
               <w:t>ÌuÉ</w:t>
             </w:r>
-            <w:proofErr w:type="spellEnd"/>
-            <w:r>
-              <w:rPr>
-                <w:rFonts w:ascii="BRH Malayalam Extra" w:hAnsi="BRH Malayalam Extra" w:cs="BRH Devanagari Extra"/>
-                <w:b/>
-                <w:color w:val="000000"/>
-                <w:sz w:val="32"/>
-                <w:szCs w:val="40"/>
-                <w:lang w:bidi="ml-IN"/>
-              </w:rPr>
-              <w:t>–</w:t>
-            </w:r>
-            <w:proofErr w:type="spellStart"/>
+            <w:r>
+              <w:rPr>
+                <w:rFonts w:ascii="BRH Malayalam Extra" w:hAnsi="BRH Malayalam Extra" w:cs="BRH Devanagari Extra"/>
+                <w:b/>
+                <w:color w:val="000000"/>
+                <w:sz w:val="32"/>
+                <w:szCs w:val="40"/>
+                <w:lang w:bidi="ml-IN"/>
+              </w:rPr>
+              <w:t>–</w:t>
+            </w:r>
             <w:r>
               <w:rPr>
                 <w:rFonts w:ascii="BRH Devanagari Extra" w:hAnsi="BRH Devanagari Extra" w:cs="BRH Devanagari Extra"/>
@@ -9013,49 +7384,26 @@
               </w:rPr>
               <w:t>ÌwÉ</w:t>
             </w:r>
-            <w:proofErr w:type="spellEnd"/>
-            <w:r>
-              <w:rPr>
-                <w:rFonts w:ascii="BRH Malayalam Extra" w:hAnsi="BRH Malayalam Extra" w:cs="BRH Devanagari Extra"/>
-                <w:b/>
-                <w:color w:val="000000"/>
-                <w:sz w:val="32"/>
-                <w:szCs w:val="40"/>
-                <w:lang w:bidi="ml-IN"/>
-              </w:rPr>
-              <w:t>–</w:t>
-            </w:r>
-            <w:r>
-              <w:rPr>
-                <w:rFonts w:ascii="BRH Devanagari Extra" w:hAnsi="BRH Devanagari Extra" w:cs="BRH Devanagari Extra"/>
-                <w:color w:val="000000"/>
-                <w:sz w:val="40"/>
-                <w:szCs w:val="40"/>
-                <w:lang w:bidi="ml-IN"/>
-              </w:rPr>
-              <w:t xml:space="preserve">iÉ </w:t>
-            </w:r>
-            <w:proofErr w:type="spellStart"/>
-            <w:r>
-              <w:rPr>
-                <w:rFonts w:ascii="BRH Devanagari Extra" w:hAnsi="BRH Devanagari Extra" w:cs="BRH Devanagari Extra"/>
-                <w:color w:val="000000"/>
-                <w:sz w:val="40"/>
-                <w:szCs w:val="40"/>
-                <w:lang w:bidi="ml-IN"/>
-              </w:rPr>
-              <w:t>CÌiÉþ</w:t>
-            </w:r>
-            <w:proofErr w:type="spellEnd"/>
-            <w:r>
-              <w:rPr>
-                <w:rFonts w:ascii="BRH Devanagari Extra" w:hAnsi="BRH Devanagari Extra" w:cs="BRH Devanagari Extra"/>
-                <w:color w:val="000000"/>
-                <w:sz w:val="40"/>
-                <w:szCs w:val="40"/>
-                <w:lang w:bidi="ml-IN"/>
-              </w:rPr>
-              <w:t xml:space="preserve"> </w:t>
+            <w:r>
+              <w:rPr>
+                <w:rFonts w:ascii="BRH Malayalam Extra" w:hAnsi="BRH Malayalam Extra" w:cs="BRH Devanagari Extra"/>
+                <w:b/>
+                <w:color w:val="000000"/>
+                <w:sz w:val="32"/>
+                <w:szCs w:val="40"/>
+                <w:lang w:bidi="ml-IN"/>
+              </w:rPr>
+              <w:t>–</w:t>
+            </w:r>
+            <w:r>
+              <w:rPr>
+                <w:rFonts w:ascii="BRH Devanagari Extra" w:hAnsi="BRH Devanagari Extra" w:cs="BRH Devanagari Extra"/>
+                <w:color w:val="000000"/>
+                <w:sz w:val="40"/>
+                <w:szCs w:val="40"/>
+                <w:lang w:bidi="ml-IN"/>
+              </w:rPr>
+              <w:t xml:space="preserve">iÉ CÌiÉþ </w:t>
             </w:r>
           </w:p>
           <w:p>
@@ -9073,7 +7421,6 @@
                 <w:lang w:val="en-IN" w:eastAsia="en-IN" w:bidi="ml-IN"/>
               </w:rPr>
             </w:pPr>
-            <w:proofErr w:type="spellStart"/>
             <w:r>
               <w:rPr>
                 <w:rFonts w:ascii="BRH Devanagari Extra" w:hAnsi="BRH Devanagari Extra" w:cs="BRH Devanagari Extra"/>
@@ -9095,41 +7442,27 @@
               </w:rPr>
               <w:t>rÉÉ</w:t>
             </w:r>
-            <w:proofErr w:type="spellEnd"/>
-            <w:r>
-              <w:rPr>
-                <w:rFonts w:ascii="BRH Devanagari Extra" w:hAnsi="BRH Devanagari Extra" w:cs="BRH Devanagari Extra"/>
-                <w:color w:val="000000"/>
-                <w:sz w:val="40"/>
-                <w:szCs w:val="40"/>
-                <w:lang w:bidi="ml-IN"/>
-              </w:rPr>
-              <w:t xml:space="preserve"> - </w:t>
-            </w:r>
-            <w:proofErr w:type="spellStart"/>
-            <w:r>
-              <w:rPr>
-                <w:rFonts w:ascii="BRH Devanagari Extra" w:hAnsi="BRH Devanagari Extra" w:cs="BRH Devanagari Extra"/>
-                <w:color w:val="000000"/>
-                <w:sz w:val="40"/>
-                <w:szCs w:val="40"/>
-                <w:lang w:bidi="ml-IN"/>
-              </w:rPr>
-              <w:t>ÌuÉ</w:t>
-            </w:r>
-            <w:proofErr w:type="spellEnd"/>
-            <w:r>
-              <w:rPr>
-                <w:rFonts w:ascii="BRH Malayalam Extra" w:hAnsi="BRH Malayalam Extra" w:cs="BRH Devanagari Extra"/>
-                <w:b/>
-                <w:color w:val="000000"/>
-                <w:sz w:val="32"/>
-                <w:szCs w:val="40"/>
-                <w:lang w:bidi="ml-IN"/>
-              </w:rPr>
-              <w:t>–</w:t>
-            </w:r>
-            <w:proofErr w:type="spellStart"/>
+            <w:r>
+              <w:rPr>
+                <w:rFonts w:ascii="BRH Devanagari Extra" w:hAnsi="BRH Devanagari Extra" w:cs="BRH Devanagari Extra"/>
+                <w:color w:val="000000"/>
+                <w:sz w:val="40"/>
+                <w:szCs w:val="40"/>
+                <w:lang w:bidi="ml-IN"/>
+              </w:rPr>
+              <w:t xml:space="preserve"> - ÌuÉ</w:t>
+            </w:r>
+            <w:r>
+              <w:rPr>
+                <w:rFonts w:ascii="BRH Malayalam Extra" w:hAnsi="BRH Malayalam Extra" w:cs="BRH Devanagari Extra"/>
+                <w:b/>
+                <w:color w:val="000000"/>
+                <w:sz w:val="32"/>
+                <w:szCs w:val="40"/>
+                <w:lang w:bidi="ml-IN"/>
+              </w:rPr>
+              <w:t>–</w:t>
+            </w:r>
             <w:r>
               <w:rPr>
                 <w:rFonts w:ascii="BRH Devanagari Extra" w:hAnsi="BRH Devanagari Extra" w:cs="BRH Devanagari Extra"/>
@@ -9140,39 +7473,26 @@
               </w:rPr>
               <w:t>ÌwÉ</w:t>
             </w:r>
-            <w:proofErr w:type="spellEnd"/>
-            <w:r>
-              <w:rPr>
-                <w:rFonts w:ascii="BRH Malayalam Extra" w:hAnsi="BRH Malayalam Extra" w:cs="BRH Devanagari Extra"/>
-                <w:b/>
-                <w:color w:val="000000"/>
-                <w:sz w:val="32"/>
-                <w:szCs w:val="40"/>
-                <w:lang w:bidi="ml-IN"/>
-              </w:rPr>
-              <w:t>–</w:t>
-            </w:r>
-            <w:proofErr w:type="spellStart"/>
-            <w:r>
-              <w:rPr>
-                <w:rFonts w:ascii="BRH Devanagari Extra" w:hAnsi="BRH Devanagari Extra" w:cs="BRH Devanagari Extra"/>
-                <w:color w:val="000000"/>
-                <w:sz w:val="40"/>
-                <w:szCs w:val="40"/>
-                <w:lang w:bidi="ml-IN"/>
-              </w:rPr>
-              <w:t>iÉå</w:t>
-            </w:r>
-            <w:proofErr w:type="spellEnd"/>
-            <w:r>
-              <w:rPr>
-                <w:rFonts w:ascii="BRH Devanagari Extra" w:hAnsi="BRH Devanagari Extra" w:cs="BRH Devanagari Extra"/>
-                <w:color w:val="000000"/>
-                <w:sz w:val="40"/>
-                <w:szCs w:val="40"/>
-                <w:lang w:bidi="ml-IN"/>
-              </w:rPr>
-              <w:t xml:space="preserve"> |</w:t>
+            <w:r>
+              <w:rPr>
+                <w:rFonts w:ascii="BRH Malayalam Extra" w:hAnsi="BRH Malayalam Extra" w:cs="BRH Devanagari Extra"/>
+                <w:b/>
+                <w:color w:val="000000"/>
+                <w:sz w:val="32"/>
+                <w:szCs w:val="40"/>
+                <w:lang w:bidi="ml-IN"/>
+              </w:rPr>
+              <w:t>–</w:t>
+            </w:r>
+            <w:r>
+              <w:rPr>
+                <w:rFonts w:ascii="BRH Devanagari Extra" w:hAnsi="BRH Devanagari Extra" w:cs="BRH Devanagari Extra"/>
+                <w:color w:val="000000"/>
+                <w:sz w:val="40"/>
+                <w:szCs w:val="40"/>
+                <w:lang w:bidi="ml-IN"/>
+              </w:rPr>
+              <w:t>iÉå |</w:t>
             </w:r>
           </w:p>
         </w:tc>
@@ -9206,29 +7526,7 @@
           <w:szCs w:val="40"/>
           <w:lang w:val="en-IN" w:eastAsia="en-IN"/>
         </w:rPr>
-        <w:t>"</w:t>
-      </w:r>
-      <w:proofErr w:type="spellStart"/>
-      <w:r>
-        <w:rPr>
-          <w:rFonts w:ascii="BRH Devanagari" w:hAnsi="BRH Devanagari" w:cs="BRH Devanagari"/>
-          <w:color w:val="000000"/>
-          <w:sz w:val="40"/>
-          <w:szCs w:val="40"/>
-          <w:lang w:val="en-IN" w:eastAsia="en-IN"/>
-        </w:rPr>
-        <w:t>zlÉ</w:t>
-      </w:r>
-      <w:proofErr w:type="spellEnd"/>
-      <w:r>
-        <w:rPr>
-          <w:rFonts w:ascii="BRH Devanagari" w:hAnsi="BRH Devanagari" w:cs="BRH Devanagari"/>
-          <w:color w:val="000000"/>
-          <w:sz w:val="40"/>
-          <w:szCs w:val="40"/>
-          <w:lang w:val="en-IN" w:eastAsia="en-IN"/>
-        </w:rPr>
-        <w:t xml:space="preserve">" </w:t>
+        <w:t xml:space="preserve">"zlÉ" </w:t>
       </w:r>
       <w:r>
         <w:rPr>
@@ -9267,7 +7565,6 @@
         </w:rPr>
         <w:t>"</w:t>
       </w:r>
-      <w:proofErr w:type="spellStart"/>
       <w:proofErr w:type="gramEnd"/>
       <w:r>
         <w:rPr>
@@ -9280,7 +7577,6 @@
         </w:rPr>
         <w:t>zgÉ</w:t>
       </w:r>
-      <w:proofErr w:type="spellEnd"/>
       <w:r>
         <w:rPr>
           <w:rFonts w:ascii="BRH Devanagari" w:hAnsi="BRH Devanagari" w:cs="BRH Devanagari"/>
@@ -9389,7 +7685,6 @@
           <w:szCs w:val="32"/>
           <w:u w:val="single"/>
         </w:rPr>
-        <w:lastRenderedPageBreak/>
         <w:t xml:space="preserve">TS </w:t>
       </w:r>
       <w:r>
@@ -9678,6 +7973,7 @@
                 <w:sz w:val="32"/>
                 <w:szCs w:val="36"/>
               </w:rPr>
+              <w:lastRenderedPageBreak/>
               <w:t>None</w:t>
             </w:r>
           </w:p>
